--- a/Netskope-DLPoD-Databricks-Solutions-Guide.docx
+++ b/Netskope-DLPoD-Databricks-Solutions-Guide.docx
@@ -1,6 +1,6 @@
 
 <file path=word/document.xml><?xml version="1.0" encoding="utf-8"?>
-<w:document xmlns:wpc="http://schemas.microsoft.com/office/word/2010/wordprocessingCanvas" xmlns:mc="http://schemas.openxmlformats.org/markup-compatibility/2006" xmlns:o="urn:schemas-microsoft-com:office:office" xmlns:r="http://schemas.openxmlformats.org/officeDocument/2006/relationships" xmlns:m="http://schemas.openxmlformats.org/officeDocument/2006/math" xmlns:v="urn:schemas-microsoft-com:vml" xmlns:wp14="http://schemas.microsoft.com/office/word/2010/wordprocessingDrawing" xmlns:wp="http://schemas.openxmlformats.org/drawingml/2006/wordprocessingDrawing" xmlns:w10="urn:schemas-microsoft-com:office:word" xmlns:w="http://schemas.openxmlformats.org/wordprocessingml/2006/main" xmlns:w14="http://schemas.microsoft.com/office/word/2010/wordml" xmlns:w15="http://schemas.microsoft.com/office/word/2012/wordml" xmlns:wpg="http://schemas.microsoft.com/office/word/2010/wordprocessingGroup" xmlns:wpi="http://schemas.microsoft.com/office/word/2010/wordprocessingInk" xmlns:wne="http://schemas.microsoft.com/office/word/2006/wordml" xmlns:wps="http://schemas.microsoft.com/office/word/2010/wordprocessingShape" xmlns:cx="http://schemas.microsoft.com/office/drawing/2014/chartex" xmlns:cx1="http://schemas.microsoft.com/office/drawing/2015/9/8/chartex" xmlns:cx2="http://schemas.microsoft.com/office/drawing/2015/10/21/chartex" xmlns:cx3="http://schemas.microsoft.com/office/drawing/2016/5/9/chartex" xmlns:cx4="http://schemas.microsoft.com/office/drawing/2016/5/10/chartex" xmlns:cx5="http://schemas.microsoft.com/office/drawing/2016/5/11/chartex" xmlns:cx6="http://schemas.microsoft.com/office/drawing/2016/5/12/chartex" xmlns:cx7="http://schemas.microsoft.com/office/drawing/2016/5/13/chartex" xmlns:cx8="http://schemas.microsoft.com/office/drawing/2016/5/14/chartex" xmlns:aink="http://schemas.microsoft.com/office/drawing/2016/ink" xmlns:am3d="http://schemas.microsoft.com/office/drawing/2017/model3d" xmlns:w16cex="http://schemas.microsoft.com/office/word/2018/wordml/cex" xmlns:w16cid="http://schemas.microsoft.com/office/word/2016/wordml/cid" xmlns:w16="http://schemas.microsoft.com/office/word/2018/wordml" xmlns:w16sdtdh="http://schemas.microsoft.com/office/word/2020/wordml/sdtdatahash" xmlns:w16se="http://schemas.microsoft.com/office/word/2015/wordml/symex" mc:Ignorable="w14 w15 wp14">
+<w:document xmlns:wpc="http://schemas.microsoft.com/office/word/2010/wordprocessingCanvas" xmlns:cx="http://schemas.microsoft.com/office/drawing/2014/chartex" xmlns:cx1="http://schemas.microsoft.com/office/drawing/2015/9/8/chartex" xmlns:cx2="http://schemas.microsoft.com/office/drawing/2015/10/21/chartex" xmlns:cx3="http://schemas.microsoft.com/office/drawing/2016/5/9/chartex" xmlns:cx4="http://schemas.microsoft.com/office/drawing/2016/5/10/chartex" xmlns:cx5="http://schemas.microsoft.com/office/drawing/2016/5/11/chartex" xmlns:cx6="http://schemas.microsoft.com/office/drawing/2016/5/12/chartex" xmlns:cx7="http://schemas.microsoft.com/office/drawing/2016/5/13/chartex" xmlns:cx8="http://schemas.microsoft.com/office/drawing/2016/5/14/chartex" xmlns:mc="http://schemas.openxmlformats.org/markup-compatibility/2006" xmlns:aink="http://schemas.microsoft.com/office/drawing/2016/ink" xmlns:am3d="http://schemas.microsoft.com/office/drawing/2017/model3d" xmlns:o="urn:schemas-microsoft-com:office:office" xmlns:oel="http://schemas.microsoft.com/office/2019/extlst" xmlns:r="http://schemas.openxmlformats.org/officeDocument/2006/relationships" xmlns:m="http://schemas.openxmlformats.org/officeDocument/2006/math" xmlns:v="urn:schemas-microsoft-com:vml" xmlns:wp14="http://schemas.microsoft.com/office/word/2010/wordprocessingDrawing" xmlns:wp="http://schemas.openxmlformats.org/drawingml/2006/wordprocessingDrawing" xmlns:w10="urn:schemas-microsoft-com:office:word" xmlns:w="http://schemas.openxmlformats.org/wordprocessingml/2006/main" xmlns:w14="http://schemas.microsoft.com/office/word/2010/wordml" xmlns:w15="http://schemas.microsoft.com/office/word/2012/wordml" xmlns:w16cex="http://schemas.microsoft.com/office/word/2018/wordml/cex" xmlns:w16cid="http://schemas.microsoft.com/office/word/2016/wordml/cid" xmlns:w16="http://schemas.microsoft.com/office/word/2018/wordml" xmlns:w16du="http://schemas.microsoft.com/office/word/2023/wordml/word16du" xmlns:w16sdtdh="http://schemas.microsoft.com/office/word/2020/wordml/sdtdatahash" xmlns:w16sdtfl="http://schemas.microsoft.com/office/word/2024/wordml/sdtformatlock" xmlns:w16se="http://schemas.microsoft.com/office/word/2015/wordml/symex" xmlns:wpg="http://schemas.microsoft.com/office/word/2010/wordprocessingGroup" xmlns:wpi="http://schemas.microsoft.com/office/word/2010/wordprocessingInk" xmlns:wne="http://schemas.microsoft.com/office/word/2006/wordml" xmlns:wps="http://schemas.microsoft.com/office/word/2010/wordprocessingShape" mc:Ignorable="w14 w15 w16se w16cid w16 w16cex w16sdtdh w16sdtfl w16du wp14">
   <w:body>
     <w:p>
       <w:pPr>
@@ -8,14 +8,14 @@
       </w:pPr>
       <w:r>
         <w:rPr>
-          <w:rFonts w:ascii="Arial" w:cs="Arial" w:eastAsia="Arial" w:hAnsi="Arial"/>
+          <w:rFonts w:ascii="Arial" w:eastAsia="Arial" w:hAnsi="Arial" w:cs="Arial"/>
           <w:b/>
           <w:bCs/>
           <w:color w:val="666666"/>
           <w:sz w:val="56"/>
           <w:szCs w:val="56"/>
         </w:rPr>
-        <w:t xml:space="preserve">Netskope DLP On Demand</w:t>
+        <w:t>Netskope DLP On Demand</w:t>
       </w:r>
     </w:p>
     <w:p>
@@ -24,12 +24,12 @@
       </w:pPr>
       <w:r>
         <w:rPr>
-          <w:rFonts w:ascii="Arial" w:cs="Arial" w:eastAsia="Arial" w:hAnsi="Arial"/>
+          <w:rFonts w:ascii="Arial" w:eastAsia="Arial" w:hAnsi="Arial" w:cs="Arial"/>
           <w:color w:val="666666"/>
           <w:sz w:val="34"/>
           <w:szCs w:val="34"/>
         </w:rPr>
-        <w:t xml:space="preserve">Databricks Unity AI Gateway Integration — Solutions Guide</w:t>
+        <w:t>Databricks Unity AI Gateway Integration — Solutions Guide</w:t>
       </w:r>
     </w:p>
     <w:p>
@@ -38,29 +38,16 @@
       </w:pPr>
       <w:r>
         <w:rPr>
-          <w:rFonts w:ascii="Arial" w:cs="Arial" w:eastAsia="Arial" w:hAnsi="Arial"/>
-          <w:b w:val="false"/>
-          <w:bCs w:val="false"/>
-          <w:i w:val="false"/>
-          <w:iCs w:val="false"/>
-          <w:color w:val="000000"/>
-          <w:sz w:val="20"/>
-          <w:szCs w:val="20"/>
-        </w:rPr>
-        <w:t xml:space="preserve">This guide walks through deploying the translation adapter that connects an existing Netskope DLP On Demand (DLPoD) appliance to the Databricks Unity AI Gateway External Policy framework, and configuring Databricks to enforce Netskope’s DLP verdicts — including OCR-based DLP on images — on live model and tool traffic.</w:t>
+          <w:rFonts w:ascii="Arial" w:eastAsia="Arial" w:hAnsi="Arial" w:cs="Arial"/>
+          <w:color w:val="000000"/>
+        </w:rPr>
+        <w:t>This guide walks through deploying the translation adapter that connects an existing Netskope DLP On Demand (DLPoD) appliance to the Databricks Unity AI Gateway External Policy framework, and configuring Databricks to enforce Netskope’s DLP verdicts — including OCR-based DLP on images — on live model and tool traffic.</w:t>
       </w:r>
     </w:p>
     <w:p>
       <w:pPr>
         <w:spacing w:after="100"/>
       </w:pPr>
-      <w:r>
-        <w:rPr>
-          <w:sz w:val="12"/>
-          <w:szCs w:val="12"/>
-        </w:rPr>
-        <w:t xml:space="preserve"/>
-      </w:r>
     </w:p>
     <w:p>
       <w:pPr>
@@ -68,23 +55,19 @@
       </w:pPr>
       <w:r>
         <w:rPr>
-          <w:rFonts w:ascii="Arial" w:cs="Arial" w:eastAsia="Arial" w:hAnsi="Arial"/>
+          <w:rFonts w:ascii="Arial" w:eastAsia="Arial" w:hAnsi="Arial" w:cs="Arial"/>
           <w:b/>
           <w:bCs/>
           <w:color w:val="000000"/>
-          <w:sz w:val="20"/>
-          <w:szCs w:val="20"/>
         </w:rPr>
         <w:t xml:space="preserve">Assumes: </w:t>
       </w:r>
       <w:r>
         <w:rPr>
-          <w:rFonts w:ascii="Arial" w:cs="Arial" w:eastAsia="Arial" w:hAnsi="Arial"/>
-          <w:color w:val="000000"/>
-          <w:sz w:val="20"/>
-          <w:szCs w:val="20"/>
-        </w:rPr>
-        <w:t xml:space="preserve">you already have a Netskope DLP On Demand appliance deployed and tethered to your Netskope tenant, reachable via an internal load balancer. This guide covers only the Databricks-side adapter.</w:t>
+          <w:rFonts w:ascii="Arial" w:eastAsia="Arial" w:hAnsi="Arial" w:cs="Arial"/>
+          <w:color w:val="000000"/>
+        </w:rPr>
+        <w:t>you already have a Netskope DLP On Demand appliance deployed and tethered to your Netskope tenant, reachable via an internal load balancer. This guide covers only the Databricks-side adapter.</w:t>
       </w:r>
     </w:p>
     <w:p>
@@ -93,23 +76,19 @@
       </w:pPr>
       <w:r>
         <w:rPr>
-          <w:rFonts w:ascii="Arial" w:cs="Arial" w:eastAsia="Arial" w:hAnsi="Arial"/>
+          <w:rFonts w:ascii="Arial" w:eastAsia="Arial" w:hAnsi="Arial" w:cs="Arial"/>
           <w:b/>
           <w:bCs/>
           <w:color w:val="000000"/>
-          <w:sz w:val="20"/>
-          <w:szCs w:val="20"/>
         </w:rPr>
         <w:t xml:space="preserve">Audience: </w:t>
       </w:r>
       <w:r>
         <w:rPr>
-          <w:rFonts w:ascii="Arial" w:cs="Arial" w:eastAsia="Arial" w:hAnsi="Arial"/>
-          <w:color w:val="000000"/>
-          <w:sz w:val="20"/>
-          <w:szCs w:val="20"/>
-        </w:rPr>
-        <w:t xml:space="preserve">AWS administrators and Databricks workspace/account administrators performing this integration together.</w:t>
+          <w:rFonts w:ascii="Arial" w:eastAsia="Arial" w:hAnsi="Arial" w:cs="Arial"/>
+          <w:color w:val="000000"/>
+        </w:rPr>
+        <w:t>AWS administrators and Databricks workspace/account administrators performing this integration together.</w:t>
       </w:r>
     </w:p>
     <w:p>
@@ -118,23 +97,19 @@
       </w:pPr>
       <w:r>
         <w:rPr>
-          <w:rFonts w:ascii="Arial" w:cs="Arial" w:eastAsia="Arial" w:hAnsi="Arial"/>
+          <w:rFonts w:ascii="Arial" w:eastAsia="Arial" w:hAnsi="Arial" w:cs="Arial"/>
           <w:b/>
           <w:bCs/>
           <w:color w:val="000000"/>
-          <w:sz w:val="20"/>
-          <w:szCs w:val="20"/>
         </w:rPr>
         <w:t xml:space="preserve">Estimated time: </w:t>
       </w:r>
       <w:r>
         <w:rPr>
-          <w:rFonts w:ascii="Arial" w:cs="Arial" w:eastAsia="Arial" w:hAnsi="Arial"/>
-          <w:color w:val="000000"/>
-          <w:sz w:val="20"/>
-          <w:szCs w:val="20"/>
-        </w:rPr>
-        <w:t xml:space="preserve">30–45 minutes, plus any wait time from your Netskope account team for DLP profile configuration or the OCR feature flag.</w:t>
+          <w:rFonts w:ascii="Arial" w:eastAsia="Arial" w:hAnsi="Arial" w:cs="Arial"/>
+          <w:color w:val="000000"/>
+        </w:rPr>
+        <w:t>30–45 minutes, plus any wait time from your Netskope account team for DLP profile configuration or the OCR feature flag.</w:t>
       </w:r>
     </w:p>
     <w:p>
@@ -148,27 +123,1601 @@
       </w:pPr>
       <w:r>
         <w:rPr>
-          <w:rFonts w:ascii="Arial" w:cs="Arial" w:eastAsia="Arial" w:hAnsi="Arial"/>
+          <w:rFonts w:ascii="Arial" w:eastAsia="Arial" w:hAnsi="Arial" w:cs="Arial"/>
           <w:b/>
           <w:bCs/>
           <w:color w:val="00A9CE"/>
           <w:sz w:val="32"/>
           <w:szCs w:val="32"/>
         </w:rPr>
-        <w:t xml:space="preserve">Table of Contents</w:t>
+        <w:lastRenderedPageBreak/>
+        <w:t>Table of Contents</w:t>
       </w:r>
     </w:p>
     <w:sdt>
       <w:sdtPr>
         <w:alias w:val="Table of Contents"/>
+        <w:id w:val="-1651983615"/>
       </w:sdtPr>
       <w:sdtContent>
         <w:p>
+          <w:pPr>
+            <w:pStyle w:val="TOC1"/>
+            <w:tabs>
+              <w:tab w:val="right" w:leader="dot" w:pos="10070"/>
+            </w:tabs>
+            <w:rPr>
+              <w:noProof/>
+            </w:rPr>
+          </w:pPr>
           <w:r>
-            <w:fldChar w:fldCharType="begin" w:dirty="true"/>
-            <w:instrText xml:space="preserve">TOC \h \o "1-2"</w:instrText>
+            <w:fldChar w:fldCharType="begin"/>
+          </w:r>
+          <w:r>
+            <w:instrText>TOC \h \o "1-2"</w:instrText>
+          </w:r>
+          <w:r>
             <w:fldChar w:fldCharType="separate"/>
           </w:r>
+          <w:hyperlink w:anchor="_Toc242708914" w:history="1">
+            <w:r>
+              <w:rPr>
+                <w:rStyle w:val="Hyperlink"/>
+                <w:rFonts w:ascii="Arial" w:eastAsia="Arial" w:hAnsi="Arial" w:cs="Arial"/>
+                <w:b/>
+                <w:bCs/>
+                <w:noProof/>
+              </w:rPr>
+              <w:t>1. Overview</w:t>
+            </w:r>
+            <w:r>
+              <w:rPr>
+                <w:noProof/>
+              </w:rPr>
+              <w:tab/>
+            </w:r>
+            <w:r>
+              <w:rPr>
+                <w:noProof/>
+              </w:rPr>
+              <w:fldChar w:fldCharType="begin"/>
+            </w:r>
+            <w:r>
+              <w:rPr>
+                <w:noProof/>
+              </w:rPr>
+              <w:instrText xml:space="preserve"> PAGEREF _Toc242708914 \h </w:instrText>
+            </w:r>
+            <w:r>
+              <w:rPr>
+                <w:noProof/>
+              </w:rPr>
+            </w:r>
+            <w:r>
+              <w:rPr>
+                <w:noProof/>
+              </w:rPr>
+              <w:fldChar w:fldCharType="separate"/>
+            </w:r>
+            <w:r>
+              <w:rPr>
+                <w:noProof/>
+              </w:rPr>
+              <w:t>1</w:t>
+            </w:r>
+            <w:r>
+              <w:rPr>
+                <w:noProof/>
+              </w:rPr>
+              <w:fldChar w:fldCharType="end"/>
+            </w:r>
+          </w:hyperlink>
+        </w:p>
+        <w:p>
+          <w:pPr>
+            <w:pStyle w:val="TOC1"/>
+            <w:tabs>
+              <w:tab w:val="right" w:leader="dot" w:pos="10070"/>
+            </w:tabs>
+            <w:rPr>
+              <w:noProof/>
+            </w:rPr>
+          </w:pPr>
+          <w:hyperlink w:anchor="_Toc242708915" w:history="1">
+            <w:r>
+              <w:rPr>
+                <w:rStyle w:val="Hyperlink"/>
+                <w:rFonts w:ascii="Arial" w:eastAsia="Arial" w:hAnsi="Arial" w:cs="Arial"/>
+                <w:b/>
+                <w:bCs/>
+                <w:noProof/>
+              </w:rPr>
+              <w:t>2. Architecture</w:t>
+            </w:r>
+            <w:r>
+              <w:rPr>
+                <w:noProof/>
+              </w:rPr>
+              <w:tab/>
+            </w:r>
+            <w:r>
+              <w:rPr>
+                <w:noProof/>
+              </w:rPr>
+              <w:fldChar w:fldCharType="begin"/>
+            </w:r>
+            <w:r>
+              <w:rPr>
+                <w:noProof/>
+              </w:rPr>
+              <w:instrText xml:space="preserve"> PAGEREF _Toc242708915 \h </w:instrText>
+            </w:r>
+            <w:r>
+              <w:rPr>
+                <w:noProof/>
+              </w:rPr>
+            </w:r>
+            <w:r>
+              <w:rPr>
+                <w:noProof/>
+              </w:rPr>
+              <w:fldChar w:fldCharType="separate"/>
+            </w:r>
+            <w:r>
+              <w:rPr>
+                <w:noProof/>
+              </w:rPr>
+              <w:t>1</w:t>
+            </w:r>
+            <w:r>
+              <w:rPr>
+                <w:noProof/>
+              </w:rPr>
+              <w:fldChar w:fldCharType="end"/>
+            </w:r>
+          </w:hyperlink>
+        </w:p>
+        <w:p>
+          <w:pPr>
+            <w:pStyle w:val="TOC1"/>
+            <w:tabs>
+              <w:tab w:val="right" w:leader="dot" w:pos="10070"/>
+            </w:tabs>
+            <w:rPr>
+              <w:noProof/>
+            </w:rPr>
+          </w:pPr>
+          <w:hyperlink w:anchor="_Toc242708916" w:history="1">
+            <w:r>
+              <w:rPr>
+                <w:rStyle w:val="Hyperlink"/>
+                <w:rFonts w:ascii="Arial" w:eastAsia="Arial" w:hAnsi="Arial" w:cs="Arial"/>
+                <w:b/>
+                <w:bCs/>
+                <w:noProof/>
+              </w:rPr>
+              <w:t>3. Prerequisites</w:t>
+            </w:r>
+            <w:r>
+              <w:rPr>
+                <w:noProof/>
+              </w:rPr>
+              <w:tab/>
+            </w:r>
+            <w:r>
+              <w:rPr>
+                <w:noProof/>
+              </w:rPr>
+              <w:fldChar w:fldCharType="begin"/>
+            </w:r>
+            <w:r>
+              <w:rPr>
+                <w:noProof/>
+              </w:rPr>
+              <w:instrText xml:space="preserve"> PAGEREF _Toc242708916 \h </w:instrText>
+            </w:r>
+            <w:r>
+              <w:rPr>
+                <w:noProof/>
+              </w:rPr>
+            </w:r>
+            <w:r>
+              <w:rPr>
+                <w:noProof/>
+              </w:rPr>
+              <w:fldChar w:fldCharType="separate"/>
+            </w:r>
+            <w:r>
+              <w:rPr>
+                <w:noProof/>
+              </w:rPr>
+              <w:t>1</w:t>
+            </w:r>
+            <w:r>
+              <w:rPr>
+                <w:noProof/>
+              </w:rPr>
+              <w:fldChar w:fldCharType="end"/>
+            </w:r>
+          </w:hyperlink>
+        </w:p>
+        <w:p>
+          <w:pPr>
+            <w:pStyle w:val="TOC2"/>
+            <w:tabs>
+              <w:tab w:val="right" w:leader="dot" w:pos="10070"/>
+            </w:tabs>
+            <w:rPr>
+              <w:noProof/>
+            </w:rPr>
+          </w:pPr>
+          <w:hyperlink w:anchor="_Toc242708917" w:history="1">
+            <w:r>
+              <w:rPr>
+                <w:rStyle w:val="Hyperlink"/>
+                <w:rFonts w:ascii="Arial" w:eastAsia="Arial" w:hAnsi="Arial" w:cs="Arial"/>
+                <w:noProof/>
+              </w:rPr>
+              <w:t>3.1 Netskope</w:t>
+            </w:r>
+            <w:r>
+              <w:rPr>
+                <w:noProof/>
+              </w:rPr>
+              <w:tab/>
+            </w:r>
+            <w:r>
+              <w:rPr>
+                <w:noProof/>
+              </w:rPr>
+              <w:fldChar w:fldCharType="begin"/>
+            </w:r>
+            <w:r>
+              <w:rPr>
+                <w:noProof/>
+              </w:rPr>
+              <w:instrText xml:space="preserve"> PAGEREF _Toc242708917 \h </w:instrText>
+            </w:r>
+            <w:r>
+              <w:rPr>
+                <w:noProof/>
+              </w:rPr>
+            </w:r>
+            <w:r>
+              <w:rPr>
+                <w:noProof/>
+              </w:rPr>
+              <w:fldChar w:fldCharType="separate"/>
+            </w:r>
+            <w:r>
+              <w:rPr>
+                <w:noProof/>
+              </w:rPr>
+              <w:t>1</w:t>
+            </w:r>
+            <w:r>
+              <w:rPr>
+                <w:noProof/>
+              </w:rPr>
+              <w:fldChar w:fldCharType="end"/>
+            </w:r>
+          </w:hyperlink>
+        </w:p>
+        <w:p>
+          <w:pPr>
+            <w:pStyle w:val="TOC2"/>
+            <w:tabs>
+              <w:tab w:val="right" w:leader="dot" w:pos="10070"/>
+            </w:tabs>
+            <w:rPr>
+              <w:noProof/>
+            </w:rPr>
+          </w:pPr>
+          <w:hyperlink w:anchor="_Toc242708918" w:history="1">
+            <w:r>
+              <w:rPr>
+                <w:rStyle w:val="Hyperlink"/>
+                <w:rFonts w:ascii="Arial" w:eastAsia="Arial" w:hAnsi="Arial" w:cs="Arial"/>
+                <w:noProof/>
+              </w:rPr>
+              <w:t>3.2 AWS</w:t>
+            </w:r>
+            <w:r>
+              <w:rPr>
+                <w:noProof/>
+              </w:rPr>
+              <w:tab/>
+            </w:r>
+            <w:r>
+              <w:rPr>
+                <w:noProof/>
+              </w:rPr>
+              <w:fldChar w:fldCharType="begin"/>
+            </w:r>
+            <w:r>
+              <w:rPr>
+                <w:noProof/>
+              </w:rPr>
+              <w:instrText xml:space="preserve"> PAGEREF _Toc242708918 \h </w:instrText>
+            </w:r>
+            <w:r>
+              <w:rPr>
+                <w:noProof/>
+              </w:rPr>
+            </w:r>
+            <w:r>
+              <w:rPr>
+                <w:noProof/>
+              </w:rPr>
+              <w:fldChar w:fldCharType="separate"/>
+            </w:r>
+            <w:r>
+              <w:rPr>
+                <w:noProof/>
+              </w:rPr>
+              <w:t>1</w:t>
+            </w:r>
+            <w:r>
+              <w:rPr>
+                <w:noProof/>
+              </w:rPr>
+              <w:fldChar w:fldCharType="end"/>
+            </w:r>
+          </w:hyperlink>
+        </w:p>
+        <w:p>
+          <w:pPr>
+            <w:pStyle w:val="TOC2"/>
+            <w:tabs>
+              <w:tab w:val="right" w:leader="dot" w:pos="10070"/>
+            </w:tabs>
+            <w:rPr>
+              <w:noProof/>
+            </w:rPr>
+          </w:pPr>
+          <w:hyperlink w:anchor="_Toc242708919" w:history="1">
+            <w:r>
+              <w:rPr>
+                <w:rStyle w:val="Hyperlink"/>
+                <w:rFonts w:ascii="Arial" w:eastAsia="Arial" w:hAnsi="Arial" w:cs="Arial"/>
+                <w:noProof/>
+              </w:rPr>
+              <w:t>3.3 Databricks</w:t>
+            </w:r>
+            <w:r>
+              <w:rPr>
+                <w:noProof/>
+              </w:rPr>
+              <w:tab/>
+            </w:r>
+            <w:r>
+              <w:rPr>
+                <w:noProof/>
+              </w:rPr>
+              <w:fldChar w:fldCharType="begin"/>
+            </w:r>
+            <w:r>
+              <w:rPr>
+                <w:noProof/>
+              </w:rPr>
+              <w:instrText xml:space="preserve"> PAGEREF _Toc242708919 \h </w:instrText>
+            </w:r>
+            <w:r>
+              <w:rPr>
+                <w:noProof/>
+              </w:rPr>
+            </w:r>
+            <w:r>
+              <w:rPr>
+                <w:noProof/>
+              </w:rPr>
+              <w:fldChar w:fldCharType="separate"/>
+            </w:r>
+            <w:r>
+              <w:rPr>
+                <w:noProof/>
+              </w:rPr>
+              <w:t>1</w:t>
+            </w:r>
+            <w:r>
+              <w:rPr>
+                <w:noProof/>
+              </w:rPr>
+              <w:fldChar w:fldCharType="end"/>
+            </w:r>
+          </w:hyperlink>
+        </w:p>
+        <w:p>
+          <w:pPr>
+            <w:pStyle w:val="TOC1"/>
+            <w:tabs>
+              <w:tab w:val="right" w:leader="dot" w:pos="10070"/>
+            </w:tabs>
+            <w:rPr>
+              <w:noProof/>
+            </w:rPr>
+          </w:pPr>
+          <w:hyperlink w:anchor="_Toc242708920" w:history="1">
+            <w:r>
+              <w:rPr>
+                <w:rStyle w:val="Hyperlink"/>
+                <w:rFonts w:ascii="Arial" w:eastAsia="Arial" w:hAnsi="Arial" w:cs="Arial"/>
+                <w:b/>
+                <w:bCs/>
+                <w:noProof/>
+              </w:rPr>
+              <w:t>4. Part 1 — Get the Deployment Files</w:t>
+            </w:r>
+            <w:r>
+              <w:rPr>
+                <w:noProof/>
+              </w:rPr>
+              <w:tab/>
+            </w:r>
+            <w:r>
+              <w:rPr>
+                <w:noProof/>
+              </w:rPr>
+              <w:fldChar w:fldCharType="begin"/>
+            </w:r>
+            <w:r>
+              <w:rPr>
+                <w:noProof/>
+              </w:rPr>
+              <w:instrText xml:space="preserve"> PAGEREF _Toc242708920 \h </w:instrText>
+            </w:r>
+            <w:r>
+              <w:rPr>
+                <w:noProof/>
+              </w:rPr>
+            </w:r>
+            <w:r>
+              <w:rPr>
+                <w:noProof/>
+              </w:rPr>
+              <w:fldChar w:fldCharType="separate"/>
+            </w:r>
+            <w:r>
+              <w:rPr>
+                <w:noProof/>
+              </w:rPr>
+              <w:t>1</w:t>
+            </w:r>
+            <w:r>
+              <w:rPr>
+                <w:noProof/>
+              </w:rPr>
+              <w:fldChar w:fldCharType="end"/>
+            </w:r>
+          </w:hyperlink>
+        </w:p>
+        <w:p>
+          <w:pPr>
+            <w:pStyle w:val="TOC2"/>
+            <w:tabs>
+              <w:tab w:val="right" w:leader="dot" w:pos="10070"/>
+            </w:tabs>
+            <w:rPr>
+              <w:noProof/>
+            </w:rPr>
+          </w:pPr>
+          <w:hyperlink w:anchor="_Toc242708921" w:history="1">
+            <w:r>
+              <w:rPr>
+                <w:rStyle w:val="Hyperlink"/>
+                <w:rFonts w:ascii="Arial" w:eastAsia="Arial" w:hAnsi="Arial" w:cs="Arial"/>
+                <w:noProof/>
+              </w:rPr>
+              <w:t>Step 1.1 — Confirm AWS access</w:t>
+            </w:r>
+            <w:r>
+              <w:rPr>
+                <w:noProof/>
+              </w:rPr>
+              <w:tab/>
+            </w:r>
+            <w:r>
+              <w:rPr>
+                <w:noProof/>
+              </w:rPr>
+              <w:fldChar w:fldCharType="begin"/>
+            </w:r>
+            <w:r>
+              <w:rPr>
+                <w:noProof/>
+              </w:rPr>
+              <w:instrText xml:space="preserve"> PAGEREF _Toc242708921 \h </w:instrText>
+            </w:r>
+            <w:r>
+              <w:rPr>
+                <w:noProof/>
+              </w:rPr>
+            </w:r>
+            <w:r>
+              <w:rPr>
+                <w:noProof/>
+              </w:rPr>
+              <w:fldChar w:fldCharType="separate"/>
+            </w:r>
+            <w:r>
+              <w:rPr>
+                <w:noProof/>
+              </w:rPr>
+              <w:t>1</w:t>
+            </w:r>
+            <w:r>
+              <w:rPr>
+                <w:noProof/>
+              </w:rPr>
+              <w:fldChar w:fldCharType="end"/>
+            </w:r>
+          </w:hyperlink>
+        </w:p>
+        <w:p>
+          <w:pPr>
+            <w:pStyle w:val="TOC1"/>
+            <w:tabs>
+              <w:tab w:val="right" w:leader="dot" w:pos="10070"/>
+            </w:tabs>
+            <w:rPr>
+              <w:noProof/>
+            </w:rPr>
+          </w:pPr>
+          <w:hyperlink w:anchor="_Toc242708922" w:history="1">
+            <w:r>
+              <w:rPr>
+                <w:rStyle w:val="Hyperlink"/>
+                <w:rFonts w:ascii="Arial" w:eastAsia="Arial" w:hAnsi="Arial" w:cs="Arial"/>
+                <w:b/>
+                <w:bCs/>
+                <w:noProof/>
+              </w:rPr>
+              <w:t>5. Part 2 — Deploy the Databricks Adapter</w:t>
+            </w:r>
+            <w:r>
+              <w:rPr>
+                <w:noProof/>
+              </w:rPr>
+              <w:tab/>
+            </w:r>
+            <w:r>
+              <w:rPr>
+                <w:noProof/>
+              </w:rPr>
+              <w:fldChar w:fldCharType="begin"/>
+            </w:r>
+            <w:r>
+              <w:rPr>
+                <w:noProof/>
+              </w:rPr>
+              <w:instrText xml:space="preserve"> PAGEREF _Toc242708922 \h </w:instrText>
+            </w:r>
+            <w:r>
+              <w:rPr>
+                <w:noProof/>
+              </w:rPr>
+            </w:r>
+            <w:r>
+              <w:rPr>
+                <w:noProof/>
+              </w:rPr>
+              <w:fldChar w:fldCharType="separate"/>
+            </w:r>
+            <w:r>
+              <w:rPr>
+                <w:noProof/>
+              </w:rPr>
+              <w:t>1</w:t>
+            </w:r>
+            <w:r>
+              <w:rPr>
+                <w:noProof/>
+              </w:rPr>
+              <w:fldChar w:fldCharType="end"/>
+            </w:r>
+          </w:hyperlink>
+        </w:p>
+        <w:p>
+          <w:pPr>
+            <w:pStyle w:val="TOC2"/>
+            <w:tabs>
+              <w:tab w:val="right" w:leader="dot" w:pos="10070"/>
+            </w:tabs>
+            <w:rPr>
+              <w:noProof/>
+            </w:rPr>
+          </w:pPr>
+          <w:hyperlink w:anchor="_Toc242708923" w:history="1">
+            <w:r>
+              <w:rPr>
+                <w:rStyle w:val="Hyperlink"/>
+                <w:rFonts w:ascii="Arial" w:eastAsia="Arial" w:hAnsi="Arial" w:cs="Arial"/>
+                <w:noProof/>
+              </w:rPr>
+              <w:t>Step 2.1 — What this deploys</w:t>
+            </w:r>
+            <w:r>
+              <w:rPr>
+                <w:noProof/>
+              </w:rPr>
+              <w:tab/>
+            </w:r>
+            <w:r>
+              <w:rPr>
+                <w:noProof/>
+              </w:rPr>
+              <w:fldChar w:fldCharType="begin"/>
+            </w:r>
+            <w:r>
+              <w:rPr>
+                <w:noProof/>
+              </w:rPr>
+              <w:instrText xml:space="preserve"> PAGEREF _Toc242708923 \h </w:instrText>
+            </w:r>
+            <w:r>
+              <w:rPr>
+                <w:noProof/>
+              </w:rPr>
+            </w:r>
+            <w:r>
+              <w:rPr>
+                <w:noProof/>
+              </w:rPr>
+              <w:fldChar w:fldCharType="separate"/>
+            </w:r>
+            <w:r>
+              <w:rPr>
+                <w:noProof/>
+              </w:rPr>
+              <w:t>1</w:t>
+            </w:r>
+            <w:r>
+              <w:rPr>
+                <w:noProof/>
+              </w:rPr>
+              <w:fldChar w:fldCharType="end"/>
+            </w:r>
+          </w:hyperlink>
+        </w:p>
+        <w:p>
+          <w:pPr>
+            <w:pStyle w:val="TOC2"/>
+            <w:tabs>
+              <w:tab w:val="right" w:leader="dot" w:pos="10070"/>
+            </w:tabs>
+            <w:rPr>
+              <w:noProof/>
+            </w:rPr>
+          </w:pPr>
+          <w:hyperlink w:anchor="_Toc242708924" w:history="1">
+            <w:r>
+              <w:rPr>
+                <w:rStyle w:val="Hyperlink"/>
+                <w:rFonts w:ascii="Arial" w:eastAsia="Arial" w:hAnsi="Arial" w:cs="Arial"/>
+                <w:noProof/>
+              </w:rPr>
+              <w:t>Step 2.2 — Configure</w:t>
+            </w:r>
+            <w:r>
+              <w:rPr>
+                <w:noProof/>
+              </w:rPr>
+              <w:tab/>
+            </w:r>
+            <w:r>
+              <w:rPr>
+                <w:noProof/>
+              </w:rPr>
+              <w:fldChar w:fldCharType="begin"/>
+            </w:r>
+            <w:r>
+              <w:rPr>
+                <w:noProof/>
+              </w:rPr>
+              <w:instrText xml:space="preserve"> PAGEREF _Toc242708924 \h </w:instrText>
+            </w:r>
+            <w:r>
+              <w:rPr>
+                <w:noProof/>
+              </w:rPr>
+            </w:r>
+            <w:r>
+              <w:rPr>
+                <w:noProof/>
+              </w:rPr>
+              <w:fldChar w:fldCharType="separate"/>
+            </w:r>
+            <w:r>
+              <w:rPr>
+                <w:noProof/>
+              </w:rPr>
+              <w:t>1</w:t>
+            </w:r>
+            <w:r>
+              <w:rPr>
+                <w:noProof/>
+              </w:rPr>
+              <w:fldChar w:fldCharType="end"/>
+            </w:r>
+          </w:hyperlink>
+        </w:p>
+        <w:p>
+          <w:pPr>
+            <w:pStyle w:val="TOC2"/>
+            <w:tabs>
+              <w:tab w:val="right" w:leader="dot" w:pos="10070"/>
+            </w:tabs>
+            <w:rPr>
+              <w:noProof/>
+            </w:rPr>
+          </w:pPr>
+          <w:hyperlink w:anchor="_Toc242708925" w:history="1">
+            <w:r>
+              <w:rPr>
+                <w:rStyle w:val="Hyperlink"/>
+                <w:rFonts w:ascii="Arial" w:eastAsia="Arial" w:hAnsi="Arial" w:cs="Arial"/>
+                <w:noProof/>
+              </w:rPr>
+              <w:t>Step 2.3 — Deploy</w:t>
+            </w:r>
+            <w:r>
+              <w:rPr>
+                <w:noProof/>
+              </w:rPr>
+              <w:tab/>
+            </w:r>
+            <w:r>
+              <w:rPr>
+                <w:noProof/>
+              </w:rPr>
+              <w:fldChar w:fldCharType="begin"/>
+            </w:r>
+            <w:r>
+              <w:rPr>
+                <w:noProof/>
+              </w:rPr>
+              <w:instrText xml:space="preserve"> PAGEREF _Toc242708925 \h </w:instrText>
+            </w:r>
+            <w:r>
+              <w:rPr>
+                <w:noProof/>
+              </w:rPr>
+            </w:r>
+            <w:r>
+              <w:rPr>
+                <w:noProof/>
+              </w:rPr>
+              <w:fldChar w:fldCharType="separate"/>
+            </w:r>
+            <w:r>
+              <w:rPr>
+                <w:noProof/>
+              </w:rPr>
+              <w:t>1</w:t>
+            </w:r>
+            <w:r>
+              <w:rPr>
+                <w:noProof/>
+              </w:rPr>
+              <w:fldChar w:fldCharType="end"/>
+            </w:r>
+          </w:hyperlink>
+        </w:p>
+        <w:p>
+          <w:pPr>
+            <w:pStyle w:val="TOC1"/>
+            <w:tabs>
+              <w:tab w:val="right" w:leader="dot" w:pos="10070"/>
+            </w:tabs>
+            <w:rPr>
+              <w:noProof/>
+            </w:rPr>
+          </w:pPr>
+          <w:hyperlink w:anchor="_Toc242708926" w:history="1">
+            <w:r>
+              <w:rPr>
+                <w:rStyle w:val="Hyperlink"/>
+                <w:rFonts w:ascii="Arial" w:eastAsia="Arial" w:hAnsi="Arial" w:cs="Arial"/>
+                <w:b/>
+                <w:bCs/>
+                <w:noProof/>
+              </w:rPr>
+              <w:t>6. Part 3 — Configure Databricks</w:t>
+            </w:r>
+            <w:r>
+              <w:rPr>
+                <w:noProof/>
+              </w:rPr>
+              <w:tab/>
+            </w:r>
+            <w:r>
+              <w:rPr>
+                <w:noProof/>
+              </w:rPr>
+              <w:fldChar w:fldCharType="begin"/>
+            </w:r>
+            <w:r>
+              <w:rPr>
+                <w:noProof/>
+              </w:rPr>
+              <w:instrText xml:space="preserve"> PAGEREF _Toc242708926 \h </w:instrText>
+            </w:r>
+            <w:r>
+              <w:rPr>
+                <w:noProof/>
+              </w:rPr>
+            </w:r>
+            <w:r>
+              <w:rPr>
+                <w:noProof/>
+              </w:rPr>
+              <w:fldChar w:fldCharType="separate"/>
+            </w:r>
+            <w:r>
+              <w:rPr>
+                <w:noProof/>
+              </w:rPr>
+              <w:t>1</w:t>
+            </w:r>
+            <w:r>
+              <w:rPr>
+                <w:noProof/>
+              </w:rPr>
+              <w:fldChar w:fldCharType="end"/>
+            </w:r>
+          </w:hyperlink>
+        </w:p>
+        <w:p>
+          <w:pPr>
+            <w:pStyle w:val="TOC2"/>
+            <w:tabs>
+              <w:tab w:val="right" w:leader="dot" w:pos="10070"/>
+            </w:tabs>
+            <w:rPr>
+              <w:noProof/>
+            </w:rPr>
+          </w:pPr>
+          <w:hyperlink w:anchor="_Toc242708927" w:history="1">
+            <w:r>
+              <w:rPr>
+                <w:rStyle w:val="Hyperlink"/>
+                <w:rFonts w:ascii="Arial" w:eastAsia="Arial" w:hAnsi="Arial" w:cs="Arial"/>
+                <w:noProof/>
+              </w:rPr>
+              <w:t>Step 3.1 — Create the UC HTTP Connection</w:t>
+            </w:r>
+            <w:r>
+              <w:rPr>
+                <w:noProof/>
+              </w:rPr>
+              <w:tab/>
+            </w:r>
+            <w:r>
+              <w:rPr>
+                <w:noProof/>
+              </w:rPr>
+              <w:fldChar w:fldCharType="begin"/>
+            </w:r>
+            <w:r>
+              <w:rPr>
+                <w:noProof/>
+              </w:rPr>
+              <w:instrText xml:space="preserve"> PAGEREF _Toc242708927 \h </w:instrText>
+            </w:r>
+            <w:r>
+              <w:rPr>
+                <w:noProof/>
+              </w:rPr>
+            </w:r>
+            <w:r>
+              <w:rPr>
+                <w:noProof/>
+              </w:rPr>
+              <w:fldChar w:fldCharType="separate"/>
+            </w:r>
+            <w:r>
+              <w:rPr>
+                <w:noProof/>
+              </w:rPr>
+              <w:t>1</w:t>
+            </w:r>
+            <w:r>
+              <w:rPr>
+                <w:noProof/>
+              </w:rPr>
+              <w:fldChar w:fldCharType="end"/>
+            </w:r>
+          </w:hyperlink>
+        </w:p>
+        <w:p>
+          <w:pPr>
+            <w:pStyle w:val="TOC2"/>
+            <w:tabs>
+              <w:tab w:val="right" w:leader="dot" w:pos="10070"/>
+            </w:tabs>
+            <w:rPr>
+              <w:noProof/>
+            </w:rPr>
+          </w:pPr>
+          <w:hyperlink w:anchor="_Toc242708928" w:history="1">
+            <w:r>
+              <w:rPr>
+                <w:rStyle w:val="Hyperlink"/>
+                <w:rFonts w:ascii="Arial" w:eastAsia="Arial" w:hAnsi="Arial" w:cs="Arial"/>
+                <w:noProof/>
+              </w:rPr>
+              <w:t>Step 3.2 — Attach an External Policy</w:t>
+            </w:r>
+            <w:r>
+              <w:rPr>
+                <w:noProof/>
+              </w:rPr>
+              <w:tab/>
+            </w:r>
+            <w:r>
+              <w:rPr>
+                <w:noProof/>
+              </w:rPr>
+              <w:fldChar w:fldCharType="begin"/>
+            </w:r>
+            <w:r>
+              <w:rPr>
+                <w:noProof/>
+              </w:rPr>
+              <w:instrText xml:space="preserve"> PAGEREF _Toc242708928 \h </w:instrText>
+            </w:r>
+            <w:r>
+              <w:rPr>
+                <w:noProof/>
+              </w:rPr>
+            </w:r>
+            <w:r>
+              <w:rPr>
+                <w:noProof/>
+              </w:rPr>
+              <w:fldChar w:fldCharType="separate"/>
+            </w:r>
+            <w:r>
+              <w:rPr>
+                <w:noProof/>
+              </w:rPr>
+              <w:t>1</w:t>
+            </w:r>
+            <w:r>
+              <w:rPr>
+                <w:noProof/>
+              </w:rPr>
+              <w:fldChar w:fldCharType="end"/>
+            </w:r>
+          </w:hyperlink>
+        </w:p>
+        <w:p>
+          <w:pPr>
+            <w:pStyle w:val="TOC2"/>
+            <w:tabs>
+              <w:tab w:val="right" w:leader="dot" w:pos="10070"/>
+            </w:tabs>
+            <w:rPr>
+              <w:noProof/>
+            </w:rPr>
+          </w:pPr>
+          <w:hyperlink w:anchor="_Toc242708929" w:history="1">
+            <w:r>
+              <w:rPr>
+                <w:rStyle w:val="Hyperlink"/>
+                <w:rFonts w:ascii="Arial" w:eastAsia="Arial" w:hAnsi="Arial" w:cs="Arial"/>
+                <w:noProof/>
+              </w:rPr>
+              <w:t>Step 3.3 — Wait for propagation</w:t>
+            </w:r>
+            <w:r>
+              <w:rPr>
+                <w:noProof/>
+              </w:rPr>
+              <w:tab/>
+            </w:r>
+            <w:r>
+              <w:rPr>
+                <w:noProof/>
+              </w:rPr>
+              <w:fldChar w:fldCharType="begin"/>
+            </w:r>
+            <w:r>
+              <w:rPr>
+                <w:noProof/>
+              </w:rPr>
+              <w:instrText xml:space="preserve"> PAGEREF _Toc242708929 \h </w:instrText>
+            </w:r>
+            <w:r>
+              <w:rPr>
+                <w:noProof/>
+              </w:rPr>
+            </w:r>
+            <w:r>
+              <w:rPr>
+                <w:noProof/>
+              </w:rPr>
+              <w:fldChar w:fldCharType="separate"/>
+            </w:r>
+            <w:r>
+              <w:rPr>
+                <w:noProof/>
+              </w:rPr>
+              <w:t>1</w:t>
+            </w:r>
+            <w:r>
+              <w:rPr>
+                <w:noProof/>
+              </w:rPr>
+              <w:fldChar w:fldCharType="end"/>
+            </w:r>
+          </w:hyperlink>
+        </w:p>
+        <w:p>
+          <w:pPr>
+            <w:pStyle w:val="TOC1"/>
+            <w:tabs>
+              <w:tab w:val="right" w:leader="dot" w:pos="10070"/>
+            </w:tabs>
+            <w:rPr>
+              <w:noProof/>
+            </w:rPr>
+          </w:pPr>
+          <w:hyperlink w:anchor="_Toc242708930" w:history="1">
+            <w:r>
+              <w:rPr>
+                <w:rStyle w:val="Hyperlink"/>
+                <w:rFonts w:ascii="Arial" w:eastAsia="Arial" w:hAnsi="Arial" w:cs="Arial"/>
+                <w:b/>
+                <w:bCs/>
+                <w:noProof/>
+              </w:rPr>
+              <w:t>7. Part 4 — Test and Validate</w:t>
+            </w:r>
+            <w:r>
+              <w:rPr>
+                <w:noProof/>
+              </w:rPr>
+              <w:tab/>
+            </w:r>
+            <w:r>
+              <w:rPr>
+                <w:noProof/>
+              </w:rPr>
+              <w:fldChar w:fldCharType="begin"/>
+            </w:r>
+            <w:r>
+              <w:rPr>
+                <w:noProof/>
+              </w:rPr>
+              <w:instrText xml:space="preserve"> PAGEREF _Toc242708930 \h </w:instrText>
+            </w:r>
+            <w:r>
+              <w:rPr>
+                <w:noProof/>
+              </w:rPr>
+            </w:r>
+            <w:r>
+              <w:rPr>
+                <w:noProof/>
+              </w:rPr>
+              <w:fldChar w:fldCharType="separate"/>
+            </w:r>
+            <w:r>
+              <w:rPr>
+                <w:noProof/>
+              </w:rPr>
+              <w:t>1</w:t>
+            </w:r>
+            <w:r>
+              <w:rPr>
+                <w:noProof/>
+              </w:rPr>
+              <w:fldChar w:fldCharType="end"/>
+            </w:r>
+          </w:hyperlink>
+        </w:p>
+        <w:p>
+          <w:pPr>
+            <w:pStyle w:val="TOC2"/>
+            <w:tabs>
+              <w:tab w:val="right" w:leader="dot" w:pos="10070"/>
+            </w:tabs>
+            <w:rPr>
+              <w:noProof/>
+            </w:rPr>
+          </w:pPr>
+          <w:hyperlink w:anchor="_Toc242708931" w:history="1">
+            <w:r>
+              <w:rPr>
+                <w:rStyle w:val="Hyperlink"/>
+                <w:rFonts w:ascii="Arial" w:eastAsia="Arial" w:hAnsi="Arial" w:cs="Arial"/>
+                <w:noProof/>
+              </w:rPr>
+              <w:t>Step 4.1 — Send a benign request</w:t>
+            </w:r>
+            <w:r>
+              <w:rPr>
+                <w:noProof/>
+              </w:rPr>
+              <w:tab/>
+            </w:r>
+            <w:r>
+              <w:rPr>
+                <w:noProof/>
+              </w:rPr>
+              <w:fldChar w:fldCharType="begin"/>
+            </w:r>
+            <w:r>
+              <w:rPr>
+                <w:noProof/>
+              </w:rPr>
+              <w:instrText xml:space="preserve"> PAGEREF _Toc242708931 \h </w:instrText>
+            </w:r>
+            <w:r>
+              <w:rPr>
+                <w:noProof/>
+              </w:rPr>
+            </w:r>
+            <w:r>
+              <w:rPr>
+                <w:noProof/>
+              </w:rPr>
+              <w:fldChar w:fldCharType="separate"/>
+            </w:r>
+            <w:r>
+              <w:rPr>
+                <w:noProof/>
+              </w:rPr>
+              <w:t>1</w:t>
+            </w:r>
+            <w:r>
+              <w:rPr>
+                <w:noProof/>
+              </w:rPr>
+              <w:fldChar w:fldCharType="end"/>
+            </w:r>
+          </w:hyperlink>
+        </w:p>
+        <w:p>
+          <w:pPr>
+            <w:pStyle w:val="TOC2"/>
+            <w:tabs>
+              <w:tab w:val="right" w:leader="dot" w:pos="10070"/>
+            </w:tabs>
+            <w:rPr>
+              <w:noProof/>
+            </w:rPr>
+          </w:pPr>
+          <w:hyperlink w:anchor="_Toc242708932" w:history="1">
+            <w:r>
+              <w:rPr>
+                <w:rStyle w:val="Hyperlink"/>
+                <w:rFonts w:ascii="Arial" w:eastAsia="Arial" w:hAnsi="Arial" w:cs="Arial"/>
+                <w:noProof/>
+              </w:rPr>
+              <w:t>Step 4.2 — Send a request that should be blocked (text)</w:t>
+            </w:r>
+            <w:r>
+              <w:rPr>
+                <w:noProof/>
+              </w:rPr>
+              <w:tab/>
+            </w:r>
+            <w:r>
+              <w:rPr>
+                <w:noProof/>
+              </w:rPr>
+              <w:fldChar w:fldCharType="begin"/>
+            </w:r>
+            <w:r>
+              <w:rPr>
+                <w:noProof/>
+              </w:rPr>
+              <w:instrText xml:space="preserve"> PAGEREF _Toc242708932 \h </w:instrText>
+            </w:r>
+            <w:r>
+              <w:rPr>
+                <w:noProof/>
+              </w:rPr>
+            </w:r>
+            <w:r>
+              <w:rPr>
+                <w:noProof/>
+              </w:rPr>
+              <w:fldChar w:fldCharType="separate"/>
+            </w:r>
+            <w:r>
+              <w:rPr>
+                <w:noProof/>
+              </w:rPr>
+              <w:t>1</w:t>
+            </w:r>
+            <w:r>
+              <w:rPr>
+                <w:noProof/>
+              </w:rPr>
+              <w:fldChar w:fldCharType="end"/>
+            </w:r>
+          </w:hyperlink>
+        </w:p>
+        <w:p>
+          <w:pPr>
+            <w:pStyle w:val="TOC2"/>
+            <w:tabs>
+              <w:tab w:val="right" w:leader="dot" w:pos="10070"/>
+            </w:tabs>
+            <w:rPr>
+              <w:noProof/>
+            </w:rPr>
+          </w:pPr>
+          <w:hyperlink w:anchor="_Toc242708933" w:history="1">
+            <w:r>
+              <w:rPr>
+                <w:rStyle w:val="Hyperlink"/>
+                <w:rFonts w:ascii="Arial" w:eastAsia="Arial" w:hAnsi="Arial" w:cs="Arial"/>
+                <w:noProof/>
+              </w:rPr>
+              <w:t>Step 4.3 — Send an image containing sensitive content (OCR)</w:t>
+            </w:r>
+            <w:r>
+              <w:rPr>
+                <w:noProof/>
+              </w:rPr>
+              <w:tab/>
+            </w:r>
+            <w:r>
+              <w:rPr>
+                <w:noProof/>
+              </w:rPr>
+              <w:fldChar w:fldCharType="begin"/>
+            </w:r>
+            <w:r>
+              <w:rPr>
+                <w:noProof/>
+              </w:rPr>
+              <w:instrText xml:space="preserve"> PAGEREF _Toc242708933 \h </w:instrText>
+            </w:r>
+            <w:r>
+              <w:rPr>
+                <w:noProof/>
+              </w:rPr>
+            </w:r>
+            <w:r>
+              <w:rPr>
+                <w:noProof/>
+              </w:rPr>
+              <w:fldChar w:fldCharType="separate"/>
+            </w:r>
+            <w:r>
+              <w:rPr>
+                <w:noProof/>
+              </w:rPr>
+              <w:t>1</w:t>
+            </w:r>
+            <w:r>
+              <w:rPr>
+                <w:noProof/>
+              </w:rPr>
+              <w:fldChar w:fldCharType="end"/>
+            </w:r>
+          </w:hyperlink>
+        </w:p>
+        <w:p>
+          <w:pPr>
+            <w:pStyle w:val="TOC2"/>
+            <w:tabs>
+              <w:tab w:val="right" w:leader="dot" w:pos="10070"/>
+            </w:tabs>
+            <w:rPr>
+              <w:noProof/>
+            </w:rPr>
+          </w:pPr>
+          <w:hyperlink w:anchor="_Toc242708934" w:history="1">
+            <w:r>
+              <w:rPr>
+                <w:rStyle w:val="Hyperlink"/>
+                <w:rFonts w:ascii="Arial" w:eastAsia="Arial" w:hAnsi="Arial" w:cs="Arial"/>
+                <w:noProof/>
+              </w:rPr>
+              <w:t>Step 4.4 — Confirm the SkopeIT alert</w:t>
+            </w:r>
+            <w:r>
+              <w:rPr>
+                <w:noProof/>
+              </w:rPr>
+              <w:tab/>
+            </w:r>
+            <w:r>
+              <w:rPr>
+                <w:noProof/>
+              </w:rPr>
+              <w:fldChar w:fldCharType="begin"/>
+            </w:r>
+            <w:r>
+              <w:rPr>
+                <w:noProof/>
+              </w:rPr>
+              <w:instrText xml:space="preserve"> PAGEREF _Toc242708934 \h </w:instrText>
+            </w:r>
+            <w:r>
+              <w:rPr>
+                <w:noProof/>
+              </w:rPr>
+            </w:r>
+            <w:r>
+              <w:rPr>
+                <w:noProof/>
+              </w:rPr>
+              <w:fldChar w:fldCharType="separate"/>
+            </w:r>
+            <w:r>
+              <w:rPr>
+                <w:noProof/>
+              </w:rPr>
+              <w:t>1</w:t>
+            </w:r>
+            <w:r>
+              <w:rPr>
+                <w:noProof/>
+              </w:rPr>
+              <w:fldChar w:fldCharType="end"/>
+            </w:r>
+          </w:hyperlink>
+        </w:p>
+        <w:p>
+          <w:pPr>
+            <w:pStyle w:val="TOC2"/>
+            <w:tabs>
+              <w:tab w:val="right" w:leader="dot" w:pos="10070"/>
+            </w:tabs>
+            <w:rPr>
+              <w:noProof/>
+            </w:rPr>
+          </w:pPr>
+          <w:hyperlink w:anchor="_Toc242708935" w:history="1">
+            <w:r>
+              <w:rPr>
+                <w:rStyle w:val="Hyperlink"/>
+                <w:rFonts w:ascii="Arial" w:eastAsia="Arial" w:hAnsi="Arial" w:cs="Arial"/>
+                <w:noProof/>
+              </w:rPr>
+              <w:t>Step 4.5 — (Optional) Test the adapter directly</w:t>
+            </w:r>
+            <w:r>
+              <w:rPr>
+                <w:noProof/>
+              </w:rPr>
+              <w:tab/>
+            </w:r>
+            <w:r>
+              <w:rPr>
+                <w:noProof/>
+              </w:rPr>
+              <w:fldChar w:fldCharType="begin"/>
+            </w:r>
+            <w:r>
+              <w:rPr>
+                <w:noProof/>
+              </w:rPr>
+              <w:instrText xml:space="preserve"> PAGEREF _Toc242708935 \h </w:instrText>
+            </w:r>
+            <w:r>
+              <w:rPr>
+                <w:noProof/>
+              </w:rPr>
+            </w:r>
+            <w:r>
+              <w:rPr>
+                <w:noProof/>
+              </w:rPr>
+              <w:fldChar w:fldCharType="separate"/>
+            </w:r>
+            <w:r>
+              <w:rPr>
+                <w:noProof/>
+              </w:rPr>
+              <w:t>1</w:t>
+            </w:r>
+            <w:r>
+              <w:rPr>
+                <w:noProof/>
+              </w:rPr>
+              <w:fldChar w:fldCharType="end"/>
+            </w:r>
+          </w:hyperlink>
+        </w:p>
+        <w:p>
+          <w:pPr>
+            <w:pStyle w:val="TOC1"/>
+            <w:tabs>
+              <w:tab w:val="right" w:leader="dot" w:pos="10070"/>
+            </w:tabs>
+            <w:rPr>
+              <w:noProof/>
+            </w:rPr>
+          </w:pPr>
+          <w:hyperlink w:anchor="_Toc242708936" w:history="1">
+            <w:r>
+              <w:rPr>
+                <w:rStyle w:val="Hyperlink"/>
+                <w:rFonts w:ascii="Arial" w:eastAsia="Arial" w:hAnsi="Arial" w:cs="Arial"/>
+                <w:b/>
+                <w:bCs/>
+                <w:noProof/>
+              </w:rPr>
+              <w:t>8. Troubleshooting</w:t>
+            </w:r>
+            <w:r>
+              <w:rPr>
+                <w:noProof/>
+              </w:rPr>
+              <w:tab/>
+            </w:r>
+            <w:r>
+              <w:rPr>
+                <w:noProof/>
+              </w:rPr>
+              <w:fldChar w:fldCharType="begin"/>
+            </w:r>
+            <w:r>
+              <w:rPr>
+                <w:noProof/>
+              </w:rPr>
+              <w:instrText xml:space="preserve"> PAGEREF _Toc242708936 \h </w:instrText>
+            </w:r>
+            <w:r>
+              <w:rPr>
+                <w:noProof/>
+              </w:rPr>
+            </w:r>
+            <w:r>
+              <w:rPr>
+                <w:noProof/>
+              </w:rPr>
+              <w:fldChar w:fldCharType="separate"/>
+            </w:r>
+            <w:r>
+              <w:rPr>
+                <w:noProof/>
+              </w:rPr>
+              <w:t>1</w:t>
+            </w:r>
+            <w:r>
+              <w:rPr>
+                <w:noProof/>
+              </w:rPr>
+              <w:fldChar w:fldCharType="end"/>
+            </w:r>
+          </w:hyperlink>
+        </w:p>
+        <w:p>
+          <w:pPr>
+            <w:pStyle w:val="TOC1"/>
+            <w:tabs>
+              <w:tab w:val="right" w:leader="dot" w:pos="10070"/>
+            </w:tabs>
+            <w:rPr>
+              <w:noProof/>
+            </w:rPr>
+          </w:pPr>
+          <w:hyperlink w:anchor="_Toc242708937" w:history="1">
+            <w:r>
+              <w:rPr>
+                <w:rStyle w:val="Hyperlink"/>
+                <w:rFonts w:ascii="Arial" w:eastAsia="Arial" w:hAnsi="Arial" w:cs="Arial"/>
+                <w:b/>
+                <w:bCs/>
+                <w:noProof/>
+              </w:rPr>
+              <w:t>Appendix A — Request and Response Reference</w:t>
+            </w:r>
+            <w:r>
+              <w:rPr>
+                <w:noProof/>
+              </w:rPr>
+              <w:tab/>
+            </w:r>
+            <w:r>
+              <w:rPr>
+                <w:noProof/>
+              </w:rPr>
+              <w:fldChar w:fldCharType="begin"/>
+            </w:r>
+            <w:r>
+              <w:rPr>
+                <w:noProof/>
+              </w:rPr>
+              <w:instrText xml:space="preserve"> PAGEREF _Toc242708937 \h </w:instrText>
+            </w:r>
+            <w:r>
+              <w:rPr>
+                <w:noProof/>
+              </w:rPr>
+            </w:r>
+            <w:r>
+              <w:rPr>
+                <w:noProof/>
+              </w:rPr>
+              <w:fldChar w:fldCharType="separate"/>
+            </w:r>
+            <w:r>
+              <w:rPr>
+                <w:noProof/>
+              </w:rPr>
+              <w:t>1</w:t>
+            </w:r>
+            <w:r>
+              <w:rPr>
+                <w:noProof/>
+              </w:rPr>
+              <w:fldChar w:fldCharType="end"/>
+            </w:r>
+          </w:hyperlink>
+        </w:p>
+        <w:p>
+          <w:pPr>
+            <w:pStyle w:val="TOC1"/>
+            <w:tabs>
+              <w:tab w:val="right" w:leader="dot" w:pos="10070"/>
+            </w:tabs>
+            <w:rPr>
+              <w:noProof/>
+            </w:rPr>
+          </w:pPr>
+          <w:hyperlink w:anchor="_Toc242708938" w:history="1">
+            <w:r>
+              <w:rPr>
+                <w:rStyle w:val="Hyperlink"/>
+                <w:rFonts w:ascii="Arial" w:eastAsia="Arial" w:hAnsi="Arial" w:cs="Arial"/>
+                <w:b/>
+                <w:bCs/>
+                <w:noProof/>
+              </w:rPr>
+              <w:t>Appendix B — Support and Resources</w:t>
+            </w:r>
+            <w:r>
+              <w:rPr>
+                <w:noProof/>
+              </w:rPr>
+              <w:tab/>
+            </w:r>
+            <w:r>
+              <w:rPr>
+                <w:noProof/>
+              </w:rPr>
+              <w:fldChar w:fldCharType="begin"/>
+            </w:r>
+            <w:r>
+              <w:rPr>
+                <w:noProof/>
+              </w:rPr>
+              <w:instrText xml:space="preserve"> PAGEREF _Toc242708938 \h </w:instrText>
+            </w:r>
+            <w:r>
+              <w:rPr>
+                <w:noProof/>
+              </w:rPr>
+            </w:r>
+            <w:r>
+              <w:rPr>
+                <w:noProof/>
+              </w:rPr>
+              <w:fldChar w:fldCharType="separate"/>
+            </w:r>
+            <w:r>
+              <w:rPr>
+                <w:noProof/>
+              </w:rPr>
+              <w:t>1</w:t>
+            </w:r>
+            <w:r>
+              <w:rPr>
+                <w:noProof/>
+              </w:rPr>
+              <w:fldChar w:fldCharType="end"/>
+            </w:r>
+          </w:hyperlink>
         </w:p>
         <w:p>
           <w:r>
@@ -185,19 +1734,20 @@
     <w:p>
       <w:pPr>
         <w:pStyle w:val="Heading1"/>
-        <w:spacing w:after="200" w:before="360"/>
-      </w:pPr>
-      <w:r>
-        <w:rPr>
-          <w:rFonts w:ascii="Arial" w:cs="Arial" w:eastAsia="Arial" w:hAnsi="Arial"/>
+        <w:spacing w:before="360" w:after="200"/>
+      </w:pPr>
+      <w:bookmarkStart w:id="0" w:name="_Toc242708914"/>
+      <w:r>
+        <w:rPr>
+          <w:rFonts w:ascii="Arial" w:eastAsia="Arial" w:hAnsi="Arial" w:cs="Arial"/>
           <w:b/>
           <w:bCs/>
           <w:color w:val="00A9CE"/>
-          <w:sz w:val="32"/>
-          <w:szCs w:val="32"/>
-        </w:rPr>
-        <w:t xml:space="preserve">1. Overview</w:t>
-      </w:r>
+        </w:rPr>
+        <w:lastRenderedPageBreak/>
+        <w:t>1. Overview</w:t>
+      </w:r>
+      <w:bookmarkEnd w:id="0"/>
     </w:p>
     <w:p>
       <w:pPr>
@@ -205,29 +1755,16 @@
       </w:pPr>
       <w:r>
         <w:rPr>
-          <w:rFonts w:ascii="Arial" w:cs="Arial" w:eastAsia="Arial" w:hAnsi="Arial"/>
-          <w:b w:val="false"/>
-          <w:bCs w:val="false"/>
-          <w:i w:val="false"/>
-          <w:iCs w:val="false"/>
-          <w:color w:val="000000"/>
-          <w:sz w:val="20"/>
-          <w:szCs w:val="20"/>
-        </w:rPr>
-        <w:t xml:space="preserve">This integration deploys one piece: a translation adapter — a small serverless AWS Lambda service that speaks the Databricks Unity AI Gateway “External Policy” contract on one side and DLPoD’s REST content-inspection API on the other, so Databricks can call it directly.</w:t>
+          <w:rFonts w:ascii="Arial" w:eastAsia="Arial" w:hAnsi="Arial" w:cs="Arial"/>
+          <w:color w:val="000000"/>
+        </w:rPr>
+        <w:t>This integration deploys one piece: a translation adapter — a small serverless AWS Lambda service that speaks the Databricks Unity AI Gateway “External Policy” contract on one side and DLPoD’s REST content-inspection API on the other, so Databricks can call it directly.</w:t>
       </w:r>
     </w:p>
     <w:p>
       <w:pPr>
         <w:spacing w:after="100"/>
       </w:pPr>
-      <w:r>
-        <w:rPr>
-          <w:sz w:val="12"/>
-          <w:szCs w:val="12"/>
-        </w:rPr>
-        <w:t xml:space="preserve"/>
-      </w:r>
     </w:p>
     <w:p>
       <w:pPr>
@@ -235,16 +1772,10 @@
       </w:pPr>
       <w:r>
         <w:rPr>
-          <w:rFonts w:ascii="Arial" w:cs="Arial" w:eastAsia="Arial" w:hAnsi="Arial"/>
-          <w:b w:val="false"/>
-          <w:bCs w:val="false"/>
-          <w:i w:val="false"/>
-          <w:iCs w:val="false"/>
-          <w:color w:val="000000"/>
-          <w:sz w:val="20"/>
-          <w:szCs w:val="20"/>
-        </w:rPr>
-        <w:t xml:space="preserve">The adapter inspects both text and image content from Databricks model/tool traffic against your configured Netskope DLP profiles, and (when enabled) alerts to SkopeIT so DLP matches are visible alongside the rest of your Netskope telemetry.</w:t>
+          <w:rFonts w:ascii="Arial" w:eastAsia="Arial" w:hAnsi="Arial" w:cs="Arial"/>
+          <w:color w:val="000000"/>
+        </w:rPr>
+        <w:t>The adapter inspects both text and image content from Databricks model/tool traffic against your configured Netskope DLP profiles, and (when enabled) alerts to SkopeIT so DLP matches are visible alongside the rest of your Netskope telemetry.</w:t>
       </w:r>
     </w:p>
     <w:p>
@@ -253,34 +1784,28 @@
       </w:pPr>
       <w:r>
         <w:rPr>
-          <w:rFonts w:ascii="Arial" w:cs="Arial" w:eastAsia="Arial" w:hAnsi="Arial"/>
-          <w:b w:val="false"/>
-          <w:bCs w:val="false"/>
-          <w:i w:val="false"/>
-          <w:iCs w:val="false"/>
-          <w:color w:val="000000"/>
-          <w:sz w:val="20"/>
-          <w:szCs w:val="20"/>
-        </w:rPr>
-        <w:t xml:space="preserve">Deploy the adapter (Part 2), then configure Databricks to use it (Part 3). Part 4 validates the whole path end to end, including image/OCR-based DLP.</w:t>
+          <w:rFonts w:ascii="Arial" w:eastAsia="Arial" w:hAnsi="Arial" w:cs="Arial"/>
+          <w:color w:val="000000"/>
+        </w:rPr>
+        <w:t>Deploy the adapter (Part 2), then configure Databricks to use it (Part 3). Part 4 validates the whole path end to end, including image/OCR-based DLP.</w:t>
       </w:r>
     </w:p>
     <w:p>
       <w:pPr>
         <w:pStyle w:val="Heading1"/>
-        <w:spacing w:after="200" w:before="360"/>
-      </w:pPr>
-      <w:r>
-        <w:rPr>
-          <w:rFonts w:ascii="Arial" w:cs="Arial" w:eastAsia="Arial" w:hAnsi="Arial"/>
+        <w:spacing w:before="360" w:after="200"/>
+      </w:pPr>
+      <w:bookmarkStart w:id="1" w:name="_Toc242708915"/>
+      <w:r>
+        <w:rPr>
+          <w:rFonts w:ascii="Arial" w:eastAsia="Arial" w:hAnsi="Arial" w:cs="Arial"/>
           <w:b/>
           <w:bCs/>
           <w:color w:val="00A9CE"/>
-          <w:sz w:val="32"/>
-          <w:szCs w:val="32"/>
-        </w:rPr>
-        <w:t xml:space="preserve">2. Architecture</w:t>
-      </w:r>
+        </w:rPr>
+        <w:t>2. Architecture</w:t>
+      </w:r>
+      <w:bookmarkEnd w:id="1"/>
     </w:p>
     <w:p>
       <w:pPr>
@@ -288,29 +1813,26 @@
       </w:pPr>
       <w:r>
         <w:rPr>
-          <w:rFonts w:ascii="Arial" w:cs="Arial" w:eastAsia="Arial" w:hAnsi="Arial"/>
-          <w:b w:val="false"/>
-          <w:bCs w:val="false"/>
-          <w:i w:val="false"/>
-          <w:iCs w:val="false"/>
-          <w:color w:val="000000"/>
-          <w:sz w:val="20"/>
-          <w:szCs w:val="20"/>
-        </w:rPr>
-        <w:t xml:space="preserve">Once complete, a governed Databricks model, model-provider, or MCP service call flows through the integration as follows:</w:t>
-      </w:r>
-    </w:p>
-    <w:p>
-      <w:pPr>
-        <w:spacing w:after="200" w:before="120"/>
+          <w:rFonts w:ascii="Arial" w:eastAsia="Arial" w:hAnsi="Arial" w:cs="Arial"/>
+          <w:color w:val="000000"/>
+        </w:rPr>
+        <w:t>Once complete, a governed Databricks model, model-provider, or MCP service call flows through the integration as follows:</w:t>
+      </w:r>
+    </w:p>
+    <w:p>
+      <w:pPr>
+        <w:spacing w:before="120" w:after="200"/>
         <w:jc w:val="center"/>
       </w:pPr>
       <w:r>
+        <w:rPr>
+          <w:noProof/>
+        </w:rPr>
         <w:drawing>
-          <wp:inline distT="0" distB="0" distL="0" distR="0">
+          <wp:inline distT="0" distB="0" distL="0" distR="0" wp14:anchorId="3D2A3800" wp14:editId="17B3245B">
             <wp:extent cx="4381500" cy="4695825"/>
-            <wp:effectExtent t="0" r="0" b="0" l="0"/>
-            <wp:docPr id="1" name="" descr="" title=""/>
+            <wp:effectExtent l="0" t="0" r="0" b="0"/>
+            <wp:docPr id="1" name="Picture 1"/>
             <wp:cNvGraphicFramePr>
               <a:graphicFrameLocks xmlns:a="http://schemas.openxmlformats.org/drawingml/2006/main" noChangeAspect="1"/>
             </wp:cNvGraphicFramePr>
@@ -318,13 +1840,13 @@
               <a:graphicData uri="http://schemas.openxmlformats.org/drawingml/2006/picture">
                 <pic:pic xmlns:pic="http://schemas.openxmlformats.org/drawingml/2006/picture">
                   <pic:nvPicPr>
-                    <pic:cNvPr id="0" name="" descr=""/>
+                    <pic:cNvPr id="0" name=""/>
                     <pic:cNvPicPr>
                       <a:picLocks noChangeAspect="1" noChangeArrowheads="1"/>
                     </pic:cNvPicPr>
                   </pic:nvPicPr>
                   <pic:blipFill>
-                    <a:blip r:embed="rId7" cstate="none"/>
+                    <a:blip r:embed="rId6"/>
                     <a:srcRect/>
                     <a:stretch>
                       <a:fillRect/>
@@ -350,13 +1872,6 @@
       <w:pPr>
         <w:spacing w:after="100"/>
       </w:pPr>
-      <w:r>
-        <w:rPr>
-          <w:sz w:val="12"/>
-          <w:szCs w:val="12"/>
-        </w:rPr>
-        <w:t xml:space="preserve"/>
-      </w:r>
     </w:p>
     <w:p>
       <w:pPr>
@@ -364,16 +1879,10 @@
       </w:pPr>
       <w:r>
         <w:rPr>
-          <w:rFonts w:ascii="Arial" w:cs="Arial" w:eastAsia="Arial" w:hAnsi="Arial"/>
-          <w:b w:val="false"/>
-          <w:bCs w:val="false"/>
-          <w:i w:val="false"/>
-          <w:iCs w:val="false"/>
-          <w:color w:val="000000"/>
-          <w:sz w:val="20"/>
-          <w:szCs w:val="20"/>
-        </w:rPr>
-        <w:t xml:space="preserve">Key properties of this design:</w:t>
+          <w:rFonts w:ascii="Arial" w:eastAsia="Arial" w:hAnsi="Arial" w:cs="Arial"/>
+          <w:color w:val="000000"/>
+        </w:rPr>
+        <w:t>Key properties of this design:</w:t>
       </w:r>
     </w:p>
     <w:p>
@@ -387,12 +1896,10 @@
       </w:pPr>
       <w:r>
         <w:rPr>
-          <w:rFonts w:ascii="Arial" w:cs="Arial" w:eastAsia="Arial" w:hAnsi="Arial"/>
-          <w:color w:val="000000"/>
-          <w:sz w:val="20"/>
-          <w:szCs w:val="20"/>
-        </w:rPr>
-        <w:t xml:space="preserve">The adapter’s public entry point (API Gateway) is protected by OAuth2 client-credentials — the only authentication method the Databricks External Policy contract supports. Databricks fetches its own token and presents it as a bearer token on every call; API Gateway validates it before the Lambda ever runs.</w:t>
+          <w:rFonts w:ascii="Arial" w:eastAsia="Arial" w:hAnsi="Arial" w:cs="Arial"/>
+          <w:color w:val="000000"/>
+        </w:rPr>
+        <w:t>The adapter’s public entry point (API Gateway) is protected by OAuth2 client-credentials — the only authentication method the Databricks External Policy contract supports. Databricks fetches its own token and presents it as a bearer token on every call; API Gateway validates it before the Lambda ever runs.</w:t>
       </w:r>
     </w:p>
     <w:p>
@@ -406,12 +1913,11 @@
       </w:pPr>
       <w:r>
         <w:rPr>
-          <w:rFonts w:ascii="Arial" w:cs="Arial" w:eastAsia="Arial" w:hAnsi="Arial"/>
-          <w:color w:val="000000"/>
-          <w:sz w:val="20"/>
-          <w:szCs w:val="20"/>
-        </w:rPr>
-        <w:t xml:space="preserve">The Lambda only needs VPC-local reachability to the DLPoD appliance’s internal load balancer — it does not need NAT gateway or internet egress for that traffic.</w:t>
+          <w:rFonts w:ascii="Arial" w:eastAsia="Arial" w:hAnsi="Arial" w:cs="Arial"/>
+          <w:color w:val="000000"/>
+        </w:rPr>
+        <w:lastRenderedPageBreak/>
+        <w:t>The Lambda only needs VPC-local reachability to the DLPoD appliance’s internal load balancer — it does not need NAT gateway or internet egress for that traffic.</w:t>
       </w:r>
     </w:p>
     <w:p>
@@ -425,12 +1931,10 @@
       </w:pPr>
       <w:r>
         <w:rPr>
-          <w:rFonts w:ascii="Arial" w:cs="Arial" w:eastAsia="Arial" w:hAnsi="Arial"/>
-          <w:color w:val="000000"/>
-          <w:sz w:val="20"/>
-          <w:szCs w:val="20"/>
-        </w:rPr>
-        <w:t xml:space="preserve">The DLPoD appliance itself is never exposed to the internet; only the small adapter Lambda is internet-facing, and only via a token-gated API.</w:t>
+          <w:rFonts w:ascii="Arial" w:eastAsia="Arial" w:hAnsi="Arial" w:cs="Arial"/>
+          <w:color w:val="000000"/>
+        </w:rPr>
+        <w:t>The DLPoD appliance itself is never exposed to the internet; only the small adapter Lambda is internet-facing, and only via a token-gated API.</w:t>
       </w:r>
     </w:p>
     <w:p>
@@ -444,45 +1948,45 @@
       </w:pPr>
       <w:r>
         <w:rPr>
-          <w:rFonts w:ascii="Arial" w:cs="Arial" w:eastAsia="Arial" w:hAnsi="Arial"/>
-          <w:color w:val="000000"/>
-          <w:sz w:val="20"/>
-          <w:szCs w:val="20"/>
-        </w:rPr>
-        <w:t xml:space="preserve">When a message contains both text and image content (for example, a chat turn with a pasted screenshot), the adapter inspects every content item concurrently rather than one after another, so DLPoD round-trip latency does not stack up against Databricks’ short timeout budget for this call.</w:t>
+          <w:rFonts w:ascii="Arial" w:eastAsia="Arial" w:hAnsi="Arial" w:cs="Arial"/>
+          <w:color w:val="000000"/>
+        </w:rPr>
+        <w:t>When a message contains both text and image content (for example, a chat turn with a pasted screenshot), the adapter inspects every content item concurrently rather than one after another, so DLPoD round-trip latency does not stack up against Databricks’ short timeout budget for this call.</w:t>
       </w:r>
     </w:p>
     <w:p>
       <w:pPr>
         <w:pStyle w:val="Heading1"/>
-        <w:spacing w:after="200" w:before="360"/>
-      </w:pPr>
-      <w:r>
-        <w:rPr>
-          <w:rFonts w:ascii="Arial" w:cs="Arial" w:eastAsia="Arial" w:hAnsi="Arial"/>
+        <w:spacing w:before="360" w:after="200"/>
+      </w:pPr>
+      <w:bookmarkStart w:id="2" w:name="_Toc242708916"/>
+      <w:r>
+        <w:rPr>
+          <w:rFonts w:ascii="Arial" w:eastAsia="Arial" w:hAnsi="Arial" w:cs="Arial"/>
           <w:b/>
           <w:bCs/>
           <w:color w:val="00A9CE"/>
-          <w:sz w:val="32"/>
-          <w:szCs w:val="32"/>
-        </w:rPr>
-        <w:t xml:space="preserve">3. Prerequisites</w:t>
-      </w:r>
+        </w:rPr>
+        <w:t>3. Prerequisites</w:t>
+      </w:r>
+      <w:bookmarkEnd w:id="2"/>
     </w:p>
     <w:p>
       <w:pPr>
         <w:pStyle w:val="Heading2"/>
-        <w:spacing w:after="160" w:before="280"/>
-      </w:pPr>
-      <w:r>
-        <w:rPr>
-          <w:rFonts w:ascii="Arial" w:cs="Arial" w:eastAsia="Arial" w:hAnsi="Arial"/>
+        <w:spacing w:before="280" w:after="160"/>
+      </w:pPr>
+      <w:bookmarkStart w:id="3" w:name="_Toc242708917"/>
+      <w:r>
+        <w:rPr>
+          <w:rFonts w:ascii="Arial" w:eastAsia="Arial" w:hAnsi="Arial" w:cs="Arial"/>
           <w:color w:val="666666"/>
           <w:sz w:val="44"/>
           <w:szCs w:val="44"/>
         </w:rPr>
-        <w:t xml:space="preserve">3.1 Netskope</w:t>
-      </w:r>
+        <w:t>3.1 Netskope</w:t>
+      </w:r>
+      <w:bookmarkEnd w:id="3"/>
     </w:p>
     <w:p>
       <w:pPr>
@@ -495,12 +1999,10 @@
       </w:pPr>
       <w:r>
         <w:rPr>
-          <w:rFonts w:ascii="Arial" w:cs="Arial" w:eastAsia="Arial" w:hAnsi="Arial"/>
-          <w:color w:val="000000"/>
-          <w:sz w:val="20"/>
-          <w:szCs w:val="20"/>
-        </w:rPr>
-        <w:t xml:space="preserve">An existing DLP On Demand (DLPoD) appliance, already deployed and tethered to your Netskope tenant, reachable via an internal Application Load Balancer.</w:t>
+          <w:rFonts w:ascii="Arial" w:eastAsia="Arial" w:hAnsi="Arial" w:cs="Arial"/>
+          <w:color w:val="000000"/>
+        </w:rPr>
+        <w:t>An existing DLP On Demand (DLPoD) appliance, already deployed and tethered to your Netskope tenant, reachable via an internal Application Load Balancer.</w:t>
       </w:r>
     </w:p>
     <w:p>
@@ -514,58 +2016,54 @@
       </w:pPr>
       <w:r>
         <w:rPr>
-          <w:rFonts w:ascii="Arial" w:cs="Arial" w:eastAsia="Arial" w:hAnsi="Arial"/>
-          <w:color w:val="000000"/>
-          <w:sz w:val="20"/>
-          <w:szCs w:val="20"/>
-        </w:rPr>
-        <w:t xml:space="preserve">At least one DLP profile configured in your Netskope tenant to enforce (custom or predefined). You can list available profiles by calling GET /inspections/profiles on the appliance.</w:t>
+          <w:rFonts w:ascii="Arial" w:eastAsia="Arial" w:hAnsi="Arial" w:cs="Arial"/>
+          <w:color w:val="000000"/>
+        </w:rPr>
+        <w:t>At least one DLP profile configured in your Netskope tenant to enforce (custom or predefined). You can list available profiles by calling GET /inspections/profiles on the appliance.</w:t>
       </w:r>
     </w:p>
     <w:p>
       <w:pPr>
         <w:pBdr>
-          <w:left w:val="single" w:color="FF8200" w:sz="12" w:space="8"/>
+          <w:left w:val="single" w:sz="12" w:space="8" w:color="FF8200"/>
         </w:pBdr>
-        <w:shd w:fill="FFF4E8" w:val="clear"/>
-        <w:spacing w:after="200" w:before="100"/>
+        <w:shd w:val="clear" w:color="auto" w:fill="FFF4E8"/>
+        <w:spacing w:before="100" w:after="200"/>
         <w:ind w:left="100"/>
       </w:pPr>
       <w:r>
         <w:rPr>
-          <w:rFonts w:ascii="Arial" w:cs="Arial" w:eastAsia="Arial" w:hAnsi="Arial"/>
+          <w:rFonts w:ascii="Arial" w:eastAsia="Arial" w:hAnsi="Arial" w:cs="Arial"/>
           <w:b/>
           <w:bCs/>
           <w:color w:val="FF8200"/>
-          <w:sz w:val="20"/>
-          <w:szCs w:val="20"/>
         </w:rPr>
         <w:t xml:space="preserve">NOTE: </w:t>
       </w:r>
       <w:r>
         <w:rPr>
-          <w:rFonts w:ascii="Arial" w:cs="Arial" w:eastAsia="Arial" w:hAnsi="Arial"/>
-          <w:color w:val="000000"/>
-          <w:sz w:val="20"/>
-          <w:szCs w:val="20"/>
-        </w:rPr>
-        <w:t xml:space="preserve">If you want OCR-based DLP on image content (a user pasting a screenshot into chat, for example), ask your Netskope account team to enable the backend feature flag DLP_DLPAAS_FEATURE_ENABLE_OCR for your tenant. Without it, DLPoD silently returns a non-match on image content regardless of what the image contains — text-only DLP is unaffected either way.</w:t>
+          <w:rFonts w:ascii="Arial" w:eastAsia="Arial" w:hAnsi="Arial" w:cs="Arial"/>
+          <w:color w:val="000000"/>
+        </w:rPr>
+        <w:t>If you want OCR-based DLP on image content (a user pasting a screenshot into chat, for example), ask your Netskope account team to enable the backend feature flag DLP_DLPAAS_FEATURE_ENABLE_OCR for your tenant. Without it, DLPoD silently returns a non-match on image content regardless of what the image contains — text-only DLP is unaffected either way.</w:t>
       </w:r>
     </w:p>
     <w:p>
       <w:pPr>
         <w:pStyle w:val="Heading2"/>
-        <w:spacing w:after="160" w:before="280"/>
-      </w:pPr>
-      <w:r>
-        <w:rPr>
-          <w:rFonts w:ascii="Arial" w:cs="Arial" w:eastAsia="Arial" w:hAnsi="Arial"/>
+        <w:spacing w:before="280" w:after="160"/>
+      </w:pPr>
+      <w:bookmarkStart w:id="4" w:name="_Toc242708918"/>
+      <w:r>
+        <w:rPr>
+          <w:rFonts w:ascii="Arial" w:eastAsia="Arial" w:hAnsi="Arial" w:cs="Arial"/>
           <w:color w:val="666666"/>
           <w:sz w:val="44"/>
           <w:szCs w:val="44"/>
         </w:rPr>
-        <w:t xml:space="preserve">3.2 AWS</w:t>
-      </w:r>
+        <w:t>3.2 AWS</w:t>
+      </w:r>
+      <w:bookmarkEnd w:id="4"/>
     </w:p>
     <w:p>
       <w:pPr>
@@ -578,12 +2076,10 @@
       </w:pPr>
       <w:r>
         <w:rPr>
-          <w:rFonts w:ascii="Arial" w:cs="Arial" w:eastAsia="Arial" w:hAnsi="Arial"/>
-          <w:color w:val="000000"/>
-          <w:sz w:val="20"/>
-          <w:szCs w:val="20"/>
-        </w:rPr>
-        <w:t xml:space="preserve">An AWS account/role with permission to deploy a CloudFormation stack that creates Lambda, API Gateway, Cognito, and IAM resources.</w:t>
+          <w:rFonts w:ascii="Arial" w:eastAsia="Arial" w:hAnsi="Arial" w:cs="Arial"/>
+          <w:color w:val="000000"/>
+        </w:rPr>
+        <w:t>An AWS account/role with permission to deploy a CloudFormation stack that creates Lambda, API Gateway, Cognito, and IAM resources.</w:t>
       </w:r>
     </w:p>
     <w:p>
@@ -597,12 +2093,10 @@
       </w:pPr>
       <w:r>
         <w:rPr>
-          <w:rFonts w:ascii="Arial" w:cs="Arial" w:eastAsia="Arial" w:hAnsi="Arial"/>
-          <w:color w:val="000000"/>
-          <w:sz w:val="20"/>
-          <w:szCs w:val="20"/>
-        </w:rPr>
-        <w:t xml:space="preserve">Any subnet in the same VPC as the DLPoD appliance’s internal load balancer, for the adapter Lambda — it does not need internet access, only VPC-local reachability to that load balancer.</w:t>
+          <w:rFonts w:ascii="Arial" w:eastAsia="Arial" w:hAnsi="Arial" w:cs="Arial"/>
+          <w:color w:val="000000"/>
+        </w:rPr>
+        <w:t>Any subnet in the same VPC as the DLPoD appliance’s internal load balancer, for the adapter Lambda — it does not need internet access, only VPC-local reachability to that load balancer.</w:t>
       </w:r>
     </w:p>
     <w:p>
@@ -616,12 +2110,10 @@
       </w:pPr>
       <w:r>
         <w:rPr>
-          <w:rFonts w:ascii="Arial" w:cs="Arial" w:eastAsia="Arial" w:hAnsi="Arial"/>
-          <w:color w:val="000000"/>
-          <w:sz w:val="20"/>
-          <w:szCs w:val="20"/>
-        </w:rPr>
-        <w:t xml:space="preserve">The SSM parameter name holding the appliance load balancer’s certificate PEM (created when the DLPoD appliance itself was deployed).</w:t>
+          <w:rFonts w:ascii="Arial" w:eastAsia="Arial" w:hAnsi="Arial" w:cs="Arial"/>
+          <w:color w:val="000000"/>
+        </w:rPr>
+        <w:t>The SSM parameter name holding the appliance load balancer’s certificate PEM (created when the DLPoD appliance itself was deployed).</w:t>
       </w:r>
     </w:p>
     <w:p>
@@ -635,12 +2127,10 @@
       </w:pPr>
       <w:r>
         <w:rPr>
-          <w:rFonts w:ascii="Arial" w:cs="Arial" w:eastAsia="Arial" w:hAnsi="Arial"/>
-          <w:color w:val="000000"/>
-          <w:sz w:val="20"/>
-          <w:szCs w:val="20"/>
-        </w:rPr>
-        <w:t xml:space="preserve">AWS CLI configured with working credentials (aws sts get-caller-identity should succeed).</w:t>
+          <w:rFonts w:ascii="Arial" w:eastAsia="Arial" w:hAnsi="Arial" w:cs="Arial"/>
+          <w:color w:val="000000"/>
+        </w:rPr>
+        <w:t>AWS CLI configured with working credentials (aws sts get-caller-identity should succeed).</w:t>
       </w:r>
     </w:p>
     <w:p>
@@ -654,28 +2144,28 @@
       </w:pPr>
       <w:r>
         <w:rPr>
-          <w:rFonts w:ascii="Arial" w:cs="Arial" w:eastAsia="Arial" w:hAnsi="Arial"/>
-          <w:color w:val="000000"/>
-          <w:sz w:val="20"/>
-          <w:szCs w:val="20"/>
-        </w:rPr>
-        <w:t xml:space="preserve">PowerShell (the provided deployment script is PowerShell; adapt the underlying aws cloudformation commands if you prefer bash).</w:t>
+          <w:rFonts w:ascii="Arial" w:eastAsia="Arial" w:hAnsi="Arial" w:cs="Arial"/>
+          <w:color w:val="000000"/>
+        </w:rPr>
+        <w:t>PowerShell (the provided deployment script is PowerShell; adapt the underlying aws cloudformation commands if you prefer bash).</w:t>
       </w:r>
     </w:p>
     <w:p>
       <w:pPr>
         <w:pStyle w:val="Heading2"/>
-        <w:spacing w:after="160" w:before="280"/>
-      </w:pPr>
-      <w:r>
-        <w:rPr>
-          <w:rFonts w:ascii="Arial" w:cs="Arial" w:eastAsia="Arial" w:hAnsi="Arial"/>
+        <w:spacing w:before="280" w:after="160"/>
+      </w:pPr>
+      <w:bookmarkStart w:id="5" w:name="_Toc242708919"/>
+      <w:r>
+        <w:rPr>
+          <w:rFonts w:ascii="Arial" w:eastAsia="Arial" w:hAnsi="Arial" w:cs="Arial"/>
           <w:color w:val="666666"/>
           <w:sz w:val="44"/>
           <w:szCs w:val="44"/>
         </w:rPr>
-        <w:t xml:space="preserve">3.3 Databricks</w:t>
-      </w:r>
+        <w:t>3.3 Databricks</w:t>
+      </w:r>
+      <w:bookmarkEnd w:id="5"/>
     </w:p>
     <w:p>
       <w:pPr>
@@ -688,42 +2178,36 @@
       </w:pPr>
       <w:r>
         <w:rPr>
-          <w:rFonts w:ascii="Arial" w:cs="Arial" w:eastAsia="Arial" w:hAnsi="Arial"/>
-          <w:color w:val="000000"/>
-          <w:sz w:val="20"/>
-          <w:szCs w:val="20"/>
-        </w:rPr>
-        <w:t xml:space="preserve">A Databricks workspace with Unity Catalog enabled.</w:t>
+          <w:rFonts w:ascii="Arial" w:eastAsia="Arial" w:hAnsi="Arial" w:cs="Arial"/>
+          <w:color w:val="000000"/>
+        </w:rPr>
+        <w:t>A Databricks workspace with Unity Catalog enabled.</w:t>
       </w:r>
     </w:p>
     <w:p>
       <w:pPr>
         <w:pBdr>
-          <w:left w:val="single" w:color="FF8200" w:sz="12" w:space="8"/>
+          <w:left w:val="single" w:sz="12" w:space="8" w:color="FF8200"/>
         </w:pBdr>
-        <w:shd w:fill="FFF4E8" w:val="clear"/>
-        <w:spacing w:after="200" w:before="100"/>
+        <w:shd w:val="clear" w:color="auto" w:fill="FFF4E8"/>
+        <w:spacing w:before="100" w:after="200"/>
         <w:ind w:left="100"/>
       </w:pPr>
       <w:r>
         <w:rPr>
-          <w:rFonts w:ascii="Arial" w:cs="Arial" w:eastAsia="Arial" w:hAnsi="Arial"/>
+          <w:rFonts w:ascii="Arial" w:eastAsia="Arial" w:hAnsi="Arial" w:cs="Arial"/>
           <w:b/>
           <w:bCs/>
           <w:color w:val="FF8200"/>
-          <w:sz w:val="20"/>
-          <w:szCs w:val="20"/>
         </w:rPr>
         <w:t xml:space="preserve">IMPORTANT: </w:t>
       </w:r>
       <w:r>
         <w:rPr>
-          <w:rFonts w:ascii="Arial" w:cs="Arial" w:eastAsia="Arial" w:hAnsi="Arial"/>
-          <w:color w:val="000000"/>
-          <w:sz w:val="20"/>
-          <w:szCs w:val="20"/>
-        </w:rPr>
-        <w:t xml:space="preserve">The External Policies (Direct HTTP API) feature may be gated behind a preview at the time of this guide. Confirm with your Databricks account team that it is enabled for your workspace before starting — if it isn’t, the connection and policy screens described in Part 3 will not be available.</w:t>
+          <w:rFonts w:ascii="Arial" w:eastAsia="Arial" w:hAnsi="Arial" w:cs="Arial"/>
+          <w:color w:val="000000"/>
+        </w:rPr>
+        <w:t>The External Policies (Direct HTTP API) feature may be gated behind a preview at the time of this guide. Confirm with your Databricks account team that it is enabled for your workspace before starting — if it isn’t, the connection and policy screens described in Part 3 will not be available.</w:t>
       </w:r>
     </w:p>
     <w:p>
@@ -737,12 +2221,10 @@
       </w:pPr>
       <w:r>
         <w:rPr>
-          <w:rFonts w:ascii="Arial" w:cs="Arial" w:eastAsia="Arial" w:hAnsi="Arial"/>
-          <w:color w:val="000000"/>
-          <w:sz w:val="20"/>
-          <w:szCs w:val="20"/>
-        </w:rPr>
-        <w:t xml:space="preserve">Permission to create a Unity Catalog connection: either metastore admin, or the CREATE CONNECTION privilege (plus USE CATALOG / USE SCHEMA on the catalog/schema you’ll create it in).</w:t>
+          <w:rFonts w:ascii="Arial" w:eastAsia="Arial" w:hAnsi="Arial" w:cs="Arial"/>
+          <w:color w:val="000000"/>
+        </w:rPr>
+        <w:t>Permission to create a Unity Catalog connection: either metastore admin, or the CREATE CONNECTION privilege (plus USE CATALOG / USE SCHEMA on the catalog/schema you’ll create it in).</w:t>
       </w:r>
     </w:p>
     <w:p>
@@ -756,30 +2238,28 @@
       </w:pPr>
       <w:r>
         <w:rPr>
-          <w:rFonts w:ascii="Arial" w:cs="Arial" w:eastAsia="Arial" w:hAnsi="Arial"/>
-          <w:color w:val="000000"/>
-          <w:sz w:val="20"/>
-          <w:szCs w:val="20"/>
-        </w:rPr>
-        <w:t xml:space="preserve">MANAGE permission on the schema containing the model, model-provider, or MCP service you plan to govern (needed to attach a policy to it in Part 3). If the service is one of Databricks’ own built-in, system-hosted models, this schema is typically owned by Databricks and MANAGE may need to be granted by a workspace/account admin — see the note in Part 3 for a way to validate the integration without waiting on that grant.</w:t>
+          <w:rFonts w:ascii="Arial" w:eastAsia="Arial" w:hAnsi="Arial" w:cs="Arial"/>
+          <w:color w:val="000000"/>
+        </w:rPr>
+        <w:t>MANAGE permission on the schema containing the model, model-provider, or MCP service you plan to govern (needed to attach a policy to it in Part 3). If the service is one of Databricks’ own built-in, system-hosted models, this schema is typically owned by Databricks and MANAGE may need to be granted by a workspace/account admin — see the note in Part 3 for a way to validate the integration without waiting on that grant.</w:t>
       </w:r>
     </w:p>
     <w:p>
       <w:pPr>
         <w:pStyle w:val="Heading1"/>
-        <w:spacing w:after="200" w:before="360"/>
-      </w:pPr>
-      <w:r>
-        <w:rPr>
-          <w:rFonts w:ascii="Arial" w:cs="Arial" w:eastAsia="Arial" w:hAnsi="Arial"/>
+        <w:spacing w:before="360" w:after="200"/>
+      </w:pPr>
+      <w:bookmarkStart w:id="6" w:name="_Toc242708920"/>
+      <w:r>
+        <w:rPr>
+          <w:rFonts w:ascii="Arial" w:eastAsia="Arial" w:hAnsi="Arial" w:cs="Arial"/>
           <w:b/>
           <w:bCs/>
           <w:color w:val="00A9CE"/>
-          <w:sz w:val="32"/>
-          <w:szCs w:val="32"/>
-        </w:rPr>
-        <w:t xml:space="preserve">4. Part 1 — Get the Deployment Files</w:t>
-      </w:r>
+        </w:rPr>
+        <w:t>4. Part 1 — Get the Deployment Files</w:t>
+      </w:r>
+      <w:bookmarkEnd w:id="6"/>
     </w:p>
     <w:p>
       <w:pPr>
@@ -787,60 +2267,50 @@
       </w:pPr>
       <w:r>
         <w:rPr>
-          <w:rFonts w:ascii="Arial" w:cs="Arial" w:eastAsia="Arial" w:hAnsi="Arial"/>
-          <w:b w:val="false"/>
-          <w:bCs w:val="false"/>
-          <w:i w:val="false"/>
-          <w:iCs w:val="false"/>
-          <w:color w:val="000000"/>
-          <w:sz w:val="20"/>
-          <w:szCs w:val="20"/>
-        </w:rPr>
-        <w:t xml:space="preserve">Obtain the deployment package (a templates/ directory containing databricks-adapter.yaml, a deploy-databricks-adapter.ps1 script, and a .env.example file) from your Netskope account team, or from the repository this guide was distributed alongside.</w:t>
+          <w:rFonts w:ascii="Arial" w:eastAsia="Arial" w:hAnsi="Arial" w:cs="Arial"/>
+          <w:color w:val="000000"/>
+        </w:rPr>
+        <w:lastRenderedPageBreak/>
+        <w:t>Obtain the deployment package (a templates/ directory containing databricks-adapter.yaml, a deploy-databricks-adapter.ps1 script, and a .env.example file) from your Netskope account team, or from the repository this guide was distributed alongside.</w:t>
       </w:r>
     </w:p>
     <w:p>
       <w:pPr>
         <w:pStyle w:val="Heading2"/>
-        <w:spacing w:after="160" w:before="280"/>
-      </w:pPr>
-      <w:r>
-        <w:rPr>
-          <w:rFonts w:ascii="Arial" w:cs="Arial" w:eastAsia="Arial" w:hAnsi="Arial"/>
+        <w:spacing w:before="280" w:after="160"/>
+      </w:pPr>
+      <w:bookmarkStart w:id="7" w:name="_Toc242708921"/>
+      <w:r>
+        <w:rPr>
+          <w:rFonts w:ascii="Arial" w:eastAsia="Arial" w:hAnsi="Arial" w:cs="Arial"/>
           <w:color w:val="666666"/>
           <w:sz w:val="44"/>
           <w:szCs w:val="44"/>
         </w:rPr>
-        <w:t xml:space="preserve">Step 1.1 — Confirm AWS access</w:t>
-      </w:r>
-    </w:p>
-    <w:p>
-      <w:pPr>
-        <w:shd w:fill="F0F0F0" w:val="clear"/>
-        <w:spacing w:after="0" w:line="260"/>
+        <w:t>Step 1.1 — Confirm AWS access</w:t>
+      </w:r>
+      <w:bookmarkEnd w:id="7"/>
+    </w:p>
+    <w:p>
+      <w:pPr>
+        <w:shd w:val="clear" w:color="auto" w:fill="F0F0F0"/>
+        <w:spacing w:line="260" w:lineRule="auto"/>
         <w:ind w:left="120" w:right="120"/>
       </w:pPr>
       <w:r>
         <w:rPr>
-          <w:rFonts w:ascii="Arial" w:cs="Arial" w:eastAsia="Arial" w:hAnsi="Arial"/>
+          <w:rFonts w:ascii="Arial" w:eastAsia="Arial" w:hAnsi="Arial" w:cs="Arial"/>
           <w:color w:val="000000"/>
           <w:sz w:val="18"/>
           <w:szCs w:val="18"/>
         </w:rPr>
-        <w:t xml:space="preserve">aws sts get-caller-identity</w:t>
+        <w:t>aws sts get-caller-identity</w:t>
       </w:r>
     </w:p>
     <w:p>
       <w:pPr>
         <w:spacing w:after="100"/>
       </w:pPr>
-      <w:r>
-        <w:rPr>
-          <w:sz w:val="12"/>
-          <w:szCs w:val="12"/>
-        </w:rPr>
-        <w:t xml:space="preserve"/>
-      </w:r>
     </w:p>
     <w:p>
       <w:pPr>
@@ -848,49 +2318,45 @@
       </w:pPr>
       <w:r>
         <w:rPr>
-          <w:rFonts w:ascii="Arial" w:cs="Arial" w:eastAsia="Arial" w:hAnsi="Arial"/>
-          <w:b w:val="false"/>
-          <w:bCs w:val="false"/>
-          <w:i w:val="false"/>
-          <w:iCs w:val="false"/>
-          <w:color w:val="000000"/>
-          <w:sz w:val="20"/>
-          <w:szCs w:val="20"/>
-        </w:rPr>
-        <w:t xml:space="preserve">Confirm the account ID and region shown are the ones you intend to deploy into — use the same region as your DLPoD appliance.</w:t>
+          <w:rFonts w:ascii="Arial" w:eastAsia="Arial" w:hAnsi="Arial" w:cs="Arial"/>
+          <w:color w:val="000000"/>
+        </w:rPr>
+        <w:t>Confirm the account ID and region shown are the ones you intend to deploy into — use the same region as your DLPoD appliance.</w:t>
       </w:r>
     </w:p>
     <w:p>
       <w:pPr>
         <w:pStyle w:val="Heading1"/>
-        <w:spacing w:after="200" w:before="360"/>
-      </w:pPr>
-      <w:r>
-        <w:rPr>
-          <w:rFonts w:ascii="Arial" w:cs="Arial" w:eastAsia="Arial" w:hAnsi="Arial"/>
+        <w:spacing w:before="360" w:after="200"/>
+      </w:pPr>
+      <w:bookmarkStart w:id="8" w:name="_Toc242708922"/>
+      <w:r>
+        <w:rPr>
+          <w:rFonts w:ascii="Arial" w:eastAsia="Arial" w:hAnsi="Arial" w:cs="Arial"/>
           <w:b/>
           <w:bCs/>
           <w:color w:val="00A9CE"/>
-          <w:sz w:val="32"/>
-          <w:szCs w:val="32"/>
-        </w:rPr>
-        <w:t xml:space="preserve">5. Part 2 — Deploy the Databricks Adapter</w:t>
-      </w:r>
+        </w:rPr>
+        <w:t>5. Part 2 — Deploy the Databricks Adapter</w:t>
+      </w:r>
+      <w:bookmarkEnd w:id="8"/>
     </w:p>
     <w:p>
       <w:pPr>
         <w:pStyle w:val="Heading2"/>
-        <w:spacing w:after="160" w:before="280"/>
-      </w:pPr>
-      <w:r>
-        <w:rPr>
-          <w:rFonts w:ascii="Arial" w:cs="Arial" w:eastAsia="Arial" w:hAnsi="Arial"/>
+        <w:spacing w:before="280" w:after="160"/>
+      </w:pPr>
+      <w:bookmarkStart w:id="9" w:name="_Toc242708923"/>
+      <w:r>
+        <w:rPr>
+          <w:rFonts w:ascii="Arial" w:eastAsia="Arial" w:hAnsi="Arial" w:cs="Arial"/>
           <w:color w:val="666666"/>
           <w:sz w:val="44"/>
           <w:szCs w:val="44"/>
         </w:rPr>
-        <w:t xml:space="preserve">Step 2.1 — What this deploys</w:t>
-      </w:r>
+        <w:t>Step 2.1 — What this deploys</w:t>
+      </w:r>
+      <w:bookmarkEnd w:id="9"/>
     </w:p>
     <w:p>
       <w:pPr>
@@ -898,16 +2364,10 @@
       </w:pPr>
       <w:r>
         <w:rPr>
-          <w:rFonts w:ascii="Arial" w:cs="Arial" w:eastAsia="Arial" w:hAnsi="Arial"/>
-          <w:b w:val="false"/>
-          <w:bCs w:val="false"/>
-          <w:i w:val="false"/>
-          <w:iCs w:val="false"/>
-          <w:color w:val="000000"/>
-          <w:sz w:val="20"/>
-          <w:szCs w:val="20"/>
-        </w:rPr>
-        <w:t xml:space="preserve">A CloudFormation stack containing:</w:t>
+          <w:rFonts w:ascii="Arial" w:eastAsia="Arial" w:hAnsi="Arial" w:cs="Arial"/>
+          <w:color w:val="000000"/>
+        </w:rPr>
+        <w:t>A CloudFormation stack containing:</w:t>
       </w:r>
     </w:p>
     <w:p>
@@ -921,12 +2381,10 @@
       </w:pPr>
       <w:r>
         <w:rPr>
-          <w:rFonts w:ascii="Arial" w:cs="Arial" w:eastAsia="Arial" w:hAnsi="Arial"/>
-          <w:color w:val="000000"/>
-          <w:sz w:val="20"/>
-          <w:szCs w:val="20"/>
-        </w:rPr>
-        <w:t xml:space="preserve">An AWS Lambda function (the translation logic — code is inlined in the template, no build step or artifact upload required).</w:t>
+          <w:rFonts w:ascii="Arial" w:eastAsia="Arial" w:hAnsi="Arial" w:cs="Arial"/>
+          <w:color w:val="000000"/>
+        </w:rPr>
+        <w:t>An AWS Lambda function (the translation logic — code is inlined in the template, no build step or artifact upload required).</w:t>
       </w:r>
     </w:p>
     <w:p>
@@ -940,12 +2398,10 @@
       </w:pPr>
       <w:r>
         <w:rPr>
-          <w:rFonts w:ascii="Arial" w:cs="Arial" w:eastAsia="Arial" w:hAnsi="Arial"/>
-          <w:color w:val="000000"/>
-          <w:sz w:val="20"/>
-          <w:szCs w:val="20"/>
-        </w:rPr>
-        <w:t xml:space="preserve">An Amazon API Gateway HTTP API — the public HTTPS endpoint Databricks will call.</w:t>
+          <w:rFonts w:ascii="Arial" w:eastAsia="Arial" w:hAnsi="Arial" w:cs="Arial"/>
+          <w:color w:val="000000"/>
+        </w:rPr>
+        <w:t>An Amazon API Gateway HTTP API — the public HTTPS endpoint Databricks will call.</w:t>
       </w:r>
     </w:p>
     <w:p>
@@ -959,12 +2415,10 @@
       </w:pPr>
       <w:r>
         <w:rPr>
-          <w:rFonts w:ascii="Arial" w:cs="Arial" w:eastAsia="Arial" w:hAnsi="Arial"/>
-          <w:color w:val="000000"/>
-          <w:sz w:val="20"/>
-          <w:szCs w:val="20"/>
-        </w:rPr>
-        <w:t xml:space="preserve">An Amazon Cognito User Pool configured for OAuth2 client-credentials — this is what satisfies Databricks’ OAuth M2M requirement.</w:t>
+          <w:rFonts w:ascii="Arial" w:eastAsia="Arial" w:hAnsi="Arial" w:cs="Arial"/>
+          <w:color w:val="000000"/>
+        </w:rPr>
+        <w:t>An Amazon Cognito User Pool configured for OAuth2 client-credentials — this is what satisfies Databricks’ OAuth M2M requirement.</w:t>
       </w:r>
     </w:p>
     <w:p>
@@ -978,28 +2432,28 @@
       </w:pPr>
       <w:r>
         <w:rPr>
-          <w:rFonts w:ascii="Arial" w:cs="Arial" w:eastAsia="Arial" w:hAnsi="Arial"/>
-          <w:color w:val="000000"/>
-          <w:sz w:val="20"/>
-          <w:szCs w:val="20"/>
-        </w:rPr>
-        <w:t xml:space="preserve">A minimal IAM execution role and security group.</w:t>
+          <w:rFonts w:ascii="Arial" w:eastAsia="Arial" w:hAnsi="Arial" w:cs="Arial"/>
+          <w:color w:val="000000"/>
+        </w:rPr>
+        <w:t>A minimal IAM execution role and security group.</w:t>
       </w:r>
     </w:p>
     <w:p>
       <w:pPr>
         <w:pStyle w:val="Heading2"/>
-        <w:spacing w:after="160" w:before="280"/>
-      </w:pPr>
-      <w:r>
-        <w:rPr>
-          <w:rFonts w:ascii="Arial" w:cs="Arial" w:eastAsia="Arial" w:hAnsi="Arial"/>
+        <w:spacing w:before="280" w:after="160"/>
+      </w:pPr>
+      <w:bookmarkStart w:id="10" w:name="_Toc242708924"/>
+      <w:r>
+        <w:rPr>
+          <w:rFonts w:ascii="Arial" w:eastAsia="Arial" w:hAnsi="Arial" w:cs="Arial"/>
           <w:color w:val="666666"/>
           <w:sz w:val="44"/>
           <w:szCs w:val="44"/>
         </w:rPr>
-        <w:t xml:space="preserve">Step 2.2 — Configure</w:t>
-      </w:r>
+        <w:t>Step 2.2 — Configure</w:t>
+      </w:r>
+      <w:bookmarkEnd w:id="10"/>
     </w:p>
     <w:p>
       <w:pPr>
@@ -1007,59 +2461,53 @@
       </w:pPr>
       <w:r>
         <w:rPr>
-          <w:rFonts w:ascii="Arial" w:cs="Arial" w:eastAsia="Arial" w:hAnsi="Arial"/>
-          <w:b w:val="false"/>
-          <w:bCs w:val="false"/>
-          <w:i w:val="false"/>
-          <w:iCs w:val="false"/>
-          <w:color w:val="000000"/>
-          <w:sz w:val="20"/>
-          <w:szCs w:val="20"/>
-        </w:rPr>
-        <w:t xml:space="preserve">Copy .env.example to .env and fill in the values for your environment:</w:t>
-      </w:r>
-    </w:p>
-    <w:p>
-      <w:pPr>
-        <w:shd w:fill="F0F0F0" w:val="clear"/>
-        <w:spacing w:after="0" w:line="260"/>
+          <w:rFonts w:ascii="Arial" w:eastAsia="Arial" w:hAnsi="Arial" w:cs="Arial"/>
+          <w:color w:val="000000"/>
+        </w:rPr>
+        <w:t>Copy .env.example to .env and fill in the values for your environment:</w:t>
+      </w:r>
+    </w:p>
+    <w:p>
+      <w:pPr>
+        <w:shd w:val="clear" w:color="auto" w:fill="F0F0F0"/>
+        <w:spacing w:line="260" w:lineRule="auto"/>
         <w:ind w:left="120" w:right="120"/>
       </w:pPr>
       <w:r>
         <w:rPr>
-          <w:rFonts w:ascii="Arial" w:cs="Arial" w:eastAsia="Arial" w:hAnsi="Arial"/>
+          <w:rFonts w:ascii="Arial" w:eastAsia="Arial" w:hAnsi="Arial" w:cs="Arial"/>
           <w:color w:val="000000"/>
           <w:sz w:val="18"/>
           <w:szCs w:val="18"/>
         </w:rPr>
-        <w:t xml:space="preserve">VPC_ID=&lt;same VPC as the DLPoD appliance’s internal ALB&gt;</w:t>
-      </w:r>
-    </w:p>
-    <w:p>
-      <w:pPr>
-        <w:shd w:fill="F0F0F0" w:val="clear"/>
-        <w:spacing w:after="0" w:line="260"/>
+        <w:t>VPC_ID=&lt;same VPC as the DLPoD appliance’s internal ALB&gt;</w:t>
+      </w:r>
+    </w:p>
+    <w:p>
+      <w:pPr>
+        <w:shd w:val="clear" w:color="auto" w:fill="F0F0F0"/>
+        <w:spacing w:line="260" w:lineRule="auto"/>
         <w:ind w:left="120" w:right="120"/>
       </w:pPr>
       <w:r>
         <w:rPr>
-          <w:rFonts w:ascii="Arial" w:cs="Arial" w:eastAsia="Arial" w:hAnsi="Arial"/>
+          <w:rFonts w:ascii="Arial" w:eastAsia="Arial" w:hAnsi="Arial" w:cs="Arial"/>
           <w:color w:val="000000"/>
           <w:sz w:val="18"/>
           <w:szCs w:val="18"/>
         </w:rPr>
-        <w:t xml:space="preserve">LAMBDA_SUBNET_IDS=&lt;any subnet in that VPC&gt;</w:t>
-      </w:r>
-    </w:p>
-    <w:p>
-      <w:pPr>
-        <w:shd w:fill="F0F0F0" w:val="clear"/>
-        <w:spacing w:after="0" w:line="260"/>
+        <w:t>LAMBDA_SUBNET_IDS=&lt;any subnet in that VPC&gt;</w:t>
+      </w:r>
+    </w:p>
+    <w:p>
+      <w:pPr>
+        <w:shd w:val="clear" w:color="auto" w:fill="F0F0F0"/>
+        <w:spacing w:line="260" w:lineRule="auto"/>
         <w:ind w:left="120" w:right="120"/>
       </w:pPr>
       <w:r>
         <w:rPr>
-          <w:rFonts w:ascii="Arial" w:cs="Arial" w:eastAsia="Arial" w:hAnsi="Arial"/>
+          <w:rFonts w:ascii="Arial" w:eastAsia="Arial" w:hAnsi="Arial" w:cs="Arial"/>
           <w:color w:val="000000"/>
           <w:sz w:val="18"/>
           <w:szCs w:val="18"/>
@@ -1069,184 +2517,168 @@
     </w:p>
     <w:p>
       <w:pPr>
-        <w:shd w:fill="F0F0F0" w:val="clear"/>
-        <w:spacing w:after="0" w:line="260"/>
+        <w:shd w:val="clear" w:color="auto" w:fill="F0F0F0"/>
+        <w:spacing w:line="260" w:lineRule="auto"/>
         <w:ind w:left="120" w:right="120"/>
       </w:pPr>
       <w:r>
         <w:rPr>
-          <w:rFonts w:ascii="Arial" w:cs="Arial" w:eastAsia="Arial" w:hAnsi="Arial"/>
+          <w:rFonts w:ascii="Arial" w:eastAsia="Arial" w:hAnsi="Arial" w:cs="Arial"/>
           <w:color w:val="000000"/>
           <w:sz w:val="18"/>
           <w:szCs w:val="18"/>
         </w:rPr>
-        <w:t xml:space="preserve"># Optional overrides — defaults match the DLPoD standalone</w:t>
-      </w:r>
-    </w:p>
-    <w:p>
-      <w:pPr>
-        <w:shd w:fill="F0F0F0" w:val="clear"/>
-        <w:spacing w:after="0" w:line="260"/>
+        <w:t># Optional overrides — defaults match the DLPoD standalone</w:t>
+      </w:r>
+    </w:p>
+    <w:p>
+      <w:pPr>
+        <w:shd w:val="clear" w:color="auto" w:fill="F0F0F0"/>
+        <w:spacing w:line="260" w:lineRule="auto"/>
         <w:ind w:left="120" w:right="120"/>
       </w:pPr>
       <w:r>
         <w:rPr>
-          <w:rFonts w:ascii="Arial" w:cs="Arial" w:eastAsia="Arial" w:hAnsi="Arial"/>
+          <w:rFonts w:ascii="Arial" w:eastAsia="Arial" w:hAnsi="Arial" w:cs="Arial"/>
           <w:color w:val="000000"/>
           <w:sz w:val="18"/>
           <w:szCs w:val="18"/>
         </w:rPr>
-        <w:t xml:space="preserve"># reference deployment’s naming convention:</w:t>
-      </w:r>
-    </w:p>
-    <w:p>
-      <w:pPr>
-        <w:shd w:fill="F0F0F0" w:val="clear"/>
-        <w:spacing w:after="0" w:line="260"/>
+        <w:t># reference deployment’s naming convention:</w:t>
+      </w:r>
+    </w:p>
+    <w:p>
+      <w:pPr>
+        <w:shd w:val="clear" w:color="auto" w:fill="F0F0F0"/>
+        <w:spacing w:line="260" w:lineRule="auto"/>
         <w:ind w:left="120" w:right="120"/>
       </w:pPr>
       <w:r>
         <w:rPr>
-          <w:rFonts w:ascii="Arial" w:cs="Arial" w:eastAsia="Arial" w:hAnsi="Arial"/>
+          <w:rFonts w:ascii="Arial" w:eastAsia="Arial" w:hAnsi="Arial" w:cs="Arial"/>
           <w:color w:val="000000"/>
           <w:sz w:val="18"/>
           <w:szCs w:val="18"/>
         </w:rPr>
-        <w:t xml:space="preserve">#DLP_EVALUATION_URL=https://dlp.dlpod.internal/inspections</w:t>
-      </w:r>
-    </w:p>
-    <w:p>
-      <w:pPr>
-        <w:shd w:fill="F0F0F0" w:val="clear"/>
-        <w:spacing w:after="0" w:line="260"/>
+        <w:t>#DLP_EVALUATION_URL=https://dlp.dlpod.internal/inspections</w:t>
+      </w:r>
+    </w:p>
+    <w:p>
+      <w:pPr>
+        <w:shd w:val="clear" w:color="auto" w:fill="F0F0F0"/>
+        <w:spacing w:line="260" w:lineRule="auto"/>
         <w:ind w:left="120" w:right="120"/>
       </w:pPr>
       <w:r>
         <w:rPr>
-          <w:rFonts w:ascii="Arial" w:cs="Arial" w:eastAsia="Arial" w:hAnsi="Arial"/>
+          <w:rFonts w:ascii="Arial" w:eastAsia="Arial" w:hAnsi="Arial" w:cs="Arial"/>
           <w:color w:val="000000"/>
           <w:sz w:val="18"/>
           <w:szCs w:val="18"/>
         </w:rPr>
-        <w:t xml:space="preserve">#CERT_PARAMETER_NAME=/netskope-dlpod/dlpod-cert</w:t>
-      </w:r>
-    </w:p>
-    <w:p>
-      <w:pPr>
-        <w:shd w:fill="F0F0F0" w:val="clear"/>
-        <w:spacing w:after="0" w:line="260"/>
+        <w:t>#CERT_PARAMETER_NAME=/netskope-dlpod/dlpod-cert</w:t>
+      </w:r>
+    </w:p>
+    <w:p>
+      <w:pPr>
+        <w:shd w:val="clear" w:color="auto" w:fill="F0F0F0"/>
+        <w:spacing w:line="260" w:lineRule="auto"/>
         <w:ind w:left="120" w:right="120"/>
       </w:pPr>
       <w:r>
         <w:rPr>
-          <w:rFonts w:ascii="Arial" w:cs="Arial" w:eastAsia="Arial" w:hAnsi="Arial"/>
+          <w:rFonts w:ascii="Arial" w:eastAsia="Arial" w:hAnsi="Arial" w:cs="Arial"/>
           <w:color w:val="000000"/>
           <w:sz w:val="18"/>
           <w:szCs w:val="18"/>
         </w:rPr>
-        <w:t xml:space="preserve">#DEFAULT_PROFILES=</w:t>
-      </w:r>
-    </w:p>
-    <w:p>
-      <w:pPr>
-        <w:shd w:fill="F0F0F0" w:val="clear"/>
-        <w:spacing w:after="0" w:line="260"/>
+        <w:t>#DEFAULT_PROFILES=</w:t>
+      </w:r>
+    </w:p>
+    <w:p>
+      <w:pPr>
+        <w:shd w:val="clear" w:color="auto" w:fill="F0F0F0"/>
+        <w:spacing w:line="260" w:lineRule="auto"/>
         <w:ind w:left="120" w:right="120"/>
       </w:pPr>
       <w:r>
         <w:rPr>
-          <w:rFonts w:ascii="Arial" w:cs="Arial" w:eastAsia="Arial" w:hAnsi="Arial"/>
+          <w:rFonts w:ascii="Arial" w:eastAsia="Arial" w:hAnsi="Arial" w:cs="Arial"/>
           <w:color w:val="000000"/>
           <w:sz w:val="18"/>
           <w:szCs w:val="18"/>
         </w:rPr>
-        <w:t xml:space="preserve">#GENERATE_INCIDENTS=true</w:t>
+        <w:t>#GENERATE_INCIDENTS=true</w:t>
       </w:r>
     </w:p>
     <w:p>
       <w:pPr>
         <w:spacing w:after="100"/>
       </w:pPr>
-      <w:r>
-        <w:rPr>
-          <w:sz w:val="12"/>
-          <w:szCs w:val="12"/>
-        </w:rPr>
-        <w:t xml:space="preserve"/>
-      </w:r>
     </w:p>
     <w:p>
       <w:pPr>
         <w:pBdr>
-          <w:left w:val="single" w:color="FF8200" w:sz="12" w:space="8"/>
+          <w:left w:val="single" w:sz="12" w:space="8" w:color="FF8200"/>
         </w:pBdr>
-        <w:shd w:fill="FFF4E8" w:val="clear"/>
-        <w:spacing w:after="200" w:before="100"/>
+        <w:shd w:val="clear" w:color="auto" w:fill="FFF4E8"/>
+        <w:spacing w:before="100" w:after="200"/>
         <w:ind w:left="100"/>
       </w:pPr>
       <w:r>
         <w:rPr>
-          <w:rFonts w:ascii="Arial" w:cs="Arial" w:eastAsia="Arial" w:hAnsi="Arial"/>
+          <w:rFonts w:ascii="Arial" w:eastAsia="Arial" w:hAnsi="Arial" w:cs="Arial"/>
           <w:b/>
           <w:bCs/>
           <w:color w:val="FF8200"/>
-          <w:sz w:val="20"/>
-          <w:szCs w:val="20"/>
         </w:rPr>
         <w:t xml:space="preserve">NOTE: </w:t>
       </w:r>
       <w:r>
         <w:rPr>
-          <w:rFonts w:ascii="Arial" w:cs="Arial" w:eastAsia="Arial" w:hAnsi="Arial"/>
-          <w:color w:val="000000"/>
-          <w:sz w:val="20"/>
-          <w:szCs w:val="20"/>
-        </w:rPr>
-        <w:t xml:space="preserve">Leave GENERATE_INCIDENTS at its default (true) unless you have a specific reason to inspect without logging — without it, DLP matches still correctly block, but nothing shows up in SkopeIT (see Part 4 and the Troubleshooting appendix).</w:t>
+          <w:rFonts w:ascii="Arial" w:eastAsia="Arial" w:hAnsi="Arial" w:cs="Arial"/>
+          <w:color w:val="000000"/>
+        </w:rPr>
+        <w:t>Leave GENERATE_INCIDENTS at its default (true) unless you have a specific reason to inspect without logging — without it, DLP matches still correctly block, but nothing shows up in SkopeIT (see Part 4 and the Troubleshooting appendix).</w:t>
       </w:r>
     </w:p>
     <w:p>
       <w:pPr>
         <w:pStyle w:val="Heading2"/>
-        <w:spacing w:after="160" w:before="280"/>
-      </w:pPr>
-      <w:r>
-        <w:rPr>
-          <w:rFonts w:ascii="Arial" w:cs="Arial" w:eastAsia="Arial" w:hAnsi="Arial"/>
+        <w:spacing w:before="280" w:after="160"/>
+      </w:pPr>
+      <w:bookmarkStart w:id="11" w:name="_Toc242708925"/>
+      <w:r>
+        <w:rPr>
+          <w:rFonts w:ascii="Arial" w:eastAsia="Arial" w:hAnsi="Arial" w:cs="Arial"/>
           <w:color w:val="666666"/>
           <w:sz w:val="44"/>
           <w:szCs w:val="44"/>
         </w:rPr>
-        <w:t xml:space="preserve">Step 2.3 — Deploy</w:t>
-      </w:r>
-    </w:p>
-    <w:p>
-      <w:pPr>
-        <w:shd w:fill="F0F0F0" w:val="clear"/>
-        <w:spacing w:after="0" w:line="260"/>
+        <w:t>Step 2.3 — Deploy</w:t>
+      </w:r>
+      <w:bookmarkEnd w:id="11"/>
+    </w:p>
+    <w:p>
+      <w:pPr>
+        <w:shd w:val="clear" w:color="auto" w:fill="F0F0F0"/>
+        <w:spacing w:line="260" w:lineRule="auto"/>
         <w:ind w:left="120" w:right="120"/>
       </w:pPr>
       <w:r>
         <w:rPr>
-          <w:rFonts w:ascii="Arial" w:cs="Arial" w:eastAsia="Arial" w:hAnsi="Arial"/>
+          <w:rFonts w:ascii="Arial" w:eastAsia="Arial" w:hAnsi="Arial" w:cs="Arial"/>
           <w:color w:val="000000"/>
           <w:sz w:val="18"/>
           <w:szCs w:val="18"/>
         </w:rPr>
-        <w:t xml:space="preserve">./deploy-databricks-adapter.ps1</w:t>
+        <w:t>./deploy-databricks-adapter.ps1</w:t>
       </w:r>
     </w:p>
     <w:p>
       <w:pPr>
         <w:spacing w:after="100"/>
       </w:pPr>
-      <w:r>
-        <w:rPr>
-          <w:sz w:val="12"/>
-          <w:szCs w:val="12"/>
-        </w:rPr>
-        <w:t xml:space="preserve"/>
-      </w:r>
     </w:p>
     <w:p>
       <w:pPr>
@@ -1254,73 +2686,64 @@
       </w:pPr>
       <w:r>
         <w:rPr>
-          <w:rFonts w:ascii="Arial" w:cs="Arial" w:eastAsia="Arial" w:hAnsi="Arial"/>
-          <w:b w:val="false"/>
-          <w:bCs w:val="false"/>
-          <w:i w:val="false"/>
-          <w:iCs w:val="false"/>
-          <w:color w:val="000000"/>
-          <w:sz w:val="20"/>
-          <w:szCs w:val="20"/>
-        </w:rPr>
-        <w:t xml:space="preserve">This runs a single aws cloudformation deploy — there is no separate build or upload step. Wait for CREATE_COMPLETE, then note the stack outputs.</w:t>
+          <w:rFonts w:ascii="Arial" w:eastAsia="Arial" w:hAnsi="Arial" w:cs="Arial"/>
+          <w:color w:val="000000"/>
+        </w:rPr>
+        <w:t>This runs a single aws cloudformation deploy — there is no separate build or upload step. Wait for CREATE_COMPLETE, then note the stack outputs.</w:t>
       </w:r>
     </w:p>
     <w:p>
       <w:pPr>
         <w:pBdr>
-          <w:left w:val="single" w:color="FF8200" w:sz="12" w:space="8"/>
+          <w:left w:val="single" w:sz="12" w:space="8" w:color="FF8200"/>
         </w:pBdr>
-        <w:shd w:fill="FFF4E8" w:val="clear"/>
-        <w:spacing w:after="200" w:before="100"/>
+        <w:shd w:val="clear" w:color="auto" w:fill="FFF4E8"/>
+        <w:spacing w:before="100" w:after="200"/>
         <w:ind w:left="100"/>
       </w:pPr>
       <w:r>
         <w:rPr>
-          <w:rFonts w:ascii="Arial" w:cs="Arial" w:eastAsia="Arial" w:hAnsi="Arial"/>
+          <w:rFonts w:ascii="Arial" w:eastAsia="Arial" w:hAnsi="Arial" w:cs="Arial"/>
           <w:b/>
           <w:bCs/>
           <w:color w:val="FF8200"/>
-          <w:sz w:val="20"/>
-          <w:szCs w:val="20"/>
         </w:rPr>
         <w:t xml:space="preserve">IMPORTANT: </w:t>
       </w:r>
       <w:r>
         <w:rPr>
-          <w:rFonts w:ascii="Arial" w:cs="Arial" w:eastAsia="Arial" w:hAnsi="Arial"/>
-          <w:color w:val="000000"/>
-          <w:sz w:val="20"/>
-          <w:szCs w:val="20"/>
-        </w:rPr>
-        <w:t xml:space="preserve">The script prints the OAuth Client Secret once, at the very end. Copy it immediately into a password manager — it is not stored anywhere else retrievable in plain text after this. If you lose it, you can look it up again with:</w:t>
-      </w:r>
-    </w:p>
-    <w:p>
-      <w:pPr>
-        <w:shd w:fill="F0F0F0" w:val="clear"/>
-        <w:spacing w:after="0" w:line="260"/>
+          <w:rFonts w:ascii="Arial" w:eastAsia="Arial" w:hAnsi="Arial" w:cs="Arial"/>
+          <w:color w:val="000000"/>
+        </w:rPr>
+        <w:t>The script prints the OAuth Client Secret once, at the very end. Copy it immediately into a password manager — it is not stored anywhere else retrievable in plain text after this. If you lose it, you can look it up again with:</w:t>
+      </w:r>
+    </w:p>
+    <w:p>
+      <w:pPr>
+        <w:shd w:val="clear" w:color="auto" w:fill="F0F0F0"/>
+        <w:spacing w:line="260" w:lineRule="auto"/>
         <w:ind w:left="120" w:right="120"/>
       </w:pPr>
       <w:r>
         <w:rPr>
-          <w:rFonts w:ascii="Arial" w:cs="Arial" w:eastAsia="Arial" w:hAnsi="Arial"/>
+          <w:rFonts w:ascii="Arial" w:eastAsia="Arial" w:hAnsi="Arial" w:cs="Arial"/>
           <w:color w:val="000000"/>
           <w:sz w:val="18"/>
           <w:szCs w:val="18"/>
         </w:rPr>
-        <w:t xml:space="preserve">aws cognito-idp describe-user-pool-client \</w:t>
-      </w:r>
-    </w:p>
-    <w:p>
-      <w:pPr>
-        <w:shd w:fill="F0F0F0" w:val="clear"/>
-        <w:spacing w:after="0" w:line="260"/>
+        <w:lastRenderedPageBreak/>
+        <w:t>aws cognito-idp describe-user-pool-client \</w:t>
+      </w:r>
+    </w:p>
+    <w:p>
+      <w:pPr>
+        <w:shd w:val="clear" w:color="auto" w:fill="F0F0F0"/>
+        <w:spacing w:line="260" w:lineRule="auto"/>
         <w:ind w:left="120" w:right="120"/>
       </w:pPr>
       <w:r>
         <w:rPr>
-          <w:rFonts w:ascii="Arial" w:cs="Arial" w:eastAsia="Arial" w:hAnsi="Arial"/>
+          <w:rFonts w:ascii="Arial" w:eastAsia="Arial" w:hAnsi="Arial" w:cs="Arial"/>
           <w:color w:val="000000"/>
           <w:sz w:val="18"/>
           <w:szCs w:val="18"/>
@@ -1330,13 +2753,13 @@
     </w:p>
     <w:p>
       <w:pPr>
-        <w:shd w:fill="F0F0F0" w:val="clear"/>
-        <w:spacing w:after="0" w:line="260"/>
+        <w:shd w:val="clear" w:color="auto" w:fill="F0F0F0"/>
+        <w:spacing w:line="260" w:lineRule="auto"/>
         <w:ind w:left="120" w:right="120"/>
       </w:pPr>
       <w:r>
         <w:rPr>
-          <w:rFonts w:ascii="Arial" w:cs="Arial" w:eastAsia="Arial" w:hAnsi="Arial"/>
+          <w:rFonts w:ascii="Arial" w:eastAsia="Arial" w:hAnsi="Arial" w:cs="Arial"/>
           <w:color w:val="000000"/>
           <w:sz w:val="18"/>
           <w:szCs w:val="18"/>
@@ -1348,29 +2771,22 @@
       <w:pPr>
         <w:spacing w:after="100"/>
       </w:pPr>
-      <w:r>
-        <w:rPr>
-          <w:sz w:val="12"/>
-          <w:szCs w:val="12"/>
-        </w:rPr>
-        <w:t xml:space="preserve"/>
-      </w:r>
     </w:p>
     <w:p>
       <w:pPr>
         <w:pStyle w:val="Heading3"/>
-        <w:spacing w:after="140" w:before="200"/>
-      </w:pPr>
-      <w:r>
-        <w:rPr>
-          <w:rFonts w:ascii="Arial" w:cs="Arial" w:eastAsia="Arial" w:hAnsi="Arial"/>
+        <w:spacing w:before="200" w:after="140"/>
+      </w:pPr>
+      <w:r>
+        <w:rPr>
+          <w:rFonts w:ascii="Arial" w:eastAsia="Arial" w:hAnsi="Arial" w:cs="Arial"/>
           <w:i/>
           <w:iCs/>
           <w:color w:val="666666"/>
           <w:sz w:val="44"/>
           <w:szCs w:val="44"/>
         </w:rPr>
-        <w:t xml:space="preserve">What you’ll hand to Databricks</w:t>
+        <w:t>What you’ll hand to Databricks</w:t>
       </w:r>
     </w:p>
     <w:p>
@@ -1379,375 +2795,416 @@
       </w:pPr>
       <w:r>
         <w:rPr>
-          <w:rFonts w:ascii="Arial" w:cs="Arial" w:eastAsia="Arial" w:hAnsi="Arial"/>
-          <w:b w:val="false"/>
-          <w:bCs w:val="false"/>
-          <w:i w:val="false"/>
-          <w:iCs w:val="false"/>
-          <w:color w:val="000000"/>
-          <w:sz w:val="20"/>
-          <w:szCs w:val="20"/>
-        </w:rPr>
-        <w:t xml:space="preserve">Record these five values from the stack outputs — you will enter them into Databricks in Part 3:</w:t>
+          <w:rFonts w:ascii="Arial" w:eastAsia="Arial" w:hAnsi="Arial" w:cs="Arial"/>
+          <w:color w:val="000000"/>
+        </w:rPr>
+        <w:t>Record these five values from the stack outputs — you will enter them into Databricks in Part 3:</w:t>
       </w:r>
     </w:p>
     <w:tbl>
       <w:tblPr>
-        <w:tblW w:type="dxa" w:w="9200"/>
+        <w:tblW w:w="9200" w:type="dxa"/>
         <w:tblBorders>
-          <w:top w:val="single" w:color="auto" w:sz="4"/>
-          <w:left w:val="single" w:color="auto" w:sz="4"/>
-          <w:bottom w:val="single" w:color="auto" w:sz="4"/>
-          <w:right w:val="single" w:color="auto" w:sz="4"/>
-          <w:insideH w:val="single" w:color="auto" w:sz="4"/>
-          <w:insideV w:val="single" w:color="auto" w:sz="4"/>
+          <w:top w:val="single" w:sz="4" w:space="0" w:color="auto"/>
+          <w:left w:val="single" w:sz="4" w:space="0" w:color="auto"/>
+          <w:bottom w:val="single" w:sz="4" w:space="0" w:color="auto"/>
+          <w:right w:val="single" w:sz="4" w:space="0" w:color="auto"/>
+          <w:insideH w:val="single" w:sz="4" w:space="0" w:color="auto"/>
+          <w:insideV w:val="single" w:sz="4" w:space="0" w:color="auto"/>
         </w:tblBorders>
+        <w:tblCellMar>
+          <w:left w:w="10" w:type="dxa"/>
+          <w:right w:w="10" w:type="dxa"/>
+        </w:tblCellMar>
+        <w:tblLook w:val="04A0" w:firstRow="1" w:lastRow="0" w:firstColumn="1" w:lastColumn="0" w:noHBand="0" w:noVBand="1"/>
       </w:tblPr>
       <w:tblGrid>
         <w:gridCol w:w="2800"/>
         <w:gridCol w:w="6400"/>
       </w:tblGrid>
       <w:tr>
+        <w:tblPrEx>
+          <w:tblCellMar>
+            <w:top w:w="0" w:type="dxa"/>
+            <w:bottom w:w="0" w:type="dxa"/>
+          </w:tblCellMar>
+        </w:tblPrEx>
         <w:trPr>
           <w:tblHeader/>
         </w:trPr>
         <w:tc>
           <w:tcPr>
-            <w:tcW w:type="dxa" w:w="2800"/>
-            <w:shd w:fill="00A9CE" w:val="clear"/>
+            <w:tcW w:w="2800" w:type="dxa"/>
+            <w:shd w:val="clear" w:color="auto" w:fill="00A9CE"/>
             <w:tcMar>
-              <w:top w:type="dxa" w:w="80"/>
-              <w:left w:type="dxa" w:w="100"/>
-              <w:bottom w:type="dxa" w:w="80"/>
-              <w:right w:type="dxa" w:w="100"/>
+              <w:top w:w="80" w:type="dxa"/>
+              <w:left w:w="100" w:type="dxa"/>
+              <w:bottom w:w="80" w:type="dxa"/>
+              <w:right w:w="100" w:type="dxa"/>
             </w:tcMar>
             <w:vAlign w:val="center"/>
           </w:tcPr>
           <w:p>
             <w:r>
               <w:rPr>
-                <w:rFonts w:ascii="Arial" w:cs="Arial" w:eastAsia="Arial" w:hAnsi="Arial"/>
+                <w:rFonts w:ascii="Arial" w:eastAsia="Arial" w:hAnsi="Arial" w:cs="Arial"/>
                 <w:b/>
                 <w:bCs/>
                 <w:color w:val="FFFFFF"/>
                 <w:sz w:val="18"/>
                 <w:szCs w:val="18"/>
               </w:rPr>
-              <w:t xml:space="preserve">Field</w:t>
+              <w:t>Field</w:t>
             </w:r>
           </w:p>
         </w:tc>
         <w:tc>
           <w:tcPr>
-            <w:tcW w:type="dxa" w:w="6400"/>
-            <w:shd w:fill="00A9CE" w:val="clear"/>
+            <w:tcW w:w="6400" w:type="dxa"/>
+            <w:shd w:val="clear" w:color="auto" w:fill="00A9CE"/>
             <w:tcMar>
-              <w:top w:type="dxa" w:w="80"/>
-              <w:left w:type="dxa" w:w="100"/>
-              <w:bottom w:type="dxa" w:w="80"/>
-              <w:right w:type="dxa" w:w="100"/>
+              <w:top w:w="80" w:type="dxa"/>
+              <w:left w:w="100" w:type="dxa"/>
+              <w:bottom w:w="80" w:type="dxa"/>
+              <w:right w:w="100" w:type="dxa"/>
             </w:tcMar>
             <w:vAlign w:val="center"/>
           </w:tcPr>
           <w:p>
             <w:r>
               <w:rPr>
-                <w:rFonts w:ascii="Arial" w:cs="Arial" w:eastAsia="Arial" w:hAnsi="Arial"/>
+                <w:rFonts w:ascii="Arial" w:eastAsia="Arial" w:hAnsi="Arial" w:cs="Arial"/>
                 <w:b/>
                 <w:bCs/>
                 <w:color w:val="FFFFFF"/>
                 <w:sz w:val="18"/>
                 <w:szCs w:val="18"/>
               </w:rPr>
-              <w:t xml:space="preserve">Where it comes from</w:t>
+              <w:t>Where it comes from</w:t>
             </w:r>
           </w:p>
         </w:tc>
       </w:tr>
       <w:tr>
+        <w:tblPrEx>
+          <w:tblCellMar>
+            <w:top w:w="0" w:type="dxa"/>
+            <w:bottom w:w="0" w:type="dxa"/>
+          </w:tblCellMar>
+        </w:tblPrEx>
         <w:tc>
           <w:tcPr>
-            <w:tcW w:type="dxa" w:w="2800"/>
+            <w:tcW w:w="2800" w:type="dxa"/>
             <w:tcMar>
-              <w:top w:type="dxa" w:w="80"/>
-              <w:left w:type="dxa" w:w="100"/>
-              <w:bottom w:type="dxa" w:w="80"/>
-              <w:right w:type="dxa" w:w="100"/>
+              <w:top w:w="80" w:type="dxa"/>
+              <w:left w:w="100" w:type="dxa"/>
+              <w:bottom w:w="80" w:type="dxa"/>
+              <w:right w:w="100" w:type="dxa"/>
             </w:tcMar>
             <w:vAlign w:val="center"/>
           </w:tcPr>
           <w:p>
             <w:r>
               <w:rPr>
-                <w:rFonts w:ascii="Arial" w:cs="Arial" w:eastAsia="Arial" w:hAnsi="Arial"/>
+                <w:rFonts w:ascii="Arial" w:eastAsia="Arial" w:hAnsi="Arial" w:cs="Arial"/>
                 <w:color w:val="000000"/>
                 <w:sz w:val="18"/>
                 <w:szCs w:val="18"/>
               </w:rPr>
-              <w:t xml:space="preserve">Host</w:t>
+              <w:t>Host</w:t>
             </w:r>
           </w:p>
         </w:tc>
         <w:tc>
           <w:tcPr>
-            <w:tcW w:type="dxa" w:w="6400"/>
+            <w:tcW w:w="6400" w:type="dxa"/>
             <w:tcMar>
-              <w:top w:type="dxa" w:w="80"/>
-              <w:left w:type="dxa" w:w="100"/>
-              <w:bottom w:type="dxa" w:w="80"/>
-              <w:right w:type="dxa" w:w="100"/>
+              <w:top w:w="80" w:type="dxa"/>
+              <w:left w:w="100" w:type="dxa"/>
+              <w:bottom w:w="80" w:type="dxa"/>
+              <w:right w:w="100" w:type="dxa"/>
             </w:tcMar>
             <w:vAlign w:val="center"/>
           </w:tcPr>
           <w:p>
             <w:r>
               <w:rPr>
-                <w:rFonts w:ascii="Arial" w:cs="Arial" w:eastAsia="Arial" w:hAnsi="Arial"/>
+                <w:rFonts w:ascii="Arial" w:eastAsia="Arial" w:hAnsi="Arial" w:cs="Arial"/>
                 <w:color w:val="000000"/>
                 <w:sz w:val="18"/>
                 <w:szCs w:val="18"/>
               </w:rPr>
-              <w:t xml:space="preserve">AdapterHost output</w:t>
+              <w:t>AdapterHost output</w:t>
             </w:r>
           </w:p>
         </w:tc>
       </w:tr>
       <w:tr>
+        <w:tblPrEx>
+          <w:tblCellMar>
+            <w:top w:w="0" w:type="dxa"/>
+            <w:bottom w:w="0" w:type="dxa"/>
+          </w:tblCellMar>
+        </w:tblPrEx>
         <w:tc>
           <w:tcPr>
-            <w:tcW w:type="dxa" w:w="2800"/>
+            <w:tcW w:w="2800" w:type="dxa"/>
             <w:tcMar>
-              <w:top w:type="dxa" w:w="80"/>
-              <w:left w:type="dxa" w:w="100"/>
-              <w:bottom w:type="dxa" w:w="80"/>
-              <w:right w:type="dxa" w:w="100"/>
+              <w:top w:w="80" w:type="dxa"/>
+              <w:left w:w="100" w:type="dxa"/>
+              <w:bottom w:w="80" w:type="dxa"/>
+              <w:right w:w="100" w:type="dxa"/>
             </w:tcMar>
             <w:vAlign w:val="center"/>
           </w:tcPr>
           <w:p>
             <w:r>
               <w:rPr>
-                <w:rFonts w:ascii="Arial" w:cs="Arial" w:eastAsia="Arial" w:hAnsi="Arial"/>
+                <w:rFonts w:ascii="Arial" w:eastAsia="Arial" w:hAnsi="Arial" w:cs="Arial"/>
                 <w:color w:val="000000"/>
                 <w:sz w:val="18"/>
                 <w:szCs w:val="18"/>
               </w:rPr>
-              <w:t xml:space="preserve">API path</w:t>
+              <w:t>API path</w:t>
             </w:r>
           </w:p>
         </w:tc>
         <w:tc>
           <w:tcPr>
-            <w:tcW w:type="dxa" w:w="6400"/>
+            <w:tcW w:w="6400" w:type="dxa"/>
             <w:tcMar>
-              <w:top w:type="dxa" w:w="80"/>
-              <w:left w:type="dxa" w:w="100"/>
-              <w:bottom w:type="dxa" w:w="80"/>
-              <w:right w:type="dxa" w:w="100"/>
+              <w:top w:w="80" w:type="dxa"/>
+              <w:left w:w="100" w:type="dxa"/>
+              <w:bottom w:w="80" w:type="dxa"/>
+              <w:right w:w="100" w:type="dxa"/>
             </w:tcMar>
             <w:vAlign w:val="center"/>
           </w:tcPr>
           <w:p>
             <w:r>
               <w:rPr>
-                <w:rFonts w:ascii="Arial" w:cs="Arial" w:eastAsia="Arial" w:hAnsi="Arial"/>
+                <w:rFonts w:ascii="Arial" w:eastAsia="Arial" w:hAnsi="Arial" w:cs="Arial"/>
                 <w:color w:val="000000"/>
                 <w:sz w:val="18"/>
                 <w:szCs w:val="18"/>
               </w:rPr>
-              <w:t xml:space="preserve">Leave blank</w:t>
+              <w:t>Leave blank</w:t>
             </w:r>
           </w:p>
         </w:tc>
       </w:tr>
       <w:tr>
+        <w:tblPrEx>
+          <w:tblCellMar>
+            <w:top w:w="0" w:type="dxa"/>
+            <w:bottom w:w="0" w:type="dxa"/>
+          </w:tblCellMar>
+        </w:tblPrEx>
         <w:tc>
           <w:tcPr>
-            <w:tcW w:type="dxa" w:w="2800"/>
+            <w:tcW w:w="2800" w:type="dxa"/>
             <w:tcMar>
-              <w:top w:type="dxa" w:w="80"/>
-              <w:left w:type="dxa" w:w="100"/>
-              <w:bottom w:type="dxa" w:w="80"/>
-              <w:right w:type="dxa" w:w="100"/>
+              <w:top w:w="80" w:type="dxa"/>
+              <w:left w:w="100" w:type="dxa"/>
+              <w:bottom w:w="80" w:type="dxa"/>
+              <w:right w:w="100" w:type="dxa"/>
             </w:tcMar>
             <w:vAlign w:val="center"/>
           </w:tcPr>
           <w:p>
             <w:r>
               <w:rPr>
-                <w:rFonts w:ascii="Arial" w:cs="Arial" w:eastAsia="Arial" w:hAnsi="Arial"/>
+                <w:rFonts w:ascii="Arial" w:eastAsia="Arial" w:hAnsi="Arial" w:cs="Arial"/>
                 <w:color w:val="000000"/>
                 <w:sz w:val="18"/>
                 <w:szCs w:val="18"/>
               </w:rPr>
-              <w:t xml:space="preserve">Client ID</w:t>
+              <w:t>Client ID</w:t>
             </w:r>
           </w:p>
         </w:tc>
         <w:tc>
           <w:tcPr>
-            <w:tcW w:type="dxa" w:w="6400"/>
+            <w:tcW w:w="6400" w:type="dxa"/>
             <w:tcMar>
-              <w:top w:type="dxa" w:w="80"/>
-              <w:left w:type="dxa" w:w="100"/>
-              <w:bottom w:type="dxa" w:w="80"/>
-              <w:right w:type="dxa" w:w="100"/>
+              <w:top w:w="80" w:type="dxa"/>
+              <w:left w:w="100" w:type="dxa"/>
+              <w:bottom w:w="80" w:type="dxa"/>
+              <w:right w:w="100" w:type="dxa"/>
             </w:tcMar>
             <w:vAlign w:val="center"/>
           </w:tcPr>
           <w:p>
             <w:r>
               <w:rPr>
-                <w:rFonts w:ascii="Arial" w:cs="Arial" w:eastAsia="Arial" w:hAnsi="Arial"/>
+                <w:rFonts w:ascii="Arial" w:eastAsia="Arial" w:hAnsi="Arial" w:cs="Arial"/>
                 <w:color w:val="000000"/>
                 <w:sz w:val="18"/>
                 <w:szCs w:val="18"/>
               </w:rPr>
-              <w:t xml:space="preserve">OAuthClientId output</w:t>
+              <w:t>OAuthClientId output</w:t>
             </w:r>
           </w:p>
         </w:tc>
       </w:tr>
       <w:tr>
+        <w:tblPrEx>
+          <w:tblCellMar>
+            <w:top w:w="0" w:type="dxa"/>
+            <w:bottom w:w="0" w:type="dxa"/>
+          </w:tblCellMar>
+        </w:tblPrEx>
         <w:tc>
           <w:tcPr>
-            <w:tcW w:type="dxa" w:w="2800"/>
+            <w:tcW w:w="2800" w:type="dxa"/>
             <w:tcMar>
-              <w:top w:type="dxa" w:w="80"/>
-              <w:left w:type="dxa" w:w="100"/>
-              <w:bottom w:type="dxa" w:w="80"/>
-              <w:right w:type="dxa" w:w="100"/>
+              <w:top w:w="80" w:type="dxa"/>
+              <w:left w:w="100" w:type="dxa"/>
+              <w:bottom w:w="80" w:type="dxa"/>
+              <w:right w:w="100" w:type="dxa"/>
             </w:tcMar>
             <w:vAlign w:val="center"/>
           </w:tcPr>
           <w:p>
             <w:r>
               <w:rPr>
-                <w:rFonts w:ascii="Arial" w:cs="Arial" w:eastAsia="Arial" w:hAnsi="Arial"/>
+                <w:rFonts w:ascii="Arial" w:eastAsia="Arial" w:hAnsi="Arial" w:cs="Arial"/>
                 <w:color w:val="000000"/>
                 <w:sz w:val="18"/>
                 <w:szCs w:val="18"/>
               </w:rPr>
-              <w:t xml:space="preserve">Client Secret</w:t>
+              <w:t>Client Secret</w:t>
             </w:r>
           </w:p>
         </w:tc>
         <w:tc>
           <w:tcPr>
-            <w:tcW w:type="dxa" w:w="6400"/>
+            <w:tcW w:w="6400" w:type="dxa"/>
             <w:tcMar>
-              <w:top w:type="dxa" w:w="80"/>
-              <w:left w:type="dxa" w:w="100"/>
-              <w:bottom w:type="dxa" w:w="80"/>
-              <w:right w:type="dxa" w:w="100"/>
+              <w:top w:w="80" w:type="dxa"/>
+              <w:left w:w="100" w:type="dxa"/>
+              <w:bottom w:w="80" w:type="dxa"/>
+              <w:right w:w="100" w:type="dxa"/>
             </w:tcMar>
             <w:vAlign w:val="center"/>
           </w:tcPr>
           <w:p>
             <w:r>
               <w:rPr>
-                <w:rFonts w:ascii="Arial" w:cs="Arial" w:eastAsia="Arial" w:hAnsi="Arial"/>
+                <w:rFonts w:ascii="Arial" w:eastAsia="Arial" w:hAnsi="Arial" w:cs="Arial"/>
                 <w:color w:val="000000"/>
                 <w:sz w:val="18"/>
                 <w:szCs w:val="18"/>
               </w:rPr>
-              <w:t xml:space="preserve">Printed once at deploy time (see above)</w:t>
+              <w:t>Printed once at deploy time (see above)</w:t>
             </w:r>
           </w:p>
         </w:tc>
       </w:tr>
       <w:tr>
+        <w:tblPrEx>
+          <w:tblCellMar>
+            <w:top w:w="0" w:type="dxa"/>
+            <w:bottom w:w="0" w:type="dxa"/>
+          </w:tblCellMar>
+        </w:tblPrEx>
         <w:tc>
           <w:tcPr>
-            <w:tcW w:type="dxa" w:w="2800"/>
+            <w:tcW w:w="2800" w:type="dxa"/>
             <w:tcMar>
-              <w:top w:type="dxa" w:w="80"/>
-              <w:left w:type="dxa" w:w="100"/>
-              <w:bottom w:type="dxa" w:w="80"/>
-              <w:right w:type="dxa" w:w="100"/>
+              <w:top w:w="80" w:type="dxa"/>
+              <w:left w:w="100" w:type="dxa"/>
+              <w:bottom w:w="80" w:type="dxa"/>
+              <w:right w:w="100" w:type="dxa"/>
             </w:tcMar>
             <w:vAlign w:val="center"/>
           </w:tcPr>
           <w:p>
             <w:r>
               <w:rPr>
-                <w:rFonts w:ascii="Arial" w:cs="Arial" w:eastAsia="Arial" w:hAnsi="Arial"/>
+                <w:rFonts w:ascii="Arial" w:eastAsia="Arial" w:hAnsi="Arial" w:cs="Arial"/>
                 <w:color w:val="000000"/>
                 <w:sz w:val="18"/>
                 <w:szCs w:val="18"/>
               </w:rPr>
-              <w:t xml:space="preserve">Token endpoint</w:t>
+              <w:t>Token endpoint</w:t>
             </w:r>
           </w:p>
         </w:tc>
         <w:tc>
           <w:tcPr>
-            <w:tcW w:type="dxa" w:w="6400"/>
+            <w:tcW w:w="6400" w:type="dxa"/>
             <w:tcMar>
-              <w:top w:type="dxa" w:w="80"/>
-              <w:left w:type="dxa" w:w="100"/>
-              <w:bottom w:type="dxa" w:w="80"/>
-              <w:right w:type="dxa" w:w="100"/>
+              <w:top w:w="80" w:type="dxa"/>
+              <w:left w:w="100" w:type="dxa"/>
+              <w:bottom w:w="80" w:type="dxa"/>
+              <w:right w:w="100" w:type="dxa"/>
             </w:tcMar>
             <w:vAlign w:val="center"/>
           </w:tcPr>
           <w:p>
             <w:r>
               <w:rPr>
-                <w:rFonts w:ascii="Arial" w:cs="Arial" w:eastAsia="Arial" w:hAnsi="Arial"/>
+                <w:rFonts w:ascii="Arial" w:eastAsia="Arial" w:hAnsi="Arial" w:cs="Arial"/>
                 <w:color w:val="000000"/>
                 <w:sz w:val="18"/>
                 <w:szCs w:val="18"/>
               </w:rPr>
-              <w:t xml:space="preserve">OAuthTokenEndpoint output</w:t>
+              <w:t>OAuthTokenEndpoint output</w:t>
             </w:r>
           </w:p>
         </w:tc>
       </w:tr>
       <w:tr>
+        <w:tblPrEx>
+          <w:tblCellMar>
+            <w:top w:w="0" w:type="dxa"/>
+            <w:bottom w:w="0" w:type="dxa"/>
+          </w:tblCellMar>
+        </w:tblPrEx>
         <w:tc>
           <w:tcPr>
-            <w:tcW w:type="dxa" w:w="2800"/>
+            <w:tcW w:w="2800" w:type="dxa"/>
             <w:tcMar>
-              <w:top w:type="dxa" w:w="80"/>
-              <w:left w:type="dxa" w:w="100"/>
-              <w:bottom w:type="dxa" w:w="80"/>
-              <w:right w:type="dxa" w:w="100"/>
+              <w:top w:w="80" w:type="dxa"/>
+              <w:left w:w="100" w:type="dxa"/>
+              <w:bottom w:w="80" w:type="dxa"/>
+              <w:right w:w="100" w:type="dxa"/>
             </w:tcMar>
             <w:vAlign w:val="center"/>
           </w:tcPr>
           <w:p>
             <w:r>
               <w:rPr>
-                <w:rFonts w:ascii="Arial" w:cs="Arial" w:eastAsia="Arial" w:hAnsi="Arial"/>
+                <w:rFonts w:ascii="Arial" w:eastAsia="Arial" w:hAnsi="Arial" w:cs="Arial"/>
                 <w:color w:val="000000"/>
                 <w:sz w:val="18"/>
                 <w:szCs w:val="18"/>
               </w:rPr>
-              <w:t xml:space="preserve">OAuth scope</w:t>
+              <w:t>OAuth scope</w:t>
             </w:r>
           </w:p>
         </w:tc>
         <w:tc>
           <w:tcPr>
-            <w:tcW w:type="dxa" w:w="6400"/>
+            <w:tcW w:w="6400" w:type="dxa"/>
             <w:tcMar>
-              <w:top w:type="dxa" w:w="80"/>
-              <w:left w:type="dxa" w:w="100"/>
-              <w:bottom w:type="dxa" w:w="80"/>
-              <w:right w:type="dxa" w:w="100"/>
+              <w:top w:w="80" w:type="dxa"/>
+              <w:left w:w="100" w:type="dxa"/>
+              <w:bottom w:w="80" w:type="dxa"/>
+              <w:right w:w="100" w:type="dxa"/>
             </w:tcMar>
             <w:vAlign w:val="center"/>
           </w:tcPr>
           <w:p>
             <w:r>
               <w:rPr>
-                <w:rFonts w:ascii="Arial" w:cs="Arial" w:eastAsia="Arial" w:hAnsi="Arial"/>
+                <w:rFonts w:ascii="Arial" w:eastAsia="Arial" w:hAnsi="Arial" w:cs="Arial"/>
                 <w:color w:val="000000"/>
                 <w:sz w:val="18"/>
                 <w:szCs w:val="18"/>
               </w:rPr>
-              <w:t xml:space="preserve">OAuthScope output</w:t>
+              <w:t>OAuthScope output</w:t>
             </w:r>
           </w:p>
         </w:tc>
@@ -1756,34 +3213,36 @@
     <w:p>
       <w:pPr>
         <w:pStyle w:val="Heading1"/>
-        <w:spacing w:after="200" w:before="360"/>
-      </w:pPr>
-      <w:r>
-        <w:rPr>
-          <w:rFonts w:ascii="Arial" w:cs="Arial" w:eastAsia="Arial" w:hAnsi="Arial"/>
+        <w:spacing w:before="360" w:after="200"/>
+      </w:pPr>
+      <w:bookmarkStart w:id="12" w:name="_Toc242708926"/>
+      <w:r>
+        <w:rPr>
+          <w:rFonts w:ascii="Arial" w:eastAsia="Arial" w:hAnsi="Arial" w:cs="Arial"/>
           <w:b/>
           <w:bCs/>
           <w:color w:val="00A9CE"/>
-          <w:sz w:val="32"/>
-          <w:szCs w:val="32"/>
-        </w:rPr>
-        <w:t xml:space="preserve">6. Part 3 — Configure Databricks</w:t>
-      </w:r>
+        </w:rPr>
+        <w:t>6. Part 3 — Configure Databricks</w:t>
+      </w:r>
+      <w:bookmarkEnd w:id="12"/>
     </w:p>
     <w:p>
       <w:pPr>
         <w:pStyle w:val="Heading2"/>
-        <w:spacing w:after="160" w:before="280"/>
-      </w:pPr>
-      <w:r>
-        <w:rPr>
-          <w:rFonts w:ascii="Arial" w:cs="Arial" w:eastAsia="Arial" w:hAnsi="Arial"/>
+        <w:spacing w:before="280" w:after="160"/>
+      </w:pPr>
+      <w:bookmarkStart w:id="13" w:name="_Toc242708927"/>
+      <w:r>
+        <w:rPr>
+          <w:rFonts w:ascii="Arial" w:eastAsia="Arial" w:hAnsi="Arial" w:cs="Arial"/>
           <w:color w:val="666666"/>
           <w:sz w:val="44"/>
           <w:szCs w:val="44"/>
         </w:rPr>
-        <w:t xml:space="preserve">Step 3.1 — Create the UC HTTP Connection</w:t>
-      </w:r>
+        <w:t>Step 3.1 — Create the UC HTTP Connection</w:t>
+      </w:r>
+      <w:bookmarkEnd w:id="13"/>
     </w:p>
     <w:p>
       <w:pPr>
@@ -1791,132 +3250,116 @@
       </w:pPr>
       <w:r>
         <w:rPr>
-          <w:rFonts w:ascii="Arial" w:cs="Arial" w:eastAsia="Arial" w:hAnsi="Arial"/>
-          <w:b w:val="false"/>
-          <w:bCs w:val="false"/>
-          <w:i w:val="false"/>
-          <w:iCs w:val="false"/>
-          <w:color w:val="000000"/>
-          <w:sz w:val="20"/>
-          <w:szCs w:val="20"/>
-        </w:rPr>
-        <w:t xml:space="preserve">In the Databricks workspace: Catalog → click the gear icon at the top of the Catalog panel → Connections → New connection. Fill in the six fields from the table in Step 2.3; set the connection type to HTTP and authentication type to OAuth M2M (this is typically fixed/non-editable once selected).</w:t>
+          <w:rFonts w:ascii="Arial" w:eastAsia="Arial" w:hAnsi="Arial" w:cs="Arial"/>
+          <w:color w:val="000000"/>
+        </w:rPr>
+        <w:t>In the Databricks workspace: Catalog → click the gear icon at the top of the Catalog panel → Connections → New connection. Fill in the six fields from the table in Step 2.3; set the connection type to HTTP and authentication type to OAuth M2M (this is typically fixed/non-editable once selected).</w:t>
       </w:r>
     </w:p>
     <w:p>
       <w:pPr>
         <w:pBdr>
-          <w:top w:val="dashed" w:color="AAAAAA" w:sz="8" w:space="6"/>
-          <w:bottom w:val="dashed" w:color="AAAAAA" w:sz="8" w:space="6"/>
-          <w:left w:val="dashed" w:color="AAAAAA" w:sz="8" w:space="6"/>
-          <w:right w:val="dashed" w:color="AAAAAA" w:sz="8" w:space="6"/>
+          <w:top w:val="dashed" w:sz="8" w:space="6" w:color="AAAAAA"/>
+          <w:left w:val="dashed" w:sz="8" w:space="6" w:color="AAAAAA"/>
+          <w:bottom w:val="dashed" w:sz="8" w:space="6" w:color="AAAAAA"/>
+          <w:right w:val="dashed" w:sz="8" w:space="6" w:color="AAAAAA"/>
         </w:pBdr>
-        <w:shd w:fill="F5F5F5" w:val="clear"/>
-        <w:spacing w:after="200" w:before="160"/>
+        <w:shd w:val="clear" w:color="auto" w:fill="F5F5F5"/>
+        <w:spacing w:before="160" w:after="200"/>
         <w:ind w:left="100" w:right="100"/>
       </w:pPr>
       <w:r>
         <w:rPr>
-          <w:rFonts w:ascii="Arial" w:cs="Arial" w:eastAsia="Arial" w:hAnsi="Arial"/>
+          <w:rFonts w:ascii="Arial" w:eastAsia="Arial" w:hAnsi="Arial" w:cs="Arial"/>
           <w:b/>
           <w:bCs/>
           <w:color w:val="666666"/>
-          <w:sz w:val="20"/>
-          <w:szCs w:val="20"/>
         </w:rPr>
         <w:t xml:space="preserve">[SCREENSHOT] </w:t>
       </w:r>
       <w:r>
         <w:rPr>
-          <w:rFonts w:ascii="Arial" w:cs="Arial" w:eastAsia="Arial" w:hAnsi="Arial"/>
+          <w:rFonts w:ascii="Arial" w:eastAsia="Arial" w:hAnsi="Arial" w:cs="Arial"/>
           <w:i/>
           <w:iCs/>
           <w:color w:val="666666"/>
-          <w:sz w:val="20"/>
-          <w:szCs w:val="20"/>
-        </w:rPr>
-        <w:t xml:space="preserve">Databricks — Catalog panel with the gear-icon menu open, showing the Connections option.</w:t>
+        </w:rPr>
+        <w:t>Databricks — Catalog panel with the gear-icon menu open, showing the Connections option.</w:t>
       </w:r>
     </w:p>
     <w:p>
       <w:pPr>
         <w:pBdr>
-          <w:top w:val="dashed" w:color="AAAAAA" w:sz="8" w:space="6"/>
-          <w:bottom w:val="dashed" w:color="AAAAAA" w:sz="8" w:space="6"/>
-          <w:left w:val="dashed" w:color="AAAAAA" w:sz="8" w:space="6"/>
-          <w:right w:val="dashed" w:color="AAAAAA" w:sz="8" w:space="6"/>
+          <w:top w:val="dashed" w:sz="8" w:space="6" w:color="AAAAAA"/>
+          <w:left w:val="dashed" w:sz="8" w:space="6" w:color="AAAAAA"/>
+          <w:bottom w:val="dashed" w:sz="8" w:space="6" w:color="AAAAAA"/>
+          <w:right w:val="dashed" w:sz="8" w:space="6" w:color="AAAAAA"/>
         </w:pBdr>
-        <w:shd w:fill="F5F5F5" w:val="clear"/>
-        <w:spacing w:after="200" w:before="160"/>
+        <w:shd w:val="clear" w:color="auto" w:fill="F5F5F5"/>
+        <w:spacing w:before="160" w:after="200"/>
         <w:ind w:left="100" w:right="100"/>
       </w:pPr>
       <w:r>
         <w:rPr>
-          <w:rFonts w:ascii="Arial" w:cs="Arial" w:eastAsia="Arial" w:hAnsi="Arial"/>
+          <w:rFonts w:ascii="Arial" w:eastAsia="Arial" w:hAnsi="Arial" w:cs="Arial"/>
           <w:b/>
           <w:bCs/>
           <w:color w:val="666666"/>
-          <w:sz w:val="20"/>
-          <w:szCs w:val="20"/>
         </w:rPr>
         <w:t xml:space="preserve">[SCREENSHOT] </w:t>
       </w:r>
       <w:r>
         <w:rPr>
-          <w:rFonts w:ascii="Arial" w:cs="Arial" w:eastAsia="Arial" w:hAnsi="Arial"/>
+          <w:rFonts w:ascii="Arial" w:eastAsia="Arial" w:hAnsi="Arial" w:cs="Arial"/>
           <w:i/>
           <w:iCs/>
           <w:color w:val="666666"/>
-          <w:sz w:val="20"/>
-          <w:szCs w:val="20"/>
-        </w:rPr>
-        <w:t xml:space="preserve">Databricks — New Connection form filled in with the Host, Client ID, Client Secret, Token endpoint, and OAuth scope values.</w:t>
+        </w:rPr>
+        <w:t>Databricks — New Connection form filled in with the Host, Client ID, Client Secret, Token endpoint, and OAuth scope values.</w:t>
       </w:r>
     </w:p>
     <w:p>
       <w:pPr>
         <w:pBdr>
-          <w:left w:val="single" w:color="FF8200" w:sz="12" w:space="8"/>
+          <w:left w:val="single" w:sz="12" w:space="8" w:color="FF8200"/>
         </w:pBdr>
-        <w:shd w:fill="FFF4E8" w:val="clear"/>
-        <w:spacing w:after="200" w:before="100"/>
+        <w:shd w:val="clear" w:color="auto" w:fill="FFF4E8"/>
+        <w:spacing w:before="100" w:after="200"/>
         <w:ind w:left="100"/>
       </w:pPr>
       <w:r>
         <w:rPr>
-          <w:rFonts w:ascii="Arial" w:cs="Arial" w:eastAsia="Arial" w:hAnsi="Arial"/>
+          <w:rFonts w:ascii="Arial" w:eastAsia="Arial" w:hAnsi="Arial" w:cs="Arial"/>
           <w:b/>
           <w:bCs/>
           <w:color w:val="FF8200"/>
-          <w:sz w:val="20"/>
-          <w:szCs w:val="20"/>
         </w:rPr>
         <w:t xml:space="preserve">NOTE: </w:t>
       </w:r>
       <w:r>
         <w:rPr>
-          <w:rFonts w:ascii="Arial" w:cs="Arial" w:eastAsia="Arial" w:hAnsi="Arial"/>
-          <w:color w:val="000000"/>
-          <w:sz w:val="20"/>
-          <w:szCs w:val="20"/>
-        </w:rPr>
-        <w:t xml:space="preserve">One connection can serve many policies — Databricks routes to the right configuration per policy via the policy_config field (Step 3.2), so create one connection per adapter deployment, not one per policy.</w:t>
+          <w:rFonts w:ascii="Arial" w:eastAsia="Arial" w:hAnsi="Arial" w:cs="Arial"/>
+          <w:color w:val="000000"/>
+        </w:rPr>
+        <w:t>One connection can serve many policies — Databricks routes to the right configuration per policy via the policy_config field (Step 3.2), so create one connection per adapter deployment, not one per policy.</w:t>
       </w:r>
     </w:p>
     <w:p>
       <w:pPr>
         <w:pStyle w:val="Heading2"/>
-        <w:spacing w:after="160" w:before="280"/>
-      </w:pPr>
-      <w:r>
-        <w:rPr>
-          <w:rFonts w:ascii="Arial" w:cs="Arial" w:eastAsia="Arial" w:hAnsi="Arial"/>
+        <w:spacing w:before="280" w:after="160"/>
+      </w:pPr>
+      <w:bookmarkStart w:id="14" w:name="_Toc242708928"/>
+      <w:r>
+        <w:rPr>
+          <w:rFonts w:ascii="Arial" w:eastAsia="Arial" w:hAnsi="Arial" w:cs="Arial"/>
           <w:color w:val="666666"/>
           <w:sz w:val="44"/>
           <w:szCs w:val="44"/>
         </w:rPr>
-        <w:t xml:space="preserve">Step 3.2 — Attach an External Policy</w:t>
-      </w:r>
+        <w:t>Step 3.2 — Attach an External Policy</w:t>
+      </w:r>
+      <w:bookmarkEnd w:id="14"/>
     </w:p>
     <w:p>
       <w:pPr>
@@ -1924,51 +3367,41 @@
       </w:pPr>
       <w:r>
         <w:rPr>
-          <w:rFonts w:ascii="Arial" w:cs="Arial" w:eastAsia="Arial" w:hAnsi="Arial"/>
-          <w:b w:val="false"/>
-          <w:bCs w:val="false"/>
-          <w:i w:val="false"/>
-          <w:iCs w:val="false"/>
-          <w:color w:val="000000"/>
-          <w:sz w:val="20"/>
-          <w:szCs w:val="20"/>
-        </w:rPr>
-        <w:t xml:space="preserve">Navigate to AI Gateway in the left sidebar, open the Models, Providers, or MCPs tab as appropriate, and select the specific service you want governed. Open its Policies tab (marked Beta) and choose New policy → Service policy → Guardrail type: External.</w:t>
+          <w:rFonts w:ascii="Arial" w:eastAsia="Arial" w:hAnsi="Arial" w:cs="Arial"/>
+          <w:color w:val="000000"/>
+        </w:rPr>
+        <w:t>Navigate to AI Gateway in the left sidebar, open the Models, Providers, or MCPs tab as appropriate, and select the specific service you want governed. Open its Policies tab (marked Beta) and choose New policy → Service policy → Guardrail type: External.</w:t>
       </w:r>
     </w:p>
     <w:p>
       <w:pPr>
         <w:pBdr>
-          <w:top w:val="dashed" w:color="AAAAAA" w:sz="8" w:space="6"/>
-          <w:bottom w:val="dashed" w:color="AAAAAA" w:sz="8" w:space="6"/>
-          <w:left w:val="dashed" w:color="AAAAAA" w:sz="8" w:space="6"/>
-          <w:right w:val="dashed" w:color="AAAAAA" w:sz="8" w:space="6"/>
+          <w:top w:val="dashed" w:sz="8" w:space="6" w:color="AAAAAA"/>
+          <w:left w:val="dashed" w:sz="8" w:space="6" w:color="AAAAAA"/>
+          <w:bottom w:val="dashed" w:sz="8" w:space="6" w:color="AAAAAA"/>
+          <w:right w:val="dashed" w:sz="8" w:space="6" w:color="AAAAAA"/>
         </w:pBdr>
-        <w:shd w:fill="F5F5F5" w:val="clear"/>
-        <w:spacing w:after="200" w:before="160"/>
+        <w:shd w:val="clear" w:color="auto" w:fill="F5F5F5"/>
+        <w:spacing w:before="160" w:after="200"/>
         <w:ind w:left="100" w:right="100"/>
       </w:pPr>
       <w:r>
         <w:rPr>
-          <w:rFonts w:ascii="Arial" w:cs="Arial" w:eastAsia="Arial" w:hAnsi="Arial"/>
+          <w:rFonts w:ascii="Arial" w:eastAsia="Arial" w:hAnsi="Arial" w:cs="Arial"/>
           <w:b/>
           <w:bCs/>
           <w:color w:val="666666"/>
-          <w:sz w:val="20"/>
-          <w:szCs w:val="20"/>
         </w:rPr>
         <w:t xml:space="preserve">[SCREENSHOT] </w:t>
       </w:r>
       <w:r>
         <w:rPr>
-          <w:rFonts w:ascii="Arial" w:cs="Arial" w:eastAsia="Arial" w:hAnsi="Arial"/>
+          <w:rFonts w:ascii="Arial" w:eastAsia="Arial" w:hAnsi="Arial" w:cs="Arial"/>
           <w:i/>
           <w:iCs/>
           <w:color w:val="666666"/>
-          <w:sz w:val="20"/>
-          <w:szCs w:val="20"/>
-        </w:rPr>
-        <w:t xml:space="preserve">Databricks — the governed service’s Policies tab (Beta) with the New policy / Create policy option visible.</w:t>
+        </w:rPr>
+        <w:t>Databricks — the governed service’s Policies tab (Beta) with the New policy / Create policy option visible.</w:t>
       </w:r>
     </w:p>
     <w:p>
@@ -1977,327 +3410,363 @@
       </w:pPr>
       <w:r>
         <w:rPr>
-          <w:rFonts w:ascii="Arial" w:cs="Arial" w:eastAsia="Arial" w:hAnsi="Arial"/>
-          <w:b w:val="false"/>
-          <w:bCs w:val="false"/>
-          <w:i w:val="false"/>
-          <w:iCs w:val="false"/>
-          <w:color w:val="000000"/>
-          <w:sz w:val="20"/>
-          <w:szCs w:val="20"/>
-        </w:rPr>
-        <w:t xml:space="preserve">Configure:</w:t>
+          <w:rFonts w:ascii="Arial" w:eastAsia="Arial" w:hAnsi="Arial" w:cs="Arial"/>
+          <w:color w:val="000000"/>
+        </w:rPr>
+        <w:t>Configure:</w:t>
       </w:r>
     </w:p>
     <w:tbl>
       <w:tblPr>
-        <w:tblW w:type="dxa" w:w="9200"/>
+        <w:tblW w:w="9200" w:type="dxa"/>
         <w:tblBorders>
-          <w:top w:val="single" w:color="auto" w:sz="4"/>
-          <w:left w:val="single" w:color="auto" w:sz="4"/>
-          <w:bottom w:val="single" w:color="auto" w:sz="4"/>
-          <w:right w:val="single" w:color="auto" w:sz="4"/>
-          <w:insideH w:val="single" w:color="auto" w:sz="4"/>
-          <w:insideV w:val="single" w:color="auto" w:sz="4"/>
+          <w:top w:val="single" w:sz="4" w:space="0" w:color="auto"/>
+          <w:left w:val="single" w:sz="4" w:space="0" w:color="auto"/>
+          <w:bottom w:val="single" w:sz="4" w:space="0" w:color="auto"/>
+          <w:right w:val="single" w:sz="4" w:space="0" w:color="auto"/>
+          <w:insideH w:val="single" w:sz="4" w:space="0" w:color="auto"/>
+          <w:insideV w:val="single" w:sz="4" w:space="0" w:color="auto"/>
         </w:tblBorders>
+        <w:tblCellMar>
+          <w:left w:w="10" w:type="dxa"/>
+          <w:right w:w="10" w:type="dxa"/>
+        </w:tblCellMar>
+        <w:tblLook w:val="04A0" w:firstRow="1" w:lastRow="0" w:firstColumn="1" w:lastColumn="0" w:noHBand="0" w:noVBand="1"/>
       </w:tblPr>
       <w:tblGrid>
         <w:gridCol w:w="3000"/>
         <w:gridCol w:w="6200"/>
       </w:tblGrid>
       <w:tr>
+        <w:tblPrEx>
+          <w:tblCellMar>
+            <w:top w:w="0" w:type="dxa"/>
+            <w:bottom w:w="0" w:type="dxa"/>
+          </w:tblCellMar>
+        </w:tblPrEx>
         <w:trPr>
           <w:tblHeader/>
         </w:trPr>
         <w:tc>
           <w:tcPr>
-            <w:tcW w:type="dxa" w:w="3000"/>
-            <w:shd w:fill="00A9CE" w:val="clear"/>
+            <w:tcW w:w="3000" w:type="dxa"/>
+            <w:shd w:val="clear" w:color="auto" w:fill="00A9CE"/>
             <w:tcMar>
-              <w:top w:type="dxa" w:w="80"/>
-              <w:left w:type="dxa" w:w="100"/>
-              <w:bottom w:type="dxa" w:w="80"/>
-              <w:right w:type="dxa" w:w="100"/>
+              <w:top w:w="80" w:type="dxa"/>
+              <w:left w:w="100" w:type="dxa"/>
+              <w:bottom w:w="80" w:type="dxa"/>
+              <w:right w:w="100" w:type="dxa"/>
             </w:tcMar>
             <w:vAlign w:val="center"/>
           </w:tcPr>
           <w:p>
             <w:r>
               <w:rPr>
-                <w:rFonts w:ascii="Arial" w:cs="Arial" w:eastAsia="Arial" w:hAnsi="Arial"/>
+                <w:rFonts w:ascii="Arial" w:eastAsia="Arial" w:hAnsi="Arial" w:cs="Arial"/>
                 <w:b/>
                 <w:bCs/>
                 <w:color w:val="FFFFFF"/>
                 <w:sz w:val="18"/>
                 <w:szCs w:val="18"/>
               </w:rPr>
-              <w:t xml:space="preserve">Field</w:t>
+              <w:t>Field</w:t>
             </w:r>
           </w:p>
         </w:tc>
         <w:tc>
           <w:tcPr>
-            <w:tcW w:type="dxa" w:w="6200"/>
-            <w:shd w:fill="00A9CE" w:val="clear"/>
+            <w:tcW w:w="6200" w:type="dxa"/>
+            <w:shd w:val="clear" w:color="auto" w:fill="00A9CE"/>
             <w:tcMar>
-              <w:top w:type="dxa" w:w="80"/>
-              <w:left w:type="dxa" w:w="100"/>
-              <w:bottom w:type="dxa" w:w="80"/>
-              <w:right w:type="dxa" w:w="100"/>
+              <w:top w:w="80" w:type="dxa"/>
+              <w:left w:w="100" w:type="dxa"/>
+              <w:bottom w:w="80" w:type="dxa"/>
+              <w:right w:w="100" w:type="dxa"/>
             </w:tcMar>
             <w:vAlign w:val="center"/>
           </w:tcPr>
           <w:p>
             <w:r>
               <w:rPr>
-                <w:rFonts w:ascii="Arial" w:cs="Arial" w:eastAsia="Arial" w:hAnsi="Arial"/>
+                <w:rFonts w:ascii="Arial" w:eastAsia="Arial" w:hAnsi="Arial" w:cs="Arial"/>
                 <w:b/>
                 <w:bCs/>
                 <w:color w:val="FFFFFF"/>
                 <w:sz w:val="18"/>
                 <w:szCs w:val="18"/>
               </w:rPr>
-              <w:t xml:space="preserve">Value</w:t>
+              <w:t>Value</w:t>
             </w:r>
           </w:p>
         </w:tc>
       </w:tr>
       <w:tr>
+        <w:tblPrEx>
+          <w:tblCellMar>
+            <w:top w:w="0" w:type="dxa"/>
+            <w:bottom w:w="0" w:type="dxa"/>
+          </w:tblCellMar>
+        </w:tblPrEx>
         <w:tc>
           <w:tcPr>
-            <w:tcW w:type="dxa" w:w="3000"/>
+            <w:tcW w:w="3000" w:type="dxa"/>
             <w:tcMar>
-              <w:top w:type="dxa" w:w="80"/>
-              <w:left w:type="dxa" w:w="100"/>
-              <w:bottom w:type="dxa" w:w="80"/>
-              <w:right w:type="dxa" w:w="100"/>
+              <w:top w:w="80" w:type="dxa"/>
+              <w:left w:w="100" w:type="dxa"/>
+              <w:bottom w:w="80" w:type="dxa"/>
+              <w:right w:w="100" w:type="dxa"/>
             </w:tcMar>
             <w:vAlign w:val="center"/>
           </w:tcPr>
           <w:p>
             <w:r>
               <w:rPr>
-                <w:rFonts w:ascii="Arial" w:cs="Arial" w:eastAsia="Arial" w:hAnsi="Arial"/>
+                <w:rFonts w:ascii="Arial" w:eastAsia="Arial" w:hAnsi="Arial" w:cs="Arial"/>
                 <w:color w:val="000000"/>
                 <w:sz w:val="18"/>
                 <w:szCs w:val="18"/>
               </w:rPr>
-              <w:t xml:space="preserve">Connection</w:t>
+              <w:t>Connection</w:t>
             </w:r>
           </w:p>
         </w:tc>
         <w:tc>
           <w:tcPr>
-            <w:tcW w:type="dxa" w:w="6200"/>
+            <w:tcW w:w="6200" w:type="dxa"/>
             <w:tcMar>
-              <w:top w:type="dxa" w:w="80"/>
-              <w:left w:type="dxa" w:w="100"/>
-              <w:bottom w:type="dxa" w:w="80"/>
-              <w:right w:type="dxa" w:w="100"/>
+              <w:top w:w="80" w:type="dxa"/>
+              <w:left w:w="100" w:type="dxa"/>
+              <w:bottom w:w="80" w:type="dxa"/>
+              <w:right w:w="100" w:type="dxa"/>
             </w:tcMar>
             <w:vAlign w:val="center"/>
           </w:tcPr>
           <w:p>
             <w:r>
               <w:rPr>
-                <w:rFonts w:ascii="Arial" w:cs="Arial" w:eastAsia="Arial" w:hAnsi="Arial"/>
+                <w:rFonts w:ascii="Arial" w:eastAsia="Arial" w:hAnsi="Arial" w:cs="Arial"/>
                 <w:color w:val="000000"/>
                 <w:sz w:val="18"/>
                 <w:szCs w:val="18"/>
               </w:rPr>
-              <w:t xml:space="preserve">The connection created in Step 3.1.</w:t>
+              <w:t>The connection created in Step 3.1.</w:t>
             </w:r>
           </w:p>
         </w:tc>
       </w:tr>
       <w:tr>
+        <w:tblPrEx>
+          <w:tblCellMar>
+            <w:top w:w="0" w:type="dxa"/>
+            <w:bottom w:w="0" w:type="dxa"/>
+          </w:tblCellMar>
+        </w:tblPrEx>
         <w:tc>
           <w:tcPr>
-            <w:tcW w:type="dxa" w:w="3000"/>
+            <w:tcW w:w="3000" w:type="dxa"/>
             <w:tcMar>
-              <w:top w:type="dxa" w:w="80"/>
-              <w:left w:type="dxa" w:w="100"/>
-              <w:bottom w:type="dxa" w:w="80"/>
-              <w:right w:type="dxa" w:w="100"/>
+              <w:top w:w="80" w:type="dxa"/>
+              <w:left w:w="100" w:type="dxa"/>
+              <w:bottom w:w="80" w:type="dxa"/>
+              <w:right w:w="100" w:type="dxa"/>
             </w:tcMar>
             <w:vAlign w:val="center"/>
           </w:tcPr>
           <w:p>
             <w:r>
               <w:rPr>
-                <w:rFonts w:ascii="Arial" w:cs="Arial" w:eastAsia="Arial" w:hAnsi="Arial"/>
+                <w:rFonts w:ascii="Arial" w:eastAsia="Arial" w:hAnsi="Arial" w:cs="Arial"/>
                 <w:color w:val="000000"/>
                 <w:sz w:val="18"/>
                 <w:szCs w:val="18"/>
               </w:rPr>
-              <w:t xml:space="preserve">Policy configuration (policy_config)</w:t>
+              <w:t>Policy configuration (policy_config)</w:t>
             </w:r>
           </w:p>
         </w:tc>
         <w:tc>
           <w:tcPr>
-            <w:tcW w:type="dxa" w:w="6200"/>
+            <w:tcW w:w="6200" w:type="dxa"/>
             <w:tcMar>
-              <w:top w:type="dxa" w:w="80"/>
-              <w:left w:type="dxa" w:w="100"/>
-              <w:bottom w:type="dxa" w:w="80"/>
-              <w:right w:type="dxa" w:w="100"/>
+              <w:top w:w="80" w:type="dxa"/>
+              <w:left w:w="100" w:type="dxa"/>
+              <w:bottom w:w="80" w:type="dxa"/>
+              <w:right w:w="100" w:type="dxa"/>
             </w:tcMar>
             <w:vAlign w:val="center"/>
           </w:tcPr>
           <w:p>
             <w:r>
               <w:rPr>
-                <w:rFonts w:ascii="Arial" w:cs="Arial" w:eastAsia="Arial" w:hAnsi="Arial"/>
+                <w:rFonts w:ascii="Arial" w:eastAsia="Arial" w:hAnsi="Arial" w:cs="Arial"/>
                 <w:color w:val="000000"/>
                 <w:sz w:val="18"/>
                 <w:szCs w:val="18"/>
               </w:rPr>
-              <w:t xml:space="preserve">{ "profiles": ["&lt;your DLP profile name(s)&gt;"] }</w:t>
+              <w:t>{ "profiles": ["&lt;your DLP profile name(s)&gt;"] }</w:t>
             </w:r>
           </w:p>
         </w:tc>
       </w:tr>
       <w:tr>
+        <w:tblPrEx>
+          <w:tblCellMar>
+            <w:top w:w="0" w:type="dxa"/>
+            <w:bottom w:w="0" w:type="dxa"/>
+          </w:tblCellMar>
+        </w:tblPrEx>
         <w:tc>
           <w:tcPr>
-            <w:tcW w:type="dxa" w:w="3000"/>
+            <w:tcW w:w="3000" w:type="dxa"/>
             <w:tcMar>
-              <w:top w:type="dxa" w:w="80"/>
-              <w:left w:type="dxa" w:w="100"/>
-              <w:bottom w:type="dxa" w:w="80"/>
-              <w:right w:type="dxa" w:w="100"/>
+              <w:top w:w="80" w:type="dxa"/>
+              <w:left w:w="100" w:type="dxa"/>
+              <w:bottom w:w="80" w:type="dxa"/>
+              <w:right w:w="100" w:type="dxa"/>
             </w:tcMar>
             <w:vAlign w:val="center"/>
           </w:tcPr>
           <w:p>
             <w:r>
               <w:rPr>
-                <w:rFonts w:ascii="Arial" w:cs="Arial" w:eastAsia="Arial" w:hAnsi="Arial"/>
+                <w:rFonts w:ascii="Arial" w:eastAsia="Arial" w:hAnsi="Arial" w:cs="Arial"/>
                 <w:color w:val="000000"/>
                 <w:sz w:val="18"/>
                 <w:szCs w:val="18"/>
               </w:rPr>
-              <w:t xml:space="preserve">Phase</w:t>
+              <w:lastRenderedPageBreak/>
+              <w:t>Phase</w:t>
             </w:r>
           </w:p>
         </w:tc>
         <w:tc>
           <w:tcPr>
-            <w:tcW w:type="dxa" w:w="6200"/>
+            <w:tcW w:w="6200" w:type="dxa"/>
             <w:tcMar>
-              <w:top w:type="dxa" w:w="80"/>
-              <w:left w:type="dxa" w:w="100"/>
-              <w:bottom w:type="dxa" w:w="80"/>
-              <w:right w:type="dxa" w:w="100"/>
+              <w:top w:w="80" w:type="dxa"/>
+              <w:left w:w="100" w:type="dxa"/>
+              <w:bottom w:w="80" w:type="dxa"/>
+              <w:right w:w="100" w:type="dxa"/>
             </w:tcMar>
             <w:vAlign w:val="center"/>
           </w:tcPr>
           <w:p>
             <w:r>
               <w:rPr>
-                <w:rFonts w:ascii="Arial" w:cs="Arial" w:eastAsia="Arial" w:hAnsi="Arial"/>
+                <w:rFonts w:ascii="Arial" w:eastAsia="Arial" w:hAnsi="Arial" w:cs="Arial"/>
                 <w:color w:val="000000"/>
                 <w:sz w:val="18"/>
                 <w:szCs w:val="18"/>
               </w:rPr>
-              <w:t xml:space="preserve">Input guardrails (pre-call), Output guardrails (post-call), or both. Enabling both roughly doubles the calls sent to the adapter.</w:t>
+              <w:t>Input guardrails (pre-call), Output guardrails (post-call), or both. Enabling both roughly doubles the calls sent to the adapter.</w:t>
             </w:r>
           </w:p>
         </w:tc>
       </w:tr>
       <w:tr>
+        <w:tblPrEx>
+          <w:tblCellMar>
+            <w:top w:w="0" w:type="dxa"/>
+            <w:bottom w:w="0" w:type="dxa"/>
+          </w:tblCellMar>
+        </w:tblPrEx>
         <w:tc>
           <w:tcPr>
-            <w:tcW w:type="dxa" w:w="3000"/>
+            <w:tcW w:w="3000" w:type="dxa"/>
             <w:tcMar>
-              <w:top w:type="dxa" w:w="80"/>
-              <w:left w:type="dxa" w:w="100"/>
-              <w:bottom w:type="dxa" w:w="80"/>
-              <w:right w:type="dxa" w:w="100"/>
+              <w:top w:w="80" w:type="dxa"/>
+              <w:left w:w="100" w:type="dxa"/>
+              <w:bottom w:w="80" w:type="dxa"/>
+              <w:right w:w="100" w:type="dxa"/>
             </w:tcMar>
             <w:vAlign w:val="center"/>
           </w:tcPr>
           <w:p>
             <w:r>
               <w:rPr>
-                <w:rFonts w:ascii="Arial" w:cs="Arial" w:eastAsia="Arial" w:hAnsi="Arial"/>
+                <w:rFonts w:ascii="Arial" w:eastAsia="Arial" w:hAnsi="Arial" w:cs="Arial"/>
                 <w:color w:val="000000"/>
                 <w:sz w:val="18"/>
                 <w:szCs w:val="18"/>
               </w:rPr>
-              <w:t xml:space="preserve">Rank</w:t>
+              <w:t>Rank</w:t>
             </w:r>
           </w:p>
         </w:tc>
         <w:tc>
           <w:tcPr>
-            <w:tcW w:type="dxa" w:w="6200"/>
+            <w:tcW w:w="6200" w:type="dxa"/>
             <w:tcMar>
-              <w:top w:type="dxa" w:w="80"/>
-              <w:left w:type="dxa" w:w="100"/>
-              <w:bottom w:type="dxa" w:w="80"/>
-              <w:right w:type="dxa" w:w="100"/>
+              <w:top w:w="80" w:type="dxa"/>
+              <w:left w:w="100" w:type="dxa"/>
+              <w:bottom w:w="80" w:type="dxa"/>
+              <w:right w:w="100" w:type="dxa"/>
             </w:tcMar>
             <w:vAlign w:val="center"/>
           </w:tcPr>
           <w:p>
             <w:r>
               <w:rPr>
-                <w:rFonts w:ascii="Arial" w:cs="Arial" w:eastAsia="Arial" w:hAnsi="Arial"/>
+                <w:rFonts w:ascii="Arial" w:eastAsia="Arial" w:hAnsi="Arial" w:cs="Arial"/>
                 <w:color w:val="000000"/>
                 <w:sz w:val="18"/>
                 <w:szCs w:val="18"/>
               </w:rPr>
-              <w:t xml:space="preserve">Only matters if other policies are attached to the same service; lowest rank runs first on the request and last on the response.</w:t>
+              <w:t>Only matters if other policies are attached to the same service; lowest rank runs first on the request and last on the response.</w:t>
             </w:r>
           </w:p>
         </w:tc>
       </w:tr>
       <w:tr>
+        <w:tblPrEx>
+          <w:tblCellMar>
+            <w:top w:w="0" w:type="dxa"/>
+            <w:bottom w:w="0" w:type="dxa"/>
+          </w:tblCellMar>
+        </w:tblPrEx>
         <w:tc>
           <w:tcPr>
-            <w:tcW w:type="dxa" w:w="3000"/>
+            <w:tcW w:w="3000" w:type="dxa"/>
             <w:tcMar>
-              <w:top w:type="dxa" w:w="80"/>
-              <w:left w:type="dxa" w:w="100"/>
-              <w:bottom w:type="dxa" w:w="80"/>
-              <w:right w:type="dxa" w:w="100"/>
+              <w:top w:w="80" w:type="dxa"/>
+              <w:left w:w="100" w:type="dxa"/>
+              <w:bottom w:w="80" w:type="dxa"/>
+              <w:right w:w="100" w:type="dxa"/>
             </w:tcMar>
             <w:vAlign w:val="center"/>
           </w:tcPr>
           <w:p>
             <w:r>
               <w:rPr>
-                <w:rFonts w:ascii="Arial" w:cs="Arial" w:eastAsia="Arial" w:hAnsi="Arial"/>
+                <w:rFonts w:ascii="Arial" w:eastAsia="Arial" w:hAnsi="Arial" w:cs="Arial"/>
                 <w:color w:val="000000"/>
                 <w:sz w:val="18"/>
                 <w:szCs w:val="18"/>
               </w:rPr>
-              <w:t xml:space="preserve">Mode</w:t>
+              <w:t>Mode</w:t>
             </w:r>
           </w:p>
         </w:tc>
         <w:tc>
           <w:tcPr>
-            <w:tcW w:type="dxa" w:w="6200"/>
+            <w:tcW w:w="6200" w:type="dxa"/>
             <w:tcMar>
-              <w:top w:type="dxa" w:w="80"/>
-              <w:left w:type="dxa" w:w="100"/>
-              <w:bottom w:type="dxa" w:w="80"/>
-              <w:right w:type="dxa" w:w="100"/>
+              <w:top w:w="80" w:type="dxa"/>
+              <w:left w:w="100" w:type="dxa"/>
+              <w:bottom w:w="80" w:type="dxa"/>
+              <w:right w:w="100" w:type="dxa"/>
             </w:tcMar>
             <w:vAlign w:val="center"/>
           </w:tcPr>
           <w:p>
             <w:r>
               <w:rPr>
-                <w:rFonts w:ascii="Arial" w:cs="Arial" w:eastAsia="Arial" w:hAnsi="Arial"/>
+                <w:rFonts w:ascii="Arial" w:eastAsia="Arial" w:hAnsi="Arial" w:cs="Arial"/>
                 <w:color w:val="000000"/>
                 <w:sz w:val="18"/>
                 <w:szCs w:val="18"/>
               </w:rPr>
-              <w:t xml:space="preserve">Enforce applies the verdict immediately. Log runs in dry-run mode, recording verdicts without blocking — requires inference tables enabled on the service to view results.</w:t>
+              <w:t>Enforce applies the verdict immediately. Log runs in dry-run mode, recording verdicts without blocking — requires inference tables enabled on the service to view results.</w:t>
             </w:r>
           </w:p>
         </w:tc>
@@ -2307,123 +3776,106 @@
       <w:pPr>
         <w:spacing w:after="100"/>
       </w:pPr>
-      <w:r>
-        <w:rPr>
-          <w:sz w:val="12"/>
-          <w:szCs w:val="12"/>
-        </w:rPr>
-        <w:t xml:space="preserve"/>
-      </w:r>
     </w:p>
     <w:p>
       <w:pPr>
         <w:pBdr>
-          <w:top w:val="dashed" w:color="AAAAAA" w:sz="8" w:space="6"/>
-          <w:bottom w:val="dashed" w:color="AAAAAA" w:sz="8" w:space="6"/>
-          <w:left w:val="dashed" w:color="AAAAAA" w:sz="8" w:space="6"/>
-          <w:right w:val="dashed" w:color="AAAAAA" w:sz="8" w:space="6"/>
+          <w:top w:val="dashed" w:sz="8" w:space="6" w:color="AAAAAA"/>
+          <w:left w:val="dashed" w:sz="8" w:space="6" w:color="AAAAAA"/>
+          <w:bottom w:val="dashed" w:sz="8" w:space="6" w:color="AAAAAA"/>
+          <w:right w:val="dashed" w:sz="8" w:space="6" w:color="AAAAAA"/>
         </w:pBdr>
-        <w:shd w:fill="F5F5F5" w:val="clear"/>
-        <w:spacing w:after="200" w:before="160"/>
+        <w:shd w:val="clear" w:color="auto" w:fill="F5F5F5"/>
+        <w:spacing w:before="160" w:after="200"/>
         <w:ind w:left="100" w:right="100"/>
       </w:pPr>
       <w:r>
         <w:rPr>
-          <w:rFonts w:ascii="Arial" w:cs="Arial" w:eastAsia="Arial" w:hAnsi="Arial"/>
+          <w:rFonts w:ascii="Arial" w:eastAsia="Arial" w:hAnsi="Arial" w:cs="Arial"/>
           <w:b/>
           <w:bCs/>
           <w:color w:val="666666"/>
-          <w:sz w:val="20"/>
-          <w:szCs w:val="20"/>
         </w:rPr>
         <w:t xml:space="preserve">[SCREENSHOT] </w:t>
       </w:r>
       <w:r>
         <w:rPr>
-          <w:rFonts w:ascii="Arial" w:cs="Arial" w:eastAsia="Arial" w:hAnsi="Arial"/>
+          <w:rFonts w:ascii="Arial" w:eastAsia="Arial" w:hAnsi="Arial" w:cs="Arial"/>
           <w:i/>
           <w:iCs/>
           <w:color w:val="666666"/>
-          <w:sz w:val="20"/>
-          <w:szCs w:val="20"/>
-        </w:rPr>
-        <w:t xml:space="preserve">Databricks — the completed New Policy form: Guardrail type “External”, the connection selected, and policy_config filled in with your DLP profile name(s).</w:t>
+        </w:rPr>
+        <w:t>Databricks — the completed New Policy form: Guardrail type “External”, the connection selected, and policy_config filled in with your DLP profile name(s).</w:t>
       </w:r>
     </w:p>
     <w:p>
       <w:pPr>
         <w:pBdr>
-          <w:left w:val="single" w:color="FF8200" w:sz="12" w:space="8"/>
+          <w:left w:val="single" w:sz="12" w:space="8" w:color="FF8200"/>
         </w:pBdr>
-        <w:shd w:fill="FFF4E8" w:val="clear"/>
-        <w:spacing w:after="200" w:before="100"/>
+        <w:shd w:val="clear" w:color="auto" w:fill="FFF4E8"/>
+        <w:spacing w:before="100" w:after="200"/>
         <w:ind w:left="100"/>
       </w:pPr>
       <w:r>
         <w:rPr>
-          <w:rFonts w:ascii="Arial" w:cs="Arial" w:eastAsia="Arial" w:hAnsi="Arial"/>
+          <w:rFonts w:ascii="Arial" w:eastAsia="Arial" w:hAnsi="Arial" w:cs="Arial"/>
           <w:b/>
           <w:bCs/>
           <w:color w:val="FF8200"/>
-          <w:sz w:val="20"/>
-          <w:szCs w:val="20"/>
         </w:rPr>
         <w:t xml:space="preserve">TIP: </w:t>
       </w:r>
       <w:r>
         <w:rPr>
-          <w:rFonts w:ascii="Arial" w:cs="Arial" w:eastAsia="Arial" w:hAnsi="Arial"/>
-          <w:color w:val="000000"/>
-          <w:sz w:val="20"/>
-          <w:szCs w:val="20"/>
-        </w:rPr>
-        <w:t xml:space="preserve">Databricks recommends starting in Log mode, observing what would be blocked, then switching to Enforce once you’re comfortable. Enforce mode is the recommended target for a real production deployment.</w:t>
+          <w:rFonts w:ascii="Arial" w:eastAsia="Arial" w:hAnsi="Arial" w:cs="Arial"/>
+          <w:color w:val="000000"/>
+        </w:rPr>
+        <w:t>Databricks recommends starting in Log mode, observing what would be blocked, then switching to Enforce once you’re comfortable. Enforce mode is the recommended target for a real production deployment.</w:t>
       </w:r>
     </w:p>
     <w:p>
       <w:pPr>
         <w:pBdr>
-          <w:left w:val="single" w:color="FF8200" w:sz="12" w:space="8"/>
+          <w:left w:val="single" w:sz="12" w:space="8" w:color="FF8200"/>
         </w:pBdr>
-        <w:shd w:fill="FFF4E8" w:val="clear"/>
-        <w:spacing w:after="200" w:before="100"/>
+        <w:shd w:val="clear" w:color="auto" w:fill="FFF4E8"/>
+        <w:spacing w:before="100" w:after="200"/>
         <w:ind w:left="100"/>
       </w:pPr>
       <w:r>
         <w:rPr>
-          <w:rFonts w:ascii="Arial" w:cs="Arial" w:eastAsia="Arial" w:hAnsi="Arial"/>
+          <w:rFonts w:ascii="Arial" w:eastAsia="Arial" w:hAnsi="Arial" w:cs="Arial"/>
           <w:b/>
           <w:bCs/>
           <w:color w:val="FF8200"/>
-          <w:sz w:val="20"/>
-          <w:szCs w:val="20"/>
         </w:rPr>
         <w:t xml:space="preserve">NOTE: </w:t>
       </w:r>
       <w:r>
         <w:rPr>
-          <w:rFonts w:ascii="Arial" w:cs="Arial" w:eastAsia="Arial" w:hAnsi="Arial"/>
-          <w:color w:val="000000"/>
-          <w:sz w:val="20"/>
-          <w:szCs w:val="20"/>
-        </w:rPr>
-        <w:t xml:space="preserve">Built-in, Databricks-hosted foundation models often live in a Databricks-owned system schema. Attaching a policy there requires MANAGE on that schema, which may need to be granted by a workspace or account admin. To validate the integration without waiting on that grant, you can first attach the policy to a model or model-provider service you’ve registered yourself (AI Gateway → Providers → add a provider service in a catalog/schema you own), then repeat the attachment on the production service once permissions are in place.</w:t>
+          <w:rFonts w:ascii="Arial" w:eastAsia="Arial" w:hAnsi="Arial" w:cs="Arial"/>
+          <w:color w:val="000000"/>
+        </w:rPr>
+        <w:t>Built-in, Databricks-hosted foundation models often live in a Databricks-owned system schema. Attaching a policy there requires MANAGE on that schema, which may need to be granted by a workspace or account admin. To validate the integration without waiting on that grant, you can first attach the policy to a model or model-provider service you’ve registered yourself (AI Gateway → Providers → add a provider service in a catalog/schema you own), then repeat the attachment on the production service once permissions are in place.</w:t>
       </w:r>
     </w:p>
     <w:p>
       <w:pPr>
         <w:pStyle w:val="Heading2"/>
-        <w:spacing w:after="160" w:before="280"/>
-      </w:pPr>
-      <w:r>
-        <w:rPr>
-          <w:rFonts w:ascii="Arial" w:cs="Arial" w:eastAsia="Arial" w:hAnsi="Arial"/>
+        <w:spacing w:before="280" w:after="160"/>
+      </w:pPr>
+      <w:bookmarkStart w:id="15" w:name="_Toc242708929"/>
+      <w:r>
+        <w:rPr>
+          <w:rFonts w:ascii="Arial" w:eastAsia="Arial" w:hAnsi="Arial" w:cs="Arial"/>
           <w:color w:val="666666"/>
           <w:sz w:val="44"/>
           <w:szCs w:val="44"/>
         </w:rPr>
-        <w:t xml:space="preserve">Step 3.3 — Wait for propagation</w:t>
-      </w:r>
+        <w:t>Step 3.3 — Wait for propagation</w:t>
+      </w:r>
+      <w:bookmarkEnd w:id="15"/>
     </w:p>
     <w:p>
       <w:pPr>
@@ -2431,49 +3883,45 @@
       </w:pPr>
       <w:r>
         <w:rPr>
-          <w:rFonts w:ascii="Arial" w:cs="Arial" w:eastAsia="Arial" w:hAnsi="Arial"/>
-          <w:b w:val="false"/>
-          <w:bCs w:val="false"/>
-          <w:i w:val="false"/>
-          <w:iCs w:val="false"/>
-          <w:color w:val="000000"/>
-          <w:sz w:val="20"/>
-          <w:szCs w:val="20"/>
-        </w:rPr>
-        <w:t xml:space="preserve">Allow 60–90 seconds after creating or changing a policy before testing — policy changes propagate through a configuration cache, and testing immediately is the most common reason people conclude a policy isn’t working when it actually is.</w:t>
+          <w:rFonts w:ascii="Arial" w:eastAsia="Arial" w:hAnsi="Arial" w:cs="Arial"/>
+          <w:color w:val="000000"/>
+        </w:rPr>
+        <w:t>Allow 60–90 seconds after creating or changing a policy before testing — policy changes propagate through a configuration cache, and testing immediately is the most common reason people conclude a policy isn’t working when it actually is.</w:t>
       </w:r>
     </w:p>
     <w:p>
       <w:pPr>
         <w:pStyle w:val="Heading1"/>
-        <w:spacing w:after="200" w:before="360"/>
-      </w:pPr>
-      <w:r>
-        <w:rPr>
-          <w:rFonts w:ascii="Arial" w:cs="Arial" w:eastAsia="Arial" w:hAnsi="Arial"/>
+        <w:spacing w:before="360" w:after="200"/>
+      </w:pPr>
+      <w:bookmarkStart w:id="16" w:name="_Toc242708930"/>
+      <w:r>
+        <w:rPr>
+          <w:rFonts w:ascii="Arial" w:eastAsia="Arial" w:hAnsi="Arial" w:cs="Arial"/>
           <w:b/>
           <w:bCs/>
           <w:color w:val="00A9CE"/>
-          <w:sz w:val="32"/>
-          <w:szCs w:val="32"/>
-        </w:rPr>
-        <w:t xml:space="preserve">7. Part 4 — Test and Validate</w:t>
-      </w:r>
+        </w:rPr>
+        <w:t>7. Part 4 — Test and Validate</w:t>
+      </w:r>
+      <w:bookmarkEnd w:id="16"/>
     </w:p>
     <w:p>
       <w:pPr>
         <w:pStyle w:val="Heading2"/>
-        <w:spacing w:after="160" w:before="280"/>
-      </w:pPr>
-      <w:r>
-        <w:rPr>
-          <w:rFonts w:ascii="Arial" w:cs="Arial" w:eastAsia="Arial" w:hAnsi="Arial"/>
+        <w:spacing w:before="280" w:after="160"/>
+      </w:pPr>
+      <w:bookmarkStart w:id="17" w:name="_Toc242708931"/>
+      <w:r>
+        <w:rPr>
+          <w:rFonts w:ascii="Arial" w:eastAsia="Arial" w:hAnsi="Arial" w:cs="Arial"/>
           <w:color w:val="666666"/>
           <w:sz w:val="44"/>
           <w:szCs w:val="44"/>
         </w:rPr>
-        <w:t xml:space="preserve">Step 4.1 — Send a benign request</w:t>
-      </w:r>
+        <w:t>Step 4.1 — Send a benign request</w:t>
+      </w:r>
+      <w:bookmarkEnd w:id="17"/>
     </w:p>
     <w:p>
       <w:pPr>
@@ -2481,32 +3929,28 @@
       </w:pPr>
       <w:r>
         <w:rPr>
-          <w:rFonts w:ascii="Arial" w:cs="Arial" w:eastAsia="Arial" w:hAnsi="Arial"/>
-          <w:b w:val="false"/>
-          <w:bCs w:val="false"/>
-          <w:i w:val="false"/>
-          <w:iCs w:val="false"/>
-          <w:color w:val="000000"/>
-          <w:sz w:val="20"/>
-          <w:szCs w:val="20"/>
-        </w:rPr>
-        <w:t xml:space="preserve">Send a normal, unremarkable prompt through the governed service (via the Databricks Playground, or a direct API call). It should complete normally.</w:t>
+          <w:rFonts w:ascii="Arial" w:eastAsia="Arial" w:hAnsi="Arial" w:cs="Arial"/>
+          <w:color w:val="000000"/>
+        </w:rPr>
+        <w:t>Send a normal, unremarkable prompt through the governed service (via the Databricks Playground, or a direct API call). It should complete normally.</w:t>
       </w:r>
     </w:p>
     <w:p>
       <w:pPr>
         <w:pStyle w:val="Heading2"/>
-        <w:spacing w:after="160" w:before="280"/>
-      </w:pPr>
-      <w:r>
-        <w:rPr>
-          <w:rFonts w:ascii="Arial" w:cs="Arial" w:eastAsia="Arial" w:hAnsi="Arial"/>
+        <w:spacing w:before="280" w:after="160"/>
+      </w:pPr>
+      <w:bookmarkStart w:id="18" w:name="_Toc242708932"/>
+      <w:r>
+        <w:rPr>
+          <w:rFonts w:ascii="Arial" w:eastAsia="Arial" w:hAnsi="Arial" w:cs="Arial"/>
           <w:color w:val="666666"/>
           <w:sz w:val="44"/>
           <w:szCs w:val="44"/>
         </w:rPr>
-        <w:t xml:space="preserve">Step 4.2 — Send a request that should be blocked (text)</w:t>
-      </w:r>
+        <w:t>Step 4.2 — Send a request that should be blocked (text)</w:t>
+      </w:r>
+      <w:bookmarkEnd w:id="18"/>
     </w:p>
     <w:p>
       <w:pPr>
@@ -2514,43 +3958,37 @@
       </w:pPr>
       <w:r>
         <w:rPr>
-          <w:rFonts w:ascii="Arial" w:cs="Arial" w:eastAsia="Arial" w:hAnsi="Arial"/>
-          <w:b w:val="false"/>
-          <w:bCs w:val="false"/>
-          <w:i w:val="false"/>
-          <w:iCs w:val="false"/>
-          <w:color w:val="000000"/>
-          <w:sz w:val="20"/>
-          <w:szCs w:val="20"/>
-        </w:rPr>
-        <w:t xml:space="preserve">Send a prompt containing content your DLP profile is configured to catch (for example, a realistic-looking Social Security Number, if using an SSN-detection profile). You should receive a response similar to:</w:t>
-      </w:r>
-    </w:p>
-    <w:p>
-      <w:pPr>
-        <w:shd w:fill="F0F0F0" w:val="clear"/>
-        <w:spacing w:after="0" w:line="260"/>
+          <w:rFonts w:ascii="Arial" w:eastAsia="Arial" w:hAnsi="Arial" w:cs="Arial"/>
+          <w:color w:val="000000"/>
+        </w:rPr>
+        <w:t>Send a prompt containing content your DLP profile is configured to catch (for example, a realistic-looking Social Security Number, if using an SSN-detection profile). You should receive a response similar to:</w:t>
+      </w:r>
+    </w:p>
+    <w:p>
+      <w:pPr>
+        <w:shd w:val="clear" w:color="auto" w:fill="F0F0F0"/>
+        <w:spacing w:line="260" w:lineRule="auto"/>
         <w:ind w:left="120" w:right="120"/>
       </w:pPr>
       <w:r>
         <w:rPr>
-          <w:rFonts w:ascii="Arial" w:cs="Arial" w:eastAsia="Arial" w:hAnsi="Arial"/>
+          <w:rFonts w:ascii="Arial" w:eastAsia="Arial" w:hAnsi="Arial" w:cs="Arial"/>
           <w:color w:val="000000"/>
           <w:sz w:val="18"/>
           <w:szCs w:val="18"/>
         </w:rPr>
-        <w:t xml:space="preserve">{</w:t>
-      </w:r>
-    </w:p>
-    <w:p>
-      <w:pPr>
-        <w:shd w:fill="F0F0F0" w:val="clear"/>
-        <w:spacing w:after="0" w:line="260"/>
+        <w:t>{</w:t>
+      </w:r>
+    </w:p>
+    <w:p>
+      <w:pPr>
+        <w:shd w:val="clear" w:color="auto" w:fill="F0F0F0"/>
+        <w:spacing w:line="260" w:lineRule="auto"/>
         <w:ind w:left="120" w:right="120"/>
       </w:pPr>
       <w:r>
         <w:rPr>
-          <w:rFonts w:ascii="Arial" w:cs="Arial" w:eastAsia="Arial" w:hAnsi="Arial"/>
+          <w:rFonts w:ascii="Arial" w:eastAsia="Arial" w:hAnsi="Arial" w:cs="Arial"/>
           <w:color w:val="000000"/>
           <w:sz w:val="18"/>
           <w:szCs w:val="18"/>
@@ -2560,13 +3998,13 @@
     </w:p>
     <w:p>
       <w:pPr>
-        <w:shd w:fill="F0F0F0" w:val="clear"/>
-        <w:spacing w:after="0" w:line="260"/>
+        <w:shd w:val="clear" w:color="auto" w:fill="F0F0F0"/>
+        <w:spacing w:line="260" w:lineRule="auto"/>
         <w:ind w:left="120" w:right="120"/>
       </w:pPr>
       <w:r>
         <w:rPr>
-          <w:rFonts w:ascii="Arial" w:cs="Arial" w:eastAsia="Arial" w:hAnsi="Arial"/>
+          <w:rFonts w:ascii="Arial" w:eastAsia="Arial" w:hAnsi="Arial" w:cs="Arial"/>
           <w:color w:val="000000"/>
           <w:sz w:val="18"/>
           <w:szCs w:val="18"/>
@@ -2576,13 +4014,13 @@
     </w:p>
     <w:p>
       <w:pPr>
-        <w:shd w:fill="F0F0F0" w:val="clear"/>
-        <w:spacing w:after="0" w:line="260"/>
+        <w:shd w:val="clear" w:color="auto" w:fill="F0F0F0"/>
+        <w:spacing w:line="260" w:lineRule="auto"/>
         <w:ind w:left="120" w:right="120"/>
       </w:pPr>
       <w:r>
         <w:rPr>
-          <w:rFonts w:ascii="Arial" w:cs="Arial" w:eastAsia="Arial" w:hAnsi="Arial"/>
+          <w:rFonts w:ascii="Arial" w:eastAsia="Arial" w:hAnsi="Arial" w:cs="Arial"/>
           <w:color w:val="000000"/>
           <w:sz w:val="18"/>
           <w:szCs w:val="18"/>
@@ -2592,13 +4030,13 @@
     </w:p>
     <w:p>
       <w:pPr>
-        <w:shd w:fill="F0F0F0" w:val="clear"/>
-        <w:spacing w:after="0" w:line="260"/>
+        <w:shd w:val="clear" w:color="auto" w:fill="F0F0F0"/>
+        <w:spacing w:line="260" w:lineRule="auto"/>
         <w:ind w:left="120" w:right="120"/>
       </w:pPr>
       <w:r>
         <w:rPr>
-          <w:rFonts w:ascii="Arial" w:cs="Arial" w:eastAsia="Arial" w:hAnsi="Arial"/>
+          <w:rFonts w:ascii="Arial" w:eastAsia="Arial" w:hAnsi="Arial" w:cs="Arial"/>
           <w:color w:val="000000"/>
           <w:sz w:val="18"/>
           <w:szCs w:val="18"/>
@@ -2608,13 +4046,13 @@
     </w:p>
     <w:p>
       <w:pPr>
-        <w:shd w:fill="F0F0F0" w:val="clear"/>
-        <w:spacing w:after="0" w:line="260"/>
+        <w:shd w:val="clear" w:color="auto" w:fill="F0F0F0"/>
+        <w:spacing w:line="260" w:lineRule="auto"/>
         <w:ind w:left="120" w:right="120"/>
       </w:pPr>
       <w:r>
         <w:rPr>
-          <w:rFonts w:ascii="Arial" w:cs="Arial" w:eastAsia="Arial" w:hAnsi="Arial"/>
+          <w:rFonts w:ascii="Arial" w:eastAsia="Arial" w:hAnsi="Arial" w:cs="Arial"/>
           <w:color w:val="000000"/>
           <w:sz w:val="18"/>
           <w:szCs w:val="18"/>
@@ -2624,13 +4062,13 @@
     </w:p>
     <w:p>
       <w:pPr>
-        <w:shd w:fill="F0F0F0" w:val="clear"/>
-        <w:spacing w:after="0" w:line="260"/>
+        <w:shd w:val="clear" w:color="auto" w:fill="F0F0F0"/>
+        <w:spacing w:line="260" w:lineRule="auto"/>
         <w:ind w:left="120" w:right="120"/>
       </w:pPr>
       <w:r>
         <w:rPr>
-          <w:rFonts w:ascii="Arial" w:cs="Arial" w:eastAsia="Arial" w:hAnsi="Arial"/>
+          <w:rFonts w:ascii="Arial" w:eastAsia="Arial" w:hAnsi="Arial" w:cs="Arial"/>
           <w:color w:val="000000"/>
           <w:sz w:val="18"/>
           <w:szCs w:val="18"/>
@@ -2640,13 +4078,13 @@
     </w:p>
     <w:p>
       <w:pPr>
-        <w:shd w:fill="F0F0F0" w:val="clear"/>
-        <w:spacing w:after="0" w:line="260"/>
+        <w:shd w:val="clear" w:color="auto" w:fill="F0F0F0"/>
+        <w:spacing w:line="260" w:lineRule="auto"/>
         <w:ind w:left="120" w:right="120"/>
       </w:pPr>
       <w:r>
         <w:rPr>
-          <w:rFonts w:ascii="Arial" w:cs="Arial" w:eastAsia="Arial" w:hAnsi="Arial"/>
+          <w:rFonts w:ascii="Arial" w:eastAsia="Arial" w:hAnsi="Arial" w:cs="Arial"/>
           <w:color w:val="000000"/>
           <w:sz w:val="18"/>
           <w:szCs w:val="18"/>
@@ -2656,13 +4094,13 @@
     </w:p>
     <w:p>
       <w:pPr>
-        <w:shd w:fill="F0F0F0" w:val="clear"/>
-        <w:spacing w:after="0" w:line="260"/>
+        <w:shd w:val="clear" w:color="auto" w:fill="F0F0F0"/>
+        <w:spacing w:line="260" w:lineRule="auto"/>
         <w:ind w:left="120" w:right="120"/>
       </w:pPr>
       <w:r>
         <w:rPr>
-          <w:rFonts w:ascii="Arial" w:cs="Arial" w:eastAsia="Arial" w:hAnsi="Arial"/>
+          <w:rFonts w:ascii="Arial" w:eastAsia="Arial" w:hAnsi="Arial" w:cs="Arial"/>
           <w:color w:val="000000"/>
           <w:sz w:val="18"/>
           <w:szCs w:val="18"/>
@@ -2672,13 +4110,13 @@
     </w:p>
     <w:p>
       <w:pPr>
-        <w:shd w:fill="F0F0F0" w:val="clear"/>
-        <w:spacing w:after="0" w:line="260"/>
+        <w:shd w:val="clear" w:color="auto" w:fill="F0F0F0"/>
+        <w:spacing w:line="260" w:lineRule="auto"/>
         <w:ind w:left="120" w:right="120"/>
       </w:pPr>
       <w:r>
         <w:rPr>
-          <w:rFonts w:ascii="Arial" w:cs="Arial" w:eastAsia="Arial" w:hAnsi="Arial"/>
+          <w:rFonts w:ascii="Arial" w:eastAsia="Arial" w:hAnsi="Arial" w:cs="Arial"/>
           <w:color w:val="000000"/>
           <w:sz w:val="18"/>
           <w:szCs w:val="18"/>
@@ -2688,97 +4126,53 @@
     </w:p>
     <w:p>
       <w:pPr>
-        <w:shd w:fill="F0F0F0" w:val="clear"/>
-        <w:spacing w:after="0" w:line="260"/>
+        <w:shd w:val="clear" w:color="auto" w:fill="F0F0F0"/>
+        <w:spacing w:line="260" w:lineRule="auto"/>
         <w:ind w:left="120" w:right="120"/>
       </w:pPr>
       <w:r>
         <w:rPr>
-          <w:rFonts w:ascii="Arial" w:cs="Arial" w:eastAsia="Arial" w:hAnsi="Arial"/>
+          <w:rFonts w:ascii="Arial" w:eastAsia="Arial" w:hAnsi="Arial" w:cs="Arial"/>
           <w:color w:val="000000"/>
           <w:sz w:val="18"/>
           <w:szCs w:val="18"/>
         </w:rPr>
+        <w:lastRenderedPageBreak/>
         <w:t xml:space="preserve">  }</w:t>
       </w:r>
     </w:p>
     <w:p>
       <w:pPr>
-        <w:shd w:fill="F0F0F0" w:val="clear"/>
-        <w:spacing w:after="0" w:line="260"/>
+        <w:shd w:val="clear" w:color="auto" w:fill="F0F0F0"/>
+        <w:spacing w:line="260" w:lineRule="auto"/>
         <w:ind w:left="120" w:right="120"/>
       </w:pPr>
       <w:r>
         <w:rPr>
-          <w:rFonts w:ascii="Arial" w:cs="Arial" w:eastAsia="Arial" w:hAnsi="Arial"/>
+          <w:rFonts w:ascii="Arial" w:eastAsia="Arial" w:hAnsi="Arial" w:cs="Arial"/>
           <w:color w:val="000000"/>
           <w:sz w:val="18"/>
           <w:szCs w:val="18"/>
         </w:rPr>
-        <w:t xml:space="preserve">}</w:t>
-      </w:r>
-    </w:p>
-    <w:p>
-      <w:pPr>
-        <w:spacing w:after="100"/>
-      </w:pPr>
-      <w:r>
-        <w:rPr>
-          <w:sz w:val="12"/>
-          <w:szCs w:val="12"/>
-        </w:rPr>
-        <w:t xml:space="preserve"/>
-      </w:r>
-    </w:p>
-    <w:p>
-      <w:pPr>
-        <w:pBdr>
-          <w:top w:val="dashed" w:color="AAAAAA" w:sz="8" w:space="6"/>
-          <w:bottom w:val="dashed" w:color="AAAAAA" w:sz="8" w:space="6"/>
-          <w:left w:val="dashed" w:color="AAAAAA" w:sz="8" w:space="6"/>
-          <w:right w:val="dashed" w:color="AAAAAA" w:sz="8" w:space="6"/>
-        </w:pBdr>
-        <w:shd w:fill="F5F5F5" w:val="clear"/>
-        <w:spacing w:after="200" w:before="160"/>
-        <w:ind w:left="100" w:right="100"/>
-      </w:pPr>
-      <w:r>
-        <w:rPr>
-          <w:rFonts w:ascii="Arial" w:cs="Arial" w:eastAsia="Arial" w:hAnsi="Arial"/>
-          <w:b/>
-          <w:bCs/>
-          <w:color w:val="666666"/>
-          <w:sz w:val="20"/>
-          <w:szCs w:val="20"/>
-        </w:rPr>
-        <w:t xml:space="preserve">[SCREENSHOT] </w:t>
-      </w:r>
-      <w:r>
-        <w:rPr>
-          <w:rFonts w:ascii="Arial" w:cs="Arial" w:eastAsia="Arial" w:hAnsi="Arial"/>
-          <w:i/>
-          <w:iCs/>
-          <w:color w:val="666666"/>
-          <w:sz w:val="20"/>
-          <w:szCs w:val="20"/>
-        </w:rPr>
-        <w:t xml:space="preserve">Databricks — Policies tab “Policy execution flow” view (or Playground showing the blocked response), confirming the policy is wired in at the expected phase(s).</w:t>
+        <w:t>}</w:t>
       </w:r>
     </w:p>
     <w:p>
       <w:pPr>
         <w:pStyle w:val="Heading2"/>
-        <w:spacing w:after="160" w:before="280"/>
-      </w:pPr>
-      <w:r>
-        <w:rPr>
-          <w:rFonts w:ascii="Arial" w:cs="Arial" w:eastAsia="Arial" w:hAnsi="Arial"/>
+        <w:spacing w:before="280" w:after="160"/>
+      </w:pPr>
+      <w:bookmarkStart w:id="19" w:name="_Toc242708933"/>
+      <w:r>
+        <w:rPr>
+          <w:rFonts w:ascii="Arial" w:eastAsia="Arial" w:hAnsi="Arial" w:cs="Arial"/>
           <w:color w:val="666666"/>
           <w:sz w:val="44"/>
           <w:szCs w:val="44"/>
         </w:rPr>
-        <w:t xml:space="preserve">Step 4.3 — Send an image containing sensitive content (OCR)</w:t>
-      </w:r>
+        <w:t>Step 4.3 — Send an image containing sensitive content (OCR)</w:t>
+      </w:r>
+      <w:bookmarkEnd w:id="19"/>
     </w:p>
     <w:p>
       <w:pPr>
@@ -2786,16 +4180,10 @@
       </w:pPr>
       <w:r>
         <w:rPr>
-          <w:rFonts w:ascii="Arial" w:cs="Arial" w:eastAsia="Arial" w:hAnsi="Arial"/>
-          <w:b w:val="false"/>
-          <w:bCs w:val="false"/>
-          <w:i w:val="false"/>
-          <w:iCs w:val="false"/>
-          <w:color w:val="000000"/>
-          <w:sz w:val="20"/>
-          <w:szCs w:val="20"/>
-        </w:rPr>
-        <w:t xml:space="preserve">If the DLP_DLPAAS_FEATURE_ENABLE_OCR flag is enabled for your tenant (see Part 3, Prerequisites), paste or attach an image containing sensitive text (for example, a screenshot with a Social Security Number rendered as legible text) into a chat governed by your policy. Use a clear, reasonably large font — a small or blurry rendering can cause OCR to misread the text and produce a false-negative allow, which is a test-image quality problem, not a policy or integration problem.</w:t>
+          <w:rFonts w:ascii="Arial" w:eastAsia="Arial" w:hAnsi="Arial" w:cs="Arial"/>
+          <w:color w:val="000000"/>
+        </w:rPr>
+        <w:t>If the DLP_DLPAAS_FEATURE_ENABLE_OCR flag is enabled for your tenant (see Part 3, Prerequisites), paste or attach an image containing sensitive text (for example, a screenshot with a Social Security Number rendered as legible text) into a chat governed by your policy. Use a clear, reasonably large font — a small or blurry rendering can cause OCR to misread the text and produce a false-negative allow, which is a test-image quality problem, not a policy or integration problem.</w:t>
       </w:r>
     </w:p>
     <w:p>
@@ -2804,67 +4192,28 @@
       </w:pPr>
       <w:r>
         <w:rPr>
-          <w:rFonts w:ascii="Arial" w:cs="Arial" w:eastAsia="Arial" w:hAnsi="Arial"/>
-          <w:b w:val="false"/>
-          <w:bCs w:val="false"/>
-          <w:i w:val="false"/>
-          <w:iCs w:val="false"/>
-          <w:color w:val="000000"/>
-          <w:sz w:val="20"/>
-          <w:szCs w:val="20"/>
-        </w:rPr>
-        <w:t xml:space="preserve">Expect the same kind of blocked response as Step 4.2, with the reason indicating the match was found in image content.</w:t>
-      </w:r>
-    </w:p>
-    <w:p>
-      <w:pPr>
-        <w:pBdr>
-          <w:top w:val="dashed" w:color="AAAAAA" w:sz="8" w:space="6"/>
-          <w:bottom w:val="dashed" w:color="AAAAAA" w:sz="8" w:space="6"/>
-          <w:left w:val="dashed" w:color="AAAAAA" w:sz="8" w:space="6"/>
-          <w:right w:val="dashed" w:color="AAAAAA" w:sz="8" w:space="6"/>
-        </w:pBdr>
-        <w:shd w:fill="F5F5F5" w:val="clear"/>
-        <w:spacing w:after="200" w:before="160"/>
-        <w:ind w:left="100" w:right="100"/>
-      </w:pPr>
-      <w:r>
-        <w:rPr>
-          <w:rFonts w:ascii="Arial" w:cs="Arial" w:eastAsia="Arial" w:hAnsi="Arial"/>
-          <w:b/>
-          <w:bCs/>
-          <w:color w:val="666666"/>
-          <w:sz w:val="20"/>
-          <w:szCs w:val="20"/>
-        </w:rPr>
-        <w:t xml:space="preserve">[SCREENSHOT] </w:t>
-      </w:r>
-      <w:r>
-        <w:rPr>
-          <w:rFonts w:ascii="Arial" w:cs="Arial" w:eastAsia="Arial" w:hAnsi="Arial"/>
-          <w:i/>
-          <w:iCs/>
-          <w:color w:val="666666"/>
-          <w:sz w:val="20"/>
-          <w:szCs w:val="20"/>
-        </w:rPr>
-        <w:t xml:space="preserve">Databricks chat — an image containing sensitive text attached to a prompt, followed by the blocked response.</w:t>
+          <w:rFonts w:ascii="Arial" w:eastAsia="Arial" w:hAnsi="Arial" w:cs="Arial"/>
+          <w:color w:val="000000"/>
+        </w:rPr>
+        <w:t>Expect the same kind of blocked response as Step 4.2, with the reason indicating the match was found in image content.</w:t>
       </w:r>
     </w:p>
     <w:p>
       <w:pPr>
         <w:pStyle w:val="Heading2"/>
-        <w:spacing w:after="160" w:before="280"/>
-      </w:pPr>
-      <w:r>
-        <w:rPr>
-          <w:rFonts w:ascii="Arial" w:cs="Arial" w:eastAsia="Arial" w:hAnsi="Arial"/>
+        <w:spacing w:before="280" w:after="160"/>
+      </w:pPr>
+      <w:bookmarkStart w:id="20" w:name="_Toc242708934"/>
+      <w:r>
+        <w:rPr>
+          <w:rFonts w:ascii="Arial" w:eastAsia="Arial" w:hAnsi="Arial" w:cs="Arial"/>
           <w:color w:val="666666"/>
           <w:sz w:val="44"/>
           <w:szCs w:val="44"/>
         </w:rPr>
-        <w:t xml:space="preserve">Step 4.4 — Confirm the SkopeIT alert</w:t>
-      </w:r>
+        <w:t>Step 4.4 — Confirm the SkopeIT alert</w:t>
+      </w:r>
+      <w:bookmarkEnd w:id="20"/>
     </w:p>
     <w:p>
       <w:pPr>
@@ -2872,16 +4221,10 @@
       </w:pPr>
       <w:r>
         <w:rPr>
-          <w:rFonts w:ascii="Arial" w:cs="Arial" w:eastAsia="Arial" w:hAnsi="Arial"/>
-          <w:b w:val="false"/>
-          <w:bCs w:val="false"/>
-          <w:i w:val="false"/>
-          <w:iCs w:val="false"/>
-          <w:color w:val="000000"/>
-          <w:sz w:val="20"/>
-          <w:szCs w:val="20"/>
-        </w:rPr>
-        <w:t xml:space="preserve">In the Netskope UI, check SkopeIT (Skope IT → Alerts) for a new DLP alert corresponding to the blocked request from Step 4.2 or 4.3. Look for:</w:t>
+          <w:rFonts w:ascii="Arial" w:eastAsia="Arial" w:hAnsi="Arial" w:cs="Arial"/>
+          <w:color w:val="000000"/>
+        </w:rPr>
+        <w:t>In the Netskope UI, check SkopeIT (Skope IT → Alerts) for a new DLP alert corresponding to the blocked request from Step 4.2 or 4.3. Look for:</w:t>
       </w:r>
     </w:p>
     <w:p>
@@ -2895,12 +4238,10 @@
       </w:pPr>
       <w:r>
         <w:rPr>
-          <w:rFonts w:ascii="Arial" w:cs="Arial" w:eastAsia="Arial" w:hAnsi="Arial"/>
-          <w:color w:val="000000"/>
-          <w:sz w:val="20"/>
-          <w:szCs w:val="20"/>
-        </w:rPr>
-        <w:t xml:space="preserve">Alert Name: DLP On Demand</w:t>
+          <w:rFonts w:ascii="Arial" w:eastAsia="Arial" w:hAnsi="Arial" w:cs="Arial"/>
+          <w:color w:val="000000"/>
+        </w:rPr>
+        <w:t>Alert Name: DLP On Demand</w:t>
       </w:r>
     </w:p>
     <w:p>
@@ -2914,12 +4255,10 @@
       </w:pPr>
       <w:r>
         <w:rPr>
-          <w:rFonts w:ascii="Arial" w:cs="Arial" w:eastAsia="Arial" w:hAnsi="Arial"/>
-          <w:color w:val="000000"/>
-          <w:sz w:val="20"/>
-          <w:szCs w:val="20"/>
-        </w:rPr>
-        <w:t xml:space="preserve">Application: DatabricksAIGateway</w:t>
+          <w:rFonts w:ascii="Arial" w:eastAsia="Arial" w:hAnsi="Arial" w:cs="Arial"/>
+          <w:color w:val="000000"/>
+        </w:rPr>
+        <w:t>Application: DatabricksAIGateway</w:t>
       </w:r>
     </w:p>
     <w:p>
@@ -2933,93 +4272,54 @@
       </w:pPr>
       <w:r>
         <w:rPr>
-          <w:rFonts w:ascii="Arial" w:cs="Arial" w:eastAsia="Arial" w:hAnsi="Arial"/>
-          <w:color w:val="000000"/>
-          <w:sz w:val="20"/>
-          <w:szCs w:val="20"/>
-        </w:rPr>
-        <w:t xml:space="preserve">DLP Profile / DLP Rule matching what you configured</w:t>
+          <w:rFonts w:ascii="Arial" w:eastAsia="Arial" w:hAnsi="Arial" w:cs="Arial"/>
+          <w:color w:val="000000"/>
+        </w:rPr>
+        <w:t>DLP Profile / DLP Rule matching what you configured</w:t>
       </w:r>
     </w:p>
     <w:p>
       <w:pPr>
         <w:pBdr>
-          <w:top w:val="dashed" w:color="AAAAAA" w:sz="8" w:space="6"/>
-          <w:bottom w:val="dashed" w:color="AAAAAA" w:sz="8" w:space="6"/>
-          <w:left w:val="dashed" w:color="AAAAAA" w:sz="8" w:space="6"/>
-          <w:right w:val="dashed" w:color="AAAAAA" w:sz="8" w:space="6"/>
+          <w:left w:val="single" w:sz="12" w:space="8" w:color="FF8200"/>
         </w:pBdr>
-        <w:shd w:fill="F5F5F5" w:val="clear"/>
-        <w:spacing w:after="200" w:before="160"/>
-        <w:ind w:left="100" w:right="100"/>
-      </w:pPr>
-      <w:r>
-        <w:rPr>
-          <w:rFonts w:ascii="Arial" w:cs="Arial" w:eastAsia="Arial" w:hAnsi="Arial"/>
-          <w:b/>
-          <w:bCs/>
-          <w:color w:val="666666"/>
-          <w:sz w:val="20"/>
-          <w:szCs w:val="20"/>
-        </w:rPr>
-        <w:t xml:space="preserve">[SCREENSHOT] </w:t>
-      </w:r>
-      <w:r>
-        <w:rPr>
-          <w:rFonts w:ascii="Arial" w:cs="Arial" w:eastAsia="Arial" w:hAnsi="Arial"/>
-          <w:i/>
-          <w:iCs/>
-          <w:color w:val="666666"/>
-          <w:sz w:val="20"/>
-          <w:szCs w:val="20"/>
-        </w:rPr>
-        <w:t xml:space="preserve">SkopeIT — Alert Details panel for the DLP On Demand alert, showing Application: DatabricksAIGateway and the matched DLP Profile/Rule.</w:t>
-      </w:r>
-    </w:p>
-    <w:p>
-      <w:pPr>
-        <w:pBdr>
-          <w:left w:val="single" w:color="FF8200" w:sz="12" w:space="8"/>
-        </w:pBdr>
-        <w:shd w:fill="FFF4E8" w:val="clear"/>
-        <w:spacing w:after="200" w:before="100"/>
+        <w:shd w:val="clear" w:color="auto" w:fill="FFF4E8"/>
+        <w:spacing w:before="100" w:after="200"/>
         <w:ind w:left="100"/>
       </w:pPr>
       <w:r>
         <w:rPr>
-          <w:rFonts w:ascii="Arial" w:cs="Arial" w:eastAsia="Arial" w:hAnsi="Arial"/>
+          <w:rFonts w:ascii="Arial" w:eastAsia="Arial" w:hAnsi="Arial" w:cs="Arial"/>
           <w:b/>
           <w:bCs/>
           <w:color w:val="FF8200"/>
-          <w:sz w:val="20"/>
-          <w:szCs w:val="20"/>
         </w:rPr>
         <w:t xml:space="preserve">NOTE: </w:t>
       </w:r>
       <w:r>
         <w:rPr>
-          <w:rFonts w:ascii="Arial" w:cs="Arial" w:eastAsia="Arial" w:hAnsi="Arial"/>
-          <w:color w:val="000000"/>
-          <w:sz w:val="20"/>
-          <w:szCs w:val="20"/>
-        </w:rPr>
-        <w:t xml:space="preserve">If the block worked in Databricks but no alert appears in SkopeIT, see the Troubleshooting appendix — this is almost always the x-netskope-generate-incidents header, which the adapter sets by default (GENERATE_INCIDENTS=true).</w:t>
+          <w:rFonts w:ascii="Arial" w:eastAsia="Arial" w:hAnsi="Arial" w:cs="Arial"/>
+          <w:color w:val="000000"/>
+        </w:rPr>
+        <w:t>If the block worked in Databricks but no alert appears in SkopeIT, see the Troubleshooting appendix — this is almost always the x-netskope-generate-incidents header, which the adapter sets by default (GENERATE_INCIDENTS=true).</w:t>
       </w:r>
     </w:p>
     <w:p>
       <w:pPr>
         <w:pStyle w:val="Heading2"/>
-        <w:spacing w:after="160" w:before="280"/>
-      </w:pPr>
-      <w:r>
-        <w:rPr>
-          <w:rFonts w:ascii="Arial" w:cs="Arial" w:eastAsia="Arial" w:hAnsi="Arial"/>
+        <w:spacing w:before="280" w:after="160"/>
+      </w:pPr>
+      <w:bookmarkStart w:id="21" w:name="_Toc242708935"/>
+      <w:r>
+        <w:rPr>
+          <w:rFonts w:ascii="Arial" w:eastAsia="Arial" w:hAnsi="Arial" w:cs="Arial"/>
           <w:color w:val="666666"/>
           <w:sz w:val="44"/>
           <w:szCs w:val="44"/>
         </w:rPr>
-        <w:t xml:space="preserve">Step 4.5 — (Optional) Test the adapter directly</w:t>
-      </w:r>
+        <w:t>Step 4.5 — (Optional) Test the adapter directly</w:t>
+      </w:r>
+      <w:bookmarkEnd w:id="21"/>
     </w:p>
     <w:p>
       <w:pPr>
@@ -3027,43 +4327,37 @@
       </w:pPr>
       <w:r>
         <w:rPr>
-          <w:rFonts w:ascii="Arial" w:cs="Arial" w:eastAsia="Arial" w:hAnsi="Arial"/>
-          <w:b w:val="false"/>
-          <w:bCs w:val="false"/>
-          <w:i w:val="false"/>
-          <w:iCs w:val="false"/>
-          <w:color w:val="000000"/>
-          <w:sz w:val="20"/>
-          <w:szCs w:val="20"/>
-        </w:rPr>
-        <w:t xml:space="preserve">To isolate whether an issue is on the Databricks side or the adapter/appliance side, you can call the adapter directly, bypassing Databricks entirely. First obtain a token the same way Databricks does:</w:t>
-      </w:r>
-    </w:p>
-    <w:p>
-      <w:pPr>
-        <w:shd w:fill="F0F0F0" w:val="clear"/>
-        <w:spacing w:after="0" w:line="260"/>
+          <w:rFonts w:ascii="Arial" w:eastAsia="Arial" w:hAnsi="Arial" w:cs="Arial"/>
+          <w:color w:val="000000"/>
+        </w:rPr>
+        <w:t>To isolate whether an issue is on the Databricks side or the adapter/appliance side, you can call the adapter directly, bypassing Databricks entirely. First obtain a token the same way Databricks does:</w:t>
+      </w:r>
+    </w:p>
+    <w:p>
+      <w:pPr>
+        <w:shd w:val="clear" w:color="auto" w:fill="F0F0F0"/>
+        <w:spacing w:line="260" w:lineRule="auto"/>
         <w:ind w:left="120" w:right="120"/>
       </w:pPr>
       <w:r>
         <w:rPr>
-          <w:rFonts w:ascii="Arial" w:cs="Arial" w:eastAsia="Arial" w:hAnsi="Arial"/>
+          <w:rFonts w:ascii="Arial" w:eastAsia="Arial" w:hAnsi="Arial" w:cs="Arial"/>
           <w:color w:val="000000"/>
           <w:sz w:val="18"/>
           <w:szCs w:val="18"/>
         </w:rPr>
-        <w:t xml:space="preserve">curl -X POST "&lt;Token endpoint&gt;" \</w:t>
-      </w:r>
-    </w:p>
-    <w:p>
-      <w:pPr>
-        <w:shd w:fill="F0F0F0" w:val="clear"/>
-        <w:spacing w:after="0" w:line="260"/>
+        <w:t>curl -X POST "&lt;Token endpoint&gt;" \</w:t>
+      </w:r>
+    </w:p>
+    <w:p>
+      <w:pPr>
+        <w:shd w:val="clear" w:color="auto" w:fill="F0F0F0"/>
+        <w:spacing w:line="260" w:lineRule="auto"/>
         <w:ind w:left="120" w:right="120"/>
       </w:pPr>
       <w:r>
         <w:rPr>
-          <w:rFonts w:ascii="Arial" w:cs="Arial" w:eastAsia="Arial" w:hAnsi="Arial"/>
+          <w:rFonts w:ascii="Arial" w:eastAsia="Arial" w:hAnsi="Arial" w:cs="Arial"/>
           <w:color w:val="000000"/>
           <w:sz w:val="18"/>
           <w:szCs w:val="18"/>
@@ -3073,13 +4367,13 @@
     </w:p>
     <w:p>
       <w:pPr>
-        <w:shd w:fill="F0F0F0" w:val="clear"/>
-        <w:spacing w:after="0" w:line="260"/>
+        <w:shd w:val="clear" w:color="auto" w:fill="F0F0F0"/>
+        <w:spacing w:line="260" w:lineRule="auto"/>
         <w:ind w:left="120" w:right="120"/>
       </w:pPr>
       <w:r>
         <w:rPr>
-          <w:rFonts w:ascii="Arial" w:cs="Arial" w:eastAsia="Arial" w:hAnsi="Arial"/>
+          <w:rFonts w:ascii="Arial" w:eastAsia="Arial" w:hAnsi="Arial" w:cs="Arial"/>
           <w:color w:val="000000"/>
           <w:sz w:val="18"/>
           <w:szCs w:val="18"/>
@@ -3091,13 +4385,6 @@
       <w:pPr>
         <w:spacing w:after="100"/>
       </w:pPr>
-      <w:r>
-        <w:rPr>
-          <w:sz w:val="12"/>
-          <w:szCs w:val="12"/>
-        </w:rPr>
-        <w:t xml:space="preserve"/>
-      </w:r>
     </w:p>
     <w:p>
       <w:pPr>
@@ -3105,43 +4392,37 @@
       </w:pPr>
       <w:r>
         <w:rPr>
-          <w:rFonts w:ascii="Arial" w:cs="Arial" w:eastAsia="Arial" w:hAnsi="Arial"/>
-          <w:b w:val="false"/>
-          <w:bCs w:val="false"/>
-          <w:i w:val="false"/>
-          <w:iCs w:val="false"/>
-          <w:color w:val="000000"/>
-          <w:sz w:val="20"/>
-          <w:szCs w:val="20"/>
-        </w:rPr>
-        <w:t xml:space="preserve">Then call the adapter with that token:</w:t>
-      </w:r>
-    </w:p>
-    <w:p>
-      <w:pPr>
-        <w:shd w:fill="F0F0F0" w:val="clear"/>
-        <w:spacing w:after="0" w:line="260"/>
+          <w:rFonts w:ascii="Arial" w:eastAsia="Arial" w:hAnsi="Arial" w:cs="Arial"/>
+          <w:color w:val="000000"/>
+        </w:rPr>
+        <w:t>Then call the adapter with that token:</w:t>
+      </w:r>
+    </w:p>
+    <w:p>
+      <w:pPr>
+        <w:shd w:val="clear" w:color="auto" w:fill="F0F0F0"/>
+        <w:spacing w:line="260" w:lineRule="auto"/>
         <w:ind w:left="120" w:right="120"/>
       </w:pPr>
       <w:r>
         <w:rPr>
-          <w:rFonts w:ascii="Arial" w:cs="Arial" w:eastAsia="Arial" w:hAnsi="Arial"/>
+          <w:rFonts w:ascii="Arial" w:eastAsia="Arial" w:hAnsi="Arial" w:cs="Arial"/>
           <w:color w:val="000000"/>
           <w:sz w:val="18"/>
           <w:szCs w:val="18"/>
         </w:rPr>
-        <w:t xml:space="preserve">curl -X POST "&lt;Host&gt;/" \</w:t>
-      </w:r>
-    </w:p>
-    <w:p>
-      <w:pPr>
-        <w:shd w:fill="F0F0F0" w:val="clear"/>
-        <w:spacing w:after="0" w:line="260"/>
+        <w:t>curl -X POST "&lt;Host&gt;/" \</w:t>
+      </w:r>
+    </w:p>
+    <w:p>
+      <w:pPr>
+        <w:shd w:val="clear" w:color="auto" w:fill="F0F0F0"/>
+        <w:spacing w:line="260" w:lineRule="auto"/>
         <w:ind w:left="120" w:right="120"/>
       </w:pPr>
       <w:r>
         <w:rPr>
-          <w:rFonts w:ascii="Arial" w:cs="Arial" w:eastAsia="Arial" w:hAnsi="Arial"/>
+          <w:rFonts w:ascii="Arial" w:eastAsia="Arial" w:hAnsi="Arial" w:cs="Arial"/>
           <w:color w:val="000000"/>
           <w:sz w:val="18"/>
           <w:szCs w:val="18"/>
@@ -3151,13 +4432,13 @@
     </w:p>
     <w:p>
       <w:pPr>
-        <w:shd w:fill="F0F0F0" w:val="clear"/>
-        <w:spacing w:after="0" w:line="260"/>
+        <w:shd w:val="clear" w:color="auto" w:fill="F0F0F0"/>
+        <w:spacing w:line="260" w:lineRule="auto"/>
         <w:ind w:left="120" w:right="120"/>
       </w:pPr>
       <w:r>
         <w:rPr>
-          <w:rFonts w:ascii="Arial" w:cs="Arial" w:eastAsia="Arial" w:hAnsi="Arial"/>
+          <w:rFonts w:ascii="Arial" w:eastAsia="Arial" w:hAnsi="Arial" w:cs="Arial"/>
           <w:color w:val="000000"/>
           <w:sz w:val="18"/>
           <w:szCs w:val="18"/>
@@ -3167,13 +4448,13 @@
     </w:p>
     <w:p>
       <w:pPr>
-        <w:shd w:fill="F0F0F0" w:val="clear"/>
-        <w:spacing w:after="0" w:line="260"/>
+        <w:shd w:val="clear" w:color="auto" w:fill="F0F0F0"/>
+        <w:spacing w:line="260" w:lineRule="auto"/>
         <w:ind w:left="120" w:right="120"/>
       </w:pPr>
       <w:r>
         <w:rPr>
-          <w:rFonts w:ascii="Arial" w:cs="Arial" w:eastAsia="Arial" w:hAnsi="Arial"/>
+          <w:rFonts w:ascii="Arial" w:eastAsia="Arial" w:hAnsi="Arial" w:cs="Arial"/>
           <w:color w:val="000000"/>
           <w:sz w:val="18"/>
           <w:szCs w:val="18"/>
@@ -3183,13 +4464,13 @@
     </w:p>
     <w:p>
       <w:pPr>
-        <w:shd w:fill="F0F0F0" w:val="clear"/>
-        <w:spacing w:after="0" w:line="260"/>
+        <w:shd w:val="clear" w:color="auto" w:fill="F0F0F0"/>
+        <w:spacing w:line="260" w:lineRule="auto"/>
         <w:ind w:left="120" w:right="120"/>
       </w:pPr>
       <w:r>
         <w:rPr>
-          <w:rFonts w:ascii="Arial" w:cs="Arial" w:eastAsia="Arial" w:hAnsi="Arial"/>
+          <w:rFonts w:ascii="Arial" w:eastAsia="Arial" w:hAnsi="Arial" w:cs="Arial"/>
           <w:color w:val="000000"/>
           <w:sz w:val="18"/>
           <w:szCs w:val="18"/>
@@ -3199,13 +4480,13 @@
     </w:p>
     <w:p>
       <w:pPr>
-        <w:shd w:fill="F0F0F0" w:val="clear"/>
-        <w:spacing w:after="0" w:line="260"/>
+        <w:shd w:val="clear" w:color="auto" w:fill="F0F0F0"/>
+        <w:spacing w:line="260" w:lineRule="auto"/>
         <w:ind w:left="120" w:right="120"/>
       </w:pPr>
       <w:r>
         <w:rPr>
-          <w:rFonts w:ascii="Arial" w:cs="Arial" w:eastAsia="Arial" w:hAnsi="Arial"/>
+          <w:rFonts w:ascii="Arial" w:eastAsia="Arial" w:hAnsi="Arial" w:cs="Arial"/>
           <w:color w:val="000000"/>
           <w:sz w:val="18"/>
           <w:szCs w:val="18"/>
@@ -3215,13 +4496,13 @@
     </w:p>
     <w:p>
       <w:pPr>
-        <w:shd w:fill="F0F0F0" w:val="clear"/>
-        <w:spacing w:after="0" w:line="260"/>
+        <w:shd w:val="clear" w:color="auto" w:fill="F0F0F0"/>
+        <w:spacing w:line="260" w:lineRule="auto"/>
         <w:ind w:left="120" w:right="120"/>
       </w:pPr>
       <w:r>
         <w:rPr>
-          <w:rFonts w:ascii="Arial" w:cs="Arial" w:eastAsia="Arial" w:hAnsi="Arial"/>
+          <w:rFonts w:ascii="Arial" w:eastAsia="Arial" w:hAnsi="Arial" w:cs="Arial"/>
           <w:color w:val="000000"/>
           <w:sz w:val="18"/>
           <w:szCs w:val="18"/>
@@ -3231,13 +4512,13 @@
     </w:p>
     <w:p>
       <w:pPr>
-        <w:shd w:fill="F0F0F0" w:val="clear"/>
-        <w:spacing w:after="0" w:line="260"/>
+        <w:shd w:val="clear" w:color="auto" w:fill="F0F0F0"/>
+        <w:spacing w:line="260" w:lineRule="auto"/>
         <w:ind w:left="120" w:right="120"/>
       </w:pPr>
       <w:r>
         <w:rPr>
-          <w:rFonts w:ascii="Arial" w:cs="Arial" w:eastAsia="Arial" w:hAnsi="Arial"/>
+          <w:rFonts w:ascii="Arial" w:eastAsia="Arial" w:hAnsi="Arial" w:cs="Arial"/>
           <w:color w:val="000000"/>
           <w:sz w:val="18"/>
           <w:szCs w:val="18"/>
@@ -3249,13 +4530,6 @@
       <w:pPr>
         <w:spacing w:after="100"/>
       </w:pPr>
-      <w:r>
-        <w:rPr>
-          <w:sz w:val="12"/>
-          <w:szCs w:val="12"/>
-        </w:rPr>
-        <w:t xml:space="preserve"/>
-      </w:r>
     </w:p>
     <w:p>
       <w:pPr>
@@ -3263,488 +4537,542 @@
       </w:pPr>
       <w:r>
         <w:rPr>
-          <w:rFonts w:ascii="Arial" w:cs="Arial" w:eastAsia="Arial" w:hAnsi="Arial"/>
-          <w:b w:val="false"/>
-          <w:bCs w:val="false"/>
-          <w:i w:val="false"/>
-          <w:iCs w:val="false"/>
-          <w:color w:val="000000"/>
-          <w:sz w:val="20"/>
-          <w:szCs w:val="20"/>
-        </w:rPr>
-        <w:t xml:space="preserve">Expect { "result": "ALLOW", "reason": "" } for a benign prompt, or { "result": "DENY", "reason": "Blocked: DLP match (...)" } for one that should be caught.</w:t>
+          <w:rFonts w:ascii="Arial" w:eastAsia="Arial" w:hAnsi="Arial" w:cs="Arial"/>
+          <w:color w:val="000000"/>
+        </w:rPr>
+        <w:t>Expect { "result": "ALLOW", "reason": "" } for a benign prompt, or { "result": "DENY", "reason": "Blocked: DLP match (...)" } for one that should be caught.</w:t>
       </w:r>
     </w:p>
     <w:p>
       <w:pPr>
         <w:pStyle w:val="Heading1"/>
-        <w:spacing w:after="200" w:before="360"/>
-      </w:pPr>
-      <w:r>
-        <w:rPr>
-          <w:rFonts w:ascii="Arial" w:cs="Arial" w:eastAsia="Arial" w:hAnsi="Arial"/>
+        <w:spacing w:before="360" w:after="200"/>
+      </w:pPr>
+      <w:bookmarkStart w:id="22" w:name="_Toc242708936"/>
+      <w:r>
+        <w:rPr>
+          <w:rFonts w:ascii="Arial" w:eastAsia="Arial" w:hAnsi="Arial" w:cs="Arial"/>
           <w:b/>
           <w:bCs/>
           <w:color w:val="00A9CE"/>
-          <w:sz w:val="32"/>
-          <w:szCs w:val="32"/>
-        </w:rPr>
-        <w:t xml:space="preserve">8. Troubleshooting</w:t>
-      </w:r>
+        </w:rPr>
+        <w:t>8. Troubleshooting</w:t>
+      </w:r>
+      <w:bookmarkEnd w:id="22"/>
     </w:p>
     <w:tbl>
       <w:tblPr>
-        <w:tblW w:type="dxa" w:w="9200"/>
+        <w:tblW w:w="9200" w:type="dxa"/>
         <w:tblBorders>
-          <w:top w:val="single" w:color="auto" w:sz="4"/>
-          <w:left w:val="single" w:color="auto" w:sz="4"/>
-          <w:bottom w:val="single" w:color="auto" w:sz="4"/>
-          <w:right w:val="single" w:color="auto" w:sz="4"/>
-          <w:insideH w:val="single" w:color="auto" w:sz="4"/>
-          <w:insideV w:val="single" w:color="auto" w:sz="4"/>
+          <w:top w:val="single" w:sz="4" w:space="0" w:color="auto"/>
+          <w:left w:val="single" w:sz="4" w:space="0" w:color="auto"/>
+          <w:bottom w:val="single" w:sz="4" w:space="0" w:color="auto"/>
+          <w:right w:val="single" w:sz="4" w:space="0" w:color="auto"/>
+          <w:insideH w:val="single" w:sz="4" w:space="0" w:color="auto"/>
+          <w:insideV w:val="single" w:sz="4" w:space="0" w:color="auto"/>
         </w:tblBorders>
+        <w:tblCellMar>
+          <w:left w:w="10" w:type="dxa"/>
+          <w:right w:w="10" w:type="dxa"/>
+        </w:tblCellMar>
+        <w:tblLook w:val="04A0" w:firstRow="1" w:lastRow="0" w:firstColumn="1" w:lastColumn="0" w:noHBand="0" w:noVBand="1"/>
       </w:tblPr>
       <w:tblGrid>
         <w:gridCol w:w="3400"/>
         <w:gridCol w:w="5800"/>
       </w:tblGrid>
       <w:tr>
+        <w:tblPrEx>
+          <w:tblCellMar>
+            <w:top w:w="0" w:type="dxa"/>
+            <w:bottom w:w="0" w:type="dxa"/>
+          </w:tblCellMar>
+        </w:tblPrEx>
         <w:trPr>
           <w:tblHeader/>
         </w:trPr>
         <w:tc>
           <w:tcPr>
-            <w:tcW w:type="dxa" w:w="3400"/>
-            <w:shd w:fill="00A9CE" w:val="clear"/>
+            <w:tcW w:w="3400" w:type="dxa"/>
+            <w:shd w:val="clear" w:color="auto" w:fill="00A9CE"/>
             <w:tcMar>
-              <w:top w:type="dxa" w:w="80"/>
-              <w:left w:type="dxa" w:w="100"/>
-              <w:bottom w:type="dxa" w:w="80"/>
-              <w:right w:type="dxa" w:w="100"/>
+              <w:top w:w="80" w:type="dxa"/>
+              <w:left w:w="100" w:type="dxa"/>
+              <w:bottom w:w="80" w:type="dxa"/>
+              <w:right w:w="100" w:type="dxa"/>
             </w:tcMar>
             <w:vAlign w:val="center"/>
           </w:tcPr>
           <w:p>
             <w:r>
               <w:rPr>
-                <w:rFonts w:ascii="Arial" w:cs="Arial" w:eastAsia="Arial" w:hAnsi="Arial"/>
+                <w:rFonts w:ascii="Arial" w:eastAsia="Arial" w:hAnsi="Arial" w:cs="Arial"/>
                 <w:b/>
                 <w:bCs/>
                 <w:color w:val="FFFFFF"/>
                 <w:sz w:val="18"/>
                 <w:szCs w:val="18"/>
               </w:rPr>
-              <w:t xml:space="preserve">Symptom</w:t>
+              <w:lastRenderedPageBreak/>
+              <w:t>Symptom</w:t>
             </w:r>
           </w:p>
         </w:tc>
         <w:tc>
           <w:tcPr>
-            <w:tcW w:type="dxa" w:w="5800"/>
-            <w:shd w:fill="00A9CE" w:val="clear"/>
+            <w:tcW w:w="5800" w:type="dxa"/>
+            <w:shd w:val="clear" w:color="auto" w:fill="00A9CE"/>
             <w:tcMar>
-              <w:top w:type="dxa" w:w="80"/>
-              <w:left w:type="dxa" w:w="100"/>
-              <w:bottom w:type="dxa" w:w="80"/>
-              <w:right w:type="dxa" w:w="100"/>
+              <w:top w:w="80" w:type="dxa"/>
+              <w:left w:w="100" w:type="dxa"/>
+              <w:bottom w:w="80" w:type="dxa"/>
+              <w:right w:w="100" w:type="dxa"/>
             </w:tcMar>
             <w:vAlign w:val="center"/>
           </w:tcPr>
           <w:p>
             <w:r>
               <w:rPr>
-                <w:rFonts w:ascii="Arial" w:cs="Arial" w:eastAsia="Arial" w:hAnsi="Arial"/>
+                <w:rFonts w:ascii="Arial" w:eastAsia="Arial" w:hAnsi="Arial" w:cs="Arial"/>
                 <w:b/>
                 <w:bCs/>
                 <w:color w:val="FFFFFF"/>
                 <w:sz w:val="18"/>
                 <w:szCs w:val="18"/>
               </w:rPr>
-              <w:t xml:space="preserve">Likely cause / fix</w:t>
+              <w:t>Likely cause / fix</w:t>
             </w:r>
           </w:p>
         </w:tc>
       </w:tr>
       <w:tr>
+        <w:tblPrEx>
+          <w:tblCellMar>
+            <w:top w:w="0" w:type="dxa"/>
+            <w:bottom w:w="0" w:type="dxa"/>
+          </w:tblCellMar>
+        </w:tblPrEx>
         <w:tc>
           <w:tcPr>
-            <w:tcW w:type="dxa" w:w="3400"/>
+            <w:tcW w:w="3400" w:type="dxa"/>
             <w:tcMar>
-              <w:top w:type="dxa" w:w="80"/>
-              <w:left w:type="dxa" w:w="100"/>
-              <w:bottom w:type="dxa" w:w="80"/>
-              <w:right w:type="dxa" w:w="100"/>
+              <w:top w:w="80" w:type="dxa"/>
+              <w:left w:w="100" w:type="dxa"/>
+              <w:bottom w:w="80" w:type="dxa"/>
+              <w:right w:w="100" w:type="dxa"/>
             </w:tcMar>
             <w:vAlign w:val="center"/>
           </w:tcPr>
           <w:p>
             <w:r>
               <w:rPr>
-                <w:rFonts w:ascii="Arial" w:cs="Arial" w:eastAsia="Arial" w:hAnsi="Arial"/>
+                <w:rFonts w:ascii="Arial" w:eastAsia="Arial" w:hAnsi="Arial" w:cs="Arial"/>
                 <w:color w:val="000000"/>
                 <w:sz w:val="18"/>
                 <w:szCs w:val="18"/>
               </w:rPr>
-              <w:t xml:space="preserve">Image content is never flagged, even with an obviously sensitive image</w:t>
+              <w:t>Image content is never flagged, even with an obviously sensitive image</w:t>
             </w:r>
           </w:p>
         </w:tc>
         <w:tc>
           <w:tcPr>
-            <w:tcW w:type="dxa" w:w="5800"/>
+            <w:tcW w:w="5800" w:type="dxa"/>
             <w:tcMar>
-              <w:top w:type="dxa" w:w="80"/>
-              <w:left w:type="dxa" w:w="100"/>
-              <w:bottom w:type="dxa" w:w="80"/>
-              <w:right w:type="dxa" w:w="100"/>
+              <w:top w:w="80" w:type="dxa"/>
+              <w:left w:w="100" w:type="dxa"/>
+              <w:bottom w:w="80" w:type="dxa"/>
+              <w:right w:w="100" w:type="dxa"/>
             </w:tcMar>
             <w:vAlign w:val="center"/>
           </w:tcPr>
           <w:p>
             <w:r>
               <w:rPr>
-                <w:rFonts w:ascii="Arial" w:cs="Arial" w:eastAsia="Arial" w:hAnsi="Arial"/>
+                <w:rFonts w:ascii="Arial" w:eastAsia="Arial" w:hAnsi="Arial" w:cs="Arial"/>
                 <w:color w:val="000000"/>
                 <w:sz w:val="18"/>
                 <w:szCs w:val="18"/>
               </w:rPr>
-              <w:t xml:space="preserve">DLP_DLPAAS_FEATURE_ENABLE_OCR is not enabled for your tenant — ask your Netskope account team to enable it. This is a tenant-level backend setting the adapter cannot control.</w:t>
+              <w:t>DLP_DLPAAS_FEATURE_ENABLE_OCR is not enabled for your tenant — ask your Netskope account team to enable it. This is a tenant-level backend setting the adapter cannot control.</w:t>
             </w:r>
           </w:p>
         </w:tc>
       </w:tr>
       <w:tr>
+        <w:tblPrEx>
+          <w:tblCellMar>
+            <w:top w:w="0" w:type="dxa"/>
+            <w:bottom w:w="0" w:type="dxa"/>
+          </w:tblCellMar>
+        </w:tblPrEx>
         <w:tc>
           <w:tcPr>
-            <w:tcW w:type="dxa" w:w="3400"/>
+            <w:tcW w:w="3400" w:type="dxa"/>
             <w:tcMar>
-              <w:top w:type="dxa" w:w="80"/>
-              <w:left w:type="dxa" w:w="100"/>
-              <w:bottom w:type="dxa" w:w="80"/>
-              <w:right w:type="dxa" w:w="100"/>
+              <w:top w:w="80" w:type="dxa"/>
+              <w:left w:w="100" w:type="dxa"/>
+              <w:bottom w:w="80" w:type="dxa"/>
+              <w:right w:w="100" w:type="dxa"/>
             </w:tcMar>
             <w:vAlign w:val="center"/>
           </w:tcPr>
           <w:p>
             <w:r>
               <w:rPr>
-                <w:rFonts w:ascii="Arial" w:cs="Arial" w:eastAsia="Arial" w:hAnsi="Arial"/>
+                <w:rFonts w:ascii="Arial" w:eastAsia="Arial" w:hAnsi="Arial" w:cs="Arial"/>
                 <w:color w:val="000000"/>
                 <w:sz w:val="18"/>
                 <w:szCs w:val="18"/>
               </w:rPr>
-              <w:t xml:space="preserve">A specific test image is not flagged, but text with the same content is</w:t>
+              <w:t>A specific test image is not flagged, but text with the same content is</w:t>
             </w:r>
           </w:p>
         </w:tc>
         <w:tc>
           <w:tcPr>
-            <w:tcW w:type="dxa" w:w="5800"/>
+            <w:tcW w:w="5800" w:type="dxa"/>
             <w:tcMar>
-              <w:top w:type="dxa" w:w="80"/>
-              <w:left w:type="dxa" w:w="100"/>
-              <w:bottom w:type="dxa" w:w="80"/>
-              <w:right w:type="dxa" w:w="100"/>
+              <w:top w:w="80" w:type="dxa"/>
+              <w:left w:w="100" w:type="dxa"/>
+              <w:bottom w:w="80" w:type="dxa"/>
+              <w:right w:w="100" w:type="dxa"/>
             </w:tcMar>
             <w:vAlign w:val="center"/>
           </w:tcPr>
           <w:p>
             <w:r>
               <w:rPr>
-                <w:rFonts w:ascii="Arial" w:cs="Arial" w:eastAsia="Arial" w:hAnsi="Arial"/>
+                <w:rFonts w:ascii="Arial" w:eastAsia="Arial" w:hAnsi="Arial" w:cs="Arial"/>
                 <w:color w:val="000000"/>
                 <w:sz w:val="18"/>
                 <w:szCs w:val="18"/>
               </w:rPr>
-              <w:t xml:space="preserve">The test image likely has a font too small, low-resolution, or blurry for OCR to read reliably — not a policy or flag problem. Retry with a larger, clearer font (per docs.netskope.com/en/ocr, image quality directly affects OCR accuracy).</w:t>
+              <w:t>The test image likely has a font too small, low-resolution, or blurry for OCR to read reliably — not a policy or flag problem. Retry with a larger, clearer font (per docs.netskope.com/en/ocr, image quality directly affects OCR accuracy).</w:t>
             </w:r>
           </w:p>
         </w:tc>
       </w:tr>
       <w:tr>
+        <w:tblPrEx>
+          <w:tblCellMar>
+            <w:top w:w="0" w:type="dxa"/>
+            <w:bottom w:w="0" w:type="dxa"/>
+          </w:tblCellMar>
+        </w:tblPrEx>
         <w:tc>
           <w:tcPr>
-            <w:tcW w:type="dxa" w:w="3400"/>
+            <w:tcW w:w="3400" w:type="dxa"/>
             <w:tcMar>
-              <w:top w:type="dxa" w:w="80"/>
-              <w:left w:type="dxa" w:w="100"/>
-              <w:bottom w:type="dxa" w:w="80"/>
-              <w:right w:type="dxa" w:w="100"/>
+              <w:top w:w="80" w:type="dxa"/>
+              <w:left w:w="100" w:type="dxa"/>
+              <w:bottom w:w="80" w:type="dxa"/>
+              <w:right w:w="100" w:type="dxa"/>
             </w:tcMar>
             <w:vAlign w:val="center"/>
           </w:tcPr>
           <w:p>
             <w:r>
               <w:rPr>
-                <w:rFonts w:ascii="Arial" w:cs="Arial" w:eastAsia="Arial" w:hAnsi="Arial"/>
+                <w:rFonts w:ascii="Arial" w:eastAsia="Arial" w:hAnsi="Arial" w:cs="Arial"/>
                 <w:color w:val="000000"/>
                 <w:sz w:val="18"/>
                 <w:szCs w:val="18"/>
               </w:rPr>
-              <w:t xml:space="preserve">Blocks work correctly in Databricks, but nothing appears in SkopeIT</w:t>
+              <w:t>Blocks work correctly in Databricks, but nothing appears in SkopeIT</w:t>
             </w:r>
           </w:p>
         </w:tc>
         <w:tc>
           <w:tcPr>
-            <w:tcW w:type="dxa" w:w="5800"/>
+            <w:tcW w:w="5800" w:type="dxa"/>
             <w:tcMar>
-              <w:top w:type="dxa" w:w="80"/>
-              <w:left w:type="dxa" w:w="100"/>
-              <w:bottom w:type="dxa" w:w="80"/>
-              <w:right w:type="dxa" w:w="100"/>
+              <w:top w:w="80" w:type="dxa"/>
+              <w:left w:w="100" w:type="dxa"/>
+              <w:bottom w:w="80" w:type="dxa"/>
+              <w:right w:w="100" w:type="dxa"/>
             </w:tcMar>
             <w:vAlign w:val="center"/>
           </w:tcPr>
           <w:p>
             <w:r>
               <w:rPr>
-                <w:rFonts w:ascii="Arial" w:cs="Arial" w:eastAsia="Arial" w:hAnsi="Arial"/>
+                <w:rFonts w:ascii="Arial" w:eastAsia="Arial" w:hAnsi="Arial" w:cs="Arial"/>
                 <w:color w:val="000000"/>
                 <w:sz w:val="18"/>
                 <w:szCs w:val="18"/>
               </w:rPr>
-              <w:t xml:space="preserve">The x-netskope-generate-incidents header was not set on the inspection call. The adapter sets this by default (GENERATE_INCIDENTS=true) — confirm this parameter wasn’t overridden to false when the stack was deployed.</w:t>
+              <w:t>The x-netskope-generate-incidents header was not set on the inspection call. The adapter sets this by default (GENERATE_INCIDENTS=true) — confirm this parameter wasn’t overridden to false when the stack was deployed.</w:t>
             </w:r>
           </w:p>
         </w:tc>
       </w:tr>
       <w:tr>
+        <w:tblPrEx>
+          <w:tblCellMar>
+            <w:top w:w="0" w:type="dxa"/>
+            <w:bottom w:w="0" w:type="dxa"/>
+          </w:tblCellMar>
+        </w:tblPrEx>
         <w:tc>
           <w:tcPr>
-            <w:tcW w:type="dxa" w:w="3400"/>
+            <w:tcW w:w="3400" w:type="dxa"/>
             <w:tcMar>
-              <w:top w:type="dxa" w:w="80"/>
-              <w:left w:type="dxa" w:w="100"/>
-              <w:bottom w:type="dxa" w:w="80"/>
-              <w:right w:type="dxa" w:w="100"/>
+              <w:top w:w="80" w:type="dxa"/>
+              <w:left w:w="100" w:type="dxa"/>
+              <w:bottom w:w="80" w:type="dxa"/>
+              <w:right w:w="100" w:type="dxa"/>
             </w:tcMar>
             <w:vAlign w:val="center"/>
           </w:tcPr>
           <w:p>
             <w:r>
               <w:rPr>
-                <w:rFonts w:ascii="Arial" w:cs="Arial" w:eastAsia="Arial" w:hAnsi="Arial"/>
+                <w:rFonts w:ascii="Arial" w:eastAsia="Arial" w:hAnsi="Arial" w:cs="Arial"/>
                 <w:color w:val="000000"/>
                 <w:sz w:val="18"/>
                 <w:szCs w:val="18"/>
               </w:rPr>
-              <w:t xml:space="preserve">Attaching a policy fails: “User does not have permission… MANAGE on Schema ‘X’”</w:t>
+              <w:t>Attaching a policy fails: “User does not have permission… MANAGE on Schema ‘X’”</w:t>
             </w:r>
           </w:p>
         </w:tc>
         <w:tc>
           <w:tcPr>
-            <w:tcW w:type="dxa" w:w="5800"/>
+            <w:tcW w:w="5800" w:type="dxa"/>
             <w:tcMar>
-              <w:top w:type="dxa" w:w="80"/>
-              <w:left w:type="dxa" w:w="100"/>
-              <w:bottom w:type="dxa" w:w="80"/>
-              <w:right w:type="dxa" w:w="100"/>
+              <w:top w:w="80" w:type="dxa"/>
+              <w:left w:w="100" w:type="dxa"/>
+              <w:bottom w:w="80" w:type="dxa"/>
+              <w:right w:w="100" w:type="dxa"/>
             </w:tcMar>
             <w:vAlign w:val="center"/>
           </w:tcPr>
           <w:p>
             <w:r>
               <w:rPr>
-                <w:rFonts w:ascii="Arial" w:cs="Arial" w:eastAsia="Arial" w:hAnsi="Arial"/>
+                <w:rFonts w:ascii="Arial" w:eastAsia="Arial" w:hAnsi="Arial" w:cs="Arial"/>
                 <w:color w:val="000000"/>
                 <w:sz w:val="18"/>
                 <w:szCs w:val="18"/>
               </w:rPr>
-              <w:t xml:space="preserve">You need MANAGE on that schema. Ask a workspace/account admin to grant it, or attach the policy to a service you own instead to validate the integration first (see the note in Part 3).</w:t>
+              <w:t>You need MANAGE on that schema. Ask a workspace/account admin to grant it, or attach the policy to a service you own instead to validate the integration first (see the note in Part 3).</w:t>
             </w:r>
           </w:p>
         </w:tc>
       </w:tr>
       <w:tr>
+        <w:tblPrEx>
+          <w:tblCellMar>
+            <w:top w:w="0" w:type="dxa"/>
+            <w:bottom w:w="0" w:type="dxa"/>
+          </w:tblCellMar>
+        </w:tblPrEx>
         <w:tc>
           <w:tcPr>
-            <w:tcW w:type="dxa" w:w="3400"/>
+            <w:tcW w:w="3400" w:type="dxa"/>
             <w:tcMar>
-              <w:top w:type="dxa" w:w="80"/>
-              <w:left w:type="dxa" w:w="100"/>
-              <w:bottom w:type="dxa" w:w="80"/>
-              <w:right w:type="dxa" w:w="100"/>
+              <w:top w:w="80" w:type="dxa"/>
+              <w:left w:w="100" w:type="dxa"/>
+              <w:bottom w:w="80" w:type="dxa"/>
+              <w:right w:w="100" w:type="dxa"/>
             </w:tcMar>
             <w:vAlign w:val="center"/>
           </w:tcPr>
           <w:p>
             <w:r>
               <w:rPr>
-                <w:rFonts w:ascii="Arial" w:cs="Arial" w:eastAsia="Arial" w:hAnsi="Arial"/>
+                <w:rFonts w:ascii="Arial" w:eastAsia="Arial" w:hAnsi="Arial" w:cs="Arial"/>
                 <w:color w:val="000000"/>
                 <w:sz w:val="18"/>
                 <w:szCs w:val="18"/>
               </w:rPr>
-              <w:t xml:space="preserve">Everything is denied immediately after attaching a policy</w:t>
+              <w:t>Everything is denied immediately after attaching a policy</w:t>
             </w:r>
           </w:p>
         </w:tc>
         <w:tc>
           <w:tcPr>
-            <w:tcW w:type="dxa" w:w="5800"/>
+            <w:tcW w:w="5800" w:type="dxa"/>
             <w:tcMar>
-              <w:top w:type="dxa" w:w="80"/>
-              <w:left w:type="dxa" w:w="100"/>
-              <w:bottom w:type="dxa" w:w="80"/>
-              <w:right w:type="dxa" w:w="100"/>
+              <w:top w:w="80" w:type="dxa"/>
+              <w:left w:w="100" w:type="dxa"/>
+              <w:bottom w:w="80" w:type="dxa"/>
+              <w:right w:w="100" w:type="dxa"/>
             </w:tcMar>
             <w:vAlign w:val="center"/>
           </w:tcPr>
           <w:p>
             <w:r>
               <w:rPr>
-                <w:rFonts w:ascii="Arial" w:cs="Arial" w:eastAsia="Arial" w:hAnsi="Arial"/>
+                <w:rFonts w:ascii="Arial" w:eastAsia="Arial" w:hAnsi="Arial" w:cs="Arial"/>
                 <w:color w:val="000000"/>
                 <w:sz w:val="18"/>
                 <w:szCs w:val="18"/>
               </w:rPr>
-              <w:t xml:space="preserve">You tested inside the 60–90 second propagation window — wait and retry.</w:t>
+              <w:t>You tested inside the 60–90 second propagation window — wait and retry.</w:t>
             </w:r>
           </w:p>
         </w:tc>
       </w:tr>
       <w:tr>
+        <w:tblPrEx>
+          <w:tblCellMar>
+            <w:top w:w="0" w:type="dxa"/>
+            <w:bottom w:w="0" w:type="dxa"/>
+          </w:tblCellMar>
+        </w:tblPrEx>
         <w:tc>
           <w:tcPr>
-            <w:tcW w:type="dxa" w:w="3400"/>
+            <w:tcW w:w="3400" w:type="dxa"/>
             <w:tcMar>
-              <w:top w:type="dxa" w:w="80"/>
-              <w:left w:type="dxa" w:w="100"/>
-              <w:bottom w:type="dxa" w:w="80"/>
-              <w:right w:type="dxa" w:w="100"/>
+              <w:top w:w="80" w:type="dxa"/>
+              <w:left w:w="100" w:type="dxa"/>
+              <w:bottom w:w="80" w:type="dxa"/>
+              <w:right w:w="100" w:type="dxa"/>
             </w:tcMar>
             <w:vAlign w:val="center"/>
           </w:tcPr>
           <w:p>
             <w:r>
               <w:rPr>
-                <w:rFonts w:ascii="Arial" w:cs="Arial" w:eastAsia="Arial" w:hAnsi="Arial"/>
+                <w:rFonts w:ascii="Arial" w:eastAsia="Arial" w:hAnsi="Arial" w:cs="Arial"/>
                 <w:color w:val="000000"/>
                 <w:sz w:val="18"/>
                 <w:szCs w:val="18"/>
               </w:rPr>
-              <w:t xml:space="preserve">Everything is denied, with an “unrecognized result” style reason</w:t>
+              <w:t>Everything is denied, with an “unrecognized result” style reason</w:t>
             </w:r>
           </w:p>
         </w:tc>
         <w:tc>
           <w:tcPr>
-            <w:tcW w:type="dxa" w:w="5800"/>
+            <w:tcW w:w="5800" w:type="dxa"/>
             <w:tcMar>
-              <w:top w:type="dxa" w:w="80"/>
-              <w:left w:type="dxa" w:w="100"/>
-              <w:bottom w:type="dxa" w:w="80"/>
-              <w:right w:type="dxa" w:w="100"/>
+              <w:top w:w="80" w:type="dxa"/>
+              <w:left w:w="100" w:type="dxa"/>
+              <w:bottom w:w="80" w:type="dxa"/>
+              <w:right w:w="100" w:type="dxa"/>
             </w:tcMar>
             <w:vAlign w:val="center"/>
           </w:tcPr>
           <w:p>
             <w:r>
               <w:rPr>
-                <w:rFonts w:ascii="Arial" w:cs="Arial" w:eastAsia="Arial" w:hAnsi="Arial"/>
+                <w:rFonts w:ascii="Arial" w:eastAsia="Arial" w:hAnsi="Arial" w:cs="Arial"/>
                 <w:color w:val="000000"/>
                 <w:sz w:val="18"/>
                 <w:szCs w:val="18"/>
               </w:rPr>
-              <w:t xml:space="preserve">The adapter returned something Databricks didn’t recognize. Confirm the adapter is reachable and check its logs in Amazon CloudWatch.</w:t>
+              <w:t>The adapter returned something Databricks didn’t recognize. Confirm the adapter is reachable and check its logs in Amazon CloudWatch.</w:t>
             </w:r>
           </w:p>
         </w:tc>
       </w:tr>
       <w:tr>
+        <w:tblPrEx>
+          <w:tblCellMar>
+            <w:top w:w="0" w:type="dxa"/>
+            <w:bottom w:w="0" w:type="dxa"/>
+          </w:tblCellMar>
+        </w:tblPrEx>
         <w:tc>
           <w:tcPr>
-            <w:tcW w:type="dxa" w:w="3400"/>
+            <w:tcW w:w="3400" w:type="dxa"/>
             <w:tcMar>
-              <w:top w:type="dxa" w:w="80"/>
-              <w:left w:type="dxa" w:w="100"/>
-              <w:bottom w:type="dxa" w:w="80"/>
-              <w:right w:type="dxa" w:w="100"/>
+              <w:top w:w="80" w:type="dxa"/>
+              <w:left w:w="100" w:type="dxa"/>
+              <w:bottom w:w="80" w:type="dxa"/>
+              <w:right w:w="100" w:type="dxa"/>
             </w:tcMar>
             <w:vAlign w:val="center"/>
           </w:tcPr>
           <w:p>
             <w:r>
               <w:rPr>
-                <w:rFonts w:ascii="Arial" w:cs="Arial" w:eastAsia="Arial" w:hAnsi="Arial"/>
+                <w:rFonts w:ascii="Arial" w:eastAsia="Arial" w:hAnsi="Arial" w:cs="Arial"/>
                 <w:color w:val="000000"/>
                 <w:sz w:val="18"/>
                 <w:szCs w:val="18"/>
               </w:rPr>
-              <w:t xml:space="preserve">“It works when I call the adapter directly, but not through Databricks”</w:t>
+              <w:t>“It works when I call the adapter directly, but not through Databricks”</w:t>
             </w:r>
           </w:p>
         </w:tc>
         <w:tc>
           <w:tcPr>
-            <w:tcW w:type="dxa" w:w="5800"/>
+            <w:tcW w:w="5800" w:type="dxa"/>
             <w:tcMar>
-              <w:top w:type="dxa" w:w="80"/>
-              <w:left w:type="dxa" w:w="100"/>
-              <w:bottom w:type="dxa" w:w="80"/>
-              <w:right w:type="dxa" w:w="100"/>
+              <w:top w:w="80" w:type="dxa"/>
+              <w:left w:w="100" w:type="dxa"/>
+              <w:bottom w:w="80" w:type="dxa"/>
+              <w:right w:w="100" w:type="dxa"/>
             </w:tcMar>
             <w:vAlign w:val="center"/>
           </w:tcPr>
           <w:p>
             <w:r>
               <w:rPr>
-                <w:rFonts w:ascii="Arial" w:cs="Arial" w:eastAsia="Arial" w:hAnsi="Arial"/>
+                <w:rFonts w:ascii="Arial" w:eastAsia="Arial" w:hAnsi="Arial" w:cs="Arial"/>
                 <w:color w:val="000000"/>
                 <w:sz w:val="18"/>
                 <w:szCs w:val="18"/>
               </w:rPr>
-              <w:t xml:space="preserve">The issue is on the Databricks side (connection credentials, policy configuration, or permissions) rather than the adapter/appliance. Re-check Part 3.</w:t>
+              <w:t>The issue is on the Databricks side (connection credentials, policy configuration, or permissions) rather than the adapter/appliance. Re-check Part 3.</w:t>
             </w:r>
           </w:p>
         </w:tc>
       </w:tr>
       <w:tr>
+        <w:tblPrEx>
+          <w:tblCellMar>
+            <w:top w:w="0" w:type="dxa"/>
+            <w:bottom w:w="0" w:type="dxa"/>
+          </w:tblCellMar>
+        </w:tblPrEx>
         <w:tc>
           <w:tcPr>
-            <w:tcW w:type="dxa" w:w="3400"/>
+            <w:tcW w:w="3400" w:type="dxa"/>
             <w:tcMar>
-              <w:top w:type="dxa" w:w="80"/>
-              <w:left w:type="dxa" w:w="100"/>
-              <w:bottom w:type="dxa" w:w="80"/>
-              <w:right w:type="dxa" w:w="100"/>
+              <w:top w:w="80" w:type="dxa"/>
+              <w:left w:w="100" w:type="dxa"/>
+              <w:bottom w:w="80" w:type="dxa"/>
+              <w:right w:w="100" w:type="dxa"/>
             </w:tcMar>
             <w:vAlign w:val="center"/>
           </w:tcPr>
           <w:p>
             <w:r>
               <w:rPr>
-                <w:rFonts w:ascii="Arial" w:cs="Arial" w:eastAsia="Arial" w:hAnsi="Arial"/>
+                <w:rFonts w:ascii="Arial" w:eastAsia="Arial" w:hAnsi="Arial" w:cs="Arial"/>
                 <w:color w:val="000000"/>
                 <w:sz w:val="18"/>
                 <w:szCs w:val="18"/>
               </w:rPr>
-              <w:t xml:space="preserve">“It fails even calling the adapter directly”</w:t>
+              <w:t>“It fails even calling the adapter directly”</w:t>
             </w:r>
           </w:p>
         </w:tc>
         <w:tc>
           <w:tcPr>
-            <w:tcW w:type="dxa" w:w="5800"/>
+            <w:tcW w:w="5800" w:type="dxa"/>
             <w:tcMar>
-              <w:top w:type="dxa" w:w="80"/>
-              <w:left w:type="dxa" w:w="100"/>
-              <w:bottom w:type="dxa" w:w="80"/>
-              <w:right w:type="dxa" w:w="100"/>
+              <w:top w:w="80" w:type="dxa"/>
+              <w:left w:w="100" w:type="dxa"/>
+              <w:bottom w:w="80" w:type="dxa"/>
+              <w:right w:w="100" w:type="dxa"/>
             </w:tcMar>
             <w:vAlign w:val="center"/>
           </w:tcPr>
           <w:p>
             <w:r>
               <w:rPr>
-                <w:rFonts w:ascii="Arial" w:cs="Arial" w:eastAsia="Arial" w:hAnsi="Arial"/>
+                <w:rFonts w:ascii="Arial" w:eastAsia="Arial" w:hAnsi="Arial" w:cs="Arial"/>
                 <w:color w:val="000000"/>
                 <w:sz w:val="18"/>
                 <w:szCs w:val="18"/>
               </w:rPr>
-              <w:t xml:space="preserve">The issue is on the AWS side, or the DLPoD appliance itself. Confirm the appliance is reachable and healthy, and the adapter’s network/parameter configuration (Part 2) points at the right VPC, subnet, and evaluation URL.</w:t>
+              <w:t>The issue is on the AWS side, or the DLPoD appliance itself. Confirm the appliance is reachable and healthy, and the adapter’s network/parameter configuration (Part 2) points at the right VPC, subnet, and evaluation URL.</w:t>
             </w:r>
           </w:p>
         </w:tc>
@@ -3753,19 +5081,19 @@
     <w:p>
       <w:pPr>
         <w:pStyle w:val="Heading1"/>
-        <w:spacing w:after="200" w:before="360"/>
-      </w:pPr>
-      <w:r>
-        <w:rPr>
-          <w:rFonts w:ascii="Arial" w:cs="Arial" w:eastAsia="Arial" w:hAnsi="Arial"/>
+        <w:spacing w:before="360" w:after="200"/>
+      </w:pPr>
+      <w:bookmarkStart w:id="23" w:name="_Toc242708937"/>
+      <w:r>
+        <w:rPr>
+          <w:rFonts w:ascii="Arial" w:eastAsia="Arial" w:hAnsi="Arial" w:cs="Arial"/>
           <w:b/>
           <w:bCs/>
           <w:color w:val="00A9CE"/>
-          <w:sz w:val="32"/>
-          <w:szCs w:val="32"/>
-        </w:rPr>
-        <w:t xml:space="preserve">Appendix A — Request and Response Reference</w:t>
-      </w:r>
+        </w:rPr>
+        <w:t>Appendix A — Request and Response Reference</w:t>
+      </w:r>
+      <w:bookmarkEnd w:id="23"/>
     </w:p>
     <w:p>
       <w:pPr>
@@ -3773,43 +5101,37 @@
       </w:pPr>
       <w:r>
         <w:rPr>
-          <w:rFonts w:ascii="Arial" w:cs="Arial" w:eastAsia="Arial" w:hAnsi="Arial"/>
-          <w:b w:val="false"/>
-          <w:bCs w:val="false"/>
-          <w:i w:val="false"/>
-          <w:iCs w:val="false"/>
-          <w:color w:val="000000"/>
-          <w:sz w:val="20"/>
-          <w:szCs w:val="20"/>
-        </w:rPr>
-        <w:t xml:space="preserve">Databricks sends the adapter a JSON body shaped as:</w:t>
-      </w:r>
-    </w:p>
-    <w:p>
-      <w:pPr>
-        <w:shd w:fill="F0F0F0" w:val="clear"/>
-        <w:spacing w:after="0" w:line="260"/>
+          <w:rFonts w:ascii="Arial" w:eastAsia="Arial" w:hAnsi="Arial" w:cs="Arial"/>
+          <w:color w:val="000000"/>
+        </w:rPr>
+        <w:t>Databricks sends the adapter a JSON body shaped as:</w:t>
+      </w:r>
+    </w:p>
+    <w:p>
+      <w:pPr>
+        <w:shd w:val="clear" w:color="auto" w:fill="F0F0F0"/>
+        <w:spacing w:line="260" w:lineRule="auto"/>
         <w:ind w:left="120" w:right="120"/>
       </w:pPr>
       <w:r>
         <w:rPr>
-          <w:rFonts w:ascii="Arial" w:cs="Arial" w:eastAsia="Arial" w:hAnsi="Arial"/>
+          <w:rFonts w:ascii="Arial" w:eastAsia="Arial" w:hAnsi="Arial" w:cs="Arial"/>
           <w:color w:val="000000"/>
           <w:sz w:val="18"/>
           <w:szCs w:val="18"/>
         </w:rPr>
-        <w:t xml:space="preserve">{</w:t>
-      </w:r>
-    </w:p>
-    <w:p>
-      <w:pPr>
-        <w:shd w:fill="F0F0F0" w:val="clear"/>
-        <w:spacing w:after="0" w:line="260"/>
+        <w:t>{</w:t>
+      </w:r>
+    </w:p>
+    <w:p>
+      <w:pPr>
+        <w:shd w:val="clear" w:color="auto" w:fill="F0F0F0"/>
+        <w:spacing w:line="260" w:lineRule="auto"/>
         <w:ind w:left="120" w:right="120"/>
       </w:pPr>
       <w:r>
         <w:rPr>
-          <w:rFonts w:ascii="Arial" w:cs="Arial" w:eastAsia="Arial" w:hAnsi="Arial"/>
+          <w:rFonts w:ascii="Arial" w:eastAsia="Arial" w:hAnsi="Arial" w:cs="Arial"/>
           <w:color w:val="000000"/>
           <w:sz w:val="18"/>
           <w:szCs w:val="18"/>
@@ -3819,13 +5141,13 @@
     </w:p>
     <w:p>
       <w:pPr>
-        <w:shd w:fill="F0F0F0" w:val="clear"/>
-        <w:spacing w:after="0" w:line="260"/>
+        <w:shd w:val="clear" w:color="auto" w:fill="F0F0F0"/>
+        <w:spacing w:line="260" w:lineRule="auto"/>
         <w:ind w:left="120" w:right="120"/>
       </w:pPr>
       <w:r>
         <w:rPr>
-          <w:rFonts w:ascii="Arial" w:cs="Arial" w:eastAsia="Arial" w:hAnsi="Arial"/>
+          <w:rFonts w:ascii="Arial" w:eastAsia="Arial" w:hAnsi="Arial" w:cs="Arial"/>
           <w:color w:val="000000"/>
           <w:sz w:val="18"/>
           <w:szCs w:val="18"/>
@@ -3835,13 +5157,13 @@
     </w:p>
     <w:p>
       <w:pPr>
-        <w:shd w:fill="F0F0F0" w:val="clear"/>
-        <w:spacing w:after="0" w:line="260"/>
+        <w:shd w:val="clear" w:color="auto" w:fill="F0F0F0"/>
+        <w:spacing w:line="260" w:lineRule="auto"/>
         <w:ind w:left="120" w:right="120"/>
       </w:pPr>
       <w:r>
         <w:rPr>
-          <w:rFonts w:ascii="Arial" w:cs="Arial" w:eastAsia="Arial" w:hAnsi="Arial"/>
+          <w:rFonts w:ascii="Arial" w:eastAsia="Arial" w:hAnsi="Arial" w:cs="Arial"/>
           <w:color w:val="000000"/>
           <w:sz w:val="18"/>
           <w:szCs w:val="18"/>
@@ -3851,13 +5173,13 @@
     </w:p>
     <w:p>
       <w:pPr>
-        <w:shd w:fill="F0F0F0" w:val="clear"/>
-        <w:spacing w:after="0" w:line="260"/>
+        <w:shd w:val="clear" w:color="auto" w:fill="F0F0F0"/>
+        <w:spacing w:line="260" w:lineRule="auto"/>
         <w:ind w:left="120" w:right="120"/>
       </w:pPr>
       <w:r>
         <w:rPr>
-          <w:rFonts w:ascii="Arial" w:cs="Arial" w:eastAsia="Arial" w:hAnsi="Arial"/>
+          <w:rFonts w:ascii="Arial" w:eastAsia="Arial" w:hAnsi="Arial" w:cs="Arial"/>
           <w:color w:val="000000"/>
           <w:sz w:val="18"/>
           <w:szCs w:val="18"/>
@@ -3867,13 +5189,13 @@
     </w:p>
     <w:p>
       <w:pPr>
-        <w:shd w:fill="F0F0F0" w:val="clear"/>
-        <w:spacing w:after="0" w:line="260"/>
+        <w:shd w:val="clear" w:color="auto" w:fill="F0F0F0"/>
+        <w:spacing w:line="260" w:lineRule="auto"/>
         <w:ind w:left="120" w:right="120"/>
       </w:pPr>
       <w:r>
         <w:rPr>
-          <w:rFonts w:ascii="Arial" w:cs="Arial" w:eastAsia="Arial" w:hAnsi="Arial"/>
+          <w:rFonts w:ascii="Arial" w:eastAsia="Arial" w:hAnsi="Arial" w:cs="Arial"/>
           <w:color w:val="000000"/>
           <w:sz w:val="18"/>
           <w:szCs w:val="18"/>
@@ -3883,13 +5205,13 @@
     </w:p>
     <w:p>
       <w:pPr>
-        <w:shd w:fill="F0F0F0" w:val="clear"/>
-        <w:spacing w:after="0" w:line="260"/>
+        <w:shd w:val="clear" w:color="auto" w:fill="F0F0F0"/>
+        <w:spacing w:line="260" w:lineRule="auto"/>
         <w:ind w:left="120" w:right="120"/>
       </w:pPr>
       <w:r>
         <w:rPr>
-          <w:rFonts w:ascii="Arial" w:cs="Arial" w:eastAsia="Arial" w:hAnsi="Arial"/>
+          <w:rFonts w:ascii="Arial" w:eastAsia="Arial" w:hAnsi="Arial" w:cs="Arial"/>
           <w:color w:val="000000"/>
           <w:sz w:val="18"/>
           <w:szCs w:val="18"/>
@@ -3899,13 +5221,13 @@
     </w:p>
     <w:p>
       <w:pPr>
-        <w:shd w:fill="F0F0F0" w:val="clear"/>
-        <w:spacing w:after="0" w:line="260"/>
+        <w:shd w:val="clear" w:color="auto" w:fill="F0F0F0"/>
+        <w:spacing w:line="260" w:lineRule="auto"/>
         <w:ind w:left="120" w:right="120"/>
       </w:pPr>
       <w:r>
         <w:rPr>
-          <w:rFonts w:ascii="Arial" w:cs="Arial" w:eastAsia="Arial" w:hAnsi="Arial"/>
+          <w:rFonts w:ascii="Arial" w:eastAsia="Arial" w:hAnsi="Arial" w:cs="Arial"/>
           <w:color w:val="000000"/>
           <w:sz w:val="18"/>
           <w:szCs w:val="18"/>
@@ -3915,13 +5237,13 @@
     </w:p>
     <w:p>
       <w:pPr>
-        <w:shd w:fill="F0F0F0" w:val="clear"/>
-        <w:spacing w:after="0" w:line="260"/>
+        <w:shd w:val="clear" w:color="auto" w:fill="F0F0F0"/>
+        <w:spacing w:line="260" w:lineRule="auto"/>
         <w:ind w:left="120" w:right="120"/>
       </w:pPr>
       <w:r>
         <w:rPr>
-          <w:rFonts w:ascii="Arial" w:cs="Arial" w:eastAsia="Arial" w:hAnsi="Arial"/>
+          <w:rFonts w:ascii="Arial" w:eastAsia="Arial" w:hAnsi="Arial" w:cs="Arial"/>
           <w:color w:val="000000"/>
           <w:sz w:val="18"/>
           <w:szCs w:val="18"/>
@@ -3931,13 +5253,13 @@
     </w:p>
     <w:p>
       <w:pPr>
-        <w:shd w:fill="F0F0F0" w:val="clear"/>
-        <w:spacing w:after="0" w:line="260"/>
+        <w:shd w:val="clear" w:color="auto" w:fill="F0F0F0"/>
+        <w:spacing w:line="260" w:lineRule="auto"/>
         <w:ind w:left="120" w:right="120"/>
       </w:pPr>
       <w:r>
         <w:rPr>
-          <w:rFonts w:ascii="Arial" w:cs="Arial" w:eastAsia="Arial" w:hAnsi="Arial"/>
+          <w:rFonts w:ascii="Arial" w:eastAsia="Arial" w:hAnsi="Arial" w:cs="Arial"/>
           <w:color w:val="000000"/>
           <w:sz w:val="18"/>
           <w:szCs w:val="18"/>
@@ -3947,13 +5269,13 @@
     </w:p>
     <w:p>
       <w:pPr>
-        <w:shd w:fill="F0F0F0" w:val="clear"/>
-        <w:spacing w:after="0" w:line="260"/>
+        <w:shd w:val="clear" w:color="auto" w:fill="F0F0F0"/>
+        <w:spacing w:line="260" w:lineRule="auto"/>
         <w:ind w:left="120" w:right="120"/>
       </w:pPr>
       <w:r>
         <w:rPr>
-          <w:rFonts w:ascii="Arial" w:cs="Arial" w:eastAsia="Arial" w:hAnsi="Arial"/>
+          <w:rFonts w:ascii="Arial" w:eastAsia="Arial" w:hAnsi="Arial" w:cs="Arial"/>
           <w:color w:val="000000"/>
           <w:sz w:val="18"/>
           <w:szCs w:val="18"/>
@@ -3963,60 +5285,49 @@
     </w:p>
     <w:p>
       <w:pPr>
-        <w:shd w:fill="F0F0F0" w:val="clear"/>
-        <w:spacing w:after="0" w:line="260"/>
+        <w:shd w:val="clear" w:color="auto" w:fill="F0F0F0"/>
+        <w:spacing w:line="260" w:lineRule="auto"/>
         <w:ind w:left="120" w:right="120"/>
       </w:pPr>
       <w:r>
         <w:rPr>
-          <w:rFonts w:ascii="Arial" w:cs="Arial" w:eastAsia="Arial" w:hAnsi="Arial"/>
+          <w:rFonts w:ascii="Arial" w:eastAsia="Arial" w:hAnsi="Arial" w:cs="Arial"/>
           <w:color w:val="000000"/>
           <w:sz w:val="18"/>
           <w:szCs w:val="18"/>
         </w:rPr>
-        <w:t xml:space="preserve">}</w:t>
+        <w:t>}</w:t>
       </w:r>
     </w:p>
     <w:p>
       <w:pPr>
         <w:spacing w:after="100"/>
       </w:pPr>
-      <w:r>
-        <w:rPr>
-          <w:sz w:val="12"/>
-          <w:szCs w:val="12"/>
-        </w:rPr>
-        <w:t xml:space="preserve"/>
-      </w:r>
     </w:p>
     <w:p>
       <w:pPr>
         <w:pBdr>
-          <w:left w:val="single" w:color="FF8200" w:sz="12" w:space="8"/>
+          <w:left w:val="single" w:sz="12" w:space="8" w:color="FF8200"/>
         </w:pBdr>
-        <w:shd w:fill="FFF4E8" w:val="clear"/>
-        <w:spacing w:after="200" w:before="100"/>
+        <w:shd w:val="clear" w:color="auto" w:fill="FFF4E8"/>
+        <w:spacing w:before="100" w:after="200"/>
         <w:ind w:left="100"/>
       </w:pPr>
       <w:r>
         <w:rPr>
-          <w:rFonts w:ascii="Arial" w:cs="Arial" w:eastAsia="Arial" w:hAnsi="Arial"/>
+          <w:rFonts w:ascii="Arial" w:eastAsia="Arial" w:hAnsi="Arial" w:cs="Arial"/>
           <w:b/>
           <w:bCs/>
           <w:color w:val="FF8200"/>
-          <w:sz w:val="20"/>
-          <w:szCs w:val="20"/>
         </w:rPr>
         <w:t xml:space="preserve">NOTE: </w:t>
       </w:r>
       <w:r>
         <w:rPr>
-          <w:rFonts w:ascii="Arial" w:cs="Arial" w:eastAsia="Arial" w:hAnsi="Arial"/>
-          <w:color w:val="000000"/>
-          <w:sz w:val="20"/>
-          <w:szCs w:val="20"/>
-        </w:rPr>
-        <w:t xml:space="preserve">policy_config may arrive as a parsed JSON object or as a raw JSON-encoded string, depending on how Databricks forwards it — the adapter handles either automatically.</w:t>
+          <w:rFonts w:ascii="Arial" w:eastAsia="Arial" w:hAnsi="Arial" w:cs="Arial"/>
+          <w:color w:val="000000"/>
+        </w:rPr>
+        <w:t>policy_config may arrive as a parsed JSON object or as a raw JSON-encoded string, depending on how Databricks forwards it — the adapter handles either automatically.</w:t>
       </w:r>
     </w:p>
     <w:p>
@@ -4025,45 +5336,32 @@
       </w:pPr>
       <w:r>
         <w:rPr>
-          <w:rFonts w:ascii="Arial" w:cs="Arial" w:eastAsia="Arial" w:hAnsi="Arial"/>
-          <w:b w:val="false"/>
-          <w:bCs w:val="false"/>
-          <w:i w:val="false"/>
-          <w:iCs w:val="false"/>
-          <w:color w:val="000000"/>
-          <w:sz w:val="20"/>
-          <w:szCs w:val="20"/>
-        </w:rPr>
-        <w:t xml:space="preserve">The adapter always responds with a flat JSON body:</w:t>
-      </w:r>
-    </w:p>
-    <w:p>
-      <w:pPr>
-        <w:shd w:fill="F0F0F0" w:val="clear"/>
-        <w:spacing w:after="0" w:line="260"/>
+          <w:rFonts w:ascii="Arial" w:eastAsia="Arial" w:hAnsi="Arial" w:cs="Arial"/>
+          <w:color w:val="000000"/>
+        </w:rPr>
+        <w:t>The adapter always responds with a flat JSON body:</w:t>
+      </w:r>
+    </w:p>
+    <w:p>
+      <w:pPr>
+        <w:shd w:val="clear" w:color="auto" w:fill="F0F0F0"/>
+        <w:spacing w:line="260" w:lineRule="auto"/>
         <w:ind w:left="120" w:right="120"/>
       </w:pPr>
       <w:r>
         <w:rPr>
-          <w:rFonts w:ascii="Arial" w:cs="Arial" w:eastAsia="Arial" w:hAnsi="Arial"/>
+          <w:rFonts w:ascii="Arial" w:eastAsia="Arial" w:hAnsi="Arial" w:cs="Arial"/>
           <w:color w:val="000000"/>
           <w:sz w:val="18"/>
           <w:szCs w:val="18"/>
         </w:rPr>
-        <w:t xml:space="preserve">{ "result": "ALLOW" | "DENY", "reason": "&lt;human-readable explanation&gt;" }</w:t>
+        <w:t>{ "result": "ALLOW" | "DENY", "reason": "&lt;human-readable explanation&gt;" }</w:t>
       </w:r>
     </w:p>
     <w:p>
       <w:pPr>
         <w:spacing w:after="100"/>
       </w:pPr>
-      <w:r>
-        <w:rPr>
-          <w:sz w:val="12"/>
-          <w:szCs w:val="12"/>
-        </w:rPr>
-        <w:t xml:space="preserve"/>
-      </w:r>
     </w:p>
     <w:p>
       <w:pPr>
@@ -4071,279 +5369,309 @@
       </w:pPr>
       <w:r>
         <w:rPr>
-          <w:rFonts w:ascii="Arial" w:cs="Arial" w:eastAsia="Arial" w:hAnsi="Arial"/>
-          <w:b w:val="false"/>
-          <w:bCs w:val="false"/>
-          <w:i w:val="false"/>
-          <w:iCs w:val="false"/>
-          <w:color w:val="000000"/>
-          <w:sz w:val="20"/>
-          <w:szCs w:val="20"/>
-        </w:rPr>
-        <w:t xml:space="preserve">event.type to evaluated content:</w:t>
+          <w:rFonts w:ascii="Arial" w:eastAsia="Arial" w:hAnsi="Arial" w:cs="Arial"/>
+          <w:color w:val="000000"/>
+        </w:rPr>
+        <w:t>event.type to evaluated content:</w:t>
       </w:r>
     </w:p>
     <w:tbl>
       <w:tblPr>
-        <w:tblW w:type="dxa" w:w="9200"/>
+        <w:tblW w:w="9200" w:type="dxa"/>
         <w:tblBorders>
-          <w:top w:val="single" w:color="auto" w:sz="4"/>
-          <w:left w:val="single" w:color="auto" w:sz="4"/>
-          <w:bottom w:val="single" w:color="auto" w:sz="4"/>
-          <w:right w:val="single" w:color="auto" w:sz="4"/>
-          <w:insideH w:val="single" w:color="auto" w:sz="4"/>
-          <w:insideV w:val="single" w:color="auto" w:sz="4"/>
+          <w:top w:val="single" w:sz="4" w:space="0" w:color="auto"/>
+          <w:left w:val="single" w:sz="4" w:space="0" w:color="auto"/>
+          <w:bottom w:val="single" w:sz="4" w:space="0" w:color="auto"/>
+          <w:right w:val="single" w:sz="4" w:space="0" w:color="auto"/>
+          <w:insideH w:val="single" w:sz="4" w:space="0" w:color="auto"/>
+          <w:insideV w:val="single" w:sz="4" w:space="0" w:color="auto"/>
         </w:tblBorders>
+        <w:tblCellMar>
+          <w:left w:w="10" w:type="dxa"/>
+          <w:right w:w="10" w:type="dxa"/>
+        </w:tblCellMar>
+        <w:tblLook w:val="04A0" w:firstRow="1" w:lastRow="0" w:firstColumn="1" w:lastColumn="0" w:noHBand="0" w:noVBand="1"/>
       </w:tblPr>
       <w:tblGrid>
         <w:gridCol w:w="2400"/>
         <w:gridCol w:w="6800"/>
       </w:tblGrid>
       <w:tr>
+        <w:tblPrEx>
+          <w:tblCellMar>
+            <w:top w:w="0" w:type="dxa"/>
+            <w:bottom w:w="0" w:type="dxa"/>
+          </w:tblCellMar>
+        </w:tblPrEx>
         <w:trPr>
           <w:tblHeader/>
         </w:trPr>
         <w:tc>
           <w:tcPr>
-            <w:tcW w:type="dxa" w:w="2400"/>
-            <w:shd w:fill="00A9CE" w:val="clear"/>
+            <w:tcW w:w="2400" w:type="dxa"/>
+            <w:shd w:val="clear" w:color="auto" w:fill="00A9CE"/>
             <w:tcMar>
-              <w:top w:type="dxa" w:w="80"/>
-              <w:left w:type="dxa" w:w="100"/>
-              <w:bottom w:type="dxa" w:w="80"/>
-              <w:right w:type="dxa" w:w="100"/>
+              <w:top w:w="80" w:type="dxa"/>
+              <w:left w:w="100" w:type="dxa"/>
+              <w:bottom w:w="80" w:type="dxa"/>
+              <w:right w:w="100" w:type="dxa"/>
             </w:tcMar>
             <w:vAlign w:val="center"/>
           </w:tcPr>
           <w:p>
             <w:r>
               <w:rPr>
-                <w:rFonts w:ascii="Arial" w:cs="Arial" w:eastAsia="Arial" w:hAnsi="Arial"/>
+                <w:rFonts w:ascii="Arial" w:eastAsia="Arial" w:hAnsi="Arial" w:cs="Arial"/>
                 <w:b/>
                 <w:bCs/>
                 <w:color w:val="FFFFFF"/>
                 <w:sz w:val="18"/>
                 <w:szCs w:val="18"/>
               </w:rPr>
-              <w:t xml:space="preserve">event.type</w:t>
+              <w:lastRenderedPageBreak/>
+              <w:t>event.type</w:t>
             </w:r>
           </w:p>
         </w:tc>
         <w:tc>
           <w:tcPr>
-            <w:tcW w:type="dxa" w:w="6800"/>
-            <w:shd w:fill="00A9CE" w:val="clear"/>
+            <w:tcW w:w="6800" w:type="dxa"/>
+            <w:shd w:val="clear" w:color="auto" w:fill="00A9CE"/>
             <w:tcMar>
-              <w:top w:type="dxa" w:w="80"/>
-              <w:left w:type="dxa" w:w="100"/>
-              <w:bottom w:type="dxa" w:w="80"/>
-              <w:right w:type="dxa" w:w="100"/>
+              <w:top w:w="80" w:type="dxa"/>
+              <w:left w:w="100" w:type="dxa"/>
+              <w:bottom w:w="80" w:type="dxa"/>
+              <w:right w:w="100" w:type="dxa"/>
             </w:tcMar>
             <w:vAlign w:val="center"/>
           </w:tcPr>
           <w:p>
             <w:r>
               <w:rPr>
-                <w:rFonts w:ascii="Arial" w:cs="Arial" w:eastAsia="Arial" w:hAnsi="Arial"/>
+                <w:rFonts w:ascii="Arial" w:eastAsia="Arial" w:hAnsi="Arial" w:cs="Arial"/>
                 <w:b/>
                 <w:bCs/>
                 <w:color w:val="FFFFFF"/>
                 <w:sz w:val="18"/>
                 <w:szCs w:val="18"/>
               </w:rPr>
-              <w:t xml:space="preserve">What is evaluated</w:t>
+              <w:t>What is evaluated</w:t>
             </w:r>
           </w:p>
         </w:tc>
       </w:tr>
       <w:tr>
+        <w:tblPrEx>
+          <w:tblCellMar>
+            <w:top w:w="0" w:type="dxa"/>
+            <w:bottom w:w="0" w:type="dxa"/>
+          </w:tblCellMar>
+        </w:tblPrEx>
         <w:tc>
           <w:tcPr>
-            <w:tcW w:type="dxa" w:w="2400"/>
+            <w:tcW w:w="2400" w:type="dxa"/>
             <w:tcMar>
-              <w:top w:type="dxa" w:w="80"/>
-              <w:left w:type="dxa" w:w="100"/>
-              <w:bottom w:type="dxa" w:w="80"/>
-              <w:right w:type="dxa" w:w="100"/>
+              <w:top w:w="80" w:type="dxa"/>
+              <w:left w:w="100" w:type="dxa"/>
+              <w:bottom w:w="80" w:type="dxa"/>
+              <w:right w:w="100" w:type="dxa"/>
             </w:tcMar>
             <w:vAlign w:val="center"/>
           </w:tcPr>
           <w:p>
             <w:r>
               <w:rPr>
-                <w:rFonts w:ascii="Arial" w:cs="Arial" w:eastAsia="Arial" w:hAnsi="Arial"/>
+                <w:rFonts w:ascii="Arial" w:eastAsia="Arial" w:hAnsi="Arial" w:cs="Arial"/>
                 <w:color w:val="000000"/>
                 <w:sz w:val="18"/>
                 <w:szCs w:val="18"/>
               </w:rPr>
-              <w:t xml:space="preserve">model_call</w:t>
+              <w:t>model_call</w:t>
             </w:r>
           </w:p>
         </w:tc>
         <w:tc>
           <w:tcPr>
-            <w:tcW w:type="dxa" w:w="6800"/>
+            <w:tcW w:w="6800" w:type="dxa"/>
             <w:tcMar>
-              <w:top w:type="dxa" w:w="80"/>
-              <w:left w:type="dxa" w:w="100"/>
-              <w:bottom w:type="dxa" w:w="80"/>
-              <w:right w:type="dxa" w:w="100"/>
+              <w:top w:w="80" w:type="dxa"/>
+              <w:left w:w="100" w:type="dxa"/>
+              <w:bottom w:w="80" w:type="dxa"/>
+              <w:right w:w="100" w:type="dxa"/>
             </w:tcMar>
             <w:vAlign w:val="center"/>
           </w:tcPr>
           <w:p>
             <w:r>
               <w:rPr>
-                <w:rFonts w:ascii="Arial" w:cs="Arial" w:eastAsia="Arial" w:hAnsi="Arial"/>
+                <w:rFonts w:ascii="Arial" w:eastAsia="Arial" w:hAnsi="Arial" w:cs="Arial"/>
                 <w:color w:val="000000"/>
                 <w:sz w:val="18"/>
                 <w:szCs w:val="18"/>
               </w:rPr>
-              <w:t xml:space="preserve">The most recent user message(s) in the request — text and any image content blocks (supports both the Chat Completions "messages" shape and the Responses API "input" shape).</w:t>
+              <w:t>The most recent user message(s) in the request — text and any image content blocks (supports both the Chat Completions "messages" shape and the Responses API "input" shape).</w:t>
             </w:r>
           </w:p>
         </w:tc>
       </w:tr>
       <w:tr>
+        <w:tblPrEx>
+          <w:tblCellMar>
+            <w:top w:w="0" w:type="dxa"/>
+            <w:bottom w:w="0" w:type="dxa"/>
+          </w:tblCellMar>
+        </w:tblPrEx>
         <w:tc>
           <w:tcPr>
-            <w:tcW w:type="dxa" w:w="2400"/>
+            <w:tcW w:w="2400" w:type="dxa"/>
             <w:tcMar>
-              <w:top w:type="dxa" w:w="80"/>
-              <w:left w:type="dxa" w:w="100"/>
-              <w:bottom w:type="dxa" w:w="80"/>
-              <w:right w:type="dxa" w:w="100"/>
+              <w:top w:w="80" w:type="dxa"/>
+              <w:left w:w="100" w:type="dxa"/>
+              <w:bottom w:w="80" w:type="dxa"/>
+              <w:right w:w="100" w:type="dxa"/>
             </w:tcMar>
             <w:vAlign w:val="center"/>
           </w:tcPr>
           <w:p>
             <w:r>
               <w:rPr>
-                <w:rFonts w:ascii="Arial" w:cs="Arial" w:eastAsia="Arial" w:hAnsi="Arial"/>
+                <w:rFonts w:ascii="Arial" w:eastAsia="Arial" w:hAnsi="Arial" w:cs="Arial"/>
                 <w:color w:val="000000"/>
                 <w:sz w:val="18"/>
                 <w:szCs w:val="18"/>
               </w:rPr>
-              <w:t xml:space="preserve">model_result</w:t>
+              <w:t>model_result</w:t>
             </w:r>
           </w:p>
         </w:tc>
         <w:tc>
           <w:tcPr>
-            <w:tcW w:type="dxa" w:w="6800"/>
+            <w:tcW w:w="6800" w:type="dxa"/>
             <w:tcMar>
-              <w:top w:type="dxa" w:w="80"/>
-              <w:left w:type="dxa" w:w="100"/>
-              <w:bottom w:type="dxa" w:w="80"/>
-              <w:right w:type="dxa" w:w="100"/>
+              <w:top w:w="80" w:type="dxa"/>
+              <w:left w:w="100" w:type="dxa"/>
+              <w:bottom w:w="80" w:type="dxa"/>
+              <w:right w:w="100" w:type="dxa"/>
             </w:tcMar>
             <w:vAlign w:val="center"/>
           </w:tcPr>
           <w:p>
             <w:r>
               <w:rPr>
-                <w:rFonts w:ascii="Arial" w:cs="Arial" w:eastAsia="Arial" w:hAnsi="Arial"/>
+                <w:rFonts w:ascii="Arial" w:eastAsia="Arial" w:hAnsi="Arial" w:cs="Arial"/>
                 <w:color w:val="000000"/>
                 <w:sz w:val="18"/>
                 <w:szCs w:val="18"/>
               </w:rPr>
-              <w:t xml:space="preserve">The assistant’s response content (supports both the "choices" shape and the "output" shape). Text only.</w:t>
+              <w:t>The assistant’s response content (supports both the "choices" shape and the "output" shape). Text only.</w:t>
             </w:r>
           </w:p>
         </w:tc>
       </w:tr>
       <w:tr>
+        <w:tblPrEx>
+          <w:tblCellMar>
+            <w:top w:w="0" w:type="dxa"/>
+            <w:bottom w:w="0" w:type="dxa"/>
+          </w:tblCellMar>
+        </w:tblPrEx>
         <w:tc>
           <w:tcPr>
-            <w:tcW w:type="dxa" w:w="2400"/>
+            <w:tcW w:w="2400" w:type="dxa"/>
             <w:tcMar>
-              <w:top w:type="dxa" w:w="80"/>
-              <w:left w:type="dxa" w:w="100"/>
-              <w:bottom w:type="dxa" w:w="80"/>
-              <w:right w:type="dxa" w:w="100"/>
+              <w:top w:w="80" w:type="dxa"/>
+              <w:left w:w="100" w:type="dxa"/>
+              <w:bottom w:w="80" w:type="dxa"/>
+              <w:right w:w="100" w:type="dxa"/>
             </w:tcMar>
             <w:vAlign w:val="center"/>
           </w:tcPr>
           <w:p>
             <w:r>
               <w:rPr>
-                <w:rFonts w:ascii="Arial" w:cs="Arial" w:eastAsia="Arial" w:hAnsi="Arial"/>
+                <w:rFonts w:ascii="Arial" w:eastAsia="Arial" w:hAnsi="Arial" w:cs="Arial"/>
                 <w:color w:val="000000"/>
                 <w:sz w:val="18"/>
                 <w:szCs w:val="18"/>
               </w:rPr>
-              <w:t xml:space="preserve">tool_call</w:t>
+              <w:t>tool_call</w:t>
             </w:r>
           </w:p>
         </w:tc>
         <w:tc>
           <w:tcPr>
-            <w:tcW w:type="dxa" w:w="6800"/>
+            <w:tcW w:w="6800" w:type="dxa"/>
             <w:tcMar>
-              <w:top w:type="dxa" w:w="80"/>
-              <w:left w:type="dxa" w:w="100"/>
-              <w:bottom w:type="dxa" w:w="80"/>
-              <w:right w:type="dxa" w:w="100"/>
+              <w:top w:w="80" w:type="dxa"/>
+              <w:left w:w="100" w:type="dxa"/>
+              <w:bottom w:w="80" w:type="dxa"/>
+              <w:right w:w="100" w:type="dxa"/>
             </w:tcMar>
             <w:vAlign w:val="center"/>
           </w:tcPr>
           <w:p>
             <w:r>
               <w:rPr>
-                <w:rFonts w:ascii="Arial" w:cs="Arial" w:eastAsia="Arial" w:hAnsi="Arial"/>
+                <w:rFonts w:ascii="Arial" w:eastAsia="Arial" w:hAnsi="Arial" w:cs="Arial"/>
                 <w:color w:val="000000"/>
                 <w:sz w:val="18"/>
                 <w:szCs w:val="18"/>
               </w:rPr>
-              <w:t xml:space="preserve">The MCP tool’s arguments. Text only.</w:t>
+              <w:t>The MCP tool’s arguments. Text only.</w:t>
             </w:r>
           </w:p>
         </w:tc>
       </w:tr>
       <w:tr>
+        <w:tblPrEx>
+          <w:tblCellMar>
+            <w:top w:w="0" w:type="dxa"/>
+            <w:bottom w:w="0" w:type="dxa"/>
+          </w:tblCellMar>
+        </w:tblPrEx>
         <w:tc>
           <w:tcPr>
-            <w:tcW w:type="dxa" w:w="2400"/>
+            <w:tcW w:w="2400" w:type="dxa"/>
             <w:tcMar>
-              <w:top w:type="dxa" w:w="80"/>
-              <w:left w:type="dxa" w:w="100"/>
-              <w:bottom w:type="dxa" w:w="80"/>
-              <w:right w:type="dxa" w:w="100"/>
+              <w:top w:w="80" w:type="dxa"/>
+              <w:left w:w="100" w:type="dxa"/>
+              <w:bottom w:w="80" w:type="dxa"/>
+              <w:right w:w="100" w:type="dxa"/>
             </w:tcMar>
             <w:vAlign w:val="center"/>
           </w:tcPr>
           <w:p>
             <w:r>
               <w:rPr>
-                <w:rFonts w:ascii="Arial" w:cs="Arial" w:eastAsia="Arial" w:hAnsi="Arial"/>
+                <w:rFonts w:ascii="Arial" w:eastAsia="Arial" w:hAnsi="Arial" w:cs="Arial"/>
                 <w:color w:val="000000"/>
                 <w:sz w:val="18"/>
                 <w:szCs w:val="18"/>
               </w:rPr>
-              <w:t xml:space="preserve">tool_result</w:t>
+              <w:t>tool_result</w:t>
             </w:r>
           </w:p>
         </w:tc>
         <w:tc>
           <w:tcPr>
-            <w:tcW w:type="dxa" w:w="6800"/>
+            <w:tcW w:w="6800" w:type="dxa"/>
             <w:tcMar>
-              <w:top w:type="dxa" w:w="80"/>
-              <w:left w:type="dxa" w:w="100"/>
-              <w:bottom w:type="dxa" w:w="80"/>
-              <w:right w:type="dxa" w:w="100"/>
+              <w:top w:w="80" w:type="dxa"/>
+              <w:left w:w="100" w:type="dxa"/>
+              <w:bottom w:w="80" w:type="dxa"/>
+              <w:right w:w="100" w:type="dxa"/>
             </w:tcMar>
             <w:vAlign w:val="center"/>
           </w:tcPr>
           <w:p>
             <w:r>
               <w:rPr>
-                <w:rFonts w:ascii="Arial" w:cs="Arial" w:eastAsia="Arial" w:hAnsi="Arial"/>
+                <w:rFonts w:ascii="Arial" w:eastAsia="Arial" w:hAnsi="Arial" w:cs="Arial"/>
                 <w:color w:val="000000"/>
                 <w:sz w:val="18"/>
                 <w:szCs w:val="18"/>
               </w:rPr>
-              <w:t xml:space="preserve">The MCP tool’s result payload. Text only.</w:t>
+              <w:t>The MCP tool’s result payload. Text only.</w:t>
             </w:r>
           </w:p>
         </w:tc>
@@ -4353,13 +5681,6 @@
       <w:pPr>
         <w:spacing w:after="100"/>
       </w:pPr>
-      <w:r>
-        <w:rPr>
-          <w:sz w:val="12"/>
-          <w:szCs w:val="12"/>
-        </w:rPr>
-        <w:t xml:space="preserve"/>
-      </w:r>
     </w:p>
     <w:p>
       <w:pPr>
@@ -4367,231 +5688,254 @@
       </w:pPr>
       <w:r>
         <w:rPr>
-          <w:rFonts w:ascii="Arial" w:cs="Arial" w:eastAsia="Arial" w:hAnsi="Arial"/>
-          <w:b w:val="false"/>
-          <w:bCs w:val="false"/>
-          <w:i w:val="false"/>
-          <w:iCs w:val="false"/>
-          <w:color w:val="000000"/>
-          <w:sz w:val="20"/>
-          <w:szCs w:val="20"/>
-        </w:rPr>
-        <w:t xml:space="preserve">DLPoD sync inspection verdict mapping:</w:t>
+          <w:rFonts w:ascii="Arial" w:eastAsia="Arial" w:hAnsi="Arial" w:cs="Arial"/>
+          <w:color w:val="000000"/>
+        </w:rPr>
+        <w:t>DLPoD sync inspection verdict mapping:</w:t>
       </w:r>
     </w:p>
     <w:tbl>
       <w:tblPr>
-        <w:tblW w:type="dxa" w:w="9200"/>
+        <w:tblW w:w="9200" w:type="dxa"/>
         <w:tblBorders>
-          <w:top w:val="single" w:color="auto" w:sz="4"/>
-          <w:left w:val="single" w:color="auto" w:sz="4"/>
-          <w:bottom w:val="single" w:color="auto" w:sz="4"/>
-          <w:right w:val="single" w:color="auto" w:sz="4"/>
-          <w:insideH w:val="single" w:color="auto" w:sz="4"/>
-          <w:insideV w:val="single" w:color="auto" w:sz="4"/>
+          <w:top w:val="single" w:sz="4" w:space="0" w:color="auto"/>
+          <w:left w:val="single" w:sz="4" w:space="0" w:color="auto"/>
+          <w:bottom w:val="single" w:sz="4" w:space="0" w:color="auto"/>
+          <w:right w:val="single" w:sz="4" w:space="0" w:color="auto"/>
+          <w:insideH w:val="single" w:sz="4" w:space="0" w:color="auto"/>
+          <w:insideV w:val="single" w:sz="4" w:space="0" w:color="auto"/>
         </w:tblBorders>
+        <w:tblCellMar>
+          <w:left w:w="10" w:type="dxa"/>
+          <w:right w:w="10" w:type="dxa"/>
+        </w:tblCellMar>
+        <w:tblLook w:val="04A0" w:firstRow="1" w:lastRow="0" w:firstColumn="1" w:lastColumn="0" w:noHBand="0" w:noVBand="1"/>
       </w:tblPr>
       <w:tblGrid>
         <w:gridCol w:w="3200"/>
         <w:gridCol w:w="6000"/>
       </w:tblGrid>
       <w:tr>
+        <w:tblPrEx>
+          <w:tblCellMar>
+            <w:top w:w="0" w:type="dxa"/>
+            <w:bottom w:w="0" w:type="dxa"/>
+          </w:tblCellMar>
+        </w:tblPrEx>
         <w:trPr>
           <w:tblHeader/>
         </w:trPr>
         <w:tc>
           <w:tcPr>
-            <w:tcW w:type="dxa" w:w="3200"/>
-            <w:shd w:fill="00A9CE" w:val="clear"/>
+            <w:tcW w:w="3200" w:type="dxa"/>
+            <w:shd w:val="clear" w:color="auto" w:fill="00A9CE"/>
             <w:tcMar>
-              <w:top w:type="dxa" w:w="80"/>
-              <w:left w:type="dxa" w:w="100"/>
-              <w:bottom w:type="dxa" w:w="80"/>
-              <w:right w:type="dxa" w:w="100"/>
+              <w:top w:w="80" w:type="dxa"/>
+              <w:left w:w="100" w:type="dxa"/>
+              <w:bottom w:w="80" w:type="dxa"/>
+              <w:right w:w="100" w:type="dxa"/>
             </w:tcMar>
             <w:vAlign w:val="center"/>
           </w:tcPr>
           <w:p>
             <w:r>
               <w:rPr>
-                <w:rFonts w:ascii="Arial" w:cs="Arial" w:eastAsia="Arial" w:hAnsi="Arial"/>
+                <w:rFonts w:ascii="Arial" w:eastAsia="Arial" w:hAnsi="Arial" w:cs="Arial"/>
                 <w:b/>
                 <w:bCs/>
                 <w:color w:val="FFFFFF"/>
                 <w:sz w:val="18"/>
                 <w:szCs w:val="18"/>
               </w:rPr>
-              <w:t xml:space="preserve">DLPoD summary.verdict</w:t>
+              <w:t>DLPoD summary.verdict</w:t>
             </w:r>
           </w:p>
         </w:tc>
         <w:tc>
           <w:tcPr>
-            <w:tcW w:type="dxa" w:w="6000"/>
-            <w:shd w:fill="00A9CE" w:val="clear"/>
+            <w:tcW w:w="6000" w:type="dxa"/>
+            <w:shd w:val="clear" w:color="auto" w:fill="00A9CE"/>
             <w:tcMar>
-              <w:top w:type="dxa" w:w="80"/>
-              <w:left w:type="dxa" w:w="100"/>
-              <w:bottom w:type="dxa" w:w="80"/>
-              <w:right w:type="dxa" w:w="100"/>
+              <w:top w:w="80" w:type="dxa"/>
+              <w:left w:w="100" w:type="dxa"/>
+              <w:bottom w:w="80" w:type="dxa"/>
+              <w:right w:w="100" w:type="dxa"/>
             </w:tcMar>
             <w:vAlign w:val="center"/>
           </w:tcPr>
           <w:p>
             <w:r>
               <w:rPr>
-                <w:rFonts w:ascii="Arial" w:cs="Arial" w:eastAsia="Arial" w:hAnsi="Arial"/>
+                <w:rFonts w:ascii="Arial" w:eastAsia="Arial" w:hAnsi="Arial" w:cs="Arial"/>
                 <w:b/>
                 <w:bCs/>
                 <w:color w:val="FFFFFF"/>
                 <w:sz w:val="18"/>
                 <w:szCs w:val="18"/>
               </w:rPr>
-              <w:t xml:space="preserve">Adapter result</w:t>
+              <w:t>Adapter result</w:t>
             </w:r>
           </w:p>
         </w:tc>
       </w:tr>
       <w:tr>
+        <w:tblPrEx>
+          <w:tblCellMar>
+            <w:top w:w="0" w:type="dxa"/>
+            <w:bottom w:w="0" w:type="dxa"/>
+          </w:tblCellMar>
+        </w:tblPrEx>
         <w:tc>
           <w:tcPr>
-            <w:tcW w:type="dxa" w:w="3200"/>
+            <w:tcW w:w="3200" w:type="dxa"/>
             <w:tcMar>
-              <w:top w:type="dxa" w:w="80"/>
-              <w:left w:type="dxa" w:w="100"/>
-              <w:bottom w:type="dxa" w:w="80"/>
-              <w:right w:type="dxa" w:w="100"/>
+              <w:top w:w="80" w:type="dxa"/>
+              <w:left w:w="100" w:type="dxa"/>
+              <w:bottom w:w="80" w:type="dxa"/>
+              <w:right w:w="100" w:type="dxa"/>
             </w:tcMar>
             <w:vAlign w:val="center"/>
           </w:tcPr>
           <w:p>
             <w:r>
               <w:rPr>
-                <w:rFonts w:ascii="Arial" w:cs="Arial" w:eastAsia="Arial" w:hAnsi="Arial"/>
+                <w:rFonts w:ascii="Arial" w:eastAsia="Arial" w:hAnsi="Arial" w:cs="Arial"/>
                 <w:color w:val="000000"/>
                 <w:sz w:val="18"/>
                 <w:szCs w:val="18"/>
               </w:rPr>
-              <w:t xml:space="preserve">hit</w:t>
+              <w:t>hit</w:t>
             </w:r>
           </w:p>
         </w:tc>
         <w:tc>
           <w:tcPr>
-            <w:tcW w:type="dxa" w:w="6000"/>
+            <w:tcW w:w="6000" w:type="dxa"/>
             <w:tcMar>
-              <w:top w:type="dxa" w:w="80"/>
-              <w:left w:type="dxa" w:w="100"/>
-              <w:bottom w:type="dxa" w:w="80"/>
-              <w:right w:type="dxa" w:w="100"/>
+              <w:top w:w="80" w:type="dxa"/>
+              <w:left w:w="100" w:type="dxa"/>
+              <w:bottom w:w="80" w:type="dxa"/>
+              <w:right w:w="100" w:type="dxa"/>
             </w:tcMar>
             <w:vAlign w:val="center"/>
           </w:tcPr>
           <w:p>
             <w:r>
               <w:rPr>
-                <w:rFonts w:ascii="Arial" w:cs="Arial" w:eastAsia="Arial" w:hAnsi="Arial"/>
+                <w:rFonts w:ascii="Arial" w:eastAsia="Arial" w:hAnsi="Arial" w:cs="Arial"/>
                 <w:color w:val="000000"/>
                 <w:sz w:val="18"/>
                 <w:szCs w:val="18"/>
               </w:rPr>
-              <w:t xml:space="preserve">DENY, with reason including the matched profile(s) and severity (when present).</w:t>
+              <w:t>DENY, with reason including the matched profile(s) and severity (when present).</w:t>
             </w:r>
           </w:p>
         </w:tc>
       </w:tr>
       <w:tr>
+        <w:tblPrEx>
+          <w:tblCellMar>
+            <w:top w:w="0" w:type="dxa"/>
+            <w:bottom w:w="0" w:type="dxa"/>
+          </w:tblCellMar>
+        </w:tblPrEx>
         <w:tc>
           <w:tcPr>
-            <w:tcW w:type="dxa" w:w="3200"/>
+            <w:tcW w:w="3200" w:type="dxa"/>
             <w:tcMar>
-              <w:top w:type="dxa" w:w="80"/>
-              <w:left w:type="dxa" w:w="100"/>
-              <w:bottom w:type="dxa" w:w="80"/>
-              <w:right w:type="dxa" w:w="100"/>
+              <w:top w:w="80" w:type="dxa"/>
+              <w:left w:w="100" w:type="dxa"/>
+              <w:bottom w:w="80" w:type="dxa"/>
+              <w:right w:w="100" w:type="dxa"/>
             </w:tcMar>
             <w:vAlign w:val="center"/>
           </w:tcPr>
           <w:p>
             <w:r>
               <w:rPr>
-                <w:rFonts w:ascii="Arial" w:cs="Arial" w:eastAsia="Arial" w:hAnsi="Arial"/>
+                <w:rFonts w:ascii="Arial" w:eastAsia="Arial" w:hAnsi="Arial" w:cs="Arial"/>
                 <w:color w:val="000000"/>
                 <w:sz w:val="18"/>
                 <w:szCs w:val="18"/>
               </w:rPr>
-              <w:t xml:space="preserve">no_hit</w:t>
+              <w:t>no_hit</w:t>
             </w:r>
           </w:p>
         </w:tc>
         <w:tc>
           <w:tcPr>
-            <w:tcW w:type="dxa" w:w="6000"/>
+            <w:tcW w:w="6000" w:type="dxa"/>
             <w:tcMar>
-              <w:top w:type="dxa" w:w="80"/>
-              <w:left w:type="dxa" w:w="100"/>
-              <w:bottom w:type="dxa" w:w="80"/>
-              <w:right w:type="dxa" w:w="100"/>
+              <w:top w:w="80" w:type="dxa"/>
+              <w:left w:w="100" w:type="dxa"/>
+              <w:bottom w:w="80" w:type="dxa"/>
+              <w:right w:w="100" w:type="dxa"/>
             </w:tcMar>
             <w:vAlign w:val="center"/>
           </w:tcPr>
           <w:p>
             <w:r>
               <w:rPr>
-                <w:rFonts w:ascii="Arial" w:cs="Arial" w:eastAsia="Arial" w:hAnsi="Arial"/>
+                <w:rFonts w:ascii="Arial" w:eastAsia="Arial" w:hAnsi="Arial" w:cs="Arial"/>
                 <w:color w:val="000000"/>
                 <w:sz w:val="18"/>
                 <w:szCs w:val="18"/>
               </w:rPr>
-              <w:t xml:space="preserve">ALLOW (for that content item — if a message has multiple content items, all must return no_hit for the overall result to be ALLOW).</w:t>
+              <w:t>ALLOW (for that content item — if a message has multiple content items, all must return no_hit for the overall result to be ALLOW).</w:t>
             </w:r>
           </w:p>
         </w:tc>
       </w:tr>
       <w:tr>
+        <w:tblPrEx>
+          <w:tblCellMar>
+            <w:top w:w="0" w:type="dxa"/>
+            <w:bottom w:w="0" w:type="dxa"/>
+          </w:tblCellMar>
+        </w:tblPrEx>
         <w:tc>
           <w:tcPr>
-            <w:tcW w:type="dxa" w:w="3200"/>
+            <w:tcW w:w="3200" w:type="dxa"/>
             <w:tcMar>
-              <w:top w:type="dxa" w:w="80"/>
-              <w:left w:type="dxa" w:w="100"/>
-              <w:bottom w:type="dxa" w:w="80"/>
-              <w:right w:type="dxa" w:w="100"/>
+              <w:top w:w="80" w:type="dxa"/>
+              <w:left w:w="100" w:type="dxa"/>
+              <w:bottom w:w="80" w:type="dxa"/>
+              <w:right w:w="100" w:type="dxa"/>
             </w:tcMar>
             <w:vAlign w:val="center"/>
           </w:tcPr>
           <w:p>
             <w:r>
               <w:rPr>
-                <w:rFonts w:ascii="Arial" w:cs="Arial" w:eastAsia="Arial" w:hAnsi="Arial"/>
+                <w:rFonts w:ascii="Arial" w:eastAsia="Arial" w:hAnsi="Arial" w:cs="Arial"/>
                 <w:color w:val="000000"/>
                 <w:sz w:val="18"/>
                 <w:szCs w:val="18"/>
               </w:rPr>
-              <w:t xml:space="preserve">(status ≠ success, e.g. timeout/error, or an unrecognized verdict)</w:t>
+              <w:t>(status ≠ success, e.g. timeout/error, or an unrecognized verdict)</w:t>
             </w:r>
           </w:p>
         </w:tc>
         <w:tc>
           <w:tcPr>
-            <w:tcW w:type="dxa" w:w="6000"/>
+            <w:tcW w:w="6000" w:type="dxa"/>
             <w:tcMar>
-              <w:top w:type="dxa" w:w="80"/>
-              <w:left w:type="dxa" w:w="100"/>
-              <w:bottom w:type="dxa" w:w="80"/>
-              <w:right w:type="dxa" w:w="100"/>
+              <w:top w:w="80" w:type="dxa"/>
+              <w:left w:w="100" w:type="dxa"/>
+              <w:bottom w:w="80" w:type="dxa"/>
+              <w:right w:w="100" w:type="dxa"/>
             </w:tcMar>
             <w:vAlign w:val="center"/>
           </w:tcPr>
           <w:p>
             <w:r>
               <w:rPr>
-                <w:rFonts w:ascii="Arial" w:cs="Arial" w:eastAsia="Arial" w:hAnsi="Arial"/>
+                <w:rFonts w:ascii="Arial" w:eastAsia="Arial" w:hAnsi="Arial" w:cs="Arial"/>
                 <w:color w:val="000000"/>
                 <w:sz w:val="18"/>
                 <w:szCs w:val="18"/>
               </w:rPr>
-              <w:t xml:space="preserve">DENY, fail-closed, with a reason describing the failure.</w:t>
+              <w:t>DENY, fail-closed, with a reason describing the failure.</w:t>
             </w:r>
           </w:p>
         </w:tc>
@@ -4600,19 +5944,19 @@
     <w:p>
       <w:pPr>
         <w:pStyle w:val="Heading1"/>
-        <w:spacing w:after="200" w:before="360"/>
-      </w:pPr>
-      <w:r>
-        <w:rPr>
-          <w:rFonts w:ascii="Arial" w:cs="Arial" w:eastAsia="Arial" w:hAnsi="Arial"/>
+        <w:spacing w:before="360" w:after="200"/>
+      </w:pPr>
+      <w:bookmarkStart w:id="24" w:name="_Toc242708938"/>
+      <w:r>
+        <w:rPr>
+          <w:rFonts w:ascii="Arial" w:eastAsia="Arial" w:hAnsi="Arial" w:cs="Arial"/>
           <w:b/>
           <w:bCs/>
           <w:color w:val="00A9CE"/>
-          <w:sz w:val="32"/>
-          <w:szCs w:val="32"/>
-        </w:rPr>
-        <w:t xml:space="preserve">Appendix B — Support and Resources</w:t>
-      </w:r>
+        </w:rPr>
+        <w:t>Appendix B — Support and Resources</w:t>
+      </w:r>
+      <w:bookmarkEnd w:id="24"/>
     </w:p>
     <w:p>
       <w:pPr>
@@ -4620,23 +5964,19 @@
       </w:pPr>
       <w:r>
         <w:rPr>
-          <w:rFonts w:ascii="Arial" w:cs="Arial" w:eastAsia="Arial" w:hAnsi="Arial"/>
+          <w:rFonts w:ascii="Arial" w:eastAsia="Arial" w:hAnsi="Arial" w:cs="Arial"/>
           <w:b/>
           <w:bCs/>
           <w:color w:val="000000"/>
-          <w:sz w:val="20"/>
-          <w:szCs w:val="20"/>
         </w:rPr>
         <w:t xml:space="preserve">Netskope: </w:t>
       </w:r>
       <w:r>
         <w:rPr>
-          <w:rFonts w:ascii="Arial" w:cs="Arial" w:eastAsia="Arial" w:hAnsi="Arial"/>
-          <w:color w:val="000000"/>
-          <w:sz w:val="20"/>
-          <w:szCs w:val="20"/>
-        </w:rPr>
-        <w:t xml:space="preserve">contact your account team for DLPoD appliance deployment/tethering, DLP profile configuration, and enabling the OCR feature flag.</w:t>
+          <w:rFonts w:ascii="Arial" w:eastAsia="Arial" w:hAnsi="Arial" w:cs="Arial"/>
+          <w:color w:val="000000"/>
+        </w:rPr>
+        <w:t>contact your account team for DLPoD appliance deployment/tethering, DLP profile configuration, and enabling the OCR feature flag.</w:t>
       </w:r>
     </w:p>
     <w:p>
@@ -4645,118 +5985,150 @@
       </w:pPr>
       <w:r>
         <w:rPr>
-          <w:rFonts w:ascii="Arial" w:cs="Arial" w:eastAsia="Arial" w:hAnsi="Arial"/>
+          <w:rFonts w:ascii="Arial" w:eastAsia="Arial" w:hAnsi="Arial" w:cs="Arial"/>
           <w:b/>
           <w:bCs/>
           <w:color w:val="000000"/>
-          <w:sz w:val="20"/>
-          <w:szCs w:val="20"/>
         </w:rPr>
         <w:t xml:space="preserve">Databricks: </w:t>
       </w:r>
       <w:r>
         <w:rPr>
-          <w:rFonts w:ascii="Arial" w:cs="Arial" w:eastAsia="Arial" w:hAnsi="Arial"/>
-          <w:color w:val="000000"/>
-          <w:sz w:val="20"/>
-          <w:szCs w:val="20"/>
-        </w:rPr>
-        <w:t xml:space="preserve">contact your account team to confirm External Policies (Direct HTTP API) availability and to resolve workspace permission questions (CREATE CONNECTION, MANAGE on a given schema).</w:t>
+          <w:rFonts w:ascii="Arial" w:eastAsia="Arial" w:hAnsi="Arial" w:cs="Arial"/>
+          <w:color w:val="000000"/>
+        </w:rPr>
+        <w:t>contact your account team to confirm External Policies (Direct HTTP API) availability and to resolve workspace permission questions (CREATE CONNECTION, MANAGE on a given schema).</w:t>
       </w:r>
     </w:p>
     <w:sectPr>
-      <w:pgSz w:w="12240" w:h="15840" w:orient="portrait"/>
+      <w:pgSz w:w="12240" w:h="15840"/>
       <w:pgMar w:top="1080" w:right="1080" w:bottom="1080" w:left="1080" w:header="708" w:footer="708" w:gutter="0"/>
-      <w:pgNumType/>
+      <w:cols w:space="720"/>
       <w:docGrid w:linePitch="360"/>
     </w:sectPr>
   </w:body>
 </w:document>
 </file>
 
-<file path=word/comments.xml><?xml version="1.0" encoding="utf-8"?>
-<w:comments xmlns:cx="http://schemas.microsoft.com/office/drawing/2014/chartex" xmlns:cx1="http://schemas.microsoft.com/office/drawing/2015/9/8/chartex" xmlns:cx2="http://schemas.microsoft.com/office/drawing/2015/10/21/chartex" xmlns:cx3="http://schemas.microsoft.com/office/drawing/2016/5/9/chartex" xmlns:cx4="http://schemas.microsoft.com/office/drawing/2016/5/10/chartex" xmlns:cx5="http://schemas.microsoft.com/office/drawing/2016/5/11/chartex" xmlns:cx6="http://schemas.microsoft.com/office/drawing/2016/5/12/chartex" xmlns:cx7="http://schemas.microsoft.com/office/drawing/2016/5/13/chartex" xmlns:cx8="http://schemas.microsoft.com/office/drawing/2016/5/14/chartex" xmlns:mc="http://schemas.openxmlformats.org/markup-compatibility/2006" xmlns:aink="http://schemas.microsoft.com/office/drawing/2016/ink" xmlns:am3d="http://schemas.microsoft.com/office/drawing/2017/model3d" xmlns:o="urn:schemas-microsoft-com:office:office" xmlns:r="http://schemas.openxmlformats.org/officeDocument/2006/relationships" xmlns:m="http://schemas.openxmlformats.org/officeDocument/2006/math" xmlns:v="urn:schemas-microsoft-com:vml" xmlns:wp14="http://schemas.microsoft.com/office/word/2010/wordprocessingDrawing" xmlns:wp="http://schemas.openxmlformats.org/drawingml/2006/wordprocessingDrawing" xmlns:w10="urn:schemas-microsoft-com:office:word" xmlns:w="http://schemas.openxmlformats.org/wordprocessingml/2006/main" xmlns:w14="http://schemas.microsoft.com/office/word/2010/wordml" xmlns:w15="http://schemas.microsoft.com/office/word/2012/wordml" xmlns:w16cex="http://schemas.microsoft.com/office/word/2018/wordml/cex" xmlns:w16cid="http://schemas.microsoft.com/office/word/2016/wordml/cid" xmlns:w16="http://schemas.microsoft.com/office/word/2018/wordml" xmlns:w16sdtdh="http://schemas.microsoft.com/office/word/2020/wordml/sdtdatahash" xmlns:w16se="http://schemas.microsoft.com/office/word/2015/wordml/symex" xmlns:wpg="http://schemas.microsoft.com/office/word/2010/wordprocessingGroup" xmlns:wpi="http://schemas.microsoft.com/office/word/2010/wordprocessingInk" xmlns:wne="http://schemas.microsoft.com/office/word/2006/wordml" xmlns:wps="http://schemas.microsoft.com/office/word/2010/wordprocessingShape"/>
-</file>
-
-<file path=word/endnotes.xml><?xml version="1.0" encoding="utf-8"?>
-<w:endnotes xmlns:wpc="http://schemas.microsoft.com/office/word/2010/wordprocessingCanvas" xmlns:mc="http://schemas.openxmlformats.org/markup-compatibility/2006" xmlns:o="urn:schemas-microsoft-com:office:office" xmlns:r="http://schemas.openxmlformats.org/officeDocument/2006/relationships" xmlns:m="http://schemas.openxmlformats.org/officeDocument/2006/math" xmlns:v="urn:schemas-microsoft-com:vml" xmlns:wp14="http://schemas.microsoft.com/office/word/2010/wordprocessingDrawing" xmlns:wp="http://schemas.openxmlformats.org/drawingml/2006/wordprocessingDrawing" xmlns:w10="urn:schemas-microsoft-com:office:word" xmlns:w="http://schemas.openxmlformats.org/wordprocessingml/2006/main" xmlns:w14="http://schemas.microsoft.com/office/word/2010/wordml" xmlns:w15="http://schemas.microsoft.com/office/word/2012/wordml" xmlns:wpg="http://schemas.microsoft.com/office/word/2010/wordprocessingGroup" xmlns:wpi="http://schemas.microsoft.com/office/word/2010/wordprocessingInk" xmlns:wne="http://schemas.microsoft.com/office/word/2006/wordml" xmlns:wps="http://schemas.microsoft.com/office/word/2010/wordprocessingShape" mc:Ignorable="w14 w15 wp14">
-  <w:endnote w:type="separator" w:id="-1">
-    <w:p>
-      <w:pPr>
-        <w:spacing w:after="0" w:line="240" w:lineRule="auto"/>
-      </w:pPr>
-      <w:r>
-        <w:rPr>
-          <w:rStyle w:val="EndnoteReference"/>
-        </w:rPr>
-        <w:endnoteRef/>
-      </w:r>
-      <w:r>
-        <w:separator/>
-      </w:r>
-    </w:p>
-  </w:endnote>
-  <w:endnote w:type="continuationSeparator" w:id="0">
-    <w:p>
-      <w:pPr>
-        <w:spacing w:after="0" w:line="240" w:lineRule="auto"/>
-      </w:pPr>
-      <w:r>
-        <w:rPr>
-          <w:rStyle w:val="EndnoteReference"/>
-        </w:rPr>
-        <w:endnoteRef/>
-      </w:r>
-      <w:r>
-        <w:continuationSeparator/>
-      </w:r>
-    </w:p>
-  </w:endnote>
-</w:endnotes>
-</file>
-
-<file path=word/footnotes.xml><?xml version="1.0" encoding="utf-8"?>
-<w:footnotes xmlns:wpc="http://schemas.microsoft.com/office/word/2010/wordprocessingCanvas" xmlns:mc="http://schemas.openxmlformats.org/markup-compatibility/2006" xmlns:o="urn:schemas-microsoft-com:office:office" xmlns:r="http://schemas.openxmlformats.org/officeDocument/2006/relationships" xmlns:m="http://schemas.openxmlformats.org/officeDocument/2006/math" xmlns:v="urn:schemas-microsoft-com:vml" xmlns:wp14="http://schemas.microsoft.com/office/word/2010/wordprocessingDrawing" xmlns:wp="http://schemas.openxmlformats.org/drawingml/2006/wordprocessingDrawing" xmlns:w10="urn:schemas-microsoft-com:office:word" xmlns:w="http://schemas.openxmlformats.org/wordprocessingml/2006/main" xmlns:w14="http://schemas.microsoft.com/office/word/2010/wordml" xmlns:w15="http://schemas.microsoft.com/office/word/2012/wordml" xmlns:wpg="http://schemas.microsoft.com/office/word/2010/wordprocessingGroup" xmlns:wpi="http://schemas.microsoft.com/office/word/2010/wordprocessingInk" xmlns:wne="http://schemas.microsoft.com/office/word/2006/wordml" xmlns:wps="http://schemas.microsoft.com/office/word/2010/wordprocessingShape" mc:Ignorable="w14 w15 wp14">
-  <w:footnote w:type="separator" w:id="-1">
-    <w:p>
-      <w:pPr>
-        <w:spacing w:after="0" w:line="240" w:lineRule="auto"/>
-      </w:pPr>
-      <w:r>
-        <w:rPr>
-          <w:rStyle w:val="FootnoteReference"/>
-        </w:rPr>
-        <w:footnoteRef/>
-      </w:r>
-      <w:r>
-        <w:separator/>
-      </w:r>
-    </w:p>
-  </w:footnote>
-  <w:footnote w:type="continuationSeparator" w:id="0">
-    <w:p>
-      <w:pPr>
-        <w:spacing w:after="0" w:line="240" w:lineRule="auto"/>
-      </w:pPr>
-      <w:r>
-        <w:rPr>
-          <w:rStyle w:val="FootnoteReference"/>
-        </w:rPr>
-        <w:footnoteRef/>
-      </w:r>
-      <w:r>
-        <w:continuationSeparator/>
-      </w:r>
-    </w:p>
-  </w:footnote>
-</w:footnotes>
-</file>
-
 <file path=word/numbering.xml><?xml version="1.0" encoding="utf-8"?>
-<w:numbering xmlns:wpc="http://schemas.microsoft.com/office/word/2010/wordprocessingCanvas" xmlns:mc="http://schemas.openxmlformats.org/markup-compatibility/2006" xmlns:o="urn:schemas-microsoft-com:office:office" xmlns:r="http://schemas.openxmlformats.org/officeDocument/2006/relationships" xmlns:m="http://schemas.openxmlformats.org/officeDocument/2006/math" xmlns:v="urn:schemas-microsoft-com:vml" xmlns:wp14="http://schemas.microsoft.com/office/word/2010/wordprocessingDrawing" xmlns:wp="http://schemas.openxmlformats.org/drawingml/2006/wordprocessingDrawing" xmlns:w10="urn:schemas-microsoft-com:office:word" xmlns:w="http://schemas.openxmlformats.org/wordprocessingml/2006/main" xmlns:w14="http://schemas.microsoft.com/office/word/2010/wordml" xmlns:w15="http://schemas.microsoft.com/office/word/2012/wordml" xmlns:wpg="http://schemas.microsoft.com/office/word/2010/wordprocessingGroup" xmlns:wpi="http://schemas.microsoft.com/office/word/2010/wordprocessingInk" xmlns:wne="http://schemas.microsoft.com/office/word/2006/wordml" xmlns:wps="http://schemas.microsoft.com/office/word/2010/wordprocessingShape" mc:Ignorable="w14 w15 wp14">
+<w:numbering xmlns:wpc="http://schemas.microsoft.com/office/word/2010/wordprocessingCanvas" xmlns:cx="http://schemas.microsoft.com/office/drawing/2014/chartex" xmlns:cx1="http://schemas.microsoft.com/office/drawing/2015/9/8/chartex" xmlns:cx2="http://schemas.microsoft.com/office/drawing/2015/10/21/chartex" xmlns:cx3="http://schemas.microsoft.com/office/drawing/2016/5/9/chartex" xmlns:cx4="http://schemas.microsoft.com/office/drawing/2016/5/10/chartex" xmlns:cx5="http://schemas.microsoft.com/office/drawing/2016/5/11/chartex" xmlns:cx6="http://schemas.microsoft.com/office/drawing/2016/5/12/chartex" xmlns:cx7="http://schemas.microsoft.com/office/drawing/2016/5/13/chartex" xmlns:cx8="http://schemas.microsoft.com/office/drawing/2016/5/14/chartex" xmlns:mc="http://schemas.openxmlformats.org/markup-compatibility/2006" xmlns:aink="http://schemas.microsoft.com/office/drawing/2016/ink" xmlns:am3d="http://schemas.microsoft.com/office/drawing/2017/model3d" xmlns:o="urn:schemas-microsoft-com:office:office" xmlns:oel="http://schemas.microsoft.com/office/2019/extlst" xmlns:r="http://schemas.openxmlformats.org/officeDocument/2006/relationships" xmlns:m="http://schemas.openxmlformats.org/officeDocument/2006/math" xmlns:v="urn:schemas-microsoft-com:vml" xmlns:wp14="http://schemas.microsoft.com/office/word/2010/wordprocessingDrawing" xmlns:wp="http://schemas.openxmlformats.org/drawingml/2006/wordprocessingDrawing" xmlns:w10="urn:schemas-microsoft-com:office:word" xmlns:w="http://schemas.openxmlformats.org/wordprocessingml/2006/main" xmlns:w14="http://schemas.microsoft.com/office/word/2010/wordml" xmlns:w15="http://schemas.microsoft.com/office/word/2012/wordml" xmlns:w16cex="http://schemas.microsoft.com/office/word/2018/wordml/cex" xmlns:w16cid="http://schemas.microsoft.com/office/word/2016/wordml/cid" xmlns:w16="http://schemas.microsoft.com/office/word/2018/wordml" xmlns:w16du="http://schemas.microsoft.com/office/word/2023/wordml/word16du" xmlns:w16sdtdh="http://schemas.microsoft.com/office/word/2020/wordml/sdtdatahash" xmlns:w16sdtfl="http://schemas.microsoft.com/office/word/2024/wordml/sdtformatlock" xmlns:w16se="http://schemas.microsoft.com/office/word/2015/wordml/symex" xmlns:wpg="http://schemas.microsoft.com/office/word/2010/wordprocessingGroup" xmlns:wpi="http://schemas.microsoft.com/office/word/2010/wordprocessingInk" xmlns:wne="http://schemas.microsoft.com/office/word/2006/wordml" xmlns:wps="http://schemas.microsoft.com/office/word/2010/wordprocessingShape" mc:Ignorable="w14 w15 w16se w16cid w16 w16cex w16sdtdh w16sdtfl w16du wp14">
+  <w:abstractNum w:abstractNumId="0" w15:restartNumberingAfterBreak="0">
+    <w:nsid w:val="20B04181"/>
+    <w:multiLevelType w:val="hybridMultilevel"/>
+    <w:tmpl w:val="6FF2357C"/>
+    <w:lvl w:ilvl="0" w:tplc="1EAADDBA">
+      <w:start w:val="1"/>
+      <w:numFmt w:val="bullet"/>
+      <w:lvlText w:val="•"/>
+      <w:lvlJc w:val="left"/>
+      <w:pPr>
+        <w:ind w:left="480" w:hanging="240"/>
+      </w:pPr>
+    </w:lvl>
+    <w:lvl w:ilvl="1" w:tplc="E5DA902E">
+      <w:start w:val="1"/>
+      <w:numFmt w:val="bullet"/>
+      <w:lvlText w:val="◦"/>
+      <w:lvlJc w:val="left"/>
+      <w:pPr>
+        <w:ind w:left="960" w:hanging="240"/>
+      </w:pPr>
+    </w:lvl>
+    <w:lvl w:ilvl="2" w:tplc="B844847A">
+      <w:numFmt w:val="decimal"/>
+      <w:lvlText w:val=""/>
+      <w:lvlJc w:val="left"/>
+    </w:lvl>
+    <w:lvl w:ilvl="3" w:tplc="C1464680">
+      <w:numFmt w:val="decimal"/>
+      <w:lvlText w:val=""/>
+      <w:lvlJc w:val="left"/>
+    </w:lvl>
+    <w:lvl w:ilvl="4" w:tplc="0B3EB420">
+      <w:numFmt w:val="decimal"/>
+      <w:lvlText w:val=""/>
+      <w:lvlJc w:val="left"/>
+    </w:lvl>
+    <w:lvl w:ilvl="5" w:tplc="AFD03862">
+      <w:numFmt w:val="decimal"/>
+      <w:lvlText w:val=""/>
+      <w:lvlJc w:val="left"/>
+    </w:lvl>
+    <w:lvl w:ilvl="6" w:tplc="4F084F74">
+      <w:numFmt w:val="decimal"/>
+      <w:lvlText w:val=""/>
+      <w:lvlJc w:val="left"/>
+    </w:lvl>
+    <w:lvl w:ilvl="7" w:tplc="80C8F04A">
+      <w:numFmt w:val="decimal"/>
+      <w:lvlText w:val=""/>
+      <w:lvlJc w:val="left"/>
+    </w:lvl>
+    <w:lvl w:ilvl="8" w:tplc="D4A65CEC">
+      <w:numFmt w:val="decimal"/>
+      <w:lvlText w:val=""/>
+      <w:lvlJc w:val="left"/>
+    </w:lvl>
+  </w:abstractNum>
   <w:abstractNum w:abstractNumId="1" w15:restartNumberingAfterBreak="0">
+    <w:nsid w:val="27BF7E12"/>
     <w:multiLevelType w:val="hybridMultilevel"/>
-    <w:lvl w:ilvl="0" w15:tentative="1">
+    <w:tmpl w:val="8806ECEA"/>
+    <w:lvl w:ilvl="0" w:tplc="72165482">
+      <w:start w:val="1"/>
+      <w:numFmt w:val="decimal"/>
+      <w:lvlText w:val="%1."/>
+      <w:lvlJc w:val="left"/>
+      <w:pPr>
+        <w:ind w:left="480" w:hanging="240"/>
+      </w:pPr>
+    </w:lvl>
+    <w:lvl w:ilvl="1" w:tplc="655CDEEC">
+      <w:numFmt w:val="decimal"/>
+      <w:lvlText w:val=""/>
+      <w:lvlJc w:val="left"/>
+    </w:lvl>
+    <w:lvl w:ilvl="2" w:tplc="C1FC9274">
+      <w:numFmt w:val="decimal"/>
+      <w:lvlText w:val=""/>
+      <w:lvlJc w:val="left"/>
+    </w:lvl>
+    <w:lvl w:ilvl="3" w:tplc="04A0A834">
+      <w:numFmt w:val="decimal"/>
+      <w:lvlText w:val=""/>
+      <w:lvlJc w:val="left"/>
+    </w:lvl>
+    <w:lvl w:ilvl="4" w:tplc="643A9D46">
+      <w:numFmt w:val="decimal"/>
+      <w:lvlText w:val=""/>
+      <w:lvlJc w:val="left"/>
+    </w:lvl>
+    <w:lvl w:ilvl="5" w:tplc="18667836">
+      <w:numFmt w:val="decimal"/>
+      <w:lvlText w:val=""/>
+      <w:lvlJc w:val="left"/>
+    </w:lvl>
+    <w:lvl w:ilvl="6" w:tplc="2C541820">
+      <w:numFmt w:val="decimal"/>
+      <w:lvlText w:val=""/>
+      <w:lvlJc w:val="left"/>
+    </w:lvl>
+    <w:lvl w:ilvl="7" w:tplc="F572E158">
+      <w:numFmt w:val="decimal"/>
+      <w:lvlText w:val=""/>
+      <w:lvlJc w:val="left"/>
+    </w:lvl>
+    <w:lvl w:ilvl="8" w:tplc="704C731E">
+      <w:numFmt w:val="decimal"/>
+      <w:lvlText w:val=""/>
+      <w:lvlJc w:val="left"/>
+    </w:lvl>
+  </w:abstractNum>
+  <w:abstractNum w:abstractNumId="2" w15:restartNumberingAfterBreak="0">
+    <w:nsid w:val="5D932888"/>
+    <w:multiLevelType w:val="hybridMultilevel"/>
+    <w:tmpl w:val="3820A770"/>
+    <w:lvl w:ilvl="0" w:tplc="F0BE4BC6">
       <w:start w:val="1"/>
       <w:numFmt w:val="bullet"/>
       <w:lvlText w:val="●"/>
@@ -4765,7 +6137,7 @@
         <w:ind w:left="720" w:hanging="360"/>
       </w:pPr>
     </w:lvl>
-    <w:lvl w:ilvl="1" w15:tentative="1">
+    <w:lvl w:ilvl="1" w:tplc="5524ADFC">
       <w:start w:val="1"/>
       <w:numFmt w:val="bullet"/>
       <w:lvlText w:val="○"/>
@@ -4774,7 +6146,7 @@
         <w:ind w:left="1440" w:hanging="360"/>
       </w:pPr>
     </w:lvl>
-    <w:lvl w:ilvl="2" w15:tentative="1">
+    <w:lvl w:ilvl="2" w:tplc="4DAC2F24">
       <w:start w:val="1"/>
       <w:numFmt w:val="bullet"/>
       <w:lvlText w:val="■"/>
@@ -4783,7 +6155,7 @@
         <w:ind w:left="2160" w:hanging="360"/>
       </w:pPr>
     </w:lvl>
-    <w:lvl w:ilvl="3" w15:tentative="1">
+    <w:lvl w:ilvl="3" w:tplc="C6B6DF78">
       <w:start w:val="1"/>
       <w:numFmt w:val="bullet"/>
       <w:lvlText w:val="●"/>
@@ -4792,7 +6164,7 @@
         <w:ind w:left="2880" w:hanging="360"/>
       </w:pPr>
     </w:lvl>
-    <w:lvl w:ilvl="4" w15:tentative="1">
+    <w:lvl w:ilvl="4" w:tplc="9C40D326">
       <w:start w:val="1"/>
       <w:numFmt w:val="bullet"/>
       <w:lvlText w:val="○"/>
@@ -4801,7 +6173,7 @@
         <w:ind w:left="3600" w:hanging="360"/>
       </w:pPr>
     </w:lvl>
-    <w:lvl w:ilvl="5" w15:tentative="1">
+    <w:lvl w:ilvl="5" w:tplc="F0BA97EA">
       <w:start w:val="1"/>
       <w:numFmt w:val="bullet"/>
       <w:lvlText w:val="■"/>
@@ -4810,7 +6182,7 @@
         <w:ind w:left="4320" w:hanging="360"/>
       </w:pPr>
     </w:lvl>
-    <w:lvl w:ilvl="6" w15:tentative="1">
+    <w:lvl w:ilvl="6" w:tplc="915E70BE">
       <w:start w:val="1"/>
       <w:numFmt w:val="bullet"/>
       <w:lvlText w:val="●"/>
@@ -4819,7 +6191,7 @@
         <w:ind w:left="5040" w:hanging="360"/>
       </w:pPr>
     </w:lvl>
-    <w:lvl w:ilvl="7" w15:tentative="1">
+    <w:lvl w:ilvl="7" w:tplc="877041FE">
       <w:start w:val="1"/>
       <w:numFmt w:val="bullet"/>
       <w:lvlText w:val="●"/>
@@ -4828,7 +6200,7 @@
         <w:ind w:left="5760" w:hanging="360"/>
       </w:pPr>
     </w:lvl>
-    <w:lvl w:ilvl="8" w15:tentative="1">
+    <w:lvl w:ilvl="8" w:tplc="06DEEC2E">
       <w:start w:val="1"/>
       <w:numFmt w:val="bullet"/>
       <w:lvlText w:val="●"/>
@@ -4838,47 +6210,14 @@
       </w:pPr>
     </w:lvl>
   </w:abstractNum>
-  <w:abstractNum w:abstractNumId="2" w15:restartNumberingAfterBreak="0">
-    <w:multiLevelType w:val="hybridMultilevel"/>
-    <w:lvl w:ilvl="0" w15:tentative="1">
-      <w:start w:val="1"/>
-      <w:numFmt w:val="bullet"/>
-      <w:lvlText w:val="•"/>
-      <w:lvlJc w:val="left"/>
-      <w:pPr>
-        <w:ind w:left="480" w:hanging="240"/>
-      </w:pPr>
-    </w:lvl>
-    <w:lvl w:ilvl="1" w15:tentative="1">
-      <w:start w:val="1"/>
-      <w:numFmt w:val="bullet"/>
-      <w:lvlText w:val="◦"/>
-      <w:lvlJc w:val="left"/>
-      <w:pPr>
-        <w:ind w:left="960" w:hanging="240"/>
-      </w:pPr>
-    </w:lvl>
-  </w:abstractNum>
-  <w:abstractNum w:abstractNumId="3" w15:restartNumberingAfterBreak="0">
-    <w:multiLevelType w:val="hybridMultilevel"/>
-    <w:lvl w:ilvl="0" w15:tentative="1">
-      <w:start w:val="1"/>
-      <w:numFmt w:val="decimal"/>
-      <w:lvlText w:val="%1."/>
-      <w:lvlJc w:val="left"/>
-      <w:pPr>
-        <w:ind w:left="480" w:hanging="240"/>
-      </w:pPr>
-    </w:lvl>
-  </w:abstractNum>
-  <w:num w:numId="1">
-    <w:abstractNumId w:val="1"/>
+  <w:num w:numId="1" w16cid:durableId="211695001">
+    <w:abstractNumId w:val="2"/>
     <w:lvlOverride w:ilvl="0">
       <w:startOverride w:val="1"/>
     </w:lvlOverride>
   </w:num>
-  <w:num w:numId="2">
-    <w:abstractNumId w:val="2"/>
+  <w:num w:numId="2" w16cid:durableId="700203118">
+    <w:abstractNumId w:val="0"/>
     <w:lvlOverride w:ilvl="0">
       <w:startOverride w:val="1"/>
     </w:lvlOverride>
@@ -4887,26 +6226,405 @@
 </file>
 
 <file path=word/styles.xml><?xml version="1.0" encoding="utf-8"?>
-<w:styles xmlns:mc="http://schemas.openxmlformats.org/markup-compatibility/2006" xmlns:r="http://schemas.openxmlformats.org/officeDocument/2006/relationships" xmlns:w="http://schemas.openxmlformats.org/wordprocessingml/2006/main" xmlns:w14="http://schemas.microsoft.com/office/word/2010/wordml" xmlns:w15="http://schemas.microsoft.com/office/word/2012/wordml" mc:Ignorable="w14 w15">
+<w:styles xmlns:mc="http://schemas.openxmlformats.org/markup-compatibility/2006" xmlns:r="http://schemas.openxmlformats.org/officeDocument/2006/relationships" xmlns:w="http://schemas.openxmlformats.org/wordprocessingml/2006/main" xmlns:w14="http://schemas.microsoft.com/office/word/2010/wordml" xmlns:w15="http://schemas.microsoft.com/office/word/2012/wordml" xmlns:w16cex="http://schemas.microsoft.com/office/word/2018/wordml/cex" xmlns:w16cid="http://schemas.microsoft.com/office/word/2016/wordml/cid" xmlns:w16="http://schemas.microsoft.com/office/word/2018/wordml" xmlns:w16du="http://schemas.microsoft.com/office/word/2023/wordml/word16du" xmlns:w16sdtdh="http://schemas.microsoft.com/office/word/2020/wordml/sdtdatahash" xmlns:w16sdtfl="http://schemas.microsoft.com/office/word/2024/wordml/sdtformatlock" xmlns:w16se="http://schemas.microsoft.com/office/word/2015/wordml/symex" mc:Ignorable="w14 w15 w16se w16cid w16 w16cex w16sdtdh w16sdtfl w16du">
   <w:docDefaults>
-    <w:rPrDefault/>
+    <w:rPrDefault>
+      <w:rPr>
+        <w:rFonts w:ascii="Times New Roman" w:eastAsia="Times New Roman" w:hAnsi="Times New Roman" w:cs="Times New Roman"/>
+        <w:lang w:val="en-US" w:eastAsia="en-US" w:bidi="ar-SA"/>
+      </w:rPr>
+    </w:rPrDefault>
     <w:pPrDefault/>
   </w:docDefaults>
-  <w:style w:type="paragraph" w:styleId="Title">
-    <w:name w:val="Title"/>
-    <w:basedOn w:val="Normal"/>
-    <w:next w:val="Normal"/>
+  <w:latentStyles w:defLockedState="0" w:defUIPriority="99" w:defSemiHidden="0" w:defUnhideWhenUsed="0" w:defQFormat="0" w:count="376">
+    <w:lsdException w:name="Normal" w:uiPriority="0" w:qFormat="1"/>
+    <w:lsdException w:name="heading 1" w:uiPriority="9" w:qFormat="1"/>
+    <w:lsdException w:name="heading 2" w:semiHidden="1" w:uiPriority="9" w:unhideWhenUsed="1" w:qFormat="1"/>
+    <w:lsdException w:name="heading 3" w:semiHidden="1" w:uiPriority="9" w:unhideWhenUsed="1" w:qFormat="1"/>
+    <w:lsdException w:name="heading 4" w:semiHidden="1" w:uiPriority="9" w:unhideWhenUsed="1" w:qFormat="1"/>
+    <w:lsdException w:name="heading 5" w:semiHidden="1" w:uiPriority="9" w:unhideWhenUsed="1" w:qFormat="1"/>
+    <w:lsdException w:name="heading 6" w:semiHidden="1" w:uiPriority="9" w:unhideWhenUsed="1" w:qFormat="1"/>
+    <w:lsdException w:name="heading 7" w:semiHidden="1" w:uiPriority="9" w:unhideWhenUsed="1" w:qFormat="1"/>
+    <w:lsdException w:name="heading 8" w:semiHidden="1" w:uiPriority="9" w:unhideWhenUsed="1" w:qFormat="1"/>
+    <w:lsdException w:name="heading 9" w:semiHidden="1" w:uiPriority="9" w:unhideWhenUsed="1" w:qFormat="1"/>
+    <w:lsdException w:name="index 1" w:semiHidden="1" w:unhideWhenUsed="1"/>
+    <w:lsdException w:name="index 2" w:semiHidden="1" w:unhideWhenUsed="1"/>
+    <w:lsdException w:name="index 3" w:semiHidden="1" w:unhideWhenUsed="1"/>
+    <w:lsdException w:name="index 4" w:semiHidden="1" w:unhideWhenUsed="1"/>
+    <w:lsdException w:name="index 5" w:semiHidden="1" w:unhideWhenUsed="1"/>
+    <w:lsdException w:name="index 6" w:semiHidden="1" w:unhideWhenUsed="1"/>
+    <w:lsdException w:name="index 7" w:semiHidden="1" w:unhideWhenUsed="1"/>
+    <w:lsdException w:name="index 8" w:semiHidden="1" w:unhideWhenUsed="1"/>
+    <w:lsdException w:name="index 9" w:semiHidden="1" w:unhideWhenUsed="1"/>
+    <w:lsdException w:name="toc 1" w:semiHidden="1" w:uiPriority="39" w:unhideWhenUsed="1"/>
+    <w:lsdException w:name="toc 2" w:semiHidden="1" w:uiPriority="39" w:unhideWhenUsed="1"/>
+    <w:lsdException w:name="toc 3" w:semiHidden="1" w:uiPriority="39" w:unhideWhenUsed="1"/>
+    <w:lsdException w:name="toc 4" w:semiHidden="1" w:uiPriority="39" w:unhideWhenUsed="1"/>
+    <w:lsdException w:name="toc 5" w:semiHidden="1" w:uiPriority="39" w:unhideWhenUsed="1"/>
+    <w:lsdException w:name="toc 6" w:semiHidden="1" w:uiPriority="39" w:unhideWhenUsed="1"/>
+    <w:lsdException w:name="toc 7" w:semiHidden="1" w:uiPriority="39" w:unhideWhenUsed="1"/>
+    <w:lsdException w:name="toc 8" w:semiHidden="1" w:uiPriority="39" w:unhideWhenUsed="1"/>
+    <w:lsdException w:name="toc 9" w:semiHidden="1" w:uiPriority="39" w:unhideWhenUsed="1"/>
+    <w:lsdException w:name="Normal Indent" w:semiHidden="1" w:unhideWhenUsed="1"/>
+    <w:lsdException w:name="footnote text" w:semiHidden="1" w:unhideWhenUsed="1"/>
+    <w:lsdException w:name="annotation text" w:semiHidden="1" w:unhideWhenUsed="1"/>
+    <w:lsdException w:name="header" w:semiHidden="1" w:unhideWhenUsed="1"/>
+    <w:lsdException w:name="footer" w:semiHidden="1" w:unhideWhenUsed="1"/>
+    <w:lsdException w:name="index heading" w:semiHidden="1" w:unhideWhenUsed="1"/>
+    <w:lsdException w:name="caption" w:semiHidden="1" w:uiPriority="35" w:unhideWhenUsed="1" w:qFormat="1"/>
+    <w:lsdException w:name="table of figures" w:semiHidden="1" w:unhideWhenUsed="1"/>
+    <w:lsdException w:name="envelope address" w:semiHidden="1" w:unhideWhenUsed="1"/>
+    <w:lsdException w:name="envelope return" w:semiHidden="1" w:unhideWhenUsed="1"/>
+    <w:lsdException w:name="footnote reference" w:semiHidden="1" w:unhideWhenUsed="1"/>
+    <w:lsdException w:name="annotation reference" w:semiHidden="1" w:unhideWhenUsed="1"/>
+    <w:lsdException w:name="line number" w:semiHidden="1" w:unhideWhenUsed="1"/>
+    <w:lsdException w:name="page number" w:semiHidden="1" w:unhideWhenUsed="1"/>
+    <w:lsdException w:name="endnote reference" w:semiHidden="1" w:unhideWhenUsed="1"/>
+    <w:lsdException w:name="endnote text" w:semiHidden="1" w:unhideWhenUsed="1"/>
+    <w:lsdException w:name="table of authorities" w:semiHidden="1" w:unhideWhenUsed="1"/>
+    <w:lsdException w:name="macro" w:semiHidden="1" w:unhideWhenUsed="1"/>
+    <w:lsdException w:name="toa heading" w:semiHidden="1" w:unhideWhenUsed="1"/>
+    <w:lsdException w:name="List" w:semiHidden="1" w:unhideWhenUsed="1"/>
+    <w:lsdException w:name="List Bullet" w:semiHidden="1" w:unhideWhenUsed="1"/>
+    <w:lsdException w:name="List Number" w:semiHidden="1" w:unhideWhenUsed="1"/>
+    <w:lsdException w:name="List 2" w:semiHidden="1" w:unhideWhenUsed="1"/>
+    <w:lsdException w:name="List 3" w:semiHidden="1" w:unhideWhenUsed="1"/>
+    <w:lsdException w:name="List 4" w:semiHidden="1" w:unhideWhenUsed="1"/>
+    <w:lsdException w:name="List 5" w:semiHidden="1" w:unhideWhenUsed="1"/>
+    <w:lsdException w:name="List Bullet 2" w:semiHidden="1" w:unhideWhenUsed="1"/>
+    <w:lsdException w:name="List Bullet 3" w:semiHidden="1" w:unhideWhenUsed="1"/>
+    <w:lsdException w:name="List Bullet 4" w:semiHidden="1" w:unhideWhenUsed="1"/>
+    <w:lsdException w:name="List Bullet 5" w:semiHidden="1" w:unhideWhenUsed="1"/>
+    <w:lsdException w:name="List Number 2" w:semiHidden="1" w:unhideWhenUsed="1"/>
+    <w:lsdException w:name="List Number 3" w:semiHidden="1" w:unhideWhenUsed="1"/>
+    <w:lsdException w:name="List Number 4" w:semiHidden="1" w:unhideWhenUsed="1"/>
+    <w:lsdException w:name="List Number 5" w:semiHidden="1" w:unhideWhenUsed="1"/>
+    <w:lsdException w:name="Title" w:uiPriority="10" w:qFormat="1"/>
+    <w:lsdException w:name="Closing" w:semiHidden="1" w:unhideWhenUsed="1"/>
+    <w:lsdException w:name="Signature" w:semiHidden="1" w:unhideWhenUsed="1"/>
+    <w:lsdException w:name="Default Paragraph Font" w:semiHidden="1" w:uiPriority="1" w:unhideWhenUsed="1"/>
+    <w:lsdException w:name="Body Text" w:semiHidden="1" w:unhideWhenUsed="1"/>
+    <w:lsdException w:name="Body Text Indent" w:semiHidden="1" w:unhideWhenUsed="1"/>
+    <w:lsdException w:name="List Continue" w:semiHidden="1" w:unhideWhenUsed="1"/>
+    <w:lsdException w:name="List Continue 2" w:semiHidden="1" w:unhideWhenUsed="1"/>
+    <w:lsdException w:name="List Continue 3" w:semiHidden="1" w:unhideWhenUsed="1"/>
+    <w:lsdException w:name="List Continue 4" w:semiHidden="1" w:unhideWhenUsed="1"/>
+    <w:lsdException w:name="List Continue 5" w:semiHidden="1" w:unhideWhenUsed="1"/>
+    <w:lsdException w:name="Message Header" w:semiHidden="1" w:unhideWhenUsed="1"/>
+    <w:lsdException w:name="Subtitle" w:uiPriority="11" w:qFormat="1"/>
+    <w:lsdException w:name="Salutation" w:semiHidden="1" w:unhideWhenUsed="1"/>
+    <w:lsdException w:name="Date" w:semiHidden="1" w:unhideWhenUsed="1"/>
+    <w:lsdException w:name="Body Text First Indent" w:semiHidden="1" w:unhideWhenUsed="1"/>
+    <w:lsdException w:name="Body Text First Indent 2" w:semiHidden="1" w:unhideWhenUsed="1"/>
+    <w:lsdException w:name="Note Heading" w:semiHidden="1" w:unhideWhenUsed="1"/>
+    <w:lsdException w:name="Body Text 2" w:semiHidden="1" w:unhideWhenUsed="1"/>
+    <w:lsdException w:name="Body Text 3" w:semiHidden="1" w:unhideWhenUsed="1"/>
+    <w:lsdException w:name="Body Text Indent 2" w:semiHidden="1" w:unhideWhenUsed="1"/>
+    <w:lsdException w:name="Body Text Indent 3" w:semiHidden="1" w:unhideWhenUsed="1"/>
+    <w:lsdException w:name="Block Text" w:semiHidden="1" w:unhideWhenUsed="1"/>
+    <w:lsdException w:name="Hyperlink" w:semiHidden="1" w:unhideWhenUsed="1"/>
+    <w:lsdException w:name="FollowedHyperlink" w:semiHidden="1" w:unhideWhenUsed="1"/>
+    <w:lsdException w:name="Strong" w:uiPriority="22" w:qFormat="1"/>
+    <w:lsdException w:name="Emphasis" w:uiPriority="20" w:qFormat="1"/>
+    <w:lsdException w:name="Document Map" w:semiHidden="1" w:unhideWhenUsed="1"/>
+    <w:lsdException w:name="Plain Text" w:semiHidden="1" w:unhideWhenUsed="1"/>
+    <w:lsdException w:name="E-mail Signature" w:semiHidden="1" w:unhideWhenUsed="1"/>
+    <w:lsdException w:name="HTML Top of Form" w:semiHidden="1" w:unhideWhenUsed="1"/>
+    <w:lsdException w:name="HTML Bottom of Form" w:semiHidden="1" w:unhideWhenUsed="1"/>
+    <w:lsdException w:name="Normal (Web)" w:semiHidden="1" w:unhideWhenUsed="1"/>
+    <w:lsdException w:name="HTML Acronym" w:semiHidden="1" w:unhideWhenUsed="1"/>
+    <w:lsdException w:name="HTML Address" w:semiHidden="1" w:unhideWhenUsed="1"/>
+    <w:lsdException w:name="HTML Cite" w:semiHidden="1" w:unhideWhenUsed="1"/>
+    <w:lsdException w:name="HTML Code" w:semiHidden="1" w:unhideWhenUsed="1"/>
+    <w:lsdException w:name="HTML Definition" w:semiHidden="1" w:unhideWhenUsed="1"/>
+    <w:lsdException w:name="HTML Keyboard" w:semiHidden="1" w:unhideWhenUsed="1"/>
+    <w:lsdException w:name="HTML Preformatted" w:semiHidden="1" w:unhideWhenUsed="1"/>
+    <w:lsdException w:name="HTML Sample" w:semiHidden="1" w:unhideWhenUsed="1"/>
+    <w:lsdException w:name="HTML Typewriter" w:semiHidden="1" w:unhideWhenUsed="1"/>
+    <w:lsdException w:name="HTML Variable" w:semiHidden="1" w:unhideWhenUsed="1"/>
+    <w:lsdException w:name="Normal Table" w:semiHidden="1" w:unhideWhenUsed="1"/>
+    <w:lsdException w:name="annotation subject" w:semiHidden="1" w:unhideWhenUsed="1"/>
+    <w:lsdException w:name="No List" w:semiHidden="1" w:unhideWhenUsed="1"/>
+    <w:lsdException w:name="Outline List 1" w:semiHidden="1" w:unhideWhenUsed="1"/>
+    <w:lsdException w:name="Outline List 2" w:semiHidden="1" w:unhideWhenUsed="1"/>
+    <w:lsdException w:name="Outline List 3" w:semiHidden="1" w:unhideWhenUsed="1"/>
+    <w:lsdException w:name="Table Simple 1" w:semiHidden="1" w:unhideWhenUsed="1"/>
+    <w:lsdException w:name="Table Simple 2" w:semiHidden="1" w:unhideWhenUsed="1"/>
+    <w:lsdException w:name="Table Simple 3" w:semiHidden="1" w:unhideWhenUsed="1"/>
+    <w:lsdException w:name="Table Classic 1" w:semiHidden="1" w:unhideWhenUsed="1"/>
+    <w:lsdException w:name="Table Classic 2" w:semiHidden="1" w:unhideWhenUsed="1"/>
+    <w:lsdException w:name="Table Classic 3" w:semiHidden="1" w:unhideWhenUsed="1"/>
+    <w:lsdException w:name="Table Classic 4" w:semiHidden="1" w:unhideWhenUsed="1"/>
+    <w:lsdException w:name="Table Colorful 1" w:semiHidden="1" w:unhideWhenUsed="1"/>
+    <w:lsdException w:name="Table Colorful 2" w:semiHidden="1" w:unhideWhenUsed="1"/>
+    <w:lsdException w:name="Table Colorful 3" w:semiHidden="1" w:unhideWhenUsed="1"/>
+    <w:lsdException w:name="Table Columns 1" w:semiHidden="1" w:unhideWhenUsed="1"/>
+    <w:lsdException w:name="Table Columns 2" w:semiHidden="1" w:unhideWhenUsed="1"/>
+    <w:lsdException w:name="Table Columns 3" w:semiHidden="1" w:unhideWhenUsed="1"/>
+    <w:lsdException w:name="Table Columns 4" w:semiHidden="1" w:unhideWhenUsed="1"/>
+    <w:lsdException w:name="Table Columns 5" w:semiHidden="1" w:unhideWhenUsed="1"/>
+    <w:lsdException w:name="Table Grid 1" w:semiHidden="1" w:unhideWhenUsed="1"/>
+    <w:lsdException w:name="Table Grid 2" w:semiHidden="1" w:unhideWhenUsed="1"/>
+    <w:lsdException w:name="Table Grid 3" w:semiHidden="1" w:unhideWhenUsed="1"/>
+    <w:lsdException w:name="Table Grid 4" w:semiHidden="1" w:unhideWhenUsed="1"/>
+    <w:lsdException w:name="Table Grid 5" w:semiHidden="1" w:unhideWhenUsed="1"/>
+    <w:lsdException w:name="Table Grid 6" w:semiHidden="1" w:unhideWhenUsed="1"/>
+    <w:lsdException w:name="Table Grid 7" w:semiHidden="1" w:unhideWhenUsed="1"/>
+    <w:lsdException w:name="Table Grid 8" w:semiHidden="1" w:unhideWhenUsed="1"/>
+    <w:lsdException w:name="Table List 1" w:semiHidden="1" w:unhideWhenUsed="1"/>
+    <w:lsdException w:name="Table List 2" w:semiHidden="1" w:unhideWhenUsed="1"/>
+    <w:lsdException w:name="Table List 3" w:semiHidden="1" w:unhideWhenUsed="1"/>
+    <w:lsdException w:name="Table List 4" w:semiHidden="1" w:unhideWhenUsed="1"/>
+    <w:lsdException w:name="Table List 5" w:semiHidden="1" w:unhideWhenUsed="1"/>
+    <w:lsdException w:name="Table List 6" w:semiHidden="1" w:unhideWhenUsed="1"/>
+    <w:lsdException w:name="Table List 7" w:semiHidden="1" w:unhideWhenUsed="1"/>
+    <w:lsdException w:name="Table List 8" w:semiHidden="1" w:unhideWhenUsed="1"/>
+    <w:lsdException w:name="Table 3D effects 1" w:semiHidden="1" w:unhideWhenUsed="1"/>
+    <w:lsdException w:name="Table 3D effects 2" w:semiHidden="1" w:unhideWhenUsed="1"/>
+    <w:lsdException w:name="Table 3D effects 3" w:semiHidden="1" w:unhideWhenUsed="1"/>
+    <w:lsdException w:name="Table Contemporary" w:semiHidden="1" w:unhideWhenUsed="1"/>
+    <w:lsdException w:name="Table Elegant" w:semiHidden="1" w:unhideWhenUsed="1"/>
+    <w:lsdException w:name="Table Professional" w:semiHidden="1" w:unhideWhenUsed="1"/>
+    <w:lsdException w:name="Table Subtle 1" w:semiHidden="1" w:unhideWhenUsed="1"/>
+    <w:lsdException w:name="Table Subtle 2" w:semiHidden="1" w:unhideWhenUsed="1"/>
+    <w:lsdException w:name="Table Web 1" w:semiHidden="1" w:unhideWhenUsed="1"/>
+    <w:lsdException w:name="Table Web 2" w:semiHidden="1" w:unhideWhenUsed="1"/>
+    <w:lsdException w:name="Table Web 3" w:semiHidden="1" w:unhideWhenUsed="1"/>
+    <w:lsdException w:name="Balloon Text" w:semiHidden="1" w:unhideWhenUsed="1"/>
+    <w:lsdException w:name="Table Grid" w:uiPriority="39"/>
+    <w:lsdException w:name="Table Theme" w:semiHidden="1" w:unhideWhenUsed="1"/>
+    <w:lsdException w:name="Placeholder Text" w:semiHidden="1"/>
+    <w:lsdException w:name="No Spacing" w:uiPriority="1" w:qFormat="1"/>
+    <w:lsdException w:name="Light Shading" w:uiPriority="60"/>
+    <w:lsdException w:name="Light List" w:uiPriority="61"/>
+    <w:lsdException w:name="Light Grid" w:uiPriority="62"/>
+    <w:lsdException w:name="Medium Shading 1" w:uiPriority="63"/>
+    <w:lsdException w:name="Medium Shading 2" w:uiPriority="64"/>
+    <w:lsdException w:name="Medium List 1" w:uiPriority="65"/>
+    <w:lsdException w:name="Medium List 2" w:uiPriority="66"/>
+    <w:lsdException w:name="Medium Grid 1" w:uiPriority="67"/>
+    <w:lsdException w:name="Medium Grid 2" w:uiPriority="68"/>
+    <w:lsdException w:name="Medium Grid 3" w:uiPriority="69"/>
+    <w:lsdException w:name="Dark List" w:uiPriority="70"/>
+    <w:lsdException w:name="Colorful Shading" w:uiPriority="71"/>
+    <w:lsdException w:name="Colorful List" w:uiPriority="72"/>
+    <w:lsdException w:name="Colorful Grid" w:uiPriority="73"/>
+    <w:lsdException w:name="Light Shading Accent 1" w:uiPriority="60"/>
+    <w:lsdException w:name="Light List Accent 1" w:uiPriority="61"/>
+    <w:lsdException w:name="Light Grid Accent 1" w:uiPriority="62"/>
+    <w:lsdException w:name="Medium Shading 1 Accent 1" w:uiPriority="63"/>
+    <w:lsdException w:name="Medium Shading 2 Accent 1" w:uiPriority="64"/>
+    <w:lsdException w:name="Medium List 1 Accent 1" w:uiPriority="65"/>
+    <w:lsdException w:name="Revision" w:semiHidden="1"/>
+    <w:lsdException w:name="List Paragraph" w:uiPriority="34" w:qFormat="1"/>
+    <w:lsdException w:name="Quote" w:uiPriority="29" w:qFormat="1"/>
+    <w:lsdException w:name="Intense Quote" w:uiPriority="30" w:qFormat="1"/>
+    <w:lsdException w:name="Medium List 2 Accent 1" w:uiPriority="66"/>
+    <w:lsdException w:name="Medium Grid 1 Accent 1" w:uiPriority="67"/>
+    <w:lsdException w:name="Medium Grid 2 Accent 1" w:uiPriority="68"/>
+    <w:lsdException w:name="Medium Grid 3 Accent 1" w:uiPriority="69"/>
+    <w:lsdException w:name="Dark List Accent 1" w:uiPriority="70"/>
+    <w:lsdException w:name="Colorful Shading Accent 1" w:uiPriority="71"/>
+    <w:lsdException w:name="Colorful List Accent 1" w:uiPriority="72"/>
+    <w:lsdException w:name="Colorful Grid Accent 1" w:uiPriority="73"/>
+    <w:lsdException w:name="Light Shading Accent 2" w:uiPriority="60"/>
+    <w:lsdException w:name="Light List Accent 2" w:uiPriority="61"/>
+    <w:lsdException w:name="Light Grid Accent 2" w:uiPriority="62"/>
+    <w:lsdException w:name="Medium Shading 1 Accent 2" w:uiPriority="63"/>
+    <w:lsdException w:name="Medium Shading 2 Accent 2" w:uiPriority="64"/>
+    <w:lsdException w:name="Medium List 1 Accent 2" w:uiPriority="65"/>
+    <w:lsdException w:name="Medium List 2 Accent 2" w:uiPriority="66"/>
+    <w:lsdException w:name="Medium Grid 1 Accent 2" w:uiPriority="67"/>
+    <w:lsdException w:name="Medium Grid 2 Accent 2" w:uiPriority="68"/>
+    <w:lsdException w:name="Medium Grid 3 Accent 2" w:uiPriority="69"/>
+    <w:lsdException w:name="Dark List Accent 2" w:uiPriority="70"/>
+    <w:lsdException w:name="Colorful Shading Accent 2" w:uiPriority="71"/>
+    <w:lsdException w:name="Colorful List Accent 2" w:uiPriority="72"/>
+    <w:lsdException w:name="Colorful Grid Accent 2" w:uiPriority="73"/>
+    <w:lsdException w:name="Light Shading Accent 3" w:uiPriority="60"/>
+    <w:lsdException w:name="Light List Accent 3" w:uiPriority="61"/>
+    <w:lsdException w:name="Light Grid Accent 3" w:uiPriority="62"/>
+    <w:lsdException w:name="Medium Shading 1 Accent 3" w:uiPriority="63"/>
+    <w:lsdException w:name="Medium Shading 2 Accent 3" w:uiPriority="64"/>
+    <w:lsdException w:name="Medium List 1 Accent 3" w:uiPriority="65"/>
+    <w:lsdException w:name="Medium List 2 Accent 3" w:uiPriority="66"/>
+    <w:lsdException w:name="Medium Grid 1 Accent 3" w:uiPriority="67"/>
+    <w:lsdException w:name="Medium Grid 2 Accent 3" w:uiPriority="68"/>
+    <w:lsdException w:name="Medium Grid 3 Accent 3" w:uiPriority="69"/>
+    <w:lsdException w:name="Dark List Accent 3" w:uiPriority="70"/>
+    <w:lsdException w:name="Colorful Shading Accent 3" w:uiPriority="71"/>
+    <w:lsdException w:name="Colorful List Accent 3" w:uiPriority="72"/>
+    <w:lsdException w:name="Colorful Grid Accent 3" w:uiPriority="73"/>
+    <w:lsdException w:name="Light Shading Accent 4" w:uiPriority="60"/>
+    <w:lsdException w:name="Light List Accent 4" w:uiPriority="61"/>
+    <w:lsdException w:name="Light Grid Accent 4" w:uiPriority="62"/>
+    <w:lsdException w:name="Medium Shading 1 Accent 4" w:uiPriority="63"/>
+    <w:lsdException w:name="Medium Shading 2 Accent 4" w:uiPriority="64"/>
+    <w:lsdException w:name="Medium List 1 Accent 4" w:uiPriority="65"/>
+    <w:lsdException w:name="Medium List 2 Accent 4" w:uiPriority="66"/>
+    <w:lsdException w:name="Medium Grid 1 Accent 4" w:uiPriority="67"/>
+    <w:lsdException w:name="Medium Grid 2 Accent 4" w:uiPriority="68"/>
+    <w:lsdException w:name="Medium Grid 3 Accent 4" w:uiPriority="69"/>
+    <w:lsdException w:name="Dark List Accent 4" w:uiPriority="70"/>
+    <w:lsdException w:name="Colorful Shading Accent 4" w:uiPriority="71"/>
+    <w:lsdException w:name="Colorful List Accent 4" w:uiPriority="72"/>
+    <w:lsdException w:name="Colorful Grid Accent 4" w:uiPriority="73"/>
+    <w:lsdException w:name="Light Shading Accent 5" w:uiPriority="60"/>
+    <w:lsdException w:name="Light List Accent 5" w:uiPriority="61"/>
+    <w:lsdException w:name="Light Grid Accent 5" w:uiPriority="62"/>
+    <w:lsdException w:name="Medium Shading 1 Accent 5" w:uiPriority="63"/>
+    <w:lsdException w:name="Medium Shading 2 Accent 5" w:uiPriority="64"/>
+    <w:lsdException w:name="Medium List 1 Accent 5" w:uiPriority="65"/>
+    <w:lsdException w:name="Medium List 2 Accent 5" w:uiPriority="66"/>
+    <w:lsdException w:name="Medium Grid 1 Accent 5" w:uiPriority="67"/>
+    <w:lsdException w:name="Medium Grid 2 Accent 5" w:uiPriority="68"/>
+    <w:lsdException w:name="Medium Grid 3 Accent 5" w:uiPriority="69"/>
+    <w:lsdException w:name="Dark List Accent 5" w:uiPriority="70"/>
+    <w:lsdException w:name="Colorful Shading Accent 5" w:uiPriority="71"/>
+    <w:lsdException w:name="Colorful List Accent 5" w:uiPriority="72"/>
+    <w:lsdException w:name="Colorful Grid Accent 5" w:uiPriority="73"/>
+    <w:lsdException w:name="Light Shading Accent 6" w:uiPriority="60"/>
+    <w:lsdException w:name="Light List Accent 6" w:uiPriority="61"/>
+    <w:lsdException w:name="Light Grid Accent 6" w:uiPriority="62"/>
+    <w:lsdException w:name="Medium Shading 1 Accent 6" w:uiPriority="63"/>
+    <w:lsdException w:name="Medium Shading 2 Accent 6" w:uiPriority="64"/>
+    <w:lsdException w:name="Medium List 1 Accent 6" w:uiPriority="65"/>
+    <w:lsdException w:name="Medium List 2 Accent 6" w:uiPriority="66"/>
+    <w:lsdException w:name="Medium Grid 1 Accent 6" w:uiPriority="67"/>
+    <w:lsdException w:name="Medium Grid 2 Accent 6" w:uiPriority="68"/>
+    <w:lsdException w:name="Medium Grid 3 Accent 6" w:uiPriority="69"/>
+    <w:lsdException w:name="Dark List Accent 6" w:uiPriority="70"/>
+    <w:lsdException w:name="Colorful Shading Accent 6" w:uiPriority="71"/>
+    <w:lsdException w:name="Colorful List Accent 6" w:uiPriority="72"/>
+    <w:lsdException w:name="Colorful Grid Accent 6" w:uiPriority="73"/>
+    <w:lsdException w:name="Subtle Emphasis" w:uiPriority="19" w:qFormat="1"/>
+    <w:lsdException w:name="Intense Emphasis" w:uiPriority="21" w:qFormat="1"/>
+    <w:lsdException w:name="Subtle Reference" w:uiPriority="31" w:qFormat="1"/>
+    <w:lsdException w:name="Intense Reference" w:uiPriority="32" w:qFormat="1"/>
+    <w:lsdException w:name="Book Title" w:uiPriority="33" w:qFormat="1"/>
+    <w:lsdException w:name="Bibliography" w:semiHidden="1" w:uiPriority="37" w:unhideWhenUsed="1"/>
+    <w:lsdException w:name="TOC Heading" w:semiHidden="1" w:uiPriority="39" w:unhideWhenUsed="1" w:qFormat="1"/>
+    <w:lsdException w:name="Plain Table 1" w:uiPriority="41"/>
+    <w:lsdException w:name="Plain Table 2" w:uiPriority="42"/>
+    <w:lsdException w:name="Plain Table 3" w:uiPriority="43"/>
+    <w:lsdException w:name="Plain Table 4" w:uiPriority="44"/>
+    <w:lsdException w:name="Plain Table 5" w:uiPriority="45"/>
+    <w:lsdException w:name="Grid Table Light" w:uiPriority="40"/>
+    <w:lsdException w:name="Grid Table 1 Light" w:uiPriority="46"/>
+    <w:lsdException w:name="Grid Table 2" w:uiPriority="47"/>
+    <w:lsdException w:name="Grid Table 3" w:uiPriority="48"/>
+    <w:lsdException w:name="Grid Table 4" w:uiPriority="49"/>
+    <w:lsdException w:name="Grid Table 5 Dark" w:uiPriority="50"/>
+    <w:lsdException w:name="Grid Table 6 Colorful" w:uiPriority="51"/>
+    <w:lsdException w:name="Grid Table 7 Colorful" w:uiPriority="52"/>
+    <w:lsdException w:name="Grid Table 1 Light Accent 1" w:uiPriority="46"/>
+    <w:lsdException w:name="Grid Table 2 Accent 1" w:uiPriority="47"/>
+    <w:lsdException w:name="Grid Table 3 Accent 1" w:uiPriority="48"/>
+    <w:lsdException w:name="Grid Table 4 Accent 1" w:uiPriority="49"/>
+    <w:lsdException w:name="Grid Table 5 Dark Accent 1" w:uiPriority="50"/>
+    <w:lsdException w:name="Grid Table 6 Colorful Accent 1" w:uiPriority="51"/>
+    <w:lsdException w:name="Grid Table 7 Colorful Accent 1" w:uiPriority="52"/>
+    <w:lsdException w:name="Grid Table 1 Light Accent 2" w:uiPriority="46"/>
+    <w:lsdException w:name="Grid Table 2 Accent 2" w:uiPriority="47"/>
+    <w:lsdException w:name="Grid Table 3 Accent 2" w:uiPriority="48"/>
+    <w:lsdException w:name="Grid Table 4 Accent 2" w:uiPriority="49"/>
+    <w:lsdException w:name="Grid Table 5 Dark Accent 2" w:uiPriority="50"/>
+    <w:lsdException w:name="Grid Table 6 Colorful Accent 2" w:uiPriority="51"/>
+    <w:lsdException w:name="Grid Table 7 Colorful Accent 2" w:uiPriority="52"/>
+    <w:lsdException w:name="Grid Table 1 Light Accent 3" w:uiPriority="46"/>
+    <w:lsdException w:name="Grid Table 2 Accent 3" w:uiPriority="47"/>
+    <w:lsdException w:name="Grid Table 3 Accent 3" w:uiPriority="48"/>
+    <w:lsdException w:name="Grid Table 4 Accent 3" w:uiPriority="49"/>
+    <w:lsdException w:name="Grid Table 5 Dark Accent 3" w:uiPriority="50"/>
+    <w:lsdException w:name="Grid Table 6 Colorful Accent 3" w:uiPriority="51"/>
+    <w:lsdException w:name="Grid Table 7 Colorful Accent 3" w:uiPriority="52"/>
+    <w:lsdException w:name="Grid Table 1 Light Accent 4" w:uiPriority="46"/>
+    <w:lsdException w:name="Grid Table 2 Accent 4" w:uiPriority="47"/>
+    <w:lsdException w:name="Grid Table 3 Accent 4" w:uiPriority="48"/>
+    <w:lsdException w:name="Grid Table 4 Accent 4" w:uiPriority="49"/>
+    <w:lsdException w:name="Grid Table 5 Dark Accent 4" w:uiPriority="50"/>
+    <w:lsdException w:name="Grid Table 6 Colorful Accent 4" w:uiPriority="51"/>
+    <w:lsdException w:name="Grid Table 7 Colorful Accent 4" w:uiPriority="52"/>
+    <w:lsdException w:name="Grid Table 1 Light Accent 5" w:uiPriority="46"/>
+    <w:lsdException w:name="Grid Table 2 Accent 5" w:uiPriority="47"/>
+    <w:lsdException w:name="Grid Table 3 Accent 5" w:uiPriority="48"/>
+    <w:lsdException w:name="Grid Table 4 Accent 5" w:uiPriority="49"/>
+    <w:lsdException w:name="Grid Table 5 Dark Accent 5" w:uiPriority="50"/>
+    <w:lsdException w:name="Grid Table 6 Colorful Accent 5" w:uiPriority="51"/>
+    <w:lsdException w:name="Grid Table 7 Colorful Accent 5" w:uiPriority="52"/>
+    <w:lsdException w:name="Grid Table 1 Light Accent 6" w:uiPriority="46"/>
+    <w:lsdException w:name="Grid Table 2 Accent 6" w:uiPriority="47"/>
+    <w:lsdException w:name="Grid Table 3 Accent 6" w:uiPriority="48"/>
+    <w:lsdException w:name="Grid Table 4 Accent 6" w:uiPriority="49"/>
+    <w:lsdException w:name="Grid Table 5 Dark Accent 6" w:uiPriority="50"/>
+    <w:lsdException w:name="Grid Table 6 Colorful Accent 6" w:uiPriority="51"/>
+    <w:lsdException w:name="Grid Table 7 Colorful Accent 6" w:uiPriority="52"/>
+    <w:lsdException w:name="List Table 1 Light" w:uiPriority="46"/>
+    <w:lsdException w:name="List Table 2" w:uiPriority="47"/>
+    <w:lsdException w:name="List Table 3" w:uiPriority="48"/>
+    <w:lsdException w:name="List Table 4" w:uiPriority="49"/>
+    <w:lsdException w:name="List Table 5 Dark" w:uiPriority="50"/>
+    <w:lsdException w:name="List Table 6 Colorful" w:uiPriority="51"/>
+    <w:lsdException w:name="List Table 7 Colorful" w:uiPriority="52"/>
+    <w:lsdException w:name="List Table 1 Light Accent 1" w:uiPriority="46"/>
+    <w:lsdException w:name="List Table 2 Accent 1" w:uiPriority="47"/>
+    <w:lsdException w:name="List Table 3 Accent 1" w:uiPriority="48"/>
+    <w:lsdException w:name="List Table 4 Accent 1" w:uiPriority="49"/>
+    <w:lsdException w:name="List Table 5 Dark Accent 1" w:uiPriority="50"/>
+    <w:lsdException w:name="List Table 6 Colorful Accent 1" w:uiPriority="51"/>
+    <w:lsdException w:name="List Table 7 Colorful Accent 1" w:uiPriority="52"/>
+    <w:lsdException w:name="List Table 1 Light Accent 2" w:uiPriority="46"/>
+    <w:lsdException w:name="List Table 2 Accent 2" w:uiPriority="47"/>
+    <w:lsdException w:name="List Table 3 Accent 2" w:uiPriority="48"/>
+    <w:lsdException w:name="List Table 4 Accent 2" w:uiPriority="49"/>
+    <w:lsdException w:name="List Table 5 Dark Accent 2" w:uiPriority="50"/>
+    <w:lsdException w:name="List Table 6 Colorful Accent 2" w:uiPriority="51"/>
+    <w:lsdException w:name="List Table 7 Colorful Accent 2" w:uiPriority="52"/>
+    <w:lsdException w:name="List Table 1 Light Accent 3" w:uiPriority="46"/>
+    <w:lsdException w:name="List Table 2 Accent 3" w:uiPriority="47"/>
+    <w:lsdException w:name="List Table 3 Accent 3" w:uiPriority="48"/>
+    <w:lsdException w:name="List Table 4 Accent 3" w:uiPriority="49"/>
+    <w:lsdException w:name="List Table 5 Dark Accent 3" w:uiPriority="50"/>
+    <w:lsdException w:name="List Table 6 Colorful Accent 3" w:uiPriority="51"/>
+    <w:lsdException w:name="List Table 7 Colorful Accent 3" w:uiPriority="52"/>
+    <w:lsdException w:name="List Table 1 Light Accent 4" w:uiPriority="46"/>
+    <w:lsdException w:name="List Table 2 Accent 4" w:uiPriority="47"/>
+    <w:lsdException w:name="List Table 3 Accent 4" w:uiPriority="48"/>
+    <w:lsdException w:name="List Table 4 Accent 4" w:uiPriority="49"/>
+    <w:lsdException w:name="List Table 5 Dark Accent 4" w:uiPriority="50"/>
+    <w:lsdException w:name="List Table 6 Colorful Accent 4" w:uiPriority="51"/>
+    <w:lsdException w:name="List Table 7 Colorful Accent 4" w:uiPriority="52"/>
+    <w:lsdException w:name="List Table 1 Light Accent 5" w:uiPriority="46"/>
+    <w:lsdException w:name="List Table 2 Accent 5" w:uiPriority="47"/>
+    <w:lsdException w:name="List Table 3 Accent 5" w:uiPriority="48"/>
+    <w:lsdException w:name="List Table 4 Accent 5" w:uiPriority="49"/>
+    <w:lsdException w:name="List Table 5 Dark Accent 5" w:uiPriority="50"/>
+    <w:lsdException w:name="List Table 6 Colorful Accent 5" w:uiPriority="51"/>
+    <w:lsdException w:name="List Table 7 Colorful Accent 5" w:uiPriority="52"/>
+    <w:lsdException w:name="List Table 1 Light Accent 6" w:uiPriority="46"/>
+    <w:lsdException w:name="List Table 2 Accent 6" w:uiPriority="47"/>
+    <w:lsdException w:name="List Table 3 Accent 6" w:uiPriority="48"/>
+    <w:lsdException w:name="List Table 4 Accent 6" w:uiPriority="49"/>
+    <w:lsdException w:name="List Table 5 Dark Accent 6" w:uiPriority="50"/>
+    <w:lsdException w:name="List Table 6 Colorful Accent 6" w:uiPriority="51"/>
+    <w:lsdException w:name="List Table 7 Colorful Accent 6" w:uiPriority="52"/>
+    <w:lsdException w:name="Mention" w:semiHidden="1" w:unhideWhenUsed="1"/>
+    <w:lsdException w:name="Smart Hyperlink" w:semiHidden="1" w:unhideWhenUsed="1"/>
+    <w:lsdException w:name="Hashtag" w:semiHidden="1" w:unhideWhenUsed="1"/>
+    <w:lsdException w:name="Unresolved Mention" w:semiHidden="1" w:unhideWhenUsed="1"/>
+    <w:lsdException w:name="Smart Link" w:semiHidden="1" w:unhideWhenUsed="1"/>
+  </w:latentStyles>
+  <w:style w:type="paragraph" w:default="1" w:styleId="Normal">
+    <w:name w:val="Normal"/>
     <w:qFormat/>
-    <w:rPr>
-      <w:sz w:val="56"/>
-      <w:szCs w:val="56"/>
-    </w:rPr>
   </w:style>
   <w:style w:type="paragraph" w:styleId="Heading1">
-    <w:name w:val="Heading 1"/>
-    <w:basedOn w:val="Normal"/>
-    <w:next w:val="Normal"/>
+    <w:name w:val="heading 1"/>
+    <w:uiPriority w:val="9"/>
     <w:qFormat/>
+    <w:pPr>
+      <w:outlineLvl w:val="0"/>
+    </w:pPr>
     <w:rPr>
       <w:color w:val="2E74B5"/>
       <w:sz w:val="32"/>
@@ -4914,10 +6632,13 @@
     </w:rPr>
   </w:style>
   <w:style w:type="paragraph" w:styleId="Heading2">
-    <w:name w:val="Heading 2"/>
-    <w:basedOn w:val="Normal"/>
-    <w:next w:val="Normal"/>
+    <w:name w:val="heading 2"/>
+    <w:uiPriority w:val="9"/>
+    <w:unhideWhenUsed/>
     <w:qFormat/>
+    <w:pPr>
+      <w:outlineLvl w:val="1"/>
+    </w:pPr>
     <w:rPr>
       <w:color w:val="2E74B5"/>
       <w:sz w:val="26"/>
@@ -4925,10 +6646,13 @@
     </w:rPr>
   </w:style>
   <w:style w:type="paragraph" w:styleId="Heading3">
-    <w:name w:val="Heading 3"/>
-    <w:basedOn w:val="Normal"/>
-    <w:next w:val="Normal"/>
+    <w:name w:val="heading 3"/>
+    <w:uiPriority w:val="9"/>
+    <w:unhideWhenUsed/>
     <w:qFormat/>
+    <w:pPr>
+      <w:outlineLvl w:val="2"/>
+    </w:pPr>
     <w:rPr>
       <w:color w:val="1F4D78"/>
       <w:sz w:val="24"/>
@@ -4936,10 +6660,14 @@
     </w:rPr>
   </w:style>
   <w:style w:type="paragraph" w:styleId="Heading4">
-    <w:name w:val="Heading 4"/>
-    <w:basedOn w:val="Normal"/>
-    <w:next w:val="Normal"/>
+    <w:name w:val="heading 4"/>
+    <w:uiPriority w:val="9"/>
+    <w:semiHidden/>
+    <w:unhideWhenUsed/>
     <w:qFormat/>
+    <w:pPr>
+      <w:outlineLvl w:val="3"/>
+    </w:pPr>
     <w:rPr>
       <w:i/>
       <w:iCs/>
@@ -4947,27 +6675,69 @@
     </w:rPr>
   </w:style>
   <w:style w:type="paragraph" w:styleId="Heading5">
-    <w:name w:val="Heading 5"/>
-    <w:basedOn w:val="Normal"/>
-    <w:next w:val="Normal"/>
+    <w:name w:val="heading 5"/>
+    <w:uiPriority w:val="9"/>
+    <w:semiHidden/>
+    <w:unhideWhenUsed/>
     <w:qFormat/>
+    <w:pPr>
+      <w:outlineLvl w:val="4"/>
+    </w:pPr>
     <w:rPr>
       <w:color w:val="2E74B5"/>
     </w:rPr>
   </w:style>
   <w:style w:type="paragraph" w:styleId="Heading6">
-    <w:name w:val="Heading 6"/>
-    <w:basedOn w:val="Normal"/>
-    <w:next w:val="Normal"/>
+    <w:name w:val="heading 6"/>
+    <w:uiPriority w:val="9"/>
+    <w:semiHidden/>
+    <w:unhideWhenUsed/>
     <w:qFormat/>
+    <w:pPr>
+      <w:outlineLvl w:val="5"/>
+    </w:pPr>
     <w:rPr>
       <w:color w:val="1F4D78"/>
     </w:rPr>
   </w:style>
-  <w:style w:type="paragraph" w:styleId="Strong">
-    <w:name w:val="Strong"/>
-    <w:basedOn w:val="Normal"/>
-    <w:next w:val="Normal"/>
+  <w:style w:type="character" w:default="1" w:styleId="DefaultParagraphFont">
+    <w:name w:val="Default Paragraph Font"/>
+    <w:uiPriority w:val="1"/>
+    <w:semiHidden/>
+    <w:unhideWhenUsed/>
+  </w:style>
+  <w:style w:type="table" w:default="1" w:styleId="TableNormal">
+    <w:name w:val="Normal Table"/>
+    <w:uiPriority w:val="99"/>
+    <w:semiHidden/>
+    <w:unhideWhenUsed/>
+    <w:tblPr>
+      <w:tblInd w:w="0" w:type="dxa"/>
+      <w:tblCellMar>
+        <w:top w:w="0" w:type="dxa"/>
+        <w:left w:w="108" w:type="dxa"/>
+        <w:bottom w:w="0" w:type="dxa"/>
+        <w:right w:w="108" w:type="dxa"/>
+      </w:tblCellMar>
+    </w:tblPr>
+  </w:style>
+  <w:style w:type="numbering" w:default="1" w:styleId="NoList">
+    <w:name w:val="No List"/>
+    <w:uiPriority w:val="99"/>
+    <w:semiHidden/>
+    <w:unhideWhenUsed/>
+  </w:style>
+  <w:style w:type="paragraph" w:styleId="Title">
+    <w:name w:val="Title"/>
+    <w:uiPriority w:val="10"/>
+    <w:qFormat/>
+    <w:rPr>
+      <w:sz w:val="56"/>
+      <w:szCs w:val="56"/>
+    </w:rPr>
+  </w:style>
+  <w:style w:type="paragraph" w:customStyle="1" w:styleId="Strong1">
+    <w:name w:val="Strong1"/>
     <w:qFormat/>
     <w:rPr>
       <w:b/>
@@ -4976,12 +6746,10 @@
   </w:style>
   <w:style w:type="paragraph" w:styleId="ListParagraph">
     <w:name w:val="List Paragraph"/>
-    <w:basedOn w:val="Normal"/>
     <w:qFormat/>
   </w:style>
   <w:style w:type="character" w:styleId="Hyperlink">
     <w:name w:val="Hyperlink"/>
-    <w:basedOn w:val="DefaultParagraphFont"/>
     <w:uiPriority w:val="99"/>
     <w:unhideWhenUsed/>
     <w:rPr>
@@ -4991,7 +6759,6 @@
   </w:style>
   <w:style w:type="character" w:styleId="FootnoteReference">
     <w:name w:val="footnote reference"/>
-    <w:basedOn w:val="DefaultParagraphFont"/>
     <w:uiPriority w:val="99"/>
     <w:semiHidden/>
     <w:unhideWhenUsed/>
@@ -5001,22 +6768,13 @@
   </w:style>
   <w:style w:type="paragraph" w:styleId="FootnoteText">
     <w:name w:val="footnote text"/>
-    <w:basedOn w:val="Normal"/>
     <w:link w:val="FootnoteTextChar"/>
     <w:uiPriority w:val="99"/>
     <w:semiHidden/>
     <w:unhideWhenUsed/>
-    <w:pPr>
-      <w:spacing w:after="0" w:line="240" w:lineRule="auto"/>
-    </w:pPr>
-    <w:rPr>
-      <w:sz w:val="20"/>
-      <w:szCs w:val="20"/>
-    </w:rPr>
   </w:style>
-  <w:style w:type="character" w:styleId="FootnoteTextChar">
+  <w:style w:type="character" w:customStyle="1" w:styleId="FootnoteTextChar">
     <w:name w:val="Footnote Text Char"/>
-    <w:basedOn w:val="DefaultParagraphFont"/>
     <w:link w:val="FootnoteText"/>
     <w:uiPriority w:val="99"/>
     <w:semiHidden/>
@@ -5028,7 +6786,6 @@
   </w:style>
   <w:style w:type="character" w:styleId="EndnoteReference">
     <w:name w:val="endnote reference"/>
-    <w:basedOn w:val="DefaultParagraphFont"/>
     <w:uiPriority w:val="99"/>
     <w:semiHidden/>
     <w:unhideWhenUsed/>
@@ -5038,22 +6795,13 @@
   </w:style>
   <w:style w:type="paragraph" w:styleId="EndnoteText">
     <w:name w:val="endnote text"/>
-    <w:basedOn w:val="Normal"/>
     <w:link w:val="EndnoteTextChar"/>
     <w:uiPriority w:val="99"/>
     <w:semiHidden/>
     <w:unhideWhenUsed/>
-    <w:pPr>
-      <w:spacing w:after="0" w:line="240" w:lineRule="auto"/>
-    </w:pPr>
-    <w:rPr>
-      <w:sz w:val="20"/>
-      <w:szCs w:val="20"/>
-    </w:rPr>
   </w:style>
-  <w:style w:type="character" w:styleId="EndnoteTextChar">
+  <w:style w:type="character" w:customStyle="1" w:styleId="EndnoteTextChar">
     <w:name w:val="Endnote Text Char"/>
-    <w:basedOn w:val="DefaultParagraphFont"/>
     <w:link w:val="EndnoteText"/>
     <w:uiPriority w:val="99"/>
     <w:semiHidden/>
@@ -5063,5 +6811,357 @@
       <w:szCs w:val="20"/>
     </w:rPr>
   </w:style>
+  <w:style w:type="paragraph" w:styleId="TOC1">
+    <w:name w:val="toc 1"/>
+    <w:basedOn w:val="Normal"/>
+    <w:next w:val="Normal"/>
+    <w:autoRedefine/>
+    <w:uiPriority w:val="39"/>
+    <w:unhideWhenUsed/>
+    <w:rsid w:val="00FD33CA"/>
+    <w:pPr>
+      <w:spacing w:after="100"/>
+    </w:pPr>
+  </w:style>
+  <w:style w:type="paragraph" w:styleId="TOC2">
+    <w:name w:val="toc 2"/>
+    <w:basedOn w:val="Normal"/>
+    <w:next w:val="Normal"/>
+    <w:autoRedefine/>
+    <w:uiPriority w:val="39"/>
+    <w:unhideWhenUsed/>
+    <w:rsid w:val="00FD33CA"/>
+    <w:pPr>
+      <w:spacing w:after="100"/>
+      <w:ind w:left="200"/>
+    </w:pPr>
+  </w:style>
 </w:styles>
+</file>
+
+<file path=word/theme/theme1.xml><?xml version="1.0" encoding="utf-8"?>
+<a:theme xmlns:a="http://schemas.openxmlformats.org/drawingml/2006/main" name="Office Theme">
+  <a:themeElements>
+    <a:clrScheme name="Office">
+      <a:dk1>
+        <a:sysClr val="windowText" lastClr="000000"/>
+      </a:dk1>
+      <a:lt1>
+        <a:sysClr val="window" lastClr="FFFFFF"/>
+      </a:lt1>
+      <a:dk2>
+        <a:srgbClr val="0E2841"/>
+      </a:dk2>
+      <a:lt2>
+        <a:srgbClr val="E8E8E8"/>
+      </a:lt2>
+      <a:accent1>
+        <a:srgbClr val="156082"/>
+      </a:accent1>
+      <a:accent2>
+        <a:srgbClr val="E97132"/>
+      </a:accent2>
+      <a:accent3>
+        <a:srgbClr val="196B24"/>
+      </a:accent3>
+      <a:accent4>
+        <a:srgbClr val="0F9ED5"/>
+      </a:accent4>
+      <a:accent5>
+        <a:srgbClr val="A02B93"/>
+      </a:accent5>
+      <a:accent6>
+        <a:srgbClr val="4EA72E"/>
+      </a:accent6>
+      <a:hlink>
+        <a:srgbClr val="467886"/>
+      </a:hlink>
+      <a:folHlink>
+        <a:srgbClr val="96607D"/>
+      </a:folHlink>
+    </a:clrScheme>
+    <a:fontScheme name="Office">
+      <a:majorFont>
+        <a:latin typeface="Aptos Display" panose="02110004020202020204"/>
+        <a:ea typeface=""/>
+        <a:cs typeface=""/>
+        <a:font script="Jpan" typeface="游ゴシック Light"/>
+        <a:font script="Hang" typeface="맑은 고딕"/>
+        <a:font script="Hans" typeface="等线 Light"/>
+        <a:font script="Hant" typeface="新細明體"/>
+        <a:font script="Arab" typeface="Times New Roman"/>
+        <a:font script="Hebr" typeface="Times New Roman"/>
+        <a:font script="Thai" typeface="Angsana New"/>
+        <a:font script="Ethi" typeface="Nyala"/>
+        <a:font script="Beng" typeface="Vrinda"/>
+        <a:font script="Gujr" typeface="Shruti"/>
+        <a:font script="Khmr" typeface="MoolBoran"/>
+        <a:font script="Knda" typeface="Tunga"/>
+        <a:font script="Guru" typeface="Raavi"/>
+        <a:font script="Cans" typeface="Euphemia"/>
+        <a:font script="Cher" typeface="Plantagenet Cherokee"/>
+        <a:font script="Yiii" typeface="Microsoft Yi Baiti"/>
+        <a:font script="Tibt" typeface="Microsoft Himalaya"/>
+        <a:font script="Thaa" typeface="MV Boli"/>
+        <a:font script="Deva" typeface="Mangal"/>
+        <a:font script="Telu" typeface="Gautami"/>
+        <a:font script="Taml" typeface="Latha"/>
+        <a:font script="Syrc" typeface="Estrangelo Edessa"/>
+        <a:font script="Orya" typeface="Kalinga"/>
+        <a:font script="Mlym" typeface="Kartika"/>
+        <a:font script="Laoo" typeface="DokChampa"/>
+        <a:font script="Sinh" typeface="Iskoola Pota"/>
+        <a:font script="Mong" typeface="Mongolian Baiti"/>
+        <a:font script="Viet" typeface="Times New Roman"/>
+        <a:font script="Uigh" typeface="Microsoft Uighur"/>
+        <a:font script="Geor" typeface="Sylfaen"/>
+        <a:font script="Armn" typeface="Arial"/>
+        <a:font script="Bugi" typeface="Leelawadee UI"/>
+        <a:font script="Bopo" typeface="Microsoft JhengHei"/>
+        <a:font script="Java" typeface="Javanese Text"/>
+        <a:font script="Lisu" typeface="Segoe UI"/>
+        <a:font script="Mymr" typeface="Myanmar Text"/>
+        <a:font script="Nkoo" typeface="Ebrima"/>
+        <a:font script="Olck" typeface="Nirmala UI"/>
+        <a:font script="Osma" typeface="Ebrima"/>
+        <a:font script="Phag" typeface="Phagspa"/>
+        <a:font script="Syrn" typeface="Estrangelo Edessa"/>
+        <a:font script="Syrj" typeface="Estrangelo Edessa"/>
+        <a:font script="Syre" typeface="Estrangelo Edessa"/>
+        <a:font script="Sora" typeface="Nirmala UI"/>
+        <a:font script="Tale" typeface="Microsoft Tai Le"/>
+        <a:font script="Talu" typeface="Microsoft New Tai Lue"/>
+        <a:font script="Tfng" typeface="Ebrima"/>
+      </a:majorFont>
+      <a:minorFont>
+        <a:latin typeface="Aptos" panose="02110004020202020204"/>
+        <a:ea typeface=""/>
+        <a:cs typeface=""/>
+        <a:font script="Jpan" typeface="游明朝"/>
+        <a:font script="Hang" typeface="맑은 고딕"/>
+        <a:font script="Hans" typeface="等线"/>
+        <a:font script="Hant" typeface="新細明體"/>
+        <a:font script="Arab" typeface="Arial"/>
+        <a:font script="Hebr" typeface="Arial"/>
+        <a:font script="Thai" typeface="Cordia New"/>
+        <a:font script="Ethi" typeface="Nyala"/>
+        <a:font script="Beng" typeface="Vrinda"/>
+        <a:font script="Gujr" typeface="Shruti"/>
+        <a:font script="Khmr" typeface="DaunPenh"/>
+        <a:font script="Knda" typeface="Tunga"/>
+        <a:font script="Guru" typeface="Raavi"/>
+        <a:font script="Cans" typeface="Euphemia"/>
+        <a:font script="Cher" typeface="Plantagenet Cherokee"/>
+        <a:font script="Yiii" typeface="Microsoft Yi Baiti"/>
+        <a:font script="Tibt" typeface="Microsoft Himalaya"/>
+        <a:font script="Thaa" typeface="MV Boli"/>
+        <a:font script="Deva" typeface="Mangal"/>
+        <a:font script="Telu" typeface="Gautami"/>
+        <a:font script="Taml" typeface="Latha"/>
+        <a:font script="Syrc" typeface="Estrangelo Edessa"/>
+        <a:font script="Orya" typeface="Kalinga"/>
+        <a:font script="Mlym" typeface="Kartika"/>
+        <a:font script="Laoo" typeface="DokChampa"/>
+        <a:font script="Sinh" typeface="Iskoola Pota"/>
+        <a:font script="Mong" typeface="Mongolian Baiti"/>
+        <a:font script="Viet" typeface="Arial"/>
+        <a:font script="Uigh" typeface="Microsoft Uighur"/>
+        <a:font script="Geor" typeface="Sylfaen"/>
+        <a:font script="Armn" typeface="Arial"/>
+        <a:font script="Bugi" typeface="Leelawadee UI"/>
+        <a:font script="Bopo" typeface="Microsoft JhengHei"/>
+        <a:font script="Java" typeface="Javanese Text"/>
+        <a:font script="Lisu" typeface="Segoe UI"/>
+        <a:font script="Mymr" typeface="Myanmar Text"/>
+        <a:font script="Nkoo" typeface="Ebrima"/>
+        <a:font script="Olck" typeface="Nirmala UI"/>
+        <a:font script="Osma" typeface="Ebrima"/>
+        <a:font script="Phag" typeface="Phagspa"/>
+        <a:font script="Syrn" typeface="Estrangelo Edessa"/>
+        <a:font script="Syrj" typeface="Estrangelo Edessa"/>
+        <a:font script="Syre" typeface="Estrangelo Edessa"/>
+        <a:font script="Sora" typeface="Nirmala UI"/>
+        <a:font script="Tale" typeface="Microsoft Tai Le"/>
+        <a:font script="Talu" typeface="Microsoft New Tai Lue"/>
+        <a:font script="Tfng" typeface="Ebrima"/>
+      </a:minorFont>
+    </a:fontScheme>
+    <a:fmtScheme name="Office">
+      <a:fillStyleLst>
+        <a:solidFill>
+          <a:schemeClr val="phClr"/>
+        </a:solidFill>
+        <a:gradFill rotWithShape="1">
+          <a:gsLst>
+            <a:gs pos="0">
+              <a:schemeClr val="phClr">
+                <a:lumMod val="110000"/>
+                <a:satMod val="105000"/>
+                <a:tint val="67000"/>
+              </a:schemeClr>
+            </a:gs>
+            <a:gs pos="50000">
+              <a:schemeClr val="phClr">
+                <a:lumMod val="105000"/>
+                <a:satMod val="103000"/>
+                <a:tint val="73000"/>
+              </a:schemeClr>
+            </a:gs>
+            <a:gs pos="100000">
+              <a:schemeClr val="phClr">
+                <a:lumMod val="105000"/>
+                <a:satMod val="109000"/>
+                <a:tint val="81000"/>
+              </a:schemeClr>
+            </a:gs>
+          </a:gsLst>
+          <a:lin ang="5400000" scaled="0"/>
+        </a:gradFill>
+        <a:gradFill rotWithShape="1">
+          <a:gsLst>
+            <a:gs pos="0">
+              <a:schemeClr val="phClr">
+                <a:satMod val="103000"/>
+                <a:lumMod val="102000"/>
+                <a:tint val="94000"/>
+              </a:schemeClr>
+            </a:gs>
+            <a:gs pos="50000">
+              <a:schemeClr val="phClr">
+                <a:satMod val="110000"/>
+                <a:lumMod val="100000"/>
+                <a:shade val="100000"/>
+              </a:schemeClr>
+            </a:gs>
+            <a:gs pos="100000">
+              <a:schemeClr val="phClr">
+                <a:lumMod val="99000"/>
+                <a:satMod val="120000"/>
+                <a:shade val="78000"/>
+              </a:schemeClr>
+            </a:gs>
+          </a:gsLst>
+          <a:lin ang="5400000" scaled="0"/>
+        </a:gradFill>
+      </a:fillStyleLst>
+      <a:lnStyleLst>
+        <a:ln w="12700" cap="flat" cmpd="sng" algn="ctr">
+          <a:solidFill>
+            <a:schemeClr val="phClr"/>
+          </a:solidFill>
+          <a:prstDash val="solid"/>
+          <a:miter lim="800000"/>
+        </a:ln>
+        <a:ln w="19050" cap="flat" cmpd="sng" algn="ctr">
+          <a:solidFill>
+            <a:schemeClr val="phClr"/>
+          </a:solidFill>
+          <a:prstDash val="solid"/>
+          <a:miter lim="800000"/>
+        </a:ln>
+        <a:ln w="25400" cap="flat" cmpd="sng" algn="ctr">
+          <a:solidFill>
+            <a:schemeClr val="phClr"/>
+          </a:solidFill>
+          <a:prstDash val="solid"/>
+          <a:miter lim="800000"/>
+        </a:ln>
+      </a:lnStyleLst>
+      <a:effectStyleLst>
+        <a:effectStyle>
+          <a:effectLst/>
+        </a:effectStyle>
+        <a:effectStyle>
+          <a:effectLst/>
+        </a:effectStyle>
+        <a:effectStyle>
+          <a:effectLst>
+            <a:outerShdw blurRad="57150" dist="19050" dir="5400000" algn="ctr" rotWithShape="0">
+              <a:srgbClr val="000000">
+                <a:alpha val="63000"/>
+              </a:srgbClr>
+            </a:outerShdw>
+          </a:effectLst>
+        </a:effectStyle>
+      </a:effectStyleLst>
+      <a:bgFillStyleLst>
+        <a:solidFill>
+          <a:schemeClr val="phClr"/>
+        </a:solidFill>
+        <a:solidFill>
+          <a:schemeClr val="phClr">
+            <a:tint val="95000"/>
+            <a:satMod val="170000"/>
+          </a:schemeClr>
+        </a:solidFill>
+        <a:gradFill rotWithShape="1">
+          <a:gsLst>
+            <a:gs pos="0">
+              <a:schemeClr val="phClr">
+                <a:tint val="93000"/>
+                <a:satMod val="150000"/>
+                <a:shade val="98000"/>
+                <a:lumMod val="102000"/>
+              </a:schemeClr>
+            </a:gs>
+            <a:gs pos="50000">
+              <a:schemeClr val="phClr">
+                <a:tint val="98000"/>
+                <a:satMod val="130000"/>
+                <a:shade val="90000"/>
+                <a:lumMod val="103000"/>
+              </a:schemeClr>
+            </a:gs>
+            <a:gs pos="100000">
+              <a:schemeClr val="phClr">
+                <a:shade val="63000"/>
+                <a:satMod val="120000"/>
+              </a:schemeClr>
+            </a:gs>
+          </a:gsLst>
+          <a:lin ang="5400000" scaled="0"/>
+        </a:gradFill>
+      </a:bgFillStyleLst>
+    </a:fmtScheme>
+  </a:themeElements>
+  <a:objectDefaults>
+    <a:lnDef>
+      <a:spPr/>
+      <a:bodyPr/>
+      <a:lstStyle/>
+      <a:style>
+        <a:lnRef idx="2">
+          <a:schemeClr val="accent1"/>
+        </a:lnRef>
+        <a:fillRef idx="0">
+          <a:schemeClr val="accent1"/>
+        </a:fillRef>
+        <a:effectRef idx="1">
+          <a:schemeClr val="accent1"/>
+        </a:effectRef>
+        <a:fontRef idx="minor">
+          <a:schemeClr val="tx1"/>
+        </a:fontRef>
+      </a:style>
+    </a:lnDef>
+  </a:objectDefaults>
+  <a:extraClrSchemeLst/>
+  <a:extLst>
+    <a:ext uri="{05A4C25C-085E-4340-85A3-A5531E510DB2}">
+      <thm15:themeFamily xmlns:thm15="http://schemas.microsoft.com/office/thememl/2012/main" name="Office Theme" id="{2E142A2C-CD16-42D6-873A-C26D2A0506FA}" vid="{1BDDFF52-6CD6-40A5-AB3C-68EB2F1E4D0A}"/>
+    </a:ext>
+  </a:extLst>
+</a:theme>
+</file>
+
+<file path=customXml/item1.xml><?xml version="1.0" encoding="utf-8"?>
+<b:Sources xmlns:b="http://schemas.openxmlformats.org/officeDocument/2006/bibliography" xmlns="http://schemas.openxmlformats.org/officeDocument/2006/bibliography" SelectedStyle="\APASixthEditionOfficeOnline.xsl" StyleName="APA" Version="6"/>
+</file>
+
+<file path=customXml/itemProps1.xml><?xml version="1.0" encoding="utf-8"?>
+<ds:datastoreItem xmlns:ds="http://schemas.openxmlformats.org/officeDocument/2006/customXml" ds:itemID="{59B61A53-D3E3-40C9-A7C1-E5B97A943EDB}">
+  <ds:schemaRefs>
+    <ds:schemaRef ds:uri="http://schemas.openxmlformats.org/officeDocument/2006/bibliography"/>
+  </ds:schemaRefs>
+</ds:datastoreItem>
 </file>